--- a/WebContent/docx/消化道肿瘤50基因检测-单样本-三峡.docx
+++ b/WebContent/docx/消化道肿瘤50基因检测-单样本-三峡.docx
@@ -2298,8 +2298,8 @@
         </w:rPr>
       </w:pPr>
       <w:bookmarkStart w:id="0" w:name="_Toc526855031"/>
-      <w:bookmarkStart w:id="1" w:name="_Toc534637492"/>
-      <w:bookmarkStart w:id="2" w:name="_Toc527112379"/>
+      <w:bookmarkStart w:id="1" w:name="_Toc527112379"/>
+      <w:bookmarkStart w:id="2" w:name="_Toc534637492"/>
       <w:r>
         <w:rPr>
           <w:rFonts w:hint="eastAsia" w:ascii="微软雅黑" w:hAnsi="微软雅黑" w:eastAsia="微软雅黑" w:cs="微软雅黑"/>
@@ -2777,6 +2777,7 @@
             <w:insideH w:val="single" w:color="244061" w:sz="6" w:space="0"/>
             <w:insideV w:val="single" w:color="244061" w:sz="6" w:space="0"/>
           </w:tblBorders>
+          <w:shd w:val="clear" w:color="auto" w:fill="auto"/>
           <w:tblCellMar>
             <w:top w:w="0" w:type="dxa"/>
             <w:left w:w="0" w:type="dxa"/>
@@ -3154,6 +3155,7 @@
             <w:insideH w:val="single" w:color="244061" w:sz="6" w:space="0"/>
             <w:insideV w:val="single" w:color="244061" w:sz="6" w:space="0"/>
           </w:tblBorders>
+          <w:shd w:val="clear" w:color="auto" w:fill="auto"/>
           <w:tblCellMar>
             <w:top w:w="0" w:type="dxa"/>
             <w:left w:w="0" w:type="dxa"/>
@@ -3495,6 +3497,7 @@
             <w:insideH w:val="single" w:color="244061" w:sz="6" w:space="0"/>
             <w:insideV w:val="single" w:color="244061" w:sz="6" w:space="0"/>
           </w:tblBorders>
+          <w:shd w:val="clear" w:color="auto" w:fill="auto"/>
           <w:tblCellMar>
             <w:top w:w="0" w:type="dxa"/>
             <w:left w:w="0" w:type="dxa"/>
@@ -3738,12 +3741,12 @@
           <w:lang w:val="en-US" w:eastAsia="zh-CN" w:bidi="ar-SA"/>
         </w:rPr>
       </w:pPr>
-      <w:bookmarkStart w:id="4" w:name="_Toc22132"/>
+      <w:bookmarkStart w:id="4" w:name="_Toc2819"/>
       <w:bookmarkStart w:id="5" w:name="_Toc2781"/>
-      <w:bookmarkStart w:id="6" w:name="_Toc499"/>
-      <w:bookmarkStart w:id="7" w:name="_Toc2819"/>
+      <w:bookmarkStart w:id="6" w:name="_Toc20136_WPSOffice_Level1"/>
+      <w:bookmarkStart w:id="7" w:name="_Toc22132"/>
       <w:bookmarkStart w:id="8" w:name="_Toc19898_WPSOffice_Level1"/>
-      <w:bookmarkStart w:id="9" w:name="_Toc20136_WPSOffice_Level1"/>
+      <w:bookmarkStart w:id="9" w:name="_Toc499"/>
       <w:r>
         <w:rPr>
           <w:rFonts w:hint="eastAsia" w:ascii="Times New Roman" w:hAnsi="Times New Roman" w:eastAsia="微软雅黑" w:cs="黑体"/>
@@ -3779,12 +3782,12 @@
           <w:lang w:val="en-US" w:eastAsia="zh-CN"/>
         </w:rPr>
       </w:pPr>
-      <w:bookmarkStart w:id="10" w:name="_Toc10877"/>
+      <w:bookmarkStart w:id="10" w:name="_Toc3049"/>
       <w:bookmarkStart w:id="11" w:name="_Toc11015_WPSOffice_Level2"/>
       <w:bookmarkStart w:id="12" w:name="_Toc18062_WPSOffice_Level2"/>
       <w:bookmarkStart w:id="13" w:name="_Toc23375"/>
       <w:bookmarkStart w:id="14" w:name="_Toc9088"/>
-      <w:bookmarkStart w:id="15" w:name="_Toc3049"/>
+      <w:bookmarkStart w:id="15" w:name="_Toc10877"/>
       <w:r>
         <w:rPr>
           <w:rFonts w:hint="eastAsia" w:ascii="微软雅黑" w:hAnsi="微软雅黑" w:eastAsia="微软雅黑" w:cs="微软雅黑"/>
@@ -8198,10 +8201,10 @@
           <w:lang w:val="en-US" w:eastAsia="zh-CN"/>
         </w:rPr>
       </w:pPr>
-      <w:bookmarkStart w:id="16" w:name="_Toc25737"/>
-      <w:bookmarkStart w:id="17" w:name="_Toc4339"/>
-      <w:bookmarkStart w:id="18" w:name="_Toc6221_WPSOffice_Level2"/>
-      <w:bookmarkStart w:id="19" w:name="_Toc22552"/>
+      <w:bookmarkStart w:id="16" w:name="_Toc6221_WPSOffice_Level2"/>
+      <w:bookmarkStart w:id="17" w:name="_Toc22552"/>
+      <w:bookmarkStart w:id="18" w:name="_Toc25737"/>
+      <w:bookmarkStart w:id="19" w:name="_Toc4339"/>
       <w:bookmarkStart w:id="20" w:name="_Toc7551_WPSOffice_Level2"/>
       <w:bookmarkStart w:id="21" w:name="_Toc20320"/>
       <w:r>
@@ -9817,6 +9820,7 @@
             <w:insideH w:val="dashed" w:color="244061" w:sz="4" w:space="0"/>
             <w:insideV w:val="dashed" w:color="244061" w:sz="4" w:space="0"/>
           </w:tblBorders>
+          <w:shd w:val="clear" w:color="auto" w:fill="auto"/>
           <w:tblCellMar>
             <w:top w:w="0" w:type="dxa"/>
             <w:left w:w="108" w:type="dxa"/>
@@ -12026,9 +12030,9 @@
           <w:lang w:val="en-US" w:eastAsia="zh-CN"/>
         </w:rPr>
       </w:pPr>
-      <w:bookmarkStart w:id="26" w:name="_Toc25428"/>
+      <w:bookmarkStart w:id="26" w:name="_Toc527112385"/>
       <w:bookmarkStart w:id="27" w:name="_Toc534637498"/>
-      <w:bookmarkStart w:id="28" w:name="_Toc527112385"/>
+      <w:bookmarkStart w:id="28" w:name="_Toc25428"/>
       <w:bookmarkStart w:id="29" w:name="_Toc526855037"/>
       <w:r>
         <w:rPr>
@@ -12085,11 +12089,11 @@
           <w:lang w:val="en-US" w:eastAsia="zh-CN"/>
         </w:rPr>
       </w:pPr>
-      <w:bookmarkStart w:id="30" w:name="_Toc6468"/>
-      <w:bookmarkStart w:id="31" w:name="_Toc32443_WPSOffice_Level2"/>
-      <w:bookmarkStart w:id="32" w:name="_Toc22255"/>
+      <w:bookmarkStart w:id="30" w:name="_Toc32443_WPSOffice_Level2"/>
+      <w:bookmarkStart w:id="31" w:name="_Toc4331_WPSOffice_Level2"/>
+      <w:bookmarkStart w:id="32" w:name="_Toc6468"/>
       <w:bookmarkStart w:id="33" w:name="_Toc23606"/>
-      <w:bookmarkStart w:id="34" w:name="_Toc4331_WPSOffice_Level2"/>
+      <w:bookmarkStart w:id="34" w:name="_Toc22255"/>
       <w:r>
         <w:rPr>
           <w:rFonts w:hint="eastAsia" w:ascii="微软雅黑" w:hAnsi="微软雅黑" w:eastAsia="微软雅黑" w:cs="微软雅黑"/>
@@ -19255,18 +19259,19 @@
         <w:t>微卫星不稳定（MSI）检测结果解析</w:t>
       </w:r>
     </w:p>
+    <w:bookmarkEnd w:id="41"/>
     <w:tbl>
       <w:tblPr>
         <w:tblStyle w:val="19"/>
-        <w:tblW w:w="9837" w:type="dxa"/>
+        <w:tblW w:w="9870" w:type="dxa"/>
         <w:jc w:val="center"/>
         <w:tblBorders>
-          <w:top w:val="single" w:color="00B050" w:sz="18" w:space="0"/>
-          <w:left w:val="none" w:color="auto" w:sz="0" w:space="0"/>
-          <w:bottom w:val="single" w:color="A4A4A4" w:sz="4" w:space="0"/>
-          <w:right w:val="none" w:color="auto" w:sz="0" w:space="0"/>
-          <w:insideH w:val="single" w:color="A4A4A4" w:sz="4" w:space="0"/>
-          <w:insideV w:val="single" w:color="A4A4A4" w:sz="4" w:space="0"/>
+          <w:top w:val="single" w:color="45A3A7" w:sz="18" w:space="0"/>
+          <w:left w:val="none" w:color="auto" w:sz="6" w:space="0"/>
+          <w:bottom w:val="dotted" w:color="45A3A7" w:sz="4" w:space="0"/>
+          <w:right w:val="none" w:color="auto" w:sz="6" w:space="0"/>
+          <w:insideH w:val="dotted" w:color="45A3A7" w:sz="4" w:space="0"/>
+          <w:insideV w:val="dotted" w:color="45A3A7" w:sz="4" w:space="0"/>
         </w:tblBorders>
         <w:tblLayout w:type="fixed"/>
         <w:tblCellMar>
@@ -19277,18 +19282,18 @@
         </w:tblCellMar>
       </w:tblPr>
       <w:tblGrid>
-        <w:gridCol w:w="5543"/>
-        <w:gridCol w:w="4294"/>
+        <w:gridCol w:w="1783"/>
+        <w:gridCol w:w="8087"/>
       </w:tblGrid>
       <w:tr>
         <w:tblPrEx>
           <w:tblBorders>
-            <w:top w:val="single" w:color="00B050" w:sz="18" w:space="0"/>
-            <w:left w:val="none" w:color="auto" w:sz="0" w:space="0"/>
-            <w:bottom w:val="single" w:color="A4A4A4" w:sz="4" w:space="0"/>
-            <w:right w:val="none" w:color="auto" w:sz="0" w:space="0"/>
-            <w:insideH w:val="single" w:color="A4A4A4" w:sz="4" w:space="0"/>
-            <w:insideV w:val="single" w:color="A4A4A4" w:sz="4" w:space="0"/>
+            <w:top w:val="single" w:color="45A3A7" w:sz="18" w:space="0"/>
+            <w:left w:val="none" w:color="auto" w:sz="6" w:space="0"/>
+            <w:bottom w:val="dotted" w:color="45A3A7" w:sz="4" w:space="0"/>
+            <w:right w:val="none" w:color="auto" w:sz="6" w:space="0"/>
+            <w:insideH w:val="dotted" w:color="45A3A7" w:sz="4" w:space="0"/>
+            <w:insideV w:val="dotted" w:color="45A3A7" w:sz="4" w:space="0"/>
           </w:tblBorders>
           <w:tblCellMar>
             <w:top w:w="0" w:type="dxa"/>
@@ -19298,16 +19303,17 @@
           </w:tblCellMar>
         </w:tblPrEx>
         <w:trPr>
-          <w:trHeight w:val="482" w:hRule="atLeast"/>
+          <w:trHeight w:val="417" w:hRule="atLeast"/>
           <w:jc w:val="center"/>
         </w:trPr>
         <w:tc>
           <w:tcPr>
-            <w:tcW w:w="5543" w:type="dxa"/>
+            <w:tcW w:w="1783" w:type="dxa"/>
             <w:tcBorders>
-              <w:top w:val="single" w:color="244061" w:sz="18" w:space="0"/>
-              <w:bottom w:val="dashed" w:color="244061" w:sz="4" w:space="0"/>
-              <w:right w:val="dashed" w:color="244061" w:sz="4" w:space="0"/>
+              <w:top w:val="single" w:color="243F61" w:themeColor="accent1" w:themeShade="7F" w:sz="18" w:space="0"/>
+              <w:left w:val="nil"/>
+              <w:bottom w:val="dashed" w:color="243F61" w:themeColor="accent1" w:themeShade="7F" w:sz="4" w:space="0"/>
+              <w:right w:val="dashed" w:color="243F61" w:themeColor="accent1" w:themeShade="7F" w:sz="4" w:space="0"/>
             </w:tcBorders>
             <w:shd w:val="clear" w:color="auto" w:fill="auto"/>
             <w:vAlign w:val="center"/>
@@ -19319,20 +19325,19 @@
               <w:rPr>
                 <w:rFonts w:ascii="Times New Roman" w:hAnsi="Times New Roman" w:eastAsia="微软雅黑" w:cs="Times New Roman"/>
                 <w:b/>
-                <w:color w:val="244061"/>
-                <w:sz w:val="21"/>
-                <w:szCs w:val="21"/>
-                <w:lang w:eastAsia="zh-CN"/>
-              </w:rPr>
-            </w:pPr>
-            <w:r>
-              <w:rPr>
-                <w:rFonts w:ascii="Times New Roman" w:hAnsi="Times New Roman" w:eastAsia="微软雅黑" w:cs="Times New Roman"/>
-                <w:b/>
-                <w:color w:val="244061"/>
-                <w:sz w:val="21"/>
-                <w:szCs w:val="21"/>
-                <w:lang w:eastAsia="zh-CN"/>
+                <w:color w:val="254061" w:themeColor="accent1" w:themeShade="80"/>
+                <w:sz w:val="18"/>
+                <w:szCs w:val="18"/>
+              </w:rPr>
+            </w:pPr>
+            <w:r>
+              <w:rPr>
+                <w:rFonts w:ascii="Times New Roman" w:hAnsi="Times New Roman" w:eastAsia="微软雅黑" w:cs="Times New Roman"/>
+                <w:b/>
+                <w:color w:val="254061" w:themeColor="accent1" w:themeShade="80"/>
+                <w:sz w:val="18"/>
+                <w:szCs w:val="18"/>
+                <w:lang w:eastAsia="zh-CN" w:bidi="ar"/>
               </w:rPr>
               <w:t>检测项目</w:t>
             </w:r>
@@ -19340,39 +19345,53 @@
         </w:tc>
         <w:tc>
           <w:tcPr>
-            <w:tcW w:w="4294" w:type="dxa"/>
+            <w:tcW w:w="8087" w:type="dxa"/>
             <w:tcBorders>
-              <w:top w:val="single" w:color="244061" w:sz="18" w:space="0"/>
-              <w:left w:val="dashed" w:color="244061" w:sz="4" w:space="0"/>
-              <w:bottom w:val="dashed" w:color="244061" w:sz="4" w:space="0"/>
+              <w:top w:val="single" w:color="243F61" w:themeColor="accent1" w:themeShade="7F" w:sz="18" w:space="0"/>
+              <w:left w:val="dashed" w:color="243F61" w:themeColor="accent1" w:themeShade="7F" w:sz="4" w:space="0"/>
+              <w:bottom w:val="dashed" w:color="243F61" w:themeColor="accent1" w:themeShade="7F" w:sz="4" w:space="0"/>
+              <w:right w:val="nil"/>
             </w:tcBorders>
             <w:shd w:val="clear" w:color="auto" w:fill="auto"/>
             <w:vAlign w:val="center"/>
           </w:tcPr>
           <w:p>
             <w:pPr>
-              <w:spacing w:before="13" w:line="252" w:lineRule="auto"/>
-              <w:ind w:right="174"/>
-              <w:jc w:val="center"/>
-              <w:rPr>
-                <w:rFonts w:ascii="Times New Roman" w:hAnsi="Times New Roman" w:eastAsia="微软雅黑" w:cs="Times New Roman"/>
-                <w:b/>
-                <w:color w:val="244061"/>
-                <w:sz w:val="21"/>
-                <w:szCs w:val="21"/>
-                <w:lang w:eastAsia="zh-CN"/>
-              </w:rPr>
-            </w:pPr>
-            <w:r>
-              <w:rPr>
-                <w:rFonts w:hint="eastAsia" w:ascii="Times New Roman" w:hAnsi="Times New Roman" w:eastAsia="微软雅黑" w:cs="Times New Roman"/>
-                <w:b/>
-                <w:color w:val="244061"/>
-                <w:sz w:val="21"/>
-                <w:szCs w:val="21"/>
-                <w:lang w:eastAsia="zh-CN"/>
-              </w:rPr>
-              <w:t>检测结果</w:t>
+              <w:spacing w:before="26"/>
+              <w:jc w:val="center"/>
+              <w:rPr>
+                <w:rFonts w:ascii="Times New Roman" w:hAnsi="Times New Roman" w:eastAsia="微软雅黑" w:cs="Times New Roman"/>
+                <w:sz w:val="18"/>
+                <w:szCs w:val="18"/>
+              </w:rPr>
+            </w:pPr>
+            <w:r>
+              <w:rPr>
+                <w:rFonts w:ascii="Times New Roman" w:hAnsi="Times New Roman" w:eastAsia="微软雅黑" w:cs="Times New Roman"/>
+                <w:sz w:val="21"/>
+                <w:szCs w:val="21"/>
+                <w:lang w:eastAsia="zh-CN" w:bidi="ar"/>
+              </w:rPr>
+              <w:t>微卫星不稳定（microsatellite instability,</w:t>
+            </w:r>
+            <w:r>
+              <w:rPr>
+                <w:rFonts w:ascii="Times New Roman" w:hAnsi="Times New Roman" w:eastAsia="微软雅黑" w:cs="Times New Roman"/>
+                <w:b/>
+                <w:sz w:val="21"/>
+                <w:szCs w:val="21"/>
+                <w:lang w:eastAsia="zh-CN" w:bidi="ar"/>
+              </w:rPr>
+              <w:t>MSI</w:t>
+            </w:r>
+            <w:r>
+              <w:rPr>
+                <w:rFonts w:ascii="Times New Roman" w:hAnsi="Times New Roman" w:eastAsia="微软雅黑" w:cs="Times New Roman"/>
+                <w:sz w:val="21"/>
+                <w:szCs w:val="21"/>
+                <w:lang w:eastAsia="zh-CN" w:bidi="ar"/>
+              </w:rPr>
+              <w:t>）</w:t>
             </w:r>
           </w:p>
         </w:tc>
@@ -19380,12 +19399,12 @@
       <w:tr>
         <w:tblPrEx>
           <w:tblBorders>
-            <w:top w:val="single" w:color="00B050" w:sz="18" w:space="0"/>
-            <w:left w:val="none" w:color="auto" w:sz="0" w:space="0"/>
-            <w:bottom w:val="single" w:color="A4A4A4" w:sz="4" w:space="0"/>
-            <w:right w:val="none" w:color="auto" w:sz="0" w:space="0"/>
-            <w:insideH w:val="single" w:color="A4A4A4" w:sz="4" w:space="0"/>
-            <w:insideV w:val="single" w:color="A4A4A4" w:sz="4" w:space="0"/>
+            <w:top w:val="single" w:color="45A3A7" w:sz="18" w:space="0"/>
+            <w:left w:val="none" w:color="auto" w:sz="6" w:space="0"/>
+            <w:bottom w:val="dotted" w:color="45A3A7" w:sz="4" w:space="0"/>
+            <w:right w:val="none" w:color="auto" w:sz="6" w:space="0"/>
+            <w:insideH w:val="dotted" w:color="45A3A7" w:sz="4" w:space="0"/>
+            <w:insideV w:val="dotted" w:color="45A3A7" w:sz="4" w:space="0"/>
           </w:tblBorders>
           <w:tblCellMar>
             <w:top w:w="0" w:type="dxa"/>
@@ -19395,137 +19414,75 @@
           </w:tblCellMar>
         </w:tblPrEx>
         <w:trPr>
-          <w:trHeight w:val="482" w:hRule="atLeast"/>
+          <w:trHeight w:val="494" w:hRule="atLeast"/>
           <w:jc w:val="center"/>
         </w:trPr>
         <w:tc>
           <w:tcPr>
-            <w:tcW w:w="5543" w:type="dxa"/>
+            <w:tcW w:w="1783" w:type="dxa"/>
             <w:tcBorders>
-              <w:top w:val="dashed" w:color="244061" w:sz="4" w:space="0"/>
-              <w:bottom w:val="dashed" w:color="244061" w:sz="4" w:space="0"/>
-              <w:right w:val="dashed" w:color="244061" w:sz="4" w:space="0"/>
+              <w:top w:val="dashed" w:color="243F61" w:themeColor="accent1" w:themeShade="7F" w:sz="4" w:space="0"/>
+              <w:left w:val="nil"/>
+              <w:bottom w:val="dashed" w:color="243F61" w:themeColor="accent1" w:themeShade="7F" w:sz="4" w:space="0"/>
+              <w:right w:val="dashed" w:color="243F61" w:themeColor="accent1" w:themeShade="7F" w:sz="4" w:space="0"/>
             </w:tcBorders>
             <w:shd w:val="clear" w:color="auto" w:fill="auto"/>
             <w:vAlign w:val="center"/>
           </w:tcPr>
           <w:p>
             <w:pPr>
-              <w:spacing w:before="13" w:line="252" w:lineRule="auto"/>
-              <w:ind w:right="174"/>
-              <w:jc w:val="center"/>
-              <w:rPr>
-                <w:rFonts w:ascii="Times New Roman" w:hAnsi="Times New Roman" w:eastAsia="微软雅黑" w:cs="Times New Roman"/>
-                <w:sz w:val="21"/>
-                <w:szCs w:val="21"/>
-                <w:lang w:eastAsia="zh-CN"/>
-              </w:rPr>
-            </w:pPr>
-            <w:r>
-              <w:rPr>
-                <w:rFonts w:ascii="Times New Roman" w:hAnsi="Times New Roman" w:eastAsia="微软雅黑" w:cs="Times New Roman"/>
-                <w:b/>
-                <w:bCs/>
-                <w:sz w:val="21"/>
-                <w:szCs w:val="21"/>
-                <w:lang w:eastAsia="zh-CN"/>
-              </w:rPr>
-              <w:t>微卫星不稳定（microsatellite</w:t>
-            </w:r>
-            <w:r>
-              <w:rPr>
-                <w:rFonts w:hint="eastAsia" w:ascii="Times New Roman" w:hAnsi="Times New Roman" w:eastAsia="微软雅黑" w:cs="Times New Roman"/>
-                <w:b/>
-                <w:bCs/>
-                <w:sz w:val="21"/>
-                <w:szCs w:val="21"/>
-                <w:lang w:eastAsia="zh-CN"/>
-              </w:rPr>
-              <w:t xml:space="preserve"> </w:t>
-            </w:r>
-            <w:r>
-              <w:rPr>
-                <w:rFonts w:ascii="Times New Roman" w:hAnsi="Times New Roman" w:eastAsia="微软雅黑" w:cs="Times New Roman"/>
-                <w:b/>
-                <w:bCs/>
-                <w:sz w:val="21"/>
-                <w:szCs w:val="21"/>
-                <w:lang w:eastAsia="zh-CN"/>
-              </w:rPr>
-              <w:t>instability</w:t>
-            </w:r>
-            <w:r>
-              <w:rPr>
-                <w:rFonts w:hint="eastAsia" w:ascii="Times New Roman" w:hAnsi="Times New Roman" w:eastAsia="微软雅黑" w:cs="Times New Roman"/>
-                <w:b/>
-                <w:bCs/>
-                <w:sz w:val="21"/>
-                <w:szCs w:val="21"/>
-                <w:lang w:eastAsia="zh-CN"/>
-              </w:rPr>
-              <w:t>，</w:t>
-            </w:r>
-            <w:r>
-              <w:rPr>
-                <w:rFonts w:ascii="Times New Roman" w:hAnsi="Times New Roman" w:eastAsia="微软雅黑" w:cs="Times New Roman"/>
-                <w:b/>
-                <w:bCs/>
-                <w:sz w:val="21"/>
-                <w:szCs w:val="21"/>
-                <w:lang w:eastAsia="zh-CN"/>
-              </w:rPr>
-              <w:t>MSI）</w:t>
-            </w:r>
-          </w:p>
-        </w:tc>
-        <w:tc>
-          <w:tcPr>
-            <w:tcW w:w="4294" w:type="dxa"/>
+              <w:spacing w:before="26"/>
+              <w:jc w:val="center"/>
+              <w:rPr>
+                <w:rFonts w:ascii="Times New Roman" w:hAnsi="Times New Roman" w:eastAsia="微软雅黑" w:cs="Times New Roman"/>
+                <w:b/>
+                <w:color w:val="254061" w:themeColor="accent1" w:themeShade="80"/>
+                <w:sz w:val="18"/>
+                <w:szCs w:val="18"/>
+              </w:rPr>
+            </w:pPr>
+            <w:r>
+              <w:rPr>
+                <w:rFonts w:ascii="Times New Roman" w:hAnsi="Times New Roman" w:eastAsia="微软雅黑" w:cs="Times New Roman"/>
+                <w:b/>
+                <w:color w:val="254061" w:themeColor="accent1" w:themeShade="80"/>
+                <w:sz w:val="18"/>
+                <w:szCs w:val="18"/>
+                <w:lang w:eastAsia="zh-CN" w:bidi="ar"/>
+              </w:rPr>
+              <w:t>检测结果</w:t>
+            </w:r>
+          </w:p>
+        </w:tc>
+        <w:tc>
+          <w:tcPr>
+            <w:tcW w:w="8087" w:type="dxa"/>
             <w:tcBorders>
-              <w:top w:val="dashed" w:color="244061" w:sz="4" w:space="0"/>
-              <w:left w:val="dashed" w:color="244061" w:sz="4" w:space="0"/>
-              <w:bottom w:val="dashed" w:color="244061" w:sz="4" w:space="0"/>
+              <w:top w:val="dashed" w:color="243F61" w:themeColor="accent1" w:themeShade="7F" w:sz="4" w:space="0"/>
+              <w:left w:val="dashed" w:color="243F61" w:themeColor="accent1" w:themeShade="7F" w:sz="4" w:space="0"/>
+              <w:bottom w:val="dashed" w:color="243F61" w:themeColor="accent1" w:themeShade="7F" w:sz="4" w:space="0"/>
+              <w:right w:val="nil"/>
             </w:tcBorders>
             <w:shd w:val="clear" w:color="auto" w:fill="auto"/>
             <w:vAlign w:val="center"/>
           </w:tcPr>
           <w:p>
             <w:pPr>
-              <w:spacing w:before="13" w:line="252" w:lineRule="auto"/>
-              <w:ind w:right="174"/>
-              <w:jc w:val="center"/>
-              <w:rPr>
-                <w:rFonts w:ascii="Times New Roman" w:hAnsi="Times New Roman" w:eastAsia="微软雅黑" w:cs="Times New Roman"/>
-                <w:sz w:val="21"/>
-                <w:szCs w:val="21"/>
-                <w:lang w:eastAsia="zh-CN"/>
-              </w:rPr>
-            </w:pPr>
-            <w:r>
-              <w:rPr>
-                <w:rFonts w:hint="eastAsia" w:ascii="Times New Roman" w:hAnsi="Times New Roman" w:eastAsia="微软雅黑" w:cs="Times New Roman"/>
-                <w:sz w:val="21"/>
-                <w:szCs w:val="21"/>
-                <w:lang w:eastAsia="zh-CN"/>
-              </w:rPr>
-              <w:t>{{ summaryOfRresults.</w:t>
-            </w:r>
+              <w:spacing w:before="26"/>
+              <w:jc w:val="center"/>
+              <w:rPr>
+                <w:rFonts w:ascii="Times New Roman" w:hAnsi="Times New Roman" w:eastAsia="微软雅黑" w:cs="Times New Roman"/>
+                <w:sz w:val="18"/>
+                <w:szCs w:val="18"/>
+              </w:rPr>
+            </w:pPr>
             <w:r>
               <w:rPr>
                 <w:rFonts w:hint="eastAsia" w:ascii="Times New Roman" w:hAnsi="Times New Roman" w:eastAsia="微软雅黑" w:cs="黑体"/>
                 <w:sz w:val="21"/>
                 <w:lang w:eastAsia="zh-CN"/>
               </w:rPr>
-              <w:t>msi_status_state</w:t>
-            </w:r>
-            <w:r>
-              <w:rPr>
-                <w:rFonts w:hint="eastAsia" w:ascii="Times New Roman" w:hAnsi="Times New Roman" w:eastAsia="微软雅黑" w:cs="Times New Roman"/>
-                <w:sz w:val="21"/>
-                <w:szCs w:val="21"/>
-                <w:lang w:eastAsia="zh-CN"/>
-              </w:rPr>
-              <w:t xml:space="preserve"> }}</w:t>
+              <w:t>{{summaryOfRresults.msi_status}}</w:t>
             </w:r>
           </w:p>
         </w:tc>
@@ -19533,12 +19490,12 @@
       <w:tr>
         <w:tblPrEx>
           <w:tblBorders>
-            <w:top w:val="single" w:color="00B050" w:sz="18" w:space="0"/>
-            <w:left w:val="none" w:color="auto" w:sz="0" w:space="0"/>
-            <w:bottom w:val="single" w:color="A4A4A4" w:sz="4" w:space="0"/>
-            <w:right w:val="none" w:color="auto" w:sz="0" w:space="0"/>
-            <w:insideH w:val="single" w:color="A4A4A4" w:sz="4" w:space="0"/>
-            <w:insideV w:val="single" w:color="A4A4A4" w:sz="4" w:space="0"/>
+            <w:top w:val="single" w:color="45A3A7" w:sz="18" w:space="0"/>
+            <w:left w:val="none" w:color="auto" w:sz="6" w:space="0"/>
+            <w:bottom w:val="dotted" w:color="45A3A7" w:sz="4" w:space="0"/>
+            <w:right w:val="none" w:color="auto" w:sz="6" w:space="0"/>
+            <w:insideH w:val="dotted" w:color="45A3A7" w:sz="4" w:space="0"/>
+            <w:insideV w:val="dotted" w:color="45A3A7" w:sz="4" w:space="0"/>
           </w:tblBorders>
           <w:tblCellMar>
             <w:top w:w="0" w:type="dxa"/>
@@ -19548,842 +19505,1616 @@
           </w:tblCellMar>
         </w:tblPrEx>
         <w:trPr>
-          <w:trHeight w:val="90" w:hRule="atLeast"/>
           <w:jc w:val="center"/>
         </w:trPr>
         <w:tc>
           <w:tcPr>
-            <w:tcW w:w="9837" w:type="dxa"/>
-            <w:gridSpan w:val="2"/>
+            <w:tcW w:w="1783" w:type="dxa"/>
             <w:tcBorders>
-              <w:top w:val="nil"/>
-              <w:bottom w:val="nil"/>
+              <w:top w:val="dashed" w:color="243F61" w:themeColor="accent1" w:themeShade="7F" w:sz="4" w:space="0"/>
+              <w:left w:val="nil"/>
+              <w:bottom w:val="dashed" w:color="243F61" w:themeColor="accent1" w:themeShade="7F" w:sz="4" w:space="0"/>
+              <w:right w:val="dashed" w:color="243F61" w:themeColor="accent1" w:themeShade="7F" w:sz="4" w:space="0"/>
             </w:tcBorders>
             <w:shd w:val="clear" w:color="auto" w:fill="auto"/>
             <w:vAlign w:val="center"/>
           </w:tcPr>
           <w:p>
             <w:pPr>
-              <w:keepNext w:val="0"/>
-              <w:keepLines w:val="0"/>
-              <w:pageBreakBefore w:val="0"/>
-              <w:widowControl w:val="0"/>
-              <w:kinsoku/>
-              <w:wordWrap/>
-              <w:overflowPunct/>
-              <w:topLinePunct w:val="0"/>
-              <w:autoSpaceDE/>
-              <w:autoSpaceDN/>
-              <w:bidi w:val="0"/>
-              <w:adjustRightInd/>
-              <w:snapToGrid/>
-              <w:spacing w:before="0" w:beforeLines="50" w:line="231" w:lineRule="auto"/>
-              <w:textAlignment w:val="auto"/>
-              <w:rPr>
-                <w:rFonts w:ascii="Times New Roman" w:hAnsi="Times New Roman" w:eastAsia="微软雅黑" w:cs="Times New Roman"/>
-                <w:b/>
-                <w:sz w:val="18"/>
-                <w:shd w:val="clear" w:color="auto" w:fill="FFFFFF"/>
-                <w:lang w:eastAsia="zh-CN"/>
-              </w:rPr>
-            </w:pPr>
-            <w:r>
-              <w:rPr>
-                <w:rFonts w:hint="eastAsia" w:ascii="Times New Roman" w:hAnsi="Times New Roman" w:eastAsia="微软雅黑" w:cs="Times New Roman"/>
-                <w:b/>
-                <w:sz w:val="18"/>
-                <w:shd w:val="clear" w:color="auto" w:fill="FFFFFF"/>
-                <w:lang w:eastAsia="zh-CN"/>
-              </w:rPr>
-              <w:t>指标解析：</w:t>
-            </w:r>
-          </w:p>
-          <w:p>
-            <w:pPr>
-              <w:keepNext w:val="0"/>
-              <w:keepLines w:val="0"/>
-              <w:pageBreakBefore w:val="0"/>
-              <w:widowControl w:val="0"/>
-              <w:kinsoku/>
-              <w:wordWrap/>
-              <w:overflowPunct/>
-              <w:topLinePunct w:val="0"/>
-              <w:autoSpaceDE/>
-              <w:autoSpaceDN/>
-              <w:bidi w:val="0"/>
-              <w:adjustRightInd/>
-              <w:snapToGrid/>
-              <w:spacing w:line="231" w:lineRule="auto"/>
-              <w:ind w:firstLine="360" w:firstLineChars="200"/>
-              <w:textAlignment w:val="auto"/>
-              <w:rPr>
-                <w:rFonts w:ascii="Times New Roman" w:hAnsi="Times New Roman" w:eastAsia="微软雅黑" w:cs="Times New Roman"/>
-                <w:sz w:val="18"/>
-                <w:shd w:val="clear" w:color="auto" w:fill="FFFFFF"/>
-                <w:lang w:eastAsia="zh-CN"/>
-              </w:rPr>
-            </w:pPr>
-            <w:r>
-              <w:rPr>
-                <w:rFonts w:ascii="Times New Roman" w:hAnsi="Times New Roman" w:eastAsia="微软雅黑" w:cs="Times New Roman"/>
-                <w:sz w:val="18"/>
-                <w:shd w:val="clear" w:color="auto" w:fill="FFFFFF"/>
-                <w:lang w:eastAsia="zh-CN"/>
-              </w:rPr>
-              <w:t>微卫星不稳定（MSI）是由于在DNA复制时插入或缺失突变引起的微卫星序列长度改变的现象。</w:t>
-            </w:r>
-            <w:r>
-              <w:rPr>
-                <w:rFonts w:hint="eastAsia" w:ascii="Times New Roman" w:hAnsi="Times New Roman" w:eastAsia="微软雅黑" w:cs="Times New Roman"/>
-                <w:sz w:val="18"/>
-                <w:shd w:val="clear" w:color="auto" w:fill="FFFFFF"/>
-                <w:lang w:eastAsia="zh-CN"/>
-              </w:rPr>
-              <w:t>MSI结果</w:t>
-            </w:r>
-            <w:r>
-              <w:rPr>
-                <w:rFonts w:ascii="Times New Roman" w:hAnsi="Times New Roman" w:eastAsia="微软雅黑" w:cs="Times New Roman"/>
-                <w:sz w:val="18"/>
-                <w:shd w:val="clear" w:color="auto" w:fill="FFFFFF"/>
-                <w:lang w:eastAsia="zh-CN"/>
-              </w:rPr>
-              <w:t>可以分为微卫星稳定型（MSS）、微卫星不稳定型（MSI-H）。MSI-H型结直肠癌、胃癌、子宫内膜癌、胆管癌及胰腺癌等患者可能从免疫治疗PD-1抑制剂类药物中获益。</w:t>
-            </w:r>
-          </w:p>
-          <w:p>
-            <w:pPr>
-              <w:keepNext w:val="0"/>
-              <w:keepLines w:val="0"/>
-              <w:pageBreakBefore w:val="0"/>
-              <w:widowControl w:val="0"/>
-              <w:kinsoku/>
-              <w:wordWrap/>
-              <w:overflowPunct/>
-              <w:topLinePunct w:val="0"/>
-              <w:autoSpaceDE/>
-              <w:autoSpaceDN/>
-              <w:bidi w:val="0"/>
-              <w:adjustRightInd/>
-              <w:snapToGrid/>
-              <w:spacing w:before="0" w:beforeLines="50" w:line="231" w:lineRule="auto"/>
-              <w:textAlignment w:val="auto"/>
-              <w:rPr>
-                <w:rFonts w:ascii="Times New Roman" w:hAnsi="Times New Roman" w:eastAsia="微软雅黑" w:cs="Times New Roman"/>
-                <w:b/>
-                <w:sz w:val="18"/>
-                <w:shd w:val="clear" w:color="auto" w:fill="FFFFFF"/>
-                <w:lang w:eastAsia="zh-CN"/>
-              </w:rPr>
-            </w:pPr>
-            <w:r>
-              <w:rPr>
-                <w:rFonts w:hint="eastAsia" w:ascii="Times New Roman" w:hAnsi="Times New Roman" w:eastAsia="微软雅黑" w:cs="Times New Roman"/>
-                <w:b/>
-                <w:sz w:val="18"/>
-                <w:shd w:val="clear" w:color="auto" w:fill="FFFFFF"/>
-                <w:lang w:eastAsia="zh-CN"/>
-              </w:rPr>
-              <w:t>临床意义：</w:t>
-            </w:r>
-          </w:p>
-          <w:p>
-            <w:pPr>
-              <w:keepNext w:val="0"/>
-              <w:keepLines w:val="0"/>
-              <w:pageBreakBefore w:val="0"/>
-              <w:widowControl w:val="0"/>
-              <w:numPr>
-                <w:ilvl w:val="0"/>
-                <w:numId w:val="7"/>
-              </w:numPr>
-              <w:kinsoku/>
-              <w:wordWrap/>
-              <w:overflowPunct/>
-              <w:topLinePunct w:val="0"/>
-              <w:autoSpaceDE/>
-              <w:autoSpaceDN/>
-              <w:bidi w:val="0"/>
-              <w:adjustRightInd/>
-              <w:snapToGrid/>
-              <w:spacing w:line="231" w:lineRule="auto"/>
-              <w:textAlignment w:val="auto"/>
-              <w:rPr>
-                <w:rFonts w:ascii="Times New Roman" w:hAnsi="Times New Roman" w:eastAsia="微软雅黑" w:cs="Times New Roman"/>
-                <w:sz w:val="18"/>
-                <w:shd w:val="clear" w:color="auto" w:fill="FFFFFF"/>
-                <w:lang w:eastAsia="zh-CN"/>
-              </w:rPr>
-            </w:pPr>
-            <w:r>
-              <w:rPr>
-                <w:rFonts w:hint="eastAsia" w:ascii="Times New Roman" w:hAnsi="Times New Roman" w:eastAsia="微软雅黑" w:cs="Times New Roman"/>
-                <w:sz w:val="18"/>
-                <w:shd w:val="clear" w:color="auto" w:fill="FFFFFF"/>
-                <w:lang w:eastAsia="zh-CN"/>
-              </w:rPr>
-              <w:t>FDA批准伊匹木单抗与纳武利尤单抗联用治疗在氟嘧啶、奥沙利铂和伊立替康治疗后有进展且微卫星不稳定性高（MSI-H）或错配修复缺陷（dMMR）的转移性结直肠癌成人和12岁及以上儿童患者。</w:t>
-            </w:r>
-          </w:p>
-          <w:p>
-            <w:pPr>
-              <w:keepNext w:val="0"/>
-              <w:keepLines w:val="0"/>
-              <w:pageBreakBefore w:val="0"/>
-              <w:widowControl w:val="0"/>
-              <w:numPr>
-                <w:ilvl w:val="0"/>
-                <w:numId w:val="7"/>
-              </w:numPr>
-              <w:kinsoku/>
-              <w:wordWrap/>
-              <w:overflowPunct/>
-              <w:topLinePunct w:val="0"/>
-              <w:autoSpaceDE/>
-              <w:autoSpaceDN/>
-              <w:bidi w:val="0"/>
-              <w:adjustRightInd/>
-              <w:snapToGrid/>
-              <w:spacing w:line="231" w:lineRule="auto"/>
-              <w:textAlignment w:val="auto"/>
-              <w:rPr>
-                <w:rFonts w:ascii="Times New Roman" w:hAnsi="Times New Roman" w:eastAsia="微软雅黑" w:cs="Times New Roman"/>
-                <w:sz w:val="18"/>
-                <w:shd w:val="clear" w:color="auto" w:fill="FFFFFF"/>
-                <w:lang w:eastAsia="zh-CN"/>
-              </w:rPr>
-            </w:pPr>
-            <w:r>
-              <w:rPr>
-                <w:rFonts w:hint="eastAsia" w:ascii="Times New Roman" w:hAnsi="Times New Roman" w:eastAsia="微软雅黑" w:cs="Times New Roman"/>
-                <w:sz w:val="18"/>
-                <w:shd w:val="clear" w:color="auto" w:fill="FFFFFF"/>
-                <w:lang w:eastAsia="zh-CN"/>
-              </w:rPr>
-              <w:t>FDA批准帕博利珠单抗用于患有不可切除或转移性，微卫星不稳定性高（MSI-H）或错配修复缺陷的实体瘤成年和儿童患者，这些患者在既往治疗后病情进展，并且没有令人满意的替代治疗方案选择。</w:t>
-            </w:r>
-          </w:p>
-          <w:p>
-            <w:pPr>
-              <w:keepNext w:val="0"/>
-              <w:keepLines w:val="0"/>
-              <w:pageBreakBefore w:val="0"/>
-              <w:widowControl w:val="0"/>
-              <w:numPr>
-                <w:ilvl w:val="0"/>
-                <w:numId w:val="7"/>
-              </w:numPr>
-              <w:kinsoku/>
-              <w:wordWrap/>
-              <w:overflowPunct/>
-              <w:topLinePunct w:val="0"/>
-              <w:autoSpaceDE/>
-              <w:autoSpaceDN/>
-              <w:bidi w:val="0"/>
-              <w:adjustRightInd/>
-              <w:snapToGrid/>
-              <w:spacing w:line="231" w:lineRule="auto"/>
-              <w:textAlignment w:val="auto"/>
-              <w:rPr>
-                <w:rFonts w:ascii="Times New Roman" w:hAnsi="Times New Roman" w:eastAsia="微软雅黑" w:cs="Times New Roman"/>
-                <w:sz w:val="18"/>
-                <w:shd w:val="clear" w:color="auto" w:fill="FFFFFF"/>
-                <w:lang w:eastAsia="zh-CN"/>
-              </w:rPr>
-            </w:pPr>
-            <w:r>
-              <w:rPr>
-                <w:rFonts w:hint="eastAsia" w:ascii="Times New Roman" w:hAnsi="Times New Roman" w:eastAsia="微软雅黑" w:cs="Times New Roman"/>
-                <w:sz w:val="18"/>
-                <w:shd w:val="clear" w:color="auto" w:fill="FFFFFF"/>
-                <w:lang w:eastAsia="zh-CN"/>
-              </w:rPr>
-              <w:t>FDA批准帕博利珠单抗：1、用于患有不可切除或转移性，微卫星不稳定性高（MSI-H）或错配修复缺陷的结直肠癌成年和儿童患者，并且这些患者在氟嘧啶，奥沙利铂和伊立替康治疗后疾病进展；2、一线治疗不可切除或转移性微卫星不稳定性高（MSI-H）或错配修复缺陷（dMMR）结直肠癌患者。NMPA批准帕博利珠单抗单药用于KRAS、NRAS和BRAF基因均为野生型、不可切除或转移性高微卫星不稳定性（MSI-H）或错配修复基因缺陷型（dMMR）结直肠癌（CRC）患者的一线治疗。</w:t>
-            </w:r>
-          </w:p>
-          <w:p>
-            <w:pPr>
-              <w:keepNext w:val="0"/>
-              <w:keepLines w:val="0"/>
-              <w:pageBreakBefore w:val="0"/>
-              <w:widowControl w:val="0"/>
-              <w:numPr>
-                <w:ilvl w:val="0"/>
-                <w:numId w:val="7"/>
-              </w:numPr>
-              <w:kinsoku/>
-              <w:wordWrap/>
-              <w:overflowPunct/>
-              <w:topLinePunct w:val="0"/>
-              <w:autoSpaceDE/>
-              <w:autoSpaceDN/>
-              <w:bidi w:val="0"/>
-              <w:adjustRightInd/>
-              <w:snapToGrid/>
-              <w:spacing w:line="231" w:lineRule="auto"/>
-              <w:textAlignment w:val="auto"/>
-              <w:rPr>
-                <w:rFonts w:ascii="Times New Roman" w:hAnsi="Times New Roman" w:eastAsia="微软雅黑" w:cs="Times New Roman"/>
-                <w:sz w:val="18"/>
-                <w:shd w:val="clear" w:color="auto" w:fill="FFFFFF"/>
-                <w:lang w:eastAsia="zh-CN"/>
-              </w:rPr>
-            </w:pPr>
-            <w:r>
-              <w:rPr>
-                <w:rFonts w:hint="eastAsia" w:ascii="Times New Roman" w:hAnsi="Times New Roman" w:eastAsia="微软雅黑" w:cs="Times New Roman"/>
-                <w:sz w:val="18"/>
-                <w:shd w:val="clear" w:color="auto" w:fill="FFFFFF"/>
-                <w:lang w:eastAsia="zh-CN"/>
-              </w:rPr>
-              <w:t>FDA批准帕博利珠单抗单药用于治疗既往在任何情况下接受系统治疗后疾病进展、不适合根治性手术或放疗、经FDA批准的试验确定MSI-H或dMMR的晚期子宫内膜癌患者。</w:t>
-            </w:r>
-          </w:p>
-          <w:p>
-            <w:pPr>
-              <w:keepNext w:val="0"/>
-              <w:keepLines w:val="0"/>
-              <w:pageBreakBefore w:val="0"/>
-              <w:widowControl w:val="0"/>
-              <w:numPr>
-                <w:ilvl w:val="0"/>
-                <w:numId w:val="7"/>
-              </w:numPr>
-              <w:kinsoku/>
-              <w:wordWrap/>
-              <w:overflowPunct/>
-              <w:topLinePunct w:val="0"/>
-              <w:autoSpaceDE/>
-              <w:autoSpaceDN/>
-              <w:bidi w:val="0"/>
-              <w:adjustRightInd/>
-              <w:snapToGrid/>
-              <w:spacing w:line="231" w:lineRule="auto"/>
-              <w:textAlignment w:val="auto"/>
-              <w:rPr>
-                <w:rFonts w:ascii="Times New Roman" w:hAnsi="Times New Roman" w:eastAsia="微软雅黑" w:cs="Times New Roman"/>
-                <w:sz w:val="18"/>
-                <w:shd w:val="clear" w:color="auto" w:fill="FFFFFF"/>
-                <w:lang w:eastAsia="zh-CN"/>
-              </w:rPr>
-            </w:pPr>
-            <w:r>
-              <w:rPr>
-                <w:rFonts w:hint="eastAsia" w:ascii="Times New Roman" w:hAnsi="Times New Roman" w:eastAsia="微软雅黑" w:cs="Times New Roman"/>
-                <w:sz w:val="18"/>
-                <w:shd w:val="clear" w:color="auto" w:fill="FFFFFF"/>
-                <w:lang w:eastAsia="zh-CN"/>
-              </w:rPr>
-              <w:t>FDA批准纳武利尤单抗单药用于具有MSI-H或者dMMR特征，并已经接受过氟尿嘧啶、奥沙利铂、伊利替康治疗后疾病进展的成年或者儿童（12岁以上）转移性结直肠癌患者。</w:t>
-            </w:r>
-          </w:p>
-          <w:p>
-            <w:pPr>
-              <w:keepNext w:val="0"/>
-              <w:keepLines w:val="0"/>
-              <w:pageBreakBefore w:val="0"/>
-              <w:widowControl w:val="0"/>
-              <w:numPr>
-                <w:ilvl w:val="0"/>
-                <w:numId w:val="7"/>
-              </w:numPr>
-              <w:kinsoku/>
-              <w:wordWrap/>
-              <w:overflowPunct/>
-              <w:topLinePunct w:val="0"/>
-              <w:autoSpaceDE/>
-              <w:autoSpaceDN/>
-              <w:bidi w:val="0"/>
-              <w:adjustRightInd/>
-              <w:snapToGrid/>
-              <w:spacing w:line="231" w:lineRule="auto"/>
-              <w:textAlignment w:val="auto"/>
-              <w:rPr>
-                <w:rFonts w:ascii="Times New Roman" w:hAnsi="Times New Roman" w:eastAsia="微软雅黑" w:cs="Times New Roman"/>
-                <w:sz w:val="18"/>
-                <w:shd w:val="clear" w:color="auto" w:fill="FFFFFF"/>
-                <w:lang w:eastAsia="zh-CN"/>
-              </w:rPr>
-            </w:pPr>
-            <w:r>
-              <w:rPr>
-                <w:rFonts w:hint="eastAsia" w:ascii="Times New Roman" w:hAnsi="Times New Roman" w:eastAsia="微软雅黑" w:cs="Times New Roman"/>
-                <w:sz w:val="18"/>
-                <w:shd w:val="clear" w:color="auto" w:fill="FFFFFF"/>
-                <w:lang w:eastAsia="zh-CN"/>
-              </w:rPr>
-              <w:t>NMPA批准恩沃利单抗用于不可切除或转移性微卫星高度不稳定（MSI-H）或错配修复基因缺陷型（dMMR）的成人晚期实体瘤患者的治疗，包括既往经过氟尿嘧啶类、奥沙利铂和伊立替康治疗后出现疾病进展的晚期结直肠癌患者以及既往治疗后出现疾病进展且无满意替代治疗方案的其他晚期实体瘤患者。</w:t>
-            </w:r>
-          </w:p>
-          <w:p>
-            <w:pPr>
-              <w:keepNext w:val="0"/>
-              <w:keepLines w:val="0"/>
-              <w:pageBreakBefore w:val="0"/>
-              <w:widowControl w:val="0"/>
-              <w:numPr>
-                <w:ilvl w:val="0"/>
-                <w:numId w:val="7"/>
-              </w:numPr>
-              <w:kinsoku/>
-              <w:wordWrap/>
-              <w:overflowPunct/>
-              <w:topLinePunct w:val="0"/>
-              <w:autoSpaceDE/>
-              <w:autoSpaceDN/>
-              <w:bidi w:val="0"/>
-              <w:adjustRightInd/>
-              <w:snapToGrid/>
-              <w:spacing w:line="231" w:lineRule="auto"/>
-              <w:textAlignment w:val="auto"/>
-              <w:rPr>
-                <w:rFonts w:ascii="Times New Roman" w:hAnsi="Times New Roman" w:eastAsia="微软雅黑" w:cs="Times New Roman"/>
-                <w:sz w:val="18"/>
-                <w:shd w:val="clear" w:color="auto" w:fill="FFFFFF"/>
-                <w:lang w:eastAsia="zh-CN"/>
-              </w:rPr>
-            </w:pPr>
-            <w:r>
-              <w:rPr>
-                <w:rFonts w:ascii="Times New Roman" w:hAnsi="Times New Roman" w:eastAsia="微软雅黑" w:cs="Times New Roman"/>
-                <w:sz w:val="18"/>
-                <w:shd w:val="clear" w:color="auto" w:fill="FFFFFF"/>
-                <w:lang w:eastAsia="zh-CN"/>
-              </w:rPr>
-              <w:t>NMPA批准</w:t>
-            </w:r>
-            <w:r>
-              <w:rPr>
-                <w:rFonts w:hint="eastAsia" w:ascii="Times New Roman" w:hAnsi="Times New Roman" w:eastAsia="微软雅黑" w:cs="Times New Roman"/>
-                <w:sz w:val="18"/>
-                <w:shd w:val="clear" w:color="auto" w:fill="FFFFFF"/>
-                <w:lang w:eastAsia="zh-CN"/>
-              </w:rPr>
-              <w:t>替雷利珠单抗</w:t>
-            </w:r>
-            <w:r>
-              <w:rPr>
-                <w:rFonts w:ascii="Times New Roman" w:hAnsi="Times New Roman" w:eastAsia="微软雅黑" w:cs="Times New Roman"/>
-                <w:sz w:val="18"/>
-                <w:shd w:val="clear" w:color="auto" w:fill="FFFFFF"/>
-                <w:lang w:eastAsia="zh-CN"/>
-              </w:rPr>
-              <w:t>用于治疗不可切除或转移性微卫星高度不稳定型（MSI-H）或错配修复基因缺陷型</w:t>
-            </w:r>
-            <w:r>
-              <w:rPr>
-                <w:rFonts w:hint="eastAsia" w:ascii="Times New Roman" w:hAnsi="Times New Roman" w:eastAsia="微软雅黑" w:cs="Times New Roman"/>
-                <w:sz w:val="18"/>
-                <w:shd w:val="clear" w:color="auto" w:fill="FFFFFF"/>
-                <w:lang w:eastAsia="zh-CN"/>
-              </w:rPr>
-              <w:t>(</w:t>
-            </w:r>
-            <w:r>
-              <w:rPr>
-                <w:rFonts w:ascii="Times New Roman" w:hAnsi="Times New Roman" w:eastAsia="微软雅黑" w:cs="Times New Roman"/>
-                <w:sz w:val="18"/>
-                <w:shd w:val="clear" w:color="auto" w:fill="FFFFFF"/>
-                <w:lang w:eastAsia="zh-CN"/>
-              </w:rPr>
-              <w:t>dMMR</w:t>
-            </w:r>
-            <w:r>
-              <w:rPr>
-                <w:rFonts w:hint="eastAsia" w:ascii="Times New Roman" w:hAnsi="Times New Roman" w:eastAsia="微软雅黑" w:cs="Times New Roman"/>
-                <w:sz w:val="18"/>
-                <w:shd w:val="clear" w:color="auto" w:fill="FFFFFF"/>
-                <w:lang w:eastAsia="zh-CN"/>
-              </w:rPr>
-              <w:t>)</w:t>
-            </w:r>
-            <w:r>
-              <w:rPr>
-                <w:rFonts w:ascii="Times New Roman" w:hAnsi="Times New Roman" w:eastAsia="微软雅黑" w:cs="Times New Roman"/>
-                <w:sz w:val="18"/>
-                <w:shd w:val="clear" w:color="auto" w:fill="FFFFFF"/>
-                <w:lang w:eastAsia="zh-CN"/>
-              </w:rPr>
-              <w:t>的成人晚期实体瘤患者，包括既往接受过氟尿嘧啶类、奥沙利铂和伊立替康治疗后出现疾病进展的晚期结直肠癌患者；既往治疗后出现疾病进展且无满意替代治疗方案的其他晚期实体瘤患者。</w:t>
-            </w:r>
-          </w:p>
-          <w:p>
-            <w:pPr>
-              <w:keepNext w:val="0"/>
-              <w:keepLines w:val="0"/>
-              <w:pageBreakBefore w:val="0"/>
-              <w:widowControl w:val="0"/>
-              <w:numPr>
-                <w:ilvl w:val="0"/>
-                <w:numId w:val="7"/>
-              </w:numPr>
-              <w:kinsoku/>
-              <w:wordWrap/>
-              <w:overflowPunct/>
-              <w:topLinePunct w:val="0"/>
-              <w:autoSpaceDE/>
-              <w:autoSpaceDN/>
-              <w:bidi w:val="0"/>
-              <w:adjustRightInd/>
-              <w:snapToGrid/>
-              <w:spacing w:line="231" w:lineRule="auto"/>
-              <w:textAlignment w:val="auto"/>
-              <w:rPr>
-                <w:rFonts w:ascii="Times New Roman" w:hAnsi="Times New Roman" w:eastAsia="微软雅黑" w:cs="Times New Roman"/>
-                <w:sz w:val="18"/>
-                <w:shd w:val="clear" w:color="auto" w:fill="FFFFFF"/>
-                <w:lang w:eastAsia="zh-CN"/>
-              </w:rPr>
-            </w:pPr>
-            <w:r>
-              <w:rPr>
-                <w:rFonts w:hint="eastAsia" w:ascii="Times New Roman" w:hAnsi="Times New Roman" w:eastAsia="微软雅黑" w:cs="Times New Roman"/>
-                <w:sz w:val="18"/>
-                <w:shd w:val="clear" w:color="auto" w:fill="FFFFFF"/>
-                <w:lang w:eastAsia="zh-CN"/>
-              </w:rPr>
-              <w:t>N</w:t>
-            </w:r>
-            <w:r>
-              <w:rPr>
-                <w:rFonts w:ascii="Times New Roman" w:hAnsi="Times New Roman" w:eastAsia="微软雅黑" w:cs="Times New Roman"/>
-                <w:sz w:val="18"/>
-                <w:shd w:val="clear" w:color="auto" w:fill="FFFFFF"/>
-                <w:lang w:eastAsia="zh-CN"/>
-              </w:rPr>
-              <w:t>MPA批准</w:t>
-            </w:r>
-            <w:r>
-              <w:rPr>
-                <w:rFonts w:hint="eastAsia" w:ascii="Times New Roman" w:hAnsi="Times New Roman" w:eastAsia="微软雅黑" w:cs="Times New Roman"/>
-                <w:sz w:val="18"/>
-                <w:shd w:val="clear" w:color="auto" w:fill="FFFFFF"/>
-                <w:lang w:eastAsia="zh-CN"/>
-              </w:rPr>
-              <w:t>特普利单抗</w:t>
-            </w:r>
-            <w:r>
-              <w:rPr>
-                <w:rFonts w:ascii="Times New Roman" w:hAnsi="Times New Roman" w:eastAsia="微软雅黑" w:cs="Times New Roman"/>
-                <w:sz w:val="18"/>
-                <w:shd w:val="clear" w:color="auto" w:fill="FFFFFF"/>
-                <w:lang w:eastAsia="zh-CN"/>
-              </w:rPr>
-              <w:t>用于不可切除或转移性的高度微卫星不稳定型（MSI-H）或错配修复缺陷型（dMMR）的晚期实体瘤患者，包括既往经过氟尿嘧啶类、奥沙利铂和伊立替康治疗后出现疾病进展的晚期结直肠癌患者；既往至少一线治疗后出现疾病进展且无满意替代治疗方案的其他晚期实体瘤患者。</w:t>
-            </w:r>
-          </w:p>
-          <w:p>
-            <w:pPr>
-              <w:keepNext w:val="0"/>
-              <w:keepLines w:val="0"/>
-              <w:pageBreakBefore w:val="0"/>
-              <w:widowControl w:val="0"/>
-              <w:numPr>
-                <w:ilvl w:val="0"/>
-                <w:numId w:val="7"/>
-              </w:numPr>
-              <w:kinsoku/>
-              <w:wordWrap/>
-              <w:overflowPunct/>
-              <w:topLinePunct w:val="0"/>
-              <w:autoSpaceDE/>
-              <w:autoSpaceDN/>
-              <w:bidi w:val="0"/>
-              <w:adjustRightInd/>
-              <w:snapToGrid/>
-              <w:spacing w:line="231" w:lineRule="auto"/>
-              <w:textAlignment w:val="auto"/>
-              <w:rPr>
-                <w:rFonts w:ascii="Times New Roman" w:hAnsi="Times New Roman" w:eastAsia="微软雅黑" w:cs="Times New Roman"/>
-                <w:sz w:val="18"/>
-                <w:shd w:val="clear" w:color="auto" w:fill="FFFFFF"/>
-                <w:lang w:eastAsia="zh-CN"/>
-              </w:rPr>
-            </w:pPr>
-            <w:r>
-              <w:rPr>
-                <w:rFonts w:ascii="Times New Roman" w:hAnsi="Times New Roman" w:eastAsia="微软雅黑" w:cs="Times New Roman"/>
-                <w:sz w:val="18"/>
-                <w:shd w:val="clear" w:color="auto" w:fill="FFFFFF"/>
-                <w:lang w:eastAsia="zh-CN"/>
-              </w:rPr>
-              <w:t>NMPA批准</w:t>
-            </w:r>
-            <w:r>
-              <w:rPr>
-                <w:rFonts w:hint="eastAsia" w:ascii="Times New Roman" w:hAnsi="Times New Roman" w:eastAsia="微软雅黑" w:cs="Times New Roman"/>
-                <w:sz w:val="18"/>
-                <w:shd w:val="clear" w:color="auto" w:fill="FFFFFF"/>
-                <w:lang w:eastAsia="zh-CN"/>
-              </w:rPr>
-              <w:t>斯鲁利单抗</w:t>
-            </w:r>
-            <w:r>
-              <w:rPr>
-                <w:rFonts w:ascii="Times New Roman" w:hAnsi="Times New Roman" w:eastAsia="微软雅黑" w:cs="Times New Roman"/>
-                <w:sz w:val="18"/>
-                <w:shd w:val="clear" w:color="auto" w:fill="FFFFFF"/>
-                <w:lang w:eastAsia="zh-CN"/>
-              </w:rPr>
-              <w:t>用于不可切除或转移性微卫星高度不稳定</w:t>
-            </w:r>
-            <w:r>
-              <w:rPr>
-                <w:rFonts w:hint="eastAsia" w:ascii="Times New Roman" w:hAnsi="Times New Roman" w:eastAsia="微软雅黑" w:cs="Times New Roman"/>
-                <w:sz w:val="18"/>
-                <w:shd w:val="clear" w:color="auto" w:fill="FFFFFF"/>
-                <w:lang w:eastAsia="zh-CN"/>
-              </w:rPr>
-              <w:t>（</w:t>
-            </w:r>
-            <w:r>
-              <w:rPr>
-                <w:rFonts w:ascii="Times New Roman" w:hAnsi="Times New Roman" w:eastAsia="微软雅黑" w:cs="Times New Roman"/>
-                <w:sz w:val="18"/>
-                <w:shd w:val="clear" w:color="auto" w:fill="FFFFFF"/>
-                <w:lang w:eastAsia="zh-CN"/>
-              </w:rPr>
-              <w:t>MSI-</w:t>
-            </w:r>
-            <w:r>
-              <w:rPr>
-                <w:rFonts w:hint="eastAsia" w:ascii="Times New Roman" w:hAnsi="Times New Roman" w:eastAsia="微软雅黑" w:cs="Times New Roman"/>
-                <w:sz w:val="18"/>
-                <w:shd w:val="clear" w:color="auto" w:fill="FFFFFF"/>
-                <w:lang w:eastAsia="zh-CN"/>
-              </w:rPr>
-              <w:t>H）</w:t>
-            </w:r>
-            <w:r>
-              <w:rPr>
-                <w:rFonts w:ascii="Times New Roman" w:hAnsi="Times New Roman" w:eastAsia="微软雅黑" w:cs="Times New Roman"/>
-                <w:sz w:val="18"/>
-                <w:shd w:val="clear" w:color="auto" w:fill="FFFFFF"/>
-                <w:lang w:eastAsia="zh-CN"/>
-              </w:rPr>
-              <w:t>成人晚期实体瘤患者，包括既往经过氟尿嘧啶类、奥沙利铂和伊立替康治疗后出现疾病进展的晚期结直肠癌患者；既往至少二线治疗后出现疾病进展且无满意替代治疗方案晚期胃癌患者；既往至少一线治疗后出现疾病进展且无满意替代治疗方案其他晚期实体瘤</w:t>
-            </w:r>
-            <w:r>
-              <w:rPr>
-                <w:rFonts w:hint="eastAsia" w:ascii="Times New Roman" w:hAnsi="Times New Roman" w:eastAsia="微软雅黑" w:cs="Times New Roman"/>
-                <w:sz w:val="18"/>
-                <w:shd w:val="clear" w:color="auto" w:fill="FFFFFF"/>
-                <w:lang w:eastAsia="zh-CN"/>
-              </w:rPr>
-              <w:t>患者。</w:t>
-            </w:r>
-          </w:p>
-          <w:p>
-            <w:pPr>
-              <w:keepNext w:val="0"/>
-              <w:keepLines w:val="0"/>
-              <w:pageBreakBefore w:val="0"/>
-              <w:widowControl w:val="0"/>
-              <w:numPr>
-                <w:ilvl w:val="0"/>
-                <w:numId w:val="7"/>
-              </w:numPr>
-              <w:kinsoku/>
-              <w:wordWrap/>
-              <w:overflowPunct/>
-              <w:topLinePunct w:val="0"/>
-              <w:autoSpaceDE/>
-              <w:autoSpaceDN/>
-              <w:bidi w:val="0"/>
-              <w:adjustRightInd/>
-              <w:snapToGrid/>
-              <w:spacing w:line="231" w:lineRule="auto"/>
-              <w:textAlignment w:val="auto"/>
-              <w:rPr>
-                <w:rFonts w:ascii="Times New Roman" w:hAnsi="Times New Roman" w:eastAsia="微软雅黑" w:cs="Times New Roman"/>
-                <w:sz w:val="18"/>
-                <w:shd w:val="clear" w:color="auto" w:fill="FFFFFF"/>
-                <w:lang w:eastAsia="zh-CN"/>
-              </w:rPr>
-            </w:pPr>
-            <w:r>
-              <w:rPr>
-                <w:rFonts w:ascii="Times New Roman" w:hAnsi="Times New Roman" w:eastAsia="微软雅黑" w:cs="Times New Roman"/>
-                <w:sz w:val="18"/>
-                <w:shd w:val="clear" w:color="auto" w:fill="FFFFFF"/>
-                <w:lang w:eastAsia="zh-CN"/>
-              </w:rPr>
-              <w:t>FDA批准Dostarlimab：1、用于具有错配修复缺陷（dMMR）的复发性或晚期子宫内膜癌成人患者，这些患者在接受含铂化疗期间或之后病情进展且不适合治疗性手术或放射治疗；2、联合卡铂和紫杉醇，随后单药物用于错配修复缺陷（dMMR）或微卫星高度不稳定性（MSI-H）成人原发性晚期或复发性子宫内膜癌。</w:t>
-            </w:r>
-          </w:p>
-          <w:p>
-            <w:pPr>
-              <w:keepNext w:val="0"/>
-              <w:keepLines w:val="0"/>
-              <w:pageBreakBefore w:val="0"/>
-              <w:widowControl w:val="0"/>
-              <w:numPr>
-                <w:ilvl w:val="0"/>
-                <w:numId w:val="7"/>
-              </w:numPr>
-              <w:kinsoku/>
-              <w:wordWrap/>
-              <w:overflowPunct/>
-              <w:topLinePunct w:val="0"/>
-              <w:autoSpaceDE/>
-              <w:autoSpaceDN/>
-              <w:bidi w:val="0"/>
-              <w:adjustRightInd/>
-              <w:snapToGrid/>
-              <w:spacing w:line="231" w:lineRule="auto"/>
-              <w:textAlignment w:val="auto"/>
-              <w:rPr>
-                <w:rFonts w:ascii="Times New Roman" w:hAnsi="Times New Roman" w:eastAsia="微软雅黑" w:cs="Times New Roman"/>
-                <w:sz w:val="18"/>
-                <w:shd w:val="clear" w:color="auto" w:fill="FFFFFF"/>
-                <w:lang w:eastAsia="zh-CN"/>
-              </w:rPr>
-            </w:pPr>
-            <w:r>
-              <w:rPr>
-                <w:rFonts w:ascii="Times New Roman" w:hAnsi="Times New Roman" w:eastAsia="微软雅黑" w:cs="Times New Roman"/>
-                <w:sz w:val="18"/>
-                <w:shd w:val="clear" w:color="auto" w:fill="FFFFFF"/>
-                <w:lang w:eastAsia="zh-CN"/>
-              </w:rPr>
-              <w:t>FDA批准</w:t>
-            </w:r>
-            <w:r>
-              <w:rPr>
-                <w:rFonts w:hint="eastAsia" w:ascii="Times New Roman" w:hAnsi="Times New Roman" w:eastAsia="微软雅黑" w:cs="Times New Roman"/>
-                <w:sz w:val="18"/>
-                <w:shd w:val="clear" w:color="auto" w:fill="FFFFFF"/>
-                <w:lang w:eastAsia="zh-CN"/>
-              </w:rPr>
-              <w:t>帕博利珠单抗</w:t>
-            </w:r>
-            <w:r>
-              <w:rPr>
-                <w:rFonts w:ascii="Times New Roman" w:hAnsi="Times New Roman" w:eastAsia="微软雅黑" w:cs="Times New Roman"/>
-                <w:sz w:val="18"/>
-                <w:shd w:val="clear" w:color="auto" w:fill="FFFFFF"/>
-                <w:lang w:eastAsia="zh-CN"/>
-              </w:rPr>
-              <w:t>联合仑伐替尼用于治疗既往在任何情况下接受系统治疗后疾病进展、不适合根治性手术或放疗、经检测证实不是微卫星高不稳定性（MSI-H）或不是错配修复缺陷（dMMR）的晚期子宫内膜癌（EC）患者。</w:t>
-            </w:r>
-          </w:p>
-          <w:p>
-            <w:pPr>
-              <w:keepNext w:val="0"/>
-              <w:keepLines w:val="0"/>
-              <w:pageBreakBefore w:val="0"/>
-              <w:widowControl w:val="0"/>
-              <w:kinsoku/>
-              <w:wordWrap/>
-              <w:overflowPunct/>
-              <w:topLinePunct w:val="0"/>
-              <w:autoSpaceDE/>
-              <w:autoSpaceDN/>
-              <w:bidi w:val="0"/>
-              <w:adjustRightInd/>
-              <w:snapToGrid/>
-              <w:spacing w:before="0" w:beforeLines="50" w:line="231" w:lineRule="auto"/>
-              <w:textAlignment w:val="auto"/>
-              <w:rPr>
-                <w:rFonts w:ascii="Times New Roman" w:hAnsi="Times New Roman" w:eastAsia="微软雅黑" w:cs="Times New Roman"/>
-                <w:b/>
-                <w:sz w:val="18"/>
-                <w:shd w:val="clear" w:color="auto" w:fill="FFFFFF"/>
-              </w:rPr>
-            </w:pPr>
-            <w:r>
-              <w:rPr>
-                <w:rFonts w:ascii="Times New Roman" w:hAnsi="Times New Roman" w:eastAsia="微软雅黑" w:cs="Times New Roman"/>
-                <w:b/>
-                <w:sz w:val="18"/>
-                <w:shd w:val="clear" w:color="auto" w:fill="FFFFFF"/>
-              </w:rPr>
-              <w:t>注：</w:t>
-            </w:r>
-          </w:p>
-          <w:p>
-            <w:pPr>
-              <w:keepNext w:val="0"/>
-              <w:keepLines w:val="0"/>
-              <w:pageBreakBefore w:val="0"/>
-              <w:widowControl w:val="0"/>
-              <w:numPr>
-                <w:ilvl w:val="0"/>
-                <w:numId w:val="8"/>
-              </w:numPr>
-              <w:kinsoku/>
-              <w:wordWrap/>
-              <w:overflowPunct/>
-              <w:topLinePunct w:val="0"/>
-              <w:autoSpaceDE/>
-              <w:autoSpaceDN/>
-              <w:bidi w:val="0"/>
-              <w:adjustRightInd/>
-              <w:snapToGrid/>
-              <w:spacing w:line="231" w:lineRule="auto"/>
-              <w:textAlignment w:val="auto"/>
-              <w:rPr>
-                <w:rFonts w:ascii="Times New Roman" w:hAnsi="Times New Roman" w:eastAsia="微软雅黑" w:cs="Times New Roman"/>
-                <w:sz w:val="18"/>
-                <w:szCs w:val="18"/>
-                <w:shd w:val="clear" w:color="auto" w:fill="FFFFFF"/>
-                <w:lang w:eastAsia="zh-CN"/>
-              </w:rPr>
-            </w:pPr>
-            <w:r>
-              <w:rPr>
-                <w:rFonts w:hint="eastAsia" w:ascii="Times New Roman" w:hAnsi="Times New Roman" w:eastAsia="微软雅黑" w:cs="Times New Roman"/>
-                <w:sz w:val="18"/>
-                <w:szCs w:val="18"/>
-                <w:shd w:val="clear" w:color="auto" w:fill="FFFFFF"/>
-                <w:lang w:eastAsia="zh-CN"/>
-              </w:rPr>
-              <w:t>本次检测使用NGS技术结合生物信息学算法，基于内部验证数据，通过微卫星位点的长度分布评估判断MSI状态。</w:t>
-            </w:r>
-          </w:p>
-          <w:p>
-            <w:pPr>
-              <w:keepNext w:val="0"/>
-              <w:keepLines w:val="0"/>
-              <w:pageBreakBefore w:val="0"/>
-              <w:widowControl w:val="0"/>
-              <w:numPr>
-                <w:ilvl w:val="0"/>
-                <w:numId w:val="8"/>
-              </w:numPr>
-              <w:kinsoku/>
-              <w:wordWrap/>
-              <w:overflowPunct/>
-              <w:topLinePunct w:val="0"/>
-              <w:autoSpaceDE/>
-              <w:autoSpaceDN/>
-              <w:bidi w:val="0"/>
-              <w:adjustRightInd/>
-              <w:snapToGrid/>
-              <w:spacing w:line="231" w:lineRule="auto"/>
-              <w:textAlignment w:val="auto"/>
-              <w:rPr>
-                <w:rFonts w:ascii="Times New Roman" w:hAnsi="Times New Roman" w:eastAsia="微软雅黑" w:cs="Times New Roman"/>
-                <w:sz w:val="21"/>
-                <w:szCs w:val="21"/>
-                <w:lang w:eastAsia="zh-CN"/>
-              </w:rPr>
-            </w:pPr>
-            <w:r>
-              <w:rPr>
-                <w:rFonts w:hint="eastAsia" w:ascii="Times New Roman" w:hAnsi="Times New Roman" w:eastAsia="微软雅黑" w:cs="Times New Roman"/>
-                <w:sz w:val="18"/>
-                <w:szCs w:val="18"/>
-                <w:shd w:val="clear" w:color="auto" w:fill="FFFFFF"/>
-                <w:lang w:eastAsia="zh-CN"/>
-              </w:rPr>
-              <w:t>血液MSI值预测免疫检查点抑制剂治疗疗效处于临床研究阶段，证据尚不充分，报告仅供临床参考。</w:t>
+              <w:spacing w:before="26"/>
+              <w:jc w:val="center"/>
+              <w:rPr>
+                <w:rFonts w:ascii="Times New Roman" w:hAnsi="Times New Roman" w:eastAsia="微软雅黑" w:cs="Times New Roman"/>
+                <w:b/>
+                <w:color w:val="254061" w:themeColor="accent1" w:themeShade="80"/>
+                <w:sz w:val="18"/>
+                <w:szCs w:val="18"/>
+              </w:rPr>
+            </w:pPr>
+            <w:r>
+              <w:rPr>
+                <w:rFonts w:hint="eastAsia" w:ascii="Times New Roman" w:hAnsi="Times New Roman" w:eastAsia="微软雅黑" w:cs="Times New Roman"/>
+                <w:b/>
+                <w:color w:val="254061" w:themeColor="accent1" w:themeShade="80"/>
+                <w:sz w:val="18"/>
+                <w:szCs w:val="18"/>
+                <w:lang w:eastAsia="zh-CN"/>
+              </w:rPr>
+              <w:t>基因突变相关说明</w:t>
+            </w:r>
+          </w:p>
+        </w:tc>
+        <w:tc>
+          <w:tcPr>
+            <w:tcW w:w="8087" w:type="dxa"/>
+            <w:tcBorders>
+              <w:top w:val="dashed" w:color="243F61" w:themeColor="accent1" w:themeShade="7F" w:sz="4" w:space="0"/>
+              <w:left w:val="dashed" w:color="243F61" w:themeColor="accent1" w:themeShade="7F" w:sz="4" w:space="0"/>
+              <w:bottom w:val="dashed" w:color="243F61" w:themeColor="accent1" w:themeShade="7F" w:sz="4" w:space="0"/>
+              <w:right w:val="nil"/>
+            </w:tcBorders>
+            <w:shd w:val="clear" w:color="auto" w:fill="auto"/>
+            <w:vAlign w:val="center"/>
+          </w:tcPr>
+          <w:p>
+            <w:pPr>
+              <w:keepNext/>
+              <w:spacing w:before="26"/>
+              <w:jc w:val="both"/>
+              <w:rPr>
+                <w:rFonts w:ascii="Times New Roman" w:hAnsi="Times New Roman" w:eastAsia="微软雅黑" w:cs="Times New Roman"/>
+                <w:sz w:val="18"/>
+                <w:szCs w:val="18"/>
+                <w:lang w:eastAsia="zh-CN"/>
+              </w:rPr>
+            </w:pPr>
+            <w:r>
+              <w:rPr>
+                <w:rFonts w:hint="eastAsia" w:ascii="Times New Roman" w:hAnsi="Times New Roman" w:eastAsia="微软雅黑" w:cs="Times New Roman"/>
+                <w:sz w:val="18"/>
+                <w:szCs w:val="18"/>
+                <w:lang w:eastAsia="zh-CN"/>
+              </w:rPr>
+              <w:t xml:space="preserve">{% for md in </w:t>
+            </w:r>
+            <w:r>
+              <w:rPr>
+                <w:rFonts w:hint="eastAsia" w:ascii="Times New Roman" w:hAnsi="Times New Roman" w:eastAsia="微软雅黑" w:cs="Times New Roman"/>
+                <w:bCs/>
+                <w:sz w:val="18"/>
+                <w:szCs w:val="18"/>
+                <w:lang w:eastAsia="zh-CN" w:bidi="ar"/>
+              </w:rPr>
+              <w:t>msianalysisOfImmuneTestResults.varDrugNote</w:t>
+            </w:r>
+            <w:r>
+              <w:rPr>
+                <w:rFonts w:hint="eastAsia" w:ascii="Times New Roman" w:hAnsi="Times New Roman" w:eastAsia="微软雅黑" w:cs="Times New Roman"/>
+                <w:sz w:val="18"/>
+                <w:szCs w:val="18"/>
+                <w:lang w:eastAsia="zh-CN"/>
+              </w:rPr>
+              <w:t xml:space="preserve"> %}{% if md.key == '位点说明</w:t>
+            </w:r>
+            <w:r>
+              <w:rPr>
+                <w:rFonts w:ascii="Times New Roman" w:hAnsi="Times New Roman" w:eastAsia="微软雅黑" w:cs="Times New Roman"/>
+                <w:sz w:val="18"/>
+                <w:szCs w:val="18"/>
+                <w:lang w:eastAsia="zh-CN"/>
+              </w:rPr>
+              <w:t>:</w:t>
+            </w:r>
+            <w:r>
+              <w:rPr>
+                <w:rFonts w:hint="eastAsia" w:ascii="Times New Roman" w:hAnsi="Times New Roman" w:eastAsia="微软雅黑" w:cs="Times New Roman"/>
+                <w:sz w:val="18"/>
+                <w:szCs w:val="18"/>
+                <w:lang w:eastAsia="zh-CN"/>
+              </w:rPr>
+              <w:t>' %}</w:t>
+            </w:r>
+            <w:r>
+              <w:rPr>
+                <w:rFonts w:hint="eastAsia" w:ascii="Times New Roman" w:hAnsi="Times New Roman" w:eastAsia="微软雅黑" w:cs="Times New Roman"/>
+                <w:b/>
+                <w:bCs/>
+                <w:sz w:val="18"/>
+                <w:szCs w:val="18"/>
+                <w:lang w:eastAsia="zh-CN"/>
+              </w:rPr>
+              <w:t>{{md.key}}</w:t>
+            </w:r>
+            <w:r>
+              <w:rPr>
+                <w:rFonts w:hint="eastAsia" w:ascii="Times New Roman" w:hAnsi="Times New Roman" w:eastAsia="微软雅黑" w:cs="Times New Roman"/>
+                <w:sz w:val="18"/>
+                <w:szCs w:val="18"/>
+                <w:lang w:eastAsia="zh-CN"/>
+              </w:rPr>
+              <w:t>{{md.value}}{% elif md.value == '' %}{% else%}{% if md.key==</w:t>
+            </w:r>
+            <w:r>
+              <w:rPr>
+                <w:rFonts w:ascii="Times New Roman" w:hAnsi="Times New Roman" w:eastAsia="微软雅黑" w:cs="Times New Roman"/>
+                <w:sz w:val="18"/>
+                <w:szCs w:val="18"/>
+                <w:lang w:eastAsia="zh-CN"/>
+              </w:rPr>
+              <w:t>’</w:t>
+            </w:r>
+            <w:r>
+              <w:rPr>
+                <w:rFonts w:hint="eastAsia" w:ascii="Times New Roman" w:hAnsi="Times New Roman" w:eastAsia="微软雅黑" w:cs="Times New Roman"/>
+                <w:sz w:val="18"/>
+                <w:szCs w:val="18"/>
+                <w:lang w:eastAsia="zh-CN"/>
+              </w:rPr>
+              <w:t>基因说明:</w:t>
+            </w:r>
+            <w:r>
+              <w:rPr>
+                <w:rFonts w:ascii="Times New Roman" w:hAnsi="Times New Roman" w:eastAsia="微软雅黑" w:cs="Times New Roman"/>
+                <w:sz w:val="18"/>
+                <w:szCs w:val="18"/>
+                <w:lang w:eastAsia="zh-CN"/>
+              </w:rPr>
+              <w:t>’</w:t>
+            </w:r>
+            <w:r>
+              <w:rPr>
+                <w:rFonts w:hint="eastAsia" w:ascii="Times New Roman" w:hAnsi="Times New Roman" w:eastAsia="微软雅黑" w:cs="Times New Roman"/>
+                <w:sz w:val="18"/>
+                <w:szCs w:val="18"/>
+                <w:lang w:eastAsia="zh-CN"/>
+              </w:rPr>
+              <w:t xml:space="preserve"> %}</w:t>
+            </w:r>
+            <w:r>
+              <w:rPr>
+                <w:rFonts w:hint="eastAsia" w:ascii="Times New Roman" w:hAnsi="Times New Roman" w:eastAsia="微软雅黑" w:cs="Times New Roman"/>
+                <w:b/>
+                <w:bCs/>
+                <w:sz w:val="18"/>
+                <w:szCs w:val="18"/>
+                <w:lang w:eastAsia="zh-CN"/>
+              </w:rPr>
+              <w:t>MSI定义:</w:t>
+            </w:r>
+            <w:r>
+              <w:rPr>
+                <w:rFonts w:hint="eastAsia" w:ascii="Times New Roman" w:hAnsi="Times New Roman" w:eastAsia="微软雅黑" w:cs="Times New Roman"/>
+                <w:sz w:val="18"/>
+                <w:szCs w:val="18"/>
+                <w:lang w:eastAsia="zh-CN"/>
+              </w:rPr>
+              <w:t>{% else%}</w:t>
+            </w:r>
+            <w:r>
+              <w:rPr>
+                <w:rFonts w:hint="eastAsia" w:ascii="Times New Roman" w:hAnsi="Times New Roman" w:eastAsia="微软雅黑" w:cs="Times New Roman"/>
+                <w:b/>
+                <w:bCs/>
+                <w:sz w:val="18"/>
+                <w:szCs w:val="18"/>
+                <w:lang w:eastAsia="zh-CN"/>
+              </w:rPr>
+              <w:t>{{md.key}}</w:t>
+            </w:r>
+            <w:r>
+              <w:rPr>
+                <w:rFonts w:hint="eastAsia" w:ascii="Times New Roman" w:hAnsi="Times New Roman" w:eastAsia="微软雅黑" w:cs="Times New Roman"/>
+                <w:sz w:val="18"/>
+                <w:szCs w:val="18"/>
+                <w:lang w:eastAsia="zh-CN"/>
+              </w:rPr>
+              <w:t>{% endif %}{{md.value}}</w:t>
+            </w:r>
+          </w:p>
+          <w:p>
+            <w:pPr>
+              <w:spacing w:before="26"/>
+              <w:jc w:val="both"/>
+              <w:rPr>
+                <w:rFonts w:ascii="Times New Roman" w:hAnsi="Times New Roman" w:eastAsia="微软雅黑" w:cs="Times New Roman"/>
+                <w:sz w:val="18"/>
+                <w:szCs w:val="18"/>
+              </w:rPr>
+            </w:pPr>
+            <w:r>
+              <w:rPr>
+                <w:rFonts w:hint="eastAsia" w:ascii="Times New Roman" w:hAnsi="Times New Roman" w:eastAsia="微软雅黑" w:cs="Times New Roman"/>
+                <w:sz w:val="18"/>
+                <w:szCs w:val="18"/>
+                <w:lang w:eastAsia="zh-CN"/>
+              </w:rPr>
+              <w:t>{% endif %}{% endfor %}</w:t>
             </w:r>
           </w:p>
         </w:tc>
       </w:tr>
-      <w:bookmarkEnd w:id="41"/>
     </w:tbl>
+    <w:p>
+      <w:pPr>
+        <w:spacing w:before="26"/>
+        <w:rPr>
+          <w:rFonts w:ascii="Times New Roman" w:hAnsi="Times New Roman" w:eastAsia="微软雅黑" w:cs="Times New Roman"/>
+          <w:b/>
+          <w:color w:val="auto"/>
+          <w:sz w:val="24"/>
+          <w:szCs w:val="24"/>
+        </w:rPr>
+      </w:pPr>
+      <w:r>
+        <w:rPr>
+          <w:rFonts w:hint="eastAsia" w:ascii="Times New Roman" w:hAnsi="Times New Roman" w:eastAsia="微软雅黑" w:cs="Times New Roman"/>
+          <w:b/>
+          <w:color w:val="auto"/>
+          <w:sz w:val="24"/>
+          <w:szCs w:val="24"/>
+          <w:lang w:eastAsia="zh-CN"/>
+        </w:rPr>
+        <w:t>{% if msianalysisOfImmuneTestResults.</w:t>
+      </w:r>
+      <w:r>
+        <w:rPr>
+          <w:rFonts w:ascii="Times New Roman" w:hAnsi="Times New Roman" w:eastAsia="微软雅黑" w:cs="Times New Roman"/>
+          <w:b/>
+          <w:color w:val="auto"/>
+          <w:sz w:val="24"/>
+          <w:szCs w:val="24"/>
+          <w:lang w:eastAsia="zh-CN"/>
+        </w:rPr>
+        <w:t>drugResearchList</w:t>
+      </w:r>
+      <w:r>
+        <w:rPr>
+          <w:rFonts w:hint="eastAsia" w:ascii="Times New Roman" w:hAnsi="Times New Roman" w:eastAsia="微软雅黑" w:cs="Times New Roman"/>
+          <w:b/>
+          <w:color w:val="auto"/>
+          <w:sz w:val="24"/>
+          <w:szCs w:val="24"/>
+          <w:lang w:eastAsia="zh-CN"/>
+        </w:rPr>
+        <w:t xml:space="preserve"> != [] %}</w:t>
+      </w:r>
+    </w:p>
+    <w:p>
+      <w:pPr>
+        <w:keepNext w:val="0"/>
+        <w:keepLines w:val="0"/>
+        <w:pageBreakBefore w:val="0"/>
+        <w:widowControl w:val="0"/>
+        <w:kinsoku/>
+        <w:wordWrap/>
+        <w:overflowPunct/>
+        <w:topLinePunct w:val="0"/>
+        <w:autoSpaceDE/>
+        <w:autoSpaceDN/>
+        <w:bidi w:val="0"/>
+        <w:adjustRightInd/>
+        <w:snapToGrid/>
+        <w:spacing w:before="26"/>
+        <w:ind w:left="414"/>
+        <w:textAlignment w:val="auto"/>
+        <w:rPr>
+          <w:rFonts w:ascii="Times New Roman" w:hAnsi="Times New Roman" w:eastAsia="微软雅黑" w:cs="Times New Roman"/>
+          <w:b/>
+          <w:color w:val="auto"/>
+          <w:sz w:val="24"/>
+          <w:szCs w:val="24"/>
+          <w:lang w:eastAsia="zh-CN"/>
+        </w:rPr>
+      </w:pPr>
+      <w:r>
+        <w:rPr>
+          <w:rFonts w:ascii="Times New Roman" w:hAnsi="Times New Roman" w:eastAsia="微软雅黑" w:cs="Times New Roman"/>
+          <w:b/>
+          <w:color w:val="auto"/>
+          <w:sz w:val="24"/>
+          <w:lang w:eastAsia="zh-CN"/>
+        </w:rPr>
+        <w:t>潜在受益药物研究信息：</w:t>
+      </w:r>
+    </w:p>
+    <w:tbl>
+      <w:tblPr>
+        <w:tblStyle w:val="19"/>
+        <w:tblpPr w:leftFromText="180" w:rightFromText="180" w:vertAnchor="text" w:tblpXSpec="center" w:tblpY="1"/>
+        <w:tblOverlap w:val="never"/>
+        <w:tblW w:w="9870" w:type="dxa"/>
+        <w:jc w:val="center"/>
+        <w:tblBorders>
+          <w:top w:val="single" w:color="244061" w:sz="18" w:space="0"/>
+          <w:left w:val="none" w:color="auto" w:sz="0" w:space="0"/>
+          <w:bottom w:val="dashed" w:color="244061" w:sz="4" w:space="0"/>
+          <w:right w:val="none" w:color="auto" w:sz="0" w:space="0"/>
+          <w:insideH w:val="dashed" w:color="244061" w:sz="4" w:space="0"/>
+          <w:insideV w:val="dashed" w:color="244061" w:sz="4" w:space="0"/>
+        </w:tblBorders>
+        <w:shd w:val="clear" w:color="auto" w:fill="auto"/>
+        <w:tblLayout w:type="fixed"/>
+        <w:tblCellMar>
+          <w:top w:w="0" w:type="dxa"/>
+          <w:left w:w="108" w:type="dxa"/>
+          <w:bottom w:w="0" w:type="dxa"/>
+          <w:right w:w="108" w:type="dxa"/>
+        </w:tblCellMar>
+      </w:tblPr>
+      <w:tblGrid>
+        <w:gridCol w:w="1526"/>
+        <w:gridCol w:w="1417"/>
+        <w:gridCol w:w="1134"/>
+        <w:gridCol w:w="5793"/>
+      </w:tblGrid>
+      <w:tr>
+        <w:tblPrEx>
+          <w:tblBorders>
+            <w:top w:val="single" w:color="244061" w:sz="18" w:space="0"/>
+            <w:left w:val="none" w:color="auto" w:sz="0" w:space="0"/>
+            <w:bottom w:val="dashed" w:color="244061" w:sz="4" w:space="0"/>
+            <w:right w:val="none" w:color="auto" w:sz="0" w:space="0"/>
+            <w:insideH w:val="dashed" w:color="244061" w:sz="4" w:space="0"/>
+            <w:insideV w:val="dashed" w:color="244061" w:sz="4" w:space="0"/>
+          </w:tblBorders>
+          <w:shd w:val="clear" w:color="auto" w:fill="auto"/>
+          <w:tblCellMar>
+            <w:top w:w="0" w:type="dxa"/>
+            <w:left w:w="108" w:type="dxa"/>
+            <w:bottom w:w="0" w:type="dxa"/>
+            <w:right w:w="108" w:type="dxa"/>
+          </w:tblCellMar>
+        </w:tblPrEx>
+        <w:trPr>
+          <w:trHeight w:val="417" w:hRule="atLeast"/>
+          <w:jc w:val="center"/>
+        </w:trPr>
+        <w:tc>
+          <w:tcPr>
+            <w:tcW w:w="1526" w:type="dxa"/>
+            <w:shd w:val="clear" w:color="auto" w:fill="auto"/>
+            <w:vAlign w:val="center"/>
+          </w:tcPr>
+          <w:p>
+            <w:pPr>
+              <w:keepNext/>
+              <w:spacing w:before="26"/>
+              <w:ind w:firstLine="180" w:firstLineChars="100"/>
+              <w:rPr>
+                <w:rFonts w:ascii="Times New Roman" w:hAnsi="Times New Roman" w:eastAsia="微软雅黑" w:cs="Times New Roman"/>
+                <w:b/>
+                <w:color w:val="244061"/>
+                <w:sz w:val="18"/>
+                <w:szCs w:val="18"/>
+                <w:lang w:eastAsia="zh-CN"/>
+              </w:rPr>
+            </w:pPr>
+            <w:r>
+              <w:rPr>
+                <w:rFonts w:ascii="Times New Roman" w:hAnsi="Times New Roman" w:eastAsia="微软雅黑" w:cs="Times New Roman"/>
+                <w:b/>
+                <w:color w:val="244061"/>
+                <w:sz w:val="18"/>
+                <w:szCs w:val="18"/>
+                <w:lang w:eastAsia="zh-CN"/>
+              </w:rPr>
+              <w:t>药物名称</w:t>
+            </w:r>
+          </w:p>
+        </w:tc>
+        <w:tc>
+          <w:tcPr>
+            <w:tcW w:w="1417" w:type="dxa"/>
+            <w:shd w:val="clear" w:color="auto" w:fill="auto"/>
+            <w:vAlign w:val="center"/>
+          </w:tcPr>
+          <w:p>
+            <w:pPr>
+              <w:keepNext/>
+              <w:spacing w:before="26"/>
+              <w:jc w:val="center"/>
+              <w:rPr>
+                <w:rFonts w:ascii="Times New Roman" w:hAnsi="Times New Roman" w:eastAsia="微软雅黑" w:cs="Times New Roman"/>
+                <w:b/>
+                <w:color w:val="244061"/>
+                <w:sz w:val="18"/>
+                <w:szCs w:val="18"/>
+                <w:lang w:eastAsia="zh-CN"/>
+              </w:rPr>
+            </w:pPr>
+            <w:r>
+              <w:rPr>
+                <w:rFonts w:ascii="Times New Roman" w:hAnsi="Times New Roman" w:eastAsia="微软雅黑" w:cs="Times New Roman"/>
+                <w:b/>
+                <w:color w:val="244061"/>
+                <w:sz w:val="18"/>
+                <w:szCs w:val="18"/>
+                <w:lang w:eastAsia="zh-CN"/>
+              </w:rPr>
+              <w:t>相关疾病</w:t>
+            </w:r>
+          </w:p>
+        </w:tc>
+        <w:tc>
+          <w:tcPr>
+            <w:tcW w:w="1134" w:type="dxa"/>
+            <w:shd w:val="clear" w:color="auto" w:fill="auto"/>
+            <w:vAlign w:val="center"/>
+          </w:tcPr>
+          <w:p>
+            <w:pPr>
+              <w:keepNext/>
+              <w:spacing w:before="26"/>
+              <w:jc w:val="center"/>
+              <w:rPr>
+                <w:rFonts w:ascii="Times New Roman" w:hAnsi="Times New Roman" w:eastAsia="微软雅黑" w:cs="Times New Roman"/>
+                <w:b/>
+                <w:color w:val="244061"/>
+                <w:sz w:val="18"/>
+                <w:szCs w:val="18"/>
+                <w:lang w:eastAsia="zh-CN"/>
+              </w:rPr>
+            </w:pPr>
+            <w:r>
+              <w:rPr>
+                <w:rFonts w:ascii="Times New Roman" w:hAnsi="Times New Roman" w:eastAsia="微软雅黑" w:cs="Times New Roman"/>
+                <w:b/>
+                <w:color w:val="244061"/>
+                <w:sz w:val="18"/>
+                <w:szCs w:val="18"/>
+                <w:lang w:eastAsia="zh-CN"/>
+              </w:rPr>
+              <w:t>证据</w:t>
+            </w:r>
+            <w:r>
+              <w:rPr>
+                <w:rFonts w:hint="eastAsia" w:ascii="Times New Roman" w:hAnsi="Times New Roman" w:eastAsia="微软雅黑" w:cs="Times New Roman"/>
+                <w:b/>
+                <w:color w:val="244061"/>
+                <w:sz w:val="18"/>
+                <w:szCs w:val="18"/>
+                <w:lang w:eastAsia="zh-CN"/>
+              </w:rPr>
+              <w:t>等级</w:t>
+            </w:r>
+          </w:p>
+        </w:tc>
+        <w:tc>
+          <w:tcPr>
+            <w:tcW w:w="5793" w:type="dxa"/>
+            <w:shd w:val="clear" w:color="auto" w:fill="auto"/>
+            <w:vAlign w:val="center"/>
+          </w:tcPr>
+          <w:p>
+            <w:pPr>
+              <w:keepNext/>
+              <w:spacing w:before="26"/>
+              <w:jc w:val="center"/>
+              <w:rPr>
+                <w:rFonts w:ascii="Times New Roman" w:hAnsi="Times New Roman" w:eastAsia="微软雅黑" w:cs="Times New Roman"/>
+                <w:b/>
+                <w:color w:val="244061"/>
+                <w:sz w:val="18"/>
+                <w:szCs w:val="18"/>
+                <w:lang w:eastAsia="zh-CN"/>
+              </w:rPr>
+            </w:pPr>
+            <w:r>
+              <w:rPr>
+                <w:rFonts w:ascii="Times New Roman" w:hAnsi="Times New Roman" w:eastAsia="微软雅黑" w:cs="Times New Roman"/>
+                <w:b/>
+                <w:color w:val="244061"/>
+                <w:sz w:val="18"/>
+                <w:szCs w:val="18"/>
+                <w:lang w:eastAsia="zh-CN"/>
+              </w:rPr>
+              <w:t>循证医学信息</w:t>
+            </w:r>
+          </w:p>
+        </w:tc>
+      </w:tr>
+      <w:tr>
+        <w:tblPrEx>
+          <w:tblBorders>
+            <w:top w:val="single" w:color="244061" w:sz="18" w:space="0"/>
+            <w:left w:val="none" w:color="auto" w:sz="0" w:space="0"/>
+            <w:bottom w:val="dashed" w:color="244061" w:sz="4" w:space="0"/>
+            <w:right w:val="none" w:color="auto" w:sz="0" w:space="0"/>
+            <w:insideH w:val="dashed" w:color="244061" w:sz="4" w:space="0"/>
+            <w:insideV w:val="dashed" w:color="244061" w:sz="4" w:space="0"/>
+          </w:tblBorders>
+          <w:shd w:val="clear" w:color="auto" w:fill="auto"/>
+          <w:tblCellMar>
+            <w:top w:w="0" w:type="dxa"/>
+            <w:left w:w="108" w:type="dxa"/>
+            <w:bottom w:w="0" w:type="dxa"/>
+            <w:right w:w="108" w:type="dxa"/>
+          </w:tblCellMar>
+        </w:tblPrEx>
+        <w:trPr>
+          <w:trHeight w:val="494" w:hRule="atLeast"/>
+          <w:jc w:val="center"/>
+        </w:trPr>
+        <w:tc>
+          <w:tcPr>
+            <w:tcW w:w="9870" w:type="dxa"/>
+            <w:gridSpan w:val="4"/>
+            <w:shd w:val="clear" w:color="auto" w:fill="auto"/>
+            <w:vAlign w:val="center"/>
+          </w:tcPr>
+          <w:p>
+            <w:pPr>
+              <w:keepNext/>
+              <w:spacing w:before="26"/>
+              <w:jc w:val="center"/>
+              <w:rPr>
+                <w:rFonts w:ascii="Times New Roman" w:hAnsi="Times New Roman" w:eastAsia="微软雅黑" w:cs="Times New Roman"/>
+                <w:bCs/>
+                <w:color w:val="auto"/>
+                <w:sz w:val="18"/>
+                <w:szCs w:val="18"/>
+                <w:highlight w:val="yellow"/>
+                <w:lang w:eastAsia="zh-CN"/>
+              </w:rPr>
+            </w:pPr>
+            <w:r>
+              <w:rPr>
+                <w:rFonts w:hint="eastAsia" w:ascii="Times New Roman" w:hAnsi="Times New Roman" w:eastAsia="微软雅黑" w:cs="Times New Roman"/>
+                <w:b/>
+                <w:color w:val="auto"/>
+                <w:sz w:val="18"/>
+                <w:szCs w:val="18"/>
+                <w:lang w:eastAsia="zh-CN"/>
+              </w:rPr>
+              <w:t>{%tr for msicli in msianalysisOfImmuneTestResults.drugResearchList %}</w:t>
+            </w:r>
+          </w:p>
+        </w:tc>
+      </w:tr>
+      <w:tr>
+        <w:tblPrEx>
+          <w:tblBorders>
+            <w:top w:val="single" w:color="244061" w:sz="18" w:space="0"/>
+            <w:left w:val="none" w:color="auto" w:sz="0" w:space="0"/>
+            <w:bottom w:val="dashed" w:color="244061" w:sz="4" w:space="0"/>
+            <w:right w:val="none" w:color="auto" w:sz="0" w:space="0"/>
+            <w:insideH w:val="dashed" w:color="244061" w:sz="4" w:space="0"/>
+            <w:insideV w:val="dashed" w:color="244061" w:sz="4" w:space="0"/>
+          </w:tblBorders>
+          <w:tblCellMar>
+            <w:top w:w="0" w:type="dxa"/>
+            <w:left w:w="108" w:type="dxa"/>
+            <w:bottom w:w="0" w:type="dxa"/>
+            <w:right w:w="108" w:type="dxa"/>
+          </w:tblCellMar>
+        </w:tblPrEx>
+        <w:trPr>
+          <w:trHeight w:val="494" w:hRule="atLeast"/>
+          <w:jc w:val="center"/>
+        </w:trPr>
+        <w:tc>
+          <w:tcPr>
+            <w:tcW w:w="1526" w:type="dxa"/>
+            <w:shd w:val="clear" w:color="auto" w:fill="auto"/>
+            <w:vAlign w:val="center"/>
+          </w:tcPr>
+          <w:p>
+            <w:pPr>
+              <w:spacing w:before="1" w:line="249" w:lineRule="auto"/>
+              <w:ind w:right="131"/>
+              <w:jc w:val="center"/>
+              <w:rPr>
+                <w:rFonts w:hint="default" w:ascii="Times New Roman" w:hAnsi="Times New Roman" w:eastAsia="微软雅黑" w:cs="Times New Roman"/>
+                <w:b/>
+                <w:color w:val="auto"/>
+                <w:sz w:val="18"/>
+                <w:szCs w:val="18"/>
+                <w:highlight w:val="yellow"/>
+                <w:lang w:val="en-US"/>
+              </w:rPr>
+            </w:pPr>
+            <w:r>
+              <w:rPr>
+                <w:rFonts w:hint="eastAsia" w:ascii="Times New Roman" w:hAnsi="Times New Roman" w:eastAsia="微软雅黑" w:cs="Times New Roman"/>
+                <w:color w:val="auto"/>
+                <w:sz w:val="18"/>
+                <w:szCs w:val="18"/>
+                <w:lang w:eastAsia="zh-CN"/>
+              </w:rPr>
+              <w:t>{{</w:t>
+            </w:r>
+            <w:r>
+              <w:rPr>
+                <w:rFonts w:hint="eastAsia" w:ascii="Times New Roman" w:hAnsi="Times New Roman" w:eastAsia="微软雅黑" w:cs="Times New Roman"/>
+                <w:bCs/>
+                <w:color w:val="auto"/>
+                <w:sz w:val="18"/>
+                <w:szCs w:val="18"/>
+                <w:lang w:eastAsia="zh-CN"/>
+              </w:rPr>
+              <w:t xml:space="preserve"> msicli.drug_name_chinese|replace('#', '')</w:t>
+            </w:r>
+            <w:r>
+              <w:rPr>
+                <w:rFonts w:hint="eastAsia" w:ascii="Times New Roman" w:hAnsi="Times New Roman" w:eastAsia="微软雅黑" w:cs="Times New Roman"/>
+                <w:color w:val="auto"/>
+                <w:sz w:val="18"/>
+                <w:szCs w:val="18"/>
+                <w:lang w:eastAsia="zh-CN"/>
+              </w:rPr>
+              <w:t>}</w:t>
+            </w:r>
+            <w:r>
+              <w:rPr>
+                <w:rFonts w:hint="eastAsia" w:ascii="Times New Roman" w:hAnsi="Times New Roman" w:eastAsia="微软雅黑" w:cs="Times New Roman"/>
+                <w:color w:val="auto"/>
+                <w:sz w:val="18"/>
+                <w:szCs w:val="18"/>
+                <w:lang w:val="en-US" w:eastAsia="zh-CN"/>
+              </w:rPr>
+              <w:t>}</w:t>
+            </w:r>
+          </w:p>
+        </w:tc>
+        <w:tc>
+          <w:tcPr>
+            <w:tcW w:w="1417" w:type="dxa"/>
+            <w:shd w:val="clear" w:color="auto" w:fill="auto"/>
+            <w:vAlign w:val="center"/>
+          </w:tcPr>
+          <w:p>
+            <w:pPr>
+              <w:keepNext/>
+              <w:spacing w:before="26"/>
+              <w:jc w:val="center"/>
+              <w:rPr>
+                <w:rFonts w:ascii="Times New Roman" w:hAnsi="Times New Roman" w:eastAsia="微软雅黑" w:cs="Times New Roman"/>
+                <w:bCs/>
+                <w:color w:val="auto"/>
+                <w:sz w:val="18"/>
+                <w:szCs w:val="18"/>
+                <w:highlight w:val="yellow"/>
+                <w:lang w:eastAsia="zh-CN"/>
+              </w:rPr>
+            </w:pPr>
+            <w:r>
+              <w:rPr>
+                <w:rFonts w:hint="eastAsia" w:ascii="Times New Roman" w:hAnsi="Times New Roman" w:eastAsia="微软雅黑" w:cs="Times New Roman"/>
+                <w:color w:val="auto"/>
+                <w:sz w:val="18"/>
+                <w:szCs w:val="18"/>
+                <w:lang w:eastAsia="zh-CN"/>
+              </w:rPr>
+              <w:t>{{</w:t>
+            </w:r>
+            <w:r>
+              <w:rPr>
+                <w:rFonts w:hint="eastAsia" w:ascii="Times New Roman" w:hAnsi="Times New Roman" w:eastAsia="微软雅黑" w:cs="Times New Roman"/>
+                <w:bCs/>
+                <w:color w:val="auto"/>
+                <w:sz w:val="18"/>
+                <w:szCs w:val="18"/>
+                <w:lang w:eastAsia="zh-CN"/>
+              </w:rPr>
+              <w:t xml:space="preserve"> msicli</w:t>
+            </w:r>
+            <w:r>
+              <w:rPr>
+                <w:rFonts w:hint="eastAsia" w:ascii="Times New Roman" w:hAnsi="Times New Roman" w:eastAsia="微软雅黑" w:cs="Times New Roman"/>
+                <w:color w:val="auto"/>
+                <w:sz w:val="18"/>
+                <w:szCs w:val="18"/>
+                <w:lang w:eastAsia="zh-CN"/>
+              </w:rPr>
+              <w:t>.</w:t>
+            </w:r>
+            <w:r>
+              <w:rPr>
+                <w:rFonts w:hint="eastAsia" w:ascii="Times New Roman" w:hAnsi="Times New Roman" w:eastAsia="微软雅黑" w:cs="Times New Roman"/>
+                <w:bCs/>
+                <w:color w:val="auto"/>
+                <w:sz w:val="18"/>
+                <w:szCs w:val="18"/>
+                <w:lang w:eastAsia="zh-CN"/>
+              </w:rPr>
+              <w:t>disease_name_chinese</w:t>
+            </w:r>
+            <w:r>
+              <w:rPr>
+                <w:rFonts w:hint="eastAsia" w:ascii="Times New Roman" w:hAnsi="Times New Roman" w:eastAsia="微软雅黑" w:cs="Times New Roman"/>
+                <w:color w:val="auto"/>
+                <w:sz w:val="18"/>
+                <w:szCs w:val="18"/>
+                <w:lang w:eastAsia="zh-CN"/>
+              </w:rPr>
+              <w:t>}}</w:t>
+            </w:r>
+          </w:p>
+        </w:tc>
+        <w:tc>
+          <w:tcPr>
+            <w:tcW w:w="1134" w:type="dxa"/>
+            <w:shd w:val="clear" w:color="auto" w:fill="auto"/>
+            <w:vAlign w:val="center"/>
+          </w:tcPr>
+          <w:p>
+            <w:pPr>
+              <w:keepNext/>
+              <w:spacing w:before="26"/>
+              <w:jc w:val="center"/>
+              <w:rPr>
+                <w:rFonts w:ascii="Times New Roman" w:hAnsi="Times New Roman" w:eastAsia="微软雅黑" w:cs="Times New Roman"/>
+                <w:bCs/>
+                <w:color w:val="auto"/>
+                <w:sz w:val="18"/>
+                <w:szCs w:val="18"/>
+                <w:highlight w:val="yellow"/>
+                <w:lang w:eastAsia="zh-CN"/>
+              </w:rPr>
+            </w:pPr>
+            <w:r>
+              <w:rPr>
+                <w:rFonts w:hint="eastAsia" w:ascii="Times New Roman" w:hAnsi="Times New Roman" w:eastAsia="微软雅黑" w:cs="Times New Roman"/>
+                <w:color w:val="auto"/>
+                <w:sz w:val="18"/>
+                <w:szCs w:val="18"/>
+                <w:lang w:eastAsia="zh-CN"/>
+              </w:rPr>
+              <w:t>{{</w:t>
+            </w:r>
+            <w:r>
+              <w:rPr>
+                <w:rFonts w:hint="eastAsia" w:ascii="Times New Roman" w:hAnsi="Times New Roman" w:eastAsia="微软雅黑" w:cs="Times New Roman"/>
+                <w:bCs/>
+                <w:color w:val="auto"/>
+                <w:sz w:val="18"/>
+                <w:szCs w:val="18"/>
+                <w:lang w:eastAsia="zh-CN"/>
+              </w:rPr>
+              <w:t xml:space="preserve"> msicli.evidence_phase_chinese</w:t>
+            </w:r>
+            <w:r>
+              <w:rPr>
+                <w:rFonts w:hint="eastAsia" w:ascii="Times New Roman" w:hAnsi="Times New Roman" w:eastAsia="微软雅黑" w:cs="Times New Roman"/>
+                <w:color w:val="auto"/>
+                <w:sz w:val="18"/>
+                <w:szCs w:val="18"/>
+                <w:lang w:eastAsia="zh-CN"/>
+              </w:rPr>
+              <w:t>}}</w:t>
+            </w:r>
+          </w:p>
+        </w:tc>
+        <w:tc>
+          <w:tcPr>
+            <w:tcW w:w="5793" w:type="dxa"/>
+            <w:shd w:val="clear" w:color="auto" w:fill="auto"/>
+            <w:vAlign w:val="center"/>
+          </w:tcPr>
+          <w:p>
+            <w:pPr>
+              <w:keepNext/>
+              <w:spacing w:before="26"/>
+              <w:jc w:val="center"/>
+              <w:rPr>
+                <w:rFonts w:ascii="Times New Roman" w:hAnsi="Times New Roman" w:eastAsia="微软雅黑" w:cs="Times New Roman"/>
+                <w:bCs/>
+                <w:color w:val="auto"/>
+                <w:sz w:val="18"/>
+                <w:szCs w:val="18"/>
+                <w:highlight w:val="yellow"/>
+                <w:lang w:eastAsia="zh-CN"/>
+              </w:rPr>
+            </w:pPr>
+            <w:r>
+              <w:rPr>
+                <w:rFonts w:hint="eastAsia" w:ascii="Times New Roman" w:hAnsi="Times New Roman" w:eastAsia="微软雅黑" w:cs="Times New Roman"/>
+                <w:color w:val="auto"/>
+                <w:sz w:val="18"/>
+                <w:szCs w:val="18"/>
+                <w:lang w:eastAsia="zh-CN"/>
+              </w:rPr>
+              <w:t>{{</w:t>
+            </w:r>
+            <w:r>
+              <w:rPr>
+                <w:rFonts w:hint="eastAsia" w:ascii="Times New Roman" w:hAnsi="Times New Roman" w:eastAsia="微软雅黑" w:cs="Times New Roman"/>
+                <w:bCs/>
+                <w:color w:val="auto"/>
+                <w:sz w:val="18"/>
+                <w:szCs w:val="18"/>
+                <w:lang w:eastAsia="zh-CN"/>
+              </w:rPr>
+              <w:t xml:space="preserve"> msicli.annotation_chinese</w:t>
+            </w:r>
+            <w:r>
+              <w:rPr>
+                <w:rFonts w:hint="eastAsia" w:ascii="Times New Roman" w:hAnsi="Times New Roman" w:eastAsia="微软雅黑" w:cs="Times New Roman"/>
+                <w:color w:val="auto"/>
+                <w:sz w:val="18"/>
+                <w:szCs w:val="18"/>
+                <w:lang w:eastAsia="zh-CN"/>
+              </w:rPr>
+              <w:t>}}</w:t>
+            </w:r>
+          </w:p>
+        </w:tc>
+      </w:tr>
+      <w:tr>
+        <w:tblPrEx>
+          <w:tblBorders>
+            <w:top w:val="single" w:color="244061" w:sz="18" w:space="0"/>
+            <w:left w:val="none" w:color="auto" w:sz="0" w:space="0"/>
+            <w:bottom w:val="dashed" w:color="244061" w:sz="4" w:space="0"/>
+            <w:right w:val="none" w:color="auto" w:sz="0" w:space="0"/>
+            <w:insideH w:val="dashed" w:color="244061" w:sz="4" w:space="0"/>
+            <w:insideV w:val="dashed" w:color="244061" w:sz="4" w:space="0"/>
+          </w:tblBorders>
+          <w:tblCellMar>
+            <w:top w:w="0" w:type="dxa"/>
+            <w:left w:w="108" w:type="dxa"/>
+            <w:bottom w:w="0" w:type="dxa"/>
+            <w:right w:w="108" w:type="dxa"/>
+          </w:tblCellMar>
+        </w:tblPrEx>
+        <w:trPr>
+          <w:trHeight w:val="494" w:hRule="atLeast"/>
+          <w:jc w:val="center"/>
+        </w:trPr>
+        <w:tc>
+          <w:tcPr>
+            <w:tcW w:w="9870" w:type="dxa"/>
+            <w:gridSpan w:val="4"/>
+            <w:shd w:val="clear" w:color="auto" w:fill="auto"/>
+            <w:vAlign w:val="center"/>
+          </w:tcPr>
+          <w:p>
+            <w:pPr>
+              <w:keepNext/>
+              <w:spacing w:before="26"/>
+              <w:jc w:val="center"/>
+              <w:rPr>
+                <w:rFonts w:ascii="Times New Roman" w:hAnsi="Times New Roman" w:eastAsia="微软雅黑" w:cs="Times New Roman"/>
+                <w:bCs/>
+                <w:color w:val="auto"/>
+                <w:sz w:val="18"/>
+                <w:szCs w:val="18"/>
+                <w:lang w:eastAsia="zh-CN"/>
+              </w:rPr>
+            </w:pPr>
+            <w:r>
+              <w:rPr>
+                <w:rFonts w:hint="eastAsia" w:ascii="Times New Roman" w:hAnsi="Times New Roman" w:eastAsia="微软雅黑" w:cs="Times New Roman"/>
+                <w:b/>
+                <w:color w:val="auto"/>
+                <w:sz w:val="18"/>
+                <w:szCs w:val="18"/>
+                <w:lang w:eastAsia="zh-CN"/>
+              </w:rPr>
+              <w:t>{%tr endfor %}</w:t>
+            </w:r>
+          </w:p>
+        </w:tc>
+      </w:tr>
+    </w:tbl>
+    <w:p>
+      <w:pPr>
+        <w:spacing w:before="26"/>
+        <w:rPr>
+          <w:rFonts w:ascii="Times New Roman" w:hAnsi="Times New Roman" w:eastAsia="微软雅黑" w:cs="Times New Roman"/>
+          <w:b/>
+          <w:color w:val="auto"/>
+          <w:sz w:val="24"/>
+          <w:szCs w:val="24"/>
+          <w:lang w:eastAsia="zh-CN" w:bidi="ar"/>
+        </w:rPr>
+      </w:pPr>
+      <w:r>
+        <w:rPr>
+          <w:rFonts w:hint="eastAsia" w:ascii="Times New Roman" w:hAnsi="Times New Roman" w:eastAsia="微软雅黑" w:cs="Times New Roman"/>
+          <w:b/>
+          <w:color w:val="auto"/>
+          <w:sz w:val="24"/>
+          <w:szCs w:val="24"/>
+          <w:lang w:eastAsia="zh-CN" w:bidi="ar"/>
+        </w:rPr>
+        <w:t>{% endif %}</w:t>
+      </w:r>
+      <w:r>
+        <w:rPr>
+          <w:rFonts w:hint="eastAsia" w:ascii="Times New Roman" w:hAnsi="Times New Roman" w:eastAsia="微软雅黑" w:cs="Times New Roman"/>
+          <w:b/>
+          <w:color w:val="auto"/>
+          <w:sz w:val="24"/>
+          <w:szCs w:val="24"/>
+          <w:lang w:eastAsia="zh-CN"/>
+        </w:rPr>
+        <w:t>{% if msianalysisOfImmuneTestResults.</w:t>
+      </w:r>
+      <w:r>
+        <w:rPr>
+          <w:rFonts w:ascii="Times New Roman" w:hAnsi="Times New Roman" w:eastAsia="微软雅黑" w:cs="Times New Roman"/>
+          <w:b/>
+          <w:color w:val="auto"/>
+          <w:sz w:val="24"/>
+          <w:szCs w:val="24"/>
+          <w:lang w:eastAsia="zh-CN"/>
+        </w:rPr>
+        <w:t>potentialDrugList</w:t>
+      </w:r>
+      <w:r>
+        <w:rPr>
+          <w:rFonts w:hint="eastAsia" w:ascii="Times New Roman" w:hAnsi="Times New Roman" w:eastAsia="微软雅黑" w:cs="Times New Roman"/>
+          <w:b/>
+          <w:color w:val="auto"/>
+          <w:sz w:val="24"/>
+          <w:szCs w:val="24"/>
+          <w:lang w:eastAsia="zh-CN"/>
+        </w:rPr>
+        <w:t xml:space="preserve"> != [] %}</w:t>
+      </w:r>
+    </w:p>
+    <w:p>
+      <w:pPr>
+        <w:keepNext w:val="0"/>
+        <w:keepLines w:val="0"/>
+        <w:pageBreakBefore w:val="0"/>
+        <w:widowControl w:val="0"/>
+        <w:kinsoku/>
+        <w:wordWrap/>
+        <w:overflowPunct/>
+        <w:topLinePunct w:val="0"/>
+        <w:autoSpaceDE/>
+        <w:autoSpaceDN/>
+        <w:bidi w:val="0"/>
+        <w:adjustRightInd/>
+        <w:snapToGrid/>
+        <w:spacing w:before="26"/>
+        <w:ind w:left="414"/>
+        <w:textAlignment w:val="auto"/>
+        <w:rPr>
+          <w:rFonts w:ascii="Times New Roman" w:hAnsi="Times New Roman" w:eastAsia="微软雅黑" w:cs="Times New Roman"/>
+          <w:b/>
+          <w:color w:val="auto"/>
+          <w:sz w:val="24"/>
+          <w:szCs w:val="24"/>
+          <w:lang w:eastAsia="zh-CN" w:bidi="ar"/>
+        </w:rPr>
+      </w:pPr>
+      <w:r>
+        <w:rPr>
+          <w:rFonts w:hint="eastAsia" w:ascii="Times New Roman" w:hAnsi="Times New Roman" w:eastAsia="微软雅黑" w:cs="Times New Roman"/>
+          <w:b/>
+          <w:color w:val="auto"/>
+          <w:sz w:val="24"/>
+          <w:lang w:eastAsia="zh-CN"/>
+        </w:rPr>
+        <w:t>潜在耐药研究信息：</w:t>
+      </w:r>
+    </w:p>
+    <w:tbl>
+      <w:tblPr>
+        <w:tblStyle w:val="19"/>
+        <w:tblpPr w:leftFromText="180" w:rightFromText="180" w:vertAnchor="text" w:tblpXSpec="center" w:tblpY="1"/>
+        <w:tblOverlap w:val="never"/>
+        <w:tblW w:w="9870" w:type="dxa"/>
+        <w:jc w:val="center"/>
+        <w:tblBorders>
+          <w:top w:val="single" w:color="244061" w:sz="18" w:space="0"/>
+          <w:left w:val="none" w:color="auto" w:sz="0" w:space="0"/>
+          <w:bottom w:val="dashed" w:color="244061" w:sz="4" w:space="0"/>
+          <w:right w:val="none" w:color="auto" w:sz="0" w:space="0"/>
+          <w:insideH w:val="dashed" w:color="244061" w:sz="4" w:space="0"/>
+          <w:insideV w:val="dashed" w:color="244061" w:sz="4" w:space="0"/>
+        </w:tblBorders>
+        <w:shd w:val="clear" w:color="auto" w:fill="auto"/>
+        <w:tblLayout w:type="fixed"/>
+        <w:tblCellMar>
+          <w:top w:w="0" w:type="dxa"/>
+          <w:left w:w="108" w:type="dxa"/>
+          <w:bottom w:w="0" w:type="dxa"/>
+          <w:right w:w="108" w:type="dxa"/>
+        </w:tblCellMar>
+      </w:tblPr>
+      <w:tblGrid>
+        <w:gridCol w:w="1526"/>
+        <w:gridCol w:w="1417"/>
+        <w:gridCol w:w="1134"/>
+        <w:gridCol w:w="5793"/>
+      </w:tblGrid>
+      <w:tr>
+        <w:tblPrEx>
+          <w:tblBorders>
+            <w:top w:val="single" w:color="244061" w:sz="18" w:space="0"/>
+            <w:left w:val="none" w:color="auto" w:sz="0" w:space="0"/>
+            <w:bottom w:val="dashed" w:color="244061" w:sz="4" w:space="0"/>
+            <w:right w:val="none" w:color="auto" w:sz="0" w:space="0"/>
+            <w:insideH w:val="dashed" w:color="244061" w:sz="4" w:space="0"/>
+            <w:insideV w:val="dashed" w:color="244061" w:sz="4" w:space="0"/>
+          </w:tblBorders>
+          <w:tblCellMar>
+            <w:top w:w="0" w:type="dxa"/>
+            <w:left w:w="108" w:type="dxa"/>
+            <w:bottom w:w="0" w:type="dxa"/>
+            <w:right w:w="108" w:type="dxa"/>
+          </w:tblCellMar>
+        </w:tblPrEx>
+        <w:trPr>
+          <w:trHeight w:val="417" w:hRule="atLeast"/>
+          <w:jc w:val="center"/>
+        </w:trPr>
+        <w:tc>
+          <w:tcPr>
+            <w:tcW w:w="1526" w:type="dxa"/>
+            <w:shd w:val="clear" w:color="auto" w:fill="auto"/>
+            <w:vAlign w:val="center"/>
+          </w:tcPr>
+          <w:p>
+            <w:pPr>
+              <w:keepNext/>
+              <w:spacing w:before="26"/>
+              <w:ind w:firstLine="180" w:firstLineChars="100"/>
+              <w:rPr>
+                <w:rFonts w:ascii="Times New Roman" w:hAnsi="Times New Roman" w:eastAsia="微软雅黑" w:cs="Times New Roman"/>
+                <w:b/>
+                <w:color w:val="244061"/>
+                <w:sz w:val="18"/>
+                <w:szCs w:val="18"/>
+                <w:lang w:eastAsia="zh-CN"/>
+              </w:rPr>
+            </w:pPr>
+            <w:r>
+              <w:rPr>
+                <w:rFonts w:ascii="Times New Roman" w:hAnsi="Times New Roman" w:eastAsia="微软雅黑" w:cs="Times New Roman"/>
+                <w:b/>
+                <w:color w:val="244061"/>
+                <w:sz w:val="18"/>
+                <w:szCs w:val="18"/>
+                <w:lang w:eastAsia="zh-CN"/>
+              </w:rPr>
+              <w:t>药物名称</w:t>
+            </w:r>
+          </w:p>
+        </w:tc>
+        <w:tc>
+          <w:tcPr>
+            <w:tcW w:w="1417" w:type="dxa"/>
+            <w:shd w:val="clear" w:color="auto" w:fill="auto"/>
+            <w:vAlign w:val="center"/>
+          </w:tcPr>
+          <w:p>
+            <w:pPr>
+              <w:keepNext/>
+              <w:spacing w:before="26"/>
+              <w:jc w:val="center"/>
+              <w:rPr>
+                <w:rFonts w:ascii="Times New Roman" w:hAnsi="Times New Roman" w:eastAsia="微软雅黑" w:cs="Times New Roman"/>
+                <w:b/>
+                <w:color w:val="244061"/>
+                <w:sz w:val="18"/>
+                <w:szCs w:val="18"/>
+                <w:lang w:eastAsia="zh-CN"/>
+              </w:rPr>
+            </w:pPr>
+            <w:r>
+              <w:rPr>
+                <w:rFonts w:ascii="Times New Roman" w:hAnsi="Times New Roman" w:eastAsia="微软雅黑" w:cs="Times New Roman"/>
+                <w:b/>
+                <w:color w:val="244061"/>
+                <w:sz w:val="18"/>
+                <w:szCs w:val="18"/>
+                <w:lang w:eastAsia="zh-CN"/>
+              </w:rPr>
+              <w:t>相关疾病</w:t>
+            </w:r>
+          </w:p>
+        </w:tc>
+        <w:tc>
+          <w:tcPr>
+            <w:tcW w:w="1134" w:type="dxa"/>
+            <w:shd w:val="clear" w:color="auto" w:fill="auto"/>
+            <w:vAlign w:val="center"/>
+          </w:tcPr>
+          <w:p>
+            <w:pPr>
+              <w:keepNext/>
+              <w:spacing w:before="26"/>
+              <w:jc w:val="center"/>
+              <w:rPr>
+                <w:rFonts w:ascii="Times New Roman" w:hAnsi="Times New Roman" w:eastAsia="微软雅黑" w:cs="Times New Roman"/>
+                <w:b/>
+                <w:color w:val="244061"/>
+                <w:sz w:val="18"/>
+                <w:szCs w:val="18"/>
+                <w:lang w:eastAsia="zh-CN"/>
+              </w:rPr>
+            </w:pPr>
+            <w:r>
+              <w:rPr>
+                <w:rFonts w:ascii="Times New Roman" w:hAnsi="Times New Roman" w:eastAsia="微软雅黑" w:cs="Times New Roman"/>
+                <w:b/>
+                <w:color w:val="244061"/>
+                <w:sz w:val="18"/>
+                <w:szCs w:val="18"/>
+                <w:lang w:eastAsia="zh-CN"/>
+              </w:rPr>
+              <w:t>证据</w:t>
+            </w:r>
+            <w:r>
+              <w:rPr>
+                <w:rFonts w:hint="eastAsia" w:ascii="Times New Roman" w:hAnsi="Times New Roman" w:eastAsia="微软雅黑" w:cs="Times New Roman"/>
+                <w:b/>
+                <w:color w:val="244061"/>
+                <w:sz w:val="18"/>
+                <w:szCs w:val="18"/>
+                <w:lang w:eastAsia="zh-CN"/>
+              </w:rPr>
+              <w:t>等级</w:t>
+            </w:r>
+          </w:p>
+        </w:tc>
+        <w:tc>
+          <w:tcPr>
+            <w:tcW w:w="5793" w:type="dxa"/>
+            <w:shd w:val="clear" w:color="auto" w:fill="auto"/>
+            <w:vAlign w:val="center"/>
+          </w:tcPr>
+          <w:p>
+            <w:pPr>
+              <w:keepNext/>
+              <w:spacing w:before="26"/>
+              <w:jc w:val="center"/>
+              <w:rPr>
+                <w:rFonts w:ascii="Times New Roman" w:hAnsi="Times New Roman" w:eastAsia="微软雅黑" w:cs="Times New Roman"/>
+                <w:b/>
+                <w:color w:val="244061"/>
+                <w:sz w:val="18"/>
+                <w:szCs w:val="18"/>
+                <w:lang w:eastAsia="zh-CN"/>
+              </w:rPr>
+            </w:pPr>
+            <w:r>
+              <w:rPr>
+                <w:rFonts w:ascii="Times New Roman" w:hAnsi="Times New Roman" w:eastAsia="微软雅黑" w:cs="Times New Roman"/>
+                <w:b/>
+                <w:color w:val="244061"/>
+                <w:sz w:val="18"/>
+                <w:szCs w:val="18"/>
+                <w:lang w:eastAsia="zh-CN"/>
+              </w:rPr>
+              <w:t>循证医学信息</w:t>
+            </w:r>
+          </w:p>
+        </w:tc>
+      </w:tr>
+      <w:tr>
+        <w:tblPrEx>
+          <w:tblBorders>
+            <w:top w:val="single" w:color="244061" w:sz="18" w:space="0"/>
+            <w:left w:val="none" w:color="auto" w:sz="0" w:space="0"/>
+            <w:bottom w:val="dashed" w:color="244061" w:sz="4" w:space="0"/>
+            <w:right w:val="none" w:color="auto" w:sz="0" w:space="0"/>
+            <w:insideH w:val="dashed" w:color="244061" w:sz="4" w:space="0"/>
+            <w:insideV w:val="dashed" w:color="244061" w:sz="4" w:space="0"/>
+          </w:tblBorders>
+          <w:tblCellMar>
+            <w:top w:w="0" w:type="dxa"/>
+            <w:left w:w="108" w:type="dxa"/>
+            <w:bottom w:w="0" w:type="dxa"/>
+            <w:right w:w="108" w:type="dxa"/>
+          </w:tblCellMar>
+        </w:tblPrEx>
+        <w:trPr>
+          <w:trHeight w:val="494" w:hRule="atLeast"/>
+          <w:jc w:val="center"/>
+        </w:trPr>
+        <w:tc>
+          <w:tcPr>
+            <w:tcW w:w="9870" w:type="dxa"/>
+            <w:gridSpan w:val="4"/>
+            <w:shd w:val="clear" w:color="auto" w:fill="auto"/>
+            <w:vAlign w:val="center"/>
+          </w:tcPr>
+          <w:p>
+            <w:pPr>
+              <w:keepNext/>
+              <w:spacing w:before="26"/>
+              <w:jc w:val="center"/>
+              <w:rPr>
+                <w:rFonts w:ascii="Times New Roman" w:hAnsi="Times New Roman" w:eastAsia="微软雅黑" w:cs="Times New Roman"/>
+                <w:bCs/>
+                <w:color w:val="auto"/>
+                <w:sz w:val="18"/>
+                <w:szCs w:val="18"/>
+                <w:highlight w:val="yellow"/>
+                <w:lang w:eastAsia="zh-CN"/>
+              </w:rPr>
+            </w:pPr>
+            <w:r>
+              <w:rPr>
+                <w:rFonts w:hint="eastAsia" w:ascii="Times New Roman" w:hAnsi="Times New Roman" w:eastAsia="微软雅黑" w:cs="Times New Roman"/>
+                <w:b/>
+                <w:color w:val="auto"/>
+                <w:sz w:val="18"/>
+                <w:szCs w:val="18"/>
+                <w:lang w:eastAsia="zh-CN"/>
+              </w:rPr>
+              <w:t>{%tr for msicli in msianalysisOfImmuneTestResults.</w:t>
+            </w:r>
+            <w:r>
+              <w:rPr>
+                <w:rFonts w:ascii="Times New Roman" w:hAnsi="Times New Roman" w:eastAsia="微软雅黑" w:cs="Times New Roman"/>
+                <w:b/>
+                <w:color w:val="auto"/>
+                <w:sz w:val="18"/>
+                <w:szCs w:val="18"/>
+                <w:lang w:eastAsia="zh-CN"/>
+              </w:rPr>
+              <w:t>potentialDrugList</w:t>
+            </w:r>
+            <w:r>
+              <w:rPr>
+                <w:rFonts w:hint="eastAsia" w:ascii="Times New Roman" w:hAnsi="Times New Roman" w:eastAsia="微软雅黑" w:cs="Times New Roman"/>
+                <w:b/>
+                <w:color w:val="auto"/>
+                <w:sz w:val="18"/>
+                <w:szCs w:val="18"/>
+                <w:lang w:eastAsia="zh-CN"/>
+              </w:rPr>
+              <w:t xml:space="preserve"> %}</w:t>
+            </w:r>
+          </w:p>
+        </w:tc>
+      </w:tr>
+      <w:tr>
+        <w:tblPrEx>
+          <w:tblBorders>
+            <w:top w:val="single" w:color="244061" w:sz="18" w:space="0"/>
+            <w:left w:val="none" w:color="auto" w:sz="0" w:space="0"/>
+            <w:bottom w:val="dashed" w:color="244061" w:sz="4" w:space="0"/>
+            <w:right w:val="none" w:color="auto" w:sz="0" w:space="0"/>
+            <w:insideH w:val="dashed" w:color="244061" w:sz="4" w:space="0"/>
+            <w:insideV w:val="dashed" w:color="244061" w:sz="4" w:space="0"/>
+          </w:tblBorders>
+          <w:tblCellMar>
+            <w:top w:w="0" w:type="dxa"/>
+            <w:left w:w="108" w:type="dxa"/>
+            <w:bottom w:w="0" w:type="dxa"/>
+            <w:right w:w="108" w:type="dxa"/>
+          </w:tblCellMar>
+        </w:tblPrEx>
+        <w:trPr>
+          <w:trHeight w:val="494" w:hRule="atLeast"/>
+          <w:jc w:val="center"/>
+        </w:trPr>
+        <w:tc>
+          <w:tcPr>
+            <w:tcW w:w="1526" w:type="dxa"/>
+            <w:shd w:val="clear" w:color="auto" w:fill="auto"/>
+            <w:vAlign w:val="center"/>
+          </w:tcPr>
+          <w:p>
+            <w:pPr>
+              <w:spacing w:before="1" w:line="249" w:lineRule="auto"/>
+              <w:ind w:right="131"/>
+              <w:jc w:val="center"/>
+              <w:rPr>
+                <w:rFonts w:ascii="Times New Roman" w:hAnsi="Times New Roman" w:eastAsia="微软雅黑" w:cs="Times New Roman"/>
+                <w:b/>
+                <w:color w:val="auto"/>
+                <w:sz w:val="18"/>
+                <w:szCs w:val="18"/>
+                <w:highlight w:val="yellow"/>
+              </w:rPr>
+            </w:pPr>
+            <w:r>
+              <w:rPr>
+                <w:rFonts w:hint="eastAsia" w:ascii="Times New Roman" w:hAnsi="Times New Roman" w:eastAsia="微软雅黑" w:cs="Times New Roman"/>
+                <w:color w:val="auto"/>
+                <w:sz w:val="18"/>
+                <w:szCs w:val="18"/>
+                <w:lang w:eastAsia="zh-CN"/>
+              </w:rPr>
+              <w:t>{{</w:t>
+            </w:r>
+            <w:r>
+              <w:rPr>
+                <w:rFonts w:hint="eastAsia" w:ascii="Times New Roman" w:hAnsi="Times New Roman" w:eastAsia="微软雅黑" w:cs="Times New Roman"/>
+                <w:bCs/>
+                <w:color w:val="auto"/>
+                <w:sz w:val="18"/>
+                <w:szCs w:val="18"/>
+                <w:lang w:eastAsia="zh-CN"/>
+              </w:rPr>
+              <w:t xml:space="preserve"> msicli.drug_name_chinese|replace('#', '')</w:t>
+            </w:r>
+            <w:r>
+              <w:rPr>
+                <w:rFonts w:hint="eastAsia" w:ascii="Times New Roman" w:hAnsi="Times New Roman" w:eastAsia="微软雅黑" w:cs="Times New Roman"/>
+                <w:color w:val="auto"/>
+                <w:sz w:val="18"/>
+                <w:szCs w:val="18"/>
+                <w:lang w:eastAsia="zh-CN"/>
+              </w:rPr>
+              <w:t>}</w:t>
+            </w:r>
+            <w:r>
+              <w:rPr>
+                <w:rFonts w:hint="eastAsia" w:ascii="Times New Roman" w:hAnsi="Times New Roman" w:eastAsia="微软雅黑" w:cs="Times New Roman"/>
+                <w:color w:val="auto"/>
+                <w:sz w:val="18"/>
+                <w:szCs w:val="18"/>
+                <w:lang w:val="en-US" w:eastAsia="zh-CN"/>
+              </w:rPr>
+              <w:t>}</w:t>
+            </w:r>
+          </w:p>
+        </w:tc>
+        <w:tc>
+          <w:tcPr>
+            <w:tcW w:w="1417" w:type="dxa"/>
+            <w:shd w:val="clear" w:color="auto" w:fill="auto"/>
+            <w:vAlign w:val="center"/>
+          </w:tcPr>
+          <w:p>
+            <w:pPr>
+              <w:keepNext/>
+              <w:spacing w:before="26"/>
+              <w:jc w:val="center"/>
+              <w:rPr>
+                <w:rFonts w:ascii="Times New Roman" w:hAnsi="Times New Roman" w:eastAsia="微软雅黑" w:cs="Times New Roman"/>
+                <w:bCs/>
+                <w:color w:val="auto"/>
+                <w:sz w:val="18"/>
+                <w:szCs w:val="18"/>
+                <w:highlight w:val="yellow"/>
+                <w:lang w:eastAsia="zh-CN"/>
+              </w:rPr>
+            </w:pPr>
+            <w:r>
+              <w:rPr>
+                <w:rFonts w:hint="eastAsia" w:ascii="Times New Roman" w:hAnsi="Times New Roman" w:eastAsia="微软雅黑" w:cs="Times New Roman"/>
+                <w:color w:val="auto"/>
+                <w:sz w:val="18"/>
+                <w:szCs w:val="18"/>
+                <w:lang w:eastAsia="zh-CN"/>
+              </w:rPr>
+              <w:t>{{</w:t>
+            </w:r>
+            <w:r>
+              <w:rPr>
+                <w:rFonts w:hint="eastAsia" w:ascii="Times New Roman" w:hAnsi="Times New Roman" w:eastAsia="微软雅黑" w:cs="Times New Roman"/>
+                <w:bCs/>
+                <w:color w:val="auto"/>
+                <w:sz w:val="18"/>
+                <w:szCs w:val="18"/>
+                <w:lang w:eastAsia="zh-CN"/>
+              </w:rPr>
+              <w:t xml:space="preserve"> msicli</w:t>
+            </w:r>
+            <w:r>
+              <w:rPr>
+                <w:rFonts w:hint="eastAsia" w:ascii="Times New Roman" w:hAnsi="Times New Roman" w:eastAsia="微软雅黑" w:cs="Times New Roman"/>
+                <w:color w:val="auto"/>
+                <w:sz w:val="18"/>
+                <w:szCs w:val="18"/>
+                <w:lang w:eastAsia="zh-CN"/>
+              </w:rPr>
+              <w:t>.</w:t>
+            </w:r>
+            <w:r>
+              <w:rPr>
+                <w:rFonts w:hint="eastAsia" w:ascii="Times New Roman" w:hAnsi="Times New Roman" w:eastAsia="微软雅黑" w:cs="Times New Roman"/>
+                <w:bCs/>
+                <w:color w:val="auto"/>
+                <w:sz w:val="18"/>
+                <w:szCs w:val="18"/>
+                <w:lang w:eastAsia="zh-CN"/>
+              </w:rPr>
+              <w:t>disease_name_chinese</w:t>
+            </w:r>
+            <w:r>
+              <w:rPr>
+                <w:rFonts w:hint="eastAsia" w:ascii="Times New Roman" w:hAnsi="Times New Roman" w:eastAsia="微软雅黑" w:cs="Times New Roman"/>
+                <w:color w:val="auto"/>
+                <w:sz w:val="18"/>
+                <w:szCs w:val="18"/>
+                <w:lang w:eastAsia="zh-CN"/>
+              </w:rPr>
+              <w:t>}}</w:t>
+            </w:r>
+          </w:p>
+        </w:tc>
+        <w:tc>
+          <w:tcPr>
+            <w:tcW w:w="1134" w:type="dxa"/>
+            <w:shd w:val="clear" w:color="auto" w:fill="auto"/>
+            <w:vAlign w:val="center"/>
+          </w:tcPr>
+          <w:p>
+            <w:pPr>
+              <w:keepNext/>
+              <w:spacing w:before="26"/>
+              <w:jc w:val="center"/>
+              <w:rPr>
+                <w:rFonts w:ascii="Times New Roman" w:hAnsi="Times New Roman" w:eastAsia="微软雅黑" w:cs="Times New Roman"/>
+                <w:bCs/>
+                <w:color w:val="auto"/>
+                <w:sz w:val="18"/>
+                <w:szCs w:val="18"/>
+                <w:highlight w:val="yellow"/>
+                <w:lang w:eastAsia="zh-CN"/>
+              </w:rPr>
+            </w:pPr>
+            <w:r>
+              <w:rPr>
+                <w:rFonts w:hint="eastAsia" w:ascii="Times New Roman" w:hAnsi="Times New Roman" w:eastAsia="微软雅黑" w:cs="Times New Roman"/>
+                <w:color w:val="auto"/>
+                <w:sz w:val="18"/>
+                <w:szCs w:val="18"/>
+                <w:lang w:eastAsia="zh-CN"/>
+              </w:rPr>
+              <w:t>{{</w:t>
+            </w:r>
+            <w:r>
+              <w:rPr>
+                <w:rFonts w:hint="eastAsia" w:ascii="Times New Roman" w:hAnsi="Times New Roman" w:eastAsia="微软雅黑" w:cs="Times New Roman"/>
+                <w:bCs/>
+                <w:color w:val="auto"/>
+                <w:sz w:val="18"/>
+                <w:szCs w:val="18"/>
+                <w:lang w:eastAsia="zh-CN"/>
+              </w:rPr>
+              <w:t xml:space="preserve"> msicli.evidence_phase_chinese</w:t>
+            </w:r>
+            <w:r>
+              <w:rPr>
+                <w:rFonts w:hint="eastAsia" w:ascii="Times New Roman" w:hAnsi="Times New Roman" w:eastAsia="微软雅黑" w:cs="Times New Roman"/>
+                <w:color w:val="auto"/>
+                <w:sz w:val="18"/>
+                <w:szCs w:val="18"/>
+                <w:lang w:eastAsia="zh-CN"/>
+              </w:rPr>
+              <w:t>}}</w:t>
+            </w:r>
+          </w:p>
+        </w:tc>
+        <w:tc>
+          <w:tcPr>
+            <w:tcW w:w="5793" w:type="dxa"/>
+            <w:shd w:val="clear" w:color="auto" w:fill="auto"/>
+            <w:vAlign w:val="center"/>
+          </w:tcPr>
+          <w:p>
+            <w:pPr>
+              <w:keepNext/>
+              <w:spacing w:before="26"/>
+              <w:jc w:val="center"/>
+              <w:rPr>
+                <w:rFonts w:ascii="Times New Roman" w:hAnsi="Times New Roman" w:eastAsia="微软雅黑" w:cs="Times New Roman"/>
+                <w:bCs/>
+                <w:color w:val="auto"/>
+                <w:sz w:val="18"/>
+                <w:szCs w:val="18"/>
+                <w:highlight w:val="yellow"/>
+                <w:lang w:eastAsia="zh-CN"/>
+              </w:rPr>
+            </w:pPr>
+            <w:r>
+              <w:rPr>
+                <w:rFonts w:hint="eastAsia" w:ascii="Times New Roman" w:hAnsi="Times New Roman" w:eastAsia="微软雅黑" w:cs="Times New Roman"/>
+                <w:color w:val="auto"/>
+                <w:sz w:val="18"/>
+                <w:szCs w:val="18"/>
+                <w:lang w:eastAsia="zh-CN"/>
+              </w:rPr>
+              <w:t>{{</w:t>
+            </w:r>
+            <w:r>
+              <w:rPr>
+                <w:rFonts w:hint="eastAsia" w:ascii="Times New Roman" w:hAnsi="Times New Roman" w:eastAsia="微软雅黑" w:cs="Times New Roman"/>
+                <w:bCs/>
+                <w:color w:val="auto"/>
+                <w:sz w:val="18"/>
+                <w:szCs w:val="18"/>
+                <w:lang w:eastAsia="zh-CN"/>
+              </w:rPr>
+              <w:t xml:space="preserve"> msicli.annotation_chinese</w:t>
+            </w:r>
+            <w:r>
+              <w:rPr>
+                <w:rFonts w:hint="eastAsia" w:ascii="Times New Roman" w:hAnsi="Times New Roman" w:eastAsia="微软雅黑" w:cs="Times New Roman"/>
+                <w:color w:val="auto"/>
+                <w:sz w:val="18"/>
+                <w:szCs w:val="18"/>
+                <w:lang w:eastAsia="zh-CN"/>
+              </w:rPr>
+              <w:t>}}</w:t>
+            </w:r>
+          </w:p>
+        </w:tc>
+      </w:tr>
+      <w:tr>
+        <w:tblPrEx>
+          <w:tblBorders>
+            <w:top w:val="single" w:color="244061" w:sz="18" w:space="0"/>
+            <w:left w:val="none" w:color="auto" w:sz="0" w:space="0"/>
+            <w:bottom w:val="dashed" w:color="244061" w:sz="4" w:space="0"/>
+            <w:right w:val="none" w:color="auto" w:sz="0" w:space="0"/>
+            <w:insideH w:val="dashed" w:color="244061" w:sz="4" w:space="0"/>
+            <w:insideV w:val="dashed" w:color="244061" w:sz="4" w:space="0"/>
+          </w:tblBorders>
+          <w:tblCellMar>
+            <w:top w:w="0" w:type="dxa"/>
+            <w:left w:w="108" w:type="dxa"/>
+            <w:bottom w:w="0" w:type="dxa"/>
+            <w:right w:w="108" w:type="dxa"/>
+          </w:tblCellMar>
+        </w:tblPrEx>
+        <w:trPr>
+          <w:trHeight w:val="494" w:hRule="atLeast"/>
+          <w:jc w:val="center"/>
+        </w:trPr>
+        <w:tc>
+          <w:tcPr>
+            <w:tcW w:w="9870" w:type="dxa"/>
+            <w:gridSpan w:val="4"/>
+            <w:shd w:val="clear" w:color="auto" w:fill="auto"/>
+            <w:vAlign w:val="center"/>
+          </w:tcPr>
+          <w:p>
+            <w:pPr>
+              <w:keepNext/>
+              <w:spacing w:before="26"/>
+              <w:jc w:val="center"/>
+              <w:rPr>
+                <w:rFonts w:ascii="Times New Roman" w:hAnsi="Times New Roman" w:eastAsia="微软雅黑" w:cs="Times New Roman"/>
+                <w:bCs/>
+                <w:color w:val="auto"/>
+                <w:sz w:val="18"/>
+                <w:szCs w:val="18"/>
+                <w:lang w:eastAsia="zh-CN"/>
+              </w:rPr>
+            </w:pPr>
+            <w:r>
+              <w:rPr>
+                <w:rFonts w:hint="eastAsia" w:ascii="Times New Roman" w:hAnsi="Times New Roman" w:eastAsia="微软雅黑" w:cs="Times New Roman"/>
+                <w:b/>
+                <w:color w:val="auto"/>
+                <w:sz w:val="18"/>
+                <w:szCs w:val="18"/>
+                <w:lang w:eastAsia="zh-CN"/>
+              </w:rPr>
+              <w:t>{%tr endfor %}</w:t>
+            </w:r>
+          </w:p>
+        </w:tc>
+      </w:tr>
+    </w:tbl>
+    <w:p>
+      <w:pPr>
+        <w:spacing w:before="26"/>
+        <w:rPr>
+          <w:rFonts w:hint="eastAsia" w:ascii="Times New Roman" w:hAnsi="Times New Roman" w:eastAsia="微软雅黑" w:cs="Times New Roman"/>
+          <w:b/>
+          <w:color w:val="auto"/>
+          <w:sz w:val="24"/>
+          <w:szCs w:val="24"/>
+          <w:lang w:eastAsia="zh-CN" w:bidi="ar"/>
+        </w:rPr>
+      </w:pPr>
+      <w:r>
+        <w:rPr>
+          <w:rFonts w:hint="eastAsia" w:ascii="Times New Roman" w:hAnsi="Times New Roman" w:eastAsia="微软雅黑" w:cs="Times New Roman"/>
+          <w:b/>
+          <w:color w:val="auto"/>
+          <w:sz w:val="24"/>
+          <w:szCs w:val="24"/>
+          <w:lang w:eastAsia="zh-CN" w:bidi="ar"/>
+        </w:rPr>
+        <w:t>{% endif %}</w:t>
+      </w:r>
+    </w:p>
     <w:p>
       <w:pPr>
         <w:rPr>
@@ -20394,6 +21125,8 @@
           <w:lang w:eastAsia="zh-CN" w:bidi="ar"/>
         </w:rPr>
       </w:pPr>
+      <w:bookmarkStart w:id="52" w:name="_GoBack"/>
+      <w:bookmarkEnd w:id="52"/>
       <w:r>
         <w:rPr>
           <w:rFonts w:hint="eastAsia" w:ascii="Times New Roman" w:hAnsi="Times New Roman" w:eastAsia="微软雅黑" w:cs="Times New Roman"/>
@@ -20492,6 +21225,12 @@
             <w:insideH w:val="dashed" w:color="244061" w:sz="4" w:space="0"/>
             <w:insideV w:val="dashed" w:color="244061" w:sz="4" w:space="0"/>
           </w:tblBorders>
+          <w:tblCellMar>
+            <w:top w:w="0" w:type="dxa"/>
+            <w:left w:w="108" w:type="dxa"/>
+            <w:bottom w:w="0" w:type="dxa"/>
+            <w:right w:w="108" w:type="dxa"/>
+          </w:tblCellMar>
         </w:tblPrEx>
         <w:trPr>
           <w:trHeight w:val="321" w:hRule="atLeast"/>
@@ -20992,7 +21731,7 @@
       <w:pPr>
         <w:numPr>
           <w:ilvl w:val="0"/>
-          <w:numId w:val="9"/>
+          <w:numId w:val="7"/>
         </w:numPr>
         <w:rPr>
           <w:rFonts w:ascii="Times New Roman" w:hAnsi="Times New Roman" w:eastAsia="微软雅黑" w:cs="Times New Roman"/>
@@ -21031,7 +21770,7 @@
       <w:pPr>
         <w:numPr>
           <w:ilvl w:val="0"/>
-          <w:numId w:val="9"/>
+          <w:numId w:val="7"/>
         </w:numPr>
         <w:rPr>
           <w:rFonts w:ascii="Times New Roman" w:hAnsi="Times New Roman" w:eastAsia="微软雅黑" w:cs="Times New Roman"/>
@@ -22233,7 +22972,7 @@
       <w:pPr>
         <w:numPr>
           <w:ilvl w:val="0"/>
-          <w:numId w:val="10"/>
+          <w:numId w:val="8"/>
         </w:numPr>
         <w:ind w:left="425" w:leftChars="0" w:hanging="425" w:firstLineChars="0"/>
         <w:jc w:val="left"/>
@@ -22260,7 +22999,7 @@
       <w:pPr>
         <w:numPr>
           <w:ilvl w:val="0"/>
-          <w:numId w:val="10"/>
+          <w:numId w:val="8"/>
         </w:numPr>
         <w:ind w:left="425" w:leftChars="0" w:hanging="425" w:firstLineChars="0"/>
         <w:jc w:val="left"/>
@@ -22287,7 +23026,7 @@
       <w:pPr>
         <w:numPr>
           <w:ilvl w:val="0"/>
-          <w:numId w:val="10"/>
+          <w:numId w:val="8"/>
         </w:numPr>
         <w:ind w:left="425" w:leftChars="0" w:hanging="425" w:firstLineChars="0"/>
         <w:jc w:val="left"/>
@@ -22496,7 +23235,7 @@
       <w:pPr>
         <w:numPr>
           <w:ilvl w:val="0"/>
-          <w:numId w:val="10"/>
+          <w:numId w:val="8"/>
         </w:numPr>
         <w:ind w:left="425" w:leftChars="0" w:hanging="425" w:firstLineChars="0"/>
         <w:jc w:val="left"/>
@@ -22523,7 +23262,7 @@
       <w:pPr>
         <w:numPr>
           <w:ilvl w:val="0"/>
-          <w:numId w:val="10"/>
+          <w:numId w:val="8"/>
         </w:numPr>
         <w:ind w:left="425" w:leftChars="0" w:hanging="425" w:firstLineChars="0"/>
         <w:jc w:val="left"/>
@@ -22550,7 +23289,7 @@
       <w:pPr>
         <w:numPr>
           <w:ilvl w:val="0"/>
-          <w:numId w:val="10"/>
+          <w:numId w:val="8"/>
         </w:numPr>
         <w:ind w:left="425" w:leftChars="0" w:hanging="425" w:firstLineChars="0"/>
         <w:jc w:val="left"/>
@@ -24558,7 +25297,7 @@
       <w:pPr>
         <w:numPr>
           <w:ilvl w:val="0"/>
-          <w:numId w:val="11"/>
+          <w:numId w:val="9"/>
         </w:numPr>
         <w:spacing w:before="53" w:line="301" w:lineRule="exact"/>
         <w:ind w:left="133"/>
@@ -24585,7 +25324,7 @@
       <w:pPr>
         <w:numPr>
           <w:ilvl w:val="0"/>
-          <w:numId w:val="11"/>
+          <w:numId w:val="9"/>
         </w:numPr>
         <w:spacing w:before="53" w:line="301" w:lineRule="exact"/>
         <w:ind w:left="133"/>
@@ -24612,7 +25351,7 @@
       <w:pPr>
         <w:numPr>
           <w:ilvl w:val="0"/>
-          <w:numId w:val="11"/>
+          <w:numId w:val="9"/>
         </w:numPr>
         <w:spacing w:before="53" w:line="301" w:lineRule="exact"/>
         <w:ind w:left="133"/>
@@ -24639,7 +25378,7 @@
       <w:pPr>
         <w:numPr>
           <w:ilvl w:val="0"/>
-          <w:numId w:val="12"/>
+          <w:numId w:val="10"/>
         </w:numPr>
         <w:spacing w:line="270" w:lineRule="exact"/>
         <w:ind w:left="613" w:leftChars="150" w:hanging="283"/>
@@ -24676,7 +25415,7 @@
       <w:pPr>
         <w:numPr>
           <w:ilvl w:val="0"/>
-          <w:numId w:val="12"/>
+          <w:numId w:val="10"/>
         </w:numPr>
         <w:spacing w:line="270" w:lineRule="exact"/>
         <w:ind w:left="613" w:leftChars="150" w:hanging="283"/>
@@ -24713,7 +25452,7 @@
       <w:pPr>
         <w:numPr>
           <w:ilvl w:val="0"/>
-          <w:numId w:val="12"/>
+          <w:numId w:val="10"/>
         </w:numPr>
         <w:spacing w:line="270" w:lineRule="exact"/>
         <w:ind w:left="613" w:leftChars="150" w:hanging="283"/>
@@ -24750,7 +25489,7 @@
       <w:pPr>
         <w:numPr>
           <w:ilvl w:val="0"/>
-          <w:numId w:val="12"/>
+          <w:numId w:val="10"/>
         </w:numPr>
         <w:spacing w:line="270" w:lineRule="exact"/>
         <w:ind w:left="613" w:leftChars="150" w:hanging="283"/>
@@ -24904,7 +25643,7 @@
       <w:pPr>
         <w:numPr>
           <w:ilvl w:val="0"/>
-          <w:numId w:val="11"/>
+          <w:numId w:val="9"/>
         </w:numPr>
         <w:spacing w:before="53" w:line="301" w:lineRule="exact"/>
         <w:ind w:left="133"/>
@@ -24931,7 +25670,7 @@
       <w:pPr>
         <w:numPr>
           <w:ilvl w:val="0"/>
-          <w:numId w:val="11"/>
+          <w:numId w:val="9"/>
         </w:numPr>
         <w:spacing w:before="53" w:line="301" w:lineRule="exact"/>
         <w:ind w:left="133"/>
@@ -24958,7 +25697,7 @@
       <w:pPr>
         <w:numPr>
           <w:ilvl w:val="0"/>
-          <w:numId w:val="11"/>
+          <w:numId w:val="9"/>
         </w:numPr>
         <w:spacing w:before="53" w:line="301" w:lineRule="exact"/>
         <w:ind w:left="133"/>
@@ -24985,7 +25724,7 @@
       <w:pPr>
         <w:numPr>
           <w:ilvl w:val="0"/>
-          <w:numId w:val="11"/>
+          <w:numId w:val="9"/>
         </w:numPr>
         <w:spacing w:before="53" w:line="301" w:lineRule="exact"/>
         <w:ind w:left="133"/>
@@ -25012,7 +25751,7 @@
       <w:pPr>
         <w:numPr>
           <w:ilvl w:val="0"/>
-          <w:numId w:val="11"/>
+          <w:numId w:val="9"/>
         </w:numPr>
         <w:spacing w:before="53" w:line="301" w:lineRule="exact"/>
         <w:ind w:left="133"/>
@@ -25039,7 +25778,7 @@
       <w:pPr>
         <w:numPr>
           <w:ilvl w:val="0"/>
-          <w:numId w:val="11"/>
+          <w:numId w:val="9"/>
         </w:numPr>
         <w:spacing w:before="53" w:line="301" w:lineRule="exact"/>
         <w:ind w:left="133"/>
@@ -25113,12 +25852,12 @@
         </w:rPr>
       </w:pPr>
       <w:bookmarkStart w:id="45" w:name="_Toc7549"/>
-      <w:bookmarkStart w:id="46" w:name="_Toc22484_WPSOffice_Level1"/>
-      <w:bookmarkStart w:id="47" w:name="_Toc28910_WPSOffice_Level1"/>
-      <w:bookmarkStart w:id="48" w:name="_Toc16368_WPSOffice_Level1"/>
-      <w:bookmarkStart w:id="49" w:name="_Toc22458"/>
-      <w:bookmarkStart w:id="50" w:name="_Toc19099"/>
-      <w:bookmarkStart w:id="51" w:name="_Toc30533"/>
+      <w:bookmarkStart w:id="46" w:name="_Toc22458"/>
+      <w:bookmarkStart w:id="47" w:name="_Toc19099"/>
+      <w:bookmarkStart w:id="48" w:name="_Toc22484_WPSOffice_Level1"/>
+      <w:bookmarkStart w:id="49" w:name="_Toc30533"/>
+      <w:bookmarkStart w:id="50" w:name="_Toc28910_WPSOffice_Level1"/>
+      <w:bookmarkStart w:id="51" w:name="_Toc16368_WPSOffice_Level1"/>
       <w:r>
         <w:rPr>
           <w:rFonts w:hint="eastAsia" w:ascii="微软雅黑" w:hAnsi="微软雅黑" w:eastAsia="微软雅黑" w:cs="微软雅黑"/>
@@ -25549,7 +26288,7 @@
       <w:pPr>
         <w:numPr>
           <w:ilvl w:val="0"/>
-          <w:numId w:val="13"/>
+          <w:numId w:val="11"/>
         </w:numPr>
         <w:spacing w:line="360" w:lineRule="auto"/>
         <w:ind w:left="425" w:leftChars="0" w:hanging="425" w:firstLineChars="0"/>
@@ -25574,7 +26313,7 @@
       <w:pPr>
         <w:numPr>
           <w:ilvl w:val="0"/>
-          <w:numId w:val="13"/>
+          <w:numId w:val="11"/>
         </w:numPr>
         <w:spacing w:line="360" w:lineRule="auto"/>
         <w:ind w:left="425" w:leftChars="0" w:hanging="425" w:firstLineChars="0"/>
@@ -25599,7 +26338,7 @@
       <w:pPr>
         <w:numPr>
           <w:ilvl w:val="0"/>
-          <w:numId w:val="13"/>
+          <w:numId w:val="11"/>
         </w:numPr>
         <w:spacing w:line="360" w:lineRule="auto"/>
         <w:ind w:left="425" w:leftChars="0" w:hanging="425" w:firstLineChars="0"/>
@@ -25624,7 +26363,7 @@
       <w:pPr>
         <w:numPr>
           <w:ilvl w:val="0"/>
-          <w:numId w:val="13"/>
+          <w:numId w:val="11"/>
         </w:numPr>
         <w:spacing w:line="360" w:lineRule="auto"/>
         <w:ind w:left="425" w:leftChars="0" w:hanging="425" w:firstLineChars="0"/>
@@ -25691,8 +26430,6 @@
         <w:tab w:val="right" w:pos="8306"/>
       </w:tabs>
     </w:pPr>
-    <w:bookmarkStart w:id="52" w:name="_GoBack"/>
-    <w:bookmarkEnd w:id="52"/>
     <w:r>
       <mc:AlternateContent>
         <mc:Choice Requires="wps">
@@ -25861,26 +26598,6 @@
 <file path=word/numbering.xml><?xml version="1.0" encoding="utf-8"?>
 <w:numbering xmlns:wpc="http://schemas.microsoft.com/office/word/2010/wordprocessingCanvas" xmlns:mc="http://schemas.openxmlformats.org/markup-compatibility/2006" xmlns:o="urn:schemas-microsoft-com:office:office" xmlns:r="http://schemas.openxmlformats.org/officeDocument/2006/relationships" xmlns:m="http://schemas.openxmlformats.org/officeDocument/2006/math" xmlns:v="urn:schemas-microsoft-com:vml" xmlns:wp14="http://schemas.microsoft.com/office/word/2010/wordprocessingDrawing" xmlns:wp="http://schemas.openxmlformats.org/drawingml/2006/wordprocessingDrawing" xmlns:w10="urn:schemas-microsoft-com:office:word" xmlns:w="http://schemas.openxmlformats.org/wordprocessingml/2006/main" xmlns:w14="http://schemas.microsoft.com/office/word/2010/wordml" xmlns:wpg="http://schemas.microsoft.com/office/word/2010/wordprocessingGroup" xmlns:wpi="http://schemas.microsoft.com/office/word/2010/wordprocessingInk" xmlns:wne="http://schemas.microsoft.com/office/word/2006/wordml" xmlns:wps="http://schemas.microsoft.com/office/word/2010/wordprocessingShape" xmlns:wpsCustomData="http://www.wps.cn/officeDocument/2013/wpsCustomData" mc:Ignorable="w14 wp14">
   <w:abstractNum w:abstractNumId="0">
-    <w:nsid w:val="8E7D2F2C"/>
-    <w:multiLevelType w:val="singleLevel"/>
-    <w:tmpl w:val="8E7D2F2C"/>
-    <w:lvl w:ilvl="0" w:tentative="0">
-      <w:start w:val="1"/>
-      <w:numFmt w:val="decimal"/>
-      <w:lvlText w:val="%1."/>
-      <w:lvlJc w:val="left"/>
-      <w:pPr>
-        <w:ind w:left="425" w:hanging="425"/>
-      </w:pPr>
-      <w:rPr>
-        <w:rFonts w:hint="default"/>
-        <w:sz w:val="18"/>
-        <w:szCs w:val="18"/>
-        <w:highlight w:val="none"/>
-      </w:rPr>
-    </w:lvl>
-  </w:abstractNum>
-  <w:abstractNum w:abstractNumId="1">
     <w:nsid w:val="B4CD4596"/>
     <w:multiLevelType w:val="multilevel"/>
     <w:tmpl w:val="B4CD4596"/>
@@ -26026,7 +26743,7 @@
       </w:rPr>
     </w:lvl>
   </w:abstractNum>
-  <w:abstractNum w:abstractNumId="2">
+  <w:abstractNum w:abstractNumId="1">
     <w:nsid w:val="CBCFB8FE"/>
     <w:multiLevelType w:val="singleLevel"/>
     <w:tmpl w:val="CBCFB8FE"/>
@@ -26045,7 +26762,7 @@
       </w:rPr>
     </w:lvl>
   </w:abstractNum>
-  <w:abstractNum w:abstractNumId="3">
+  <w:abstractNum w:abstractNumId="2">
     <w:nsid w:val="FE6C8412"/>
     <w:multiLevelType w:val="singleLevel"/>
     <w:tmpl w:val="FE6C8412"/>
@@ -26064,26 +26781,7 @@
       </w:rPr>
     </w:lvl>
   </w:abstractNum>
-  <w:abstractNum w:abstractNumId="4">
-    <w:nsid w:val="04056A27"/>
-    <w:multiLevelType w:val="singleLevel"/>
-    <w:tmpl w:val="04056A27"/>
-    <w:lvl w:ilvl="0" w:tentative="0">
-      <w:start w:val="1"/>
-      <w:numFmt w:val="decimal"/>
-      <w:lvlText w:val="%1."/>
-      <w:lvlJc w:val="left"/>
-      <w:pPr>
-        <w:ind w:left="397" w:hanging="397"/>
-      </w:pPr>
-      <w:rPr>
-        <w:rFonts w:hint="default"/>
-        <w:sz w:val="18"/>
-        <w:szCs w:val="18"/>
-      </w:rPr>
-    </w:lvl>
-  </w:abstractNum>
-  <w:abstractNum w:abstractNumId="5">
+  <w:abstractNum w:abstractNumId="3">
     <w:nsid w:val="219D0AF6"/>
     <w:multiLevelType w:val="singleLevel"/>
     <w:tmpl w:val="219D0AF6"/>
@@ -26095,7 +26793,7 @@
       <w:lvlJc w:val="left"/>
     </w:lvl>
   </w:abstractNum>
-  <w:abstractNum w:abstractNumId="6">
+  <w:abstractNum w:abstractNumId="4">
     <w:nsid w:val="2DA1C343"/>
     <w:multiLevelType w:val="singleLevel"/>
     <w:tmpl w:val="2DA1C343"/>
@@ -26112,7 +26810,7 @@
       </w:rPr>
     </w:lvl>
   </w:abstractNum>
-  <w:abstractNum w:abstractNumId="7">
+  <w:abstractNum w:abstractNumId="5">
     <w:nsid w:val="2F8B9B55"/>
     <w:multiLevelType w:val="singleLevel"/>
     <w:tmpl w:val="2F8B9B55"/>
@@ -26129,7 +26827,7 @@
       </w:rPr>
     </w:lvl>
   </w:abstractNum>
-  <w:abstractNum w:abstractNumId="8">
+  <w:abstractNum w:abstractNumId="6">
     <w:nsid w:val="361A96C8"/>
     <w:multiLevelType w:val="singleLevel"/>
     <w:tmpl w:val="361A96C8"/>
@@ -26149,7 +26847,7 @@
       </w:rPr>
     </w:lvl>
   </w:abstractNum>
-  <w:abstractNum w:abstractNumId="9">
+  <w:abstractNum w:abstractNumId="7">
     <w:nsid w:val="4BD542C2"/>
     <w:multiLevelType w:val="multilevel"/>
     <w:tmpl w:val="4BD542C2"/>
@@ -26288,7 +26986,7 @@
       </w:rPr>
     </w:lvl>
   </w:abstractNum>
-  <w:abstractNum w:abstractNumId="10">
+  <w:abstractNum w:abstractNumId="8">
     <w:nsid w:val="51FFA607"/>
     <w:multiLevelType w:val="singleLevel"/>
     <w:tmpl w:val="51FFA607"/>
@@ -26308,7 +27006,7 @@
       </w:rPr>
     </w:lvl>
   </w:abstractNum>
-  <w:abstractNum w:abstractNumId="11">
+  <w:abstractNum w:abstractNumId="9">
     <w:nsid w:val="58AABCAB"/>
     <w:multiLevelType w:val="singleLevel"/>
     <w:tmpl w:val="58AABCAB"/>
@@ -26325,7 +27023,7 @@
       </w:rPr>
     </w:lvl>
   </w:abstractNum>
-  <w:abstractNum w:abstractNumId="12">
+  <w:abstractNum w:abstractNumId="10">
     <w:nsid w:val="6D5ACEB7"/>
     <w:multiLevelType w:val="multilevel"/>
     <w:tmpl w:val="6D5ACEB7"/>
@@ -26412,43 +27110,37 @@
     </w:lvl>
   </w:abstractNum>
   <w:num w:numId="1">
+    <w:abstractNumId w:val="0"/>
+  </w:num>
+  <w:num w:numId="2">
+    <w:abstractNumId w:val="2"/>
+  </w:num>
+  <w:num w:numId="3">
+    <w:abstractNumId w:val="6"/>
+  </w:num>
+  <w:num w:numId="4">
+    <w:abstractNumId w:val="10"/>
+  </w:num>
+  <w:num w:numId="5">
+    <w:abstractNumId w:val="8"/>
+  </w:num>
+  <w:num w:numId="6">
+    <w:abstractNumId w:val="5"/>
+  </w:num>
+  <w:num w:numId="7">
     <w:abstractNumId w:val="1"/>
   </w:num>
-  <w:num w:numId="2">
-    <w:abstractNumId w:val="3"/>
-  </w:num>
-  <w:num w:numId="3">
-    <w:abstractNumId w:val="8"/>
-  </w:num>
-  <w:num w:numId="4">
-    <w:abstractNumId w:val="12"/>
-  </w:num>
-  <w:num w:numId="5">
-    <w:abstractNumId w:val="10"/>
-  </w:num>
-  <w:num w:numId="6">
+  <w:num w:numId="8">
     <w:abstractNumId w:val="7"/>
   </w:num>
-  <w:num w:numId="7">
-    <w:abstractNumId w:val="4"/>
-  </w:num>
-  <w:num w:numId="8">
-    <w:abstractNumId w:val="0"/>
-  </w:num>
   <w:num w:numId="9">
-    <w:abstractNumId w:val="2"/>
+    <w:abstractNumId w:val="3"/>
   </w:num>
   <w:num w:numId="10">
     <w:abstractNumId w:val="9"/>
   </w:num>
   <w:num w:numId="11">
-    <w:abstractNumId w:val="5"/>
-  </w:num>
-  <w:num w:numId="12">
-    <w:abstractNumId w:val="11"/>
-  </w:num>
-  <w:num w:numId="13">
-    <w:abstractNumId w:val="6"/>
+    <w:abstractNumId w:val="4"/>
   </w:num>
 </w:numbering>
 </file>

--- a/WebContent/docx/消化道肿瘤50基因检测-单样本-三峡.docx
+++ b/WebContent/docx/消化道肿瘤50基因检测-单样本-三峡.docx
@@ -3702,31 +3702,198 @@
         <w:t>本报告只对本次采集样本负责。</w:t>
       </w:r>
     </w:p>
+    <w:tbl>
+      <w:tblPr>
+        <w:tblStyle w:val="20"/>
+        <w:tblpPr w:leftFromText="181" w:rightFromText="181" w:horzAnchor="page" w:tblpXSpec="center" w:tblpYSpec="bottom"/>
+        <w:tblOverlap w:val="never"/>
+        <w:tblW w:w="0" w:type="auto"/>
+        <w:jc w:val="center"/>
+        <w:tblBorders>
+          <w:top w:val="none" w:color="auto" w:sz="0" w:space="0"/>
+          <w:left w:val="none" w:color="auto" w:sz="0" w:space="0"/>
+          <w:bottom w:val="none" w:color="auto" w:sz="0" w:space="0"/>
+          <w:right w:val="none" w:color="auto" w:sz="0" w:space="0"/>
+          <w:insideH w:val="none" w:color="auto" w:sz="0" w:space="0"/>
+          <w:insideV w:val="none" w:color="auto" w:sz="0" w:space="0"/>
+        </w:tblBorders>
+        <w:tblLayout w:type="autofit"/>
+        <w:tblCellMar>
+          <w:top w:w="0" w:type="dxa"/>
+          <w:left w:w="108" w:type="dxa"/>
+          <w:bottom w:w="0" w:type="dxa"/>
+          <w:right w:w="108" w:type="dxa"/>
+        </w:tblCellMar>
+      </w:tblPr>
+      <w:tblGrid>
+        <w:gridCol w:w="3370"/>
+        <w:gridCol w:w="2958"/>
+        <w:gridCol w:w="2962"/>
+      </w:tblGrid>
+      <w:tr>
+        <w:tblPrEx>
+          <w:tblBorders>
+            <w:top w:val="none" w:color="auto" w:sz="0" w:space="0"/>
+            <w:left w:val="none" w:color="auto" w:sz="0" w:space="0"/>
+            <w:bottom w:val="none" w:color="auto" w:sz="0" w:space="0"/>
+            <w:right w:val="none" w:color="auto" w:sz="0" w:space="0"/>
+            <w:insideH w:val="none" w:color="auto" w:sz="0" w:space="0"/>
+            <w:insideV w:val="none" w:color="auto" w:sz="0" w:space="0"/>
+          </w:tblBorders>
+          <w:tblCellMar>
+            <w:top w:w="0" w:type="dxa"/>
+            <w:left w:w="108" w:type="dxa"/>
+            <w:bottom w:w="0" w:type="dxa"/>
+            <w:right w:w="108" w:type="dxa"/>
+          </w:tblCellMar>
+        </w:tblPrEx>
+        <w:trPr>
+          <w:jc w:val="center"/>
+        </w:trPr>
+        <w:tc>
+          <w:tcPr>
+            <w:tcW w:w="3370" w:type="dxa"/>
+          </w:tcPr>
+          <w:p>
+            <w:pPr>
+              <w:jc w:val="both"/>
+              <w:rPr>
+                <w:rFonts w:hint="eastAsia" w:ascii="微软雅黑" w:hAnsi="微软雅黑" w:eastAsia="微软雅黑" w:cs="微软雅黑"/>
+                <w:b/>
+                <w:bCs/>
+                <w:color w:val="244061"/>
+                <w:sz w:val="24"/>
+                <w:szCs w:val="32"/>
+                <w:vertAlign w:val="baseline"/>
+                <w:lang w:val="en-US" w:eastAsia="zh-CN"/>
+              </w:rPr>
+            </w:pPr>
+            <w:bookmarkStart w:id="4" w:name="_Toc2819"/>
+            <w:bookmarkStart w:id="5" w:name="_Toc19898_WPSOffice_Level1"/>
+            <w:bookmarkStart w:id="6" w:name="_Toc20136_WPSOffice_Level1"/>
+            <w:bookmarkStart w:id="7" w:name="_Toc2781"/>
+            <w:bookmarkStart w:id="8" w:name="_Toc499"/>
+            <w:bookmarkStart w:id="9" w:name="_Toc22132"/>
+            <w:r>
+              <w:rPr>
+                <w:rFonts w:hint="eastAsia" w:ascii="微软雅黑" w:hAnsi="微软雅黑" w:eastAsia="微软雅黑" w:cs="微软雅黑"/>
+                <w:b/>
+                <w:bCs/>
+                <w:color w:val="244061"/>
+                <w:sz w:val="24"/>
+                <w:szCs w:val="32"/>
+                <w:lang w:val="en-US" w:eastAsia="zh-CN"/>
+              </w:rPr>
+              <w:t>报告日期：</w:t>
+            </w:r>
+            <w:r>
+              <w:rPr>
+                <w:rFonts w:hint="eastAsia" w:ascii="微软雅黑" w:hAnsi="微软雅黑" w:eastAsia="微软雅黑" w:cs="微软雅黑"/>
+                <w:b w:val="0"/>
+                <w:bCs w:val="0"/>
+                <w:color w:val="auto"/>
+                <w:sz w:val="24"/>
+                <w:szCs w:val="32"/>
+                <w:vertAlign w:val="baseline"/>
+                <w:lang w:val="en-US" w:eastAsia="zh-CN"/>
+              </w:rPr>
+              <w:t>{{ reportdate }}</w:t>
+            </w:r>
+          </w:p>
+        </w:tc>
+        <w:tc>
+          <w:tcPr>
+            <w:tcW w:w="2958" w:type="dxa"/>
+            <w:vAlign w:val="top"/>
+          </w:tcPr>
+          <w:p>
+            <w:pPr>
+              <w:jc w:val="both"/>
+              <w:rPr>
+                <w:rFonts w:hint="eastAsia" w:ascii="微软雅黑" w:hAnsi="微软雅黑" w:eastAsia="微软雅黑" w:cs="微软雅黑"/>
+                <w:b/>
+                <w:bCs/>
+                <w:color w:val="244061"/>
+                <w:sz w:val="24"/>
+                <w:szCs w:val="32"/>
+                <w:vertAlign w:val="baseline"/>
+                <w:lang w:val="en-US" w:eastAsia="zh-CN"/>
+              </w:rPr>
+            </w:pPr>
+            <w:r>
+              <w:rPr>
+                <w:rFonts w:hint="eastAsia" w:ascii="微软雅黑" w:hAnsi="微软雅黑" w:eastAsia="微软雅黑" w:cs="微软雅黑"/>
+                <w:b/>
+                <w:bCs/>
+                <w:color w:val="244061"/>
+                <w:sz w:val="24"/>
+                <w:szCs w:val="32"/>
+                <w:lang w:val="en-US" w:eastAsia="zh-CN"/>
+              </w:rPr>
+              <w:t>检测者：</w:t>
+            </w:r>
+          </w:p>
+        </w:tc>
+        <w:tc>
+          <w:tcPr>
+            <w:tcW w:w="2962" w:type="dxa"/>
+          </w:tcPr>
+          <w:p>
+            <w:pPr>
+              <w:jc w:val="both"/>
+              <w:rPr>
+                <w:rFonts w:hint="eastAsia" w:ascii="微软雅黑" w:hAnsi="微软雅黑" w:eastAsia="微软雅黑" w:cs="微软雅黑"/>
+                <w:b/>
+                <w:bCs/>
+                <w:color w:val="244061"/>
+                <w:sz w:val="24"/>
+                <w:szCs w:val="32"/>
+                <w:vertAlign w:val="baseline"/>
+                <w:lang w:val="en-US" w:eastAsia="zh-CN"/>
+              </w:rPr>
+            </w:pPr>
+            <w:r>
+              <w:rPr>
+                <w:rFonts w:hint="eastAsia" w:ascii="微软雅黑" w:hAnsi="微软雅黑" w:eastAsia="微软雅黑" w:cs="微软雅黑"/>
+                <w:b/>
+                <w:bCs/>
+                <w:color w:val="244061"/>
+                <w:sz w:val="24"/>
+                <w:szCs w:val="32"/>
+                <w:lang w:val="en-US" w:eastAsia="zh-CN"/>
+              </w:rPr>
+              <w:t>审核者：</w:t>
+            </w:r>
+          </w:p>
+        </w:tc>
+      </w:tr>
+    </w:tbl>
     <w:p>
       <w:pPr>
         <w:rPr>
-          <w:rFonts w:hint="eastAsia" w:ascii="微软雅黑" w:hAnsi="微软雅黑" w:eastAsia="微软雅黑" w:cs="微软雅黑"/>
+          <w:rFonts w:hint="eastAsia" w:ascii="Times New Roman" w:hAnsi="Times New Roman" w:eastAsia="微软雅黑" w:cs="黑体"/>
           <w:b/>
           <w:bCs/>
-          <w:color w:val="00B050"/>
-          <w:sz w:val="28"/>
-          <w:szCs w:val="36"/>
-          <w:lang w:eastAsia="zh-CN"/>
+          <w:color w:val="254061" w:themeColor="accent1" w:themeShade="80"/>
+          <w:sz w:val="32"/>
+          <w:szCs w:val="32"/>
+          <w:lang w:val="en-US" w:eastAsia="zh-CN" w:bidi="ar-SA"/>
         </w:rPr>
       </w:pPr>
-    </w:p>
-    <w:p>
-      <w:pPr>
-        <w:rPr>
-          <w:rFonts w:hint="eastAsia" w:ascii="微软雅黑" w:hAnsi="微软雅黑" w:eastAsia="微软雅黑" w:cs="微软雅黑"/>
+      <w:bookmarkStart w:id="52" w:name="_GoBack"/>
+      <w:bookmarkEnd w:id="52"/>
+      <w:r>
+        <w:rPr>
+          <w:rFonts w:hint="eastAsia" w:ascii="Times New Roman" w:hAnsi="Times New Roman" w:eastAsia="微软雅黑" w:cs="黑体"/>
           <w:b/>
           <w:bCs/>
-          <w:color w:val="00B050"/>
-          <w:sz w:val="28"/>
-          <w:szCs w:val="36"/>
-          <w:lang w:eastAsia="zh-CN"/>
-        </w:rPr>
-      </w:pPr>
+          <w:color w:val="254061" w:themeColor="accent1" w:themeShade="80"/>
+          <w:sz w:val="32"/>
+          <w:szCs w:val="32"/>
+          <w:lang w:val="en-US" w:eastAsia="zh-CN" w:bidi="ar-SA"/>
+        </w:rPr>
+        <w:br w:type="page"/>
+      </w:r>
     </w:p>
     <w:p>
       <w:pPr>
@@ -3741,12 +3908,6 @@
           <w:lang w:val="en-US" w:eastAsia="zh-CN" w:bidi="ar-SA"/>
         </w:rPr>
       </w:pPr>
-      <w:bookmarkStart w:id="4" w:name="_Toc2819"/>
-      <w:bookmarkStart w:id="5" w:name="_Toc2781"/>
-      <w:bookmarkStart w:id="6" w:name="_Toc20136_WPSOffice_Level1"/>
-      <w:bookmarkStart w:id="7" w:name="_Toc22132"/>
-      <w:bookmarkStart w:id="8" w:name="_Toc19898_WPSOffice_Level1"/>
-      <w:bookmarkStart w:id="9" w:name="_Toc499"/>
       <w:r>
         <w:rPr>
           <w:rFonts w:hint="eastAsia" w:ascii="Times New Roman" w:hAnsi="Times New Roman" w:eastAsia="微软雅黑" w:cs="黑体"/>
@@ -3785,9 +3946,9 @@
       <w:bookmarkStart w:id="10" w:name="_Toc3049"/>
       <w:bookmarkStart w:id="11" w:name="_Toc11015_WPSOffice_Level2"/>
       <w:bookmarkStart w:id="12" w:name="_Toc18062_WPSOffice_Level2"/>
-      <w:bookmarkStart w:id="13" w:name="_Toc23375"/>
-      <w:bookmarkStart w:id="14" w:name="_Toc9088"/>
-      <w:bookmarkStart w:id="15" w:name="_Toc10877"/>
+      <w:bookmarkStart w:id="13" w:name="_Toc9088"/>
+      <w:bookmarkStart w:id="14" w:name="_Toc10877"/>
+      <w:bookmarkStart w:id="15" w:name="_Toc23375"/>
       <w:r>
         <w:rPr>
           <w:rFonts w:hint="eastAsia" w:ascii="微软雅黑" w:hAnsi="微软雅黑" w:eastAsia="微软雅黑" w:cs="微软雅黑"/>
@@ -8201,11 +8362,11 @@
           <w:lang w:val="en-US" w:eastAsia="zh-CN"/>
         </w:rPr>
       </w:pPr>
-      <w:bookmarkStart w:id="16" w:name="_Toc6221_WPSOffice_Level2"/>
-      <w:bookmarkStart w:id="17" w:name="_Toc22552"/>
-      <w:bookmarkStart w:id="18" w:name="_Toc25737"/>
+      <w:bookmarkStart w:id="16" w:name="_Toc22552"/>
+      <w:bookmarkStart w:id="17" w:name="_Toc6221_WPSOffice_Level2"/>
+      <w:bookmarkStart w:id="18" w:name="_Toc7551_WPSOffice_Level2"/>
       <w:bookmarkStart w:id="19" w:name="_Toc4339"/>
-      <w:bookmarkStart w:id="20" w:name="_Toc7551_WPSOffice_Level2"/>
+      <w:bookmarkStart w:id="20" w:name="_Toc25737"/>
       <w:bookmarkStart w:id="21" w:name="_Toc20320"/>
       <w:r>
         <w:rPr>
@@ -8976,12 +9137,6 @@
             <w:insideH w:val="dashed" w:color="244061" w:sz="4" w:space="0"/>
             <w:insideV w:val="dashed" w:color="244061" w:sz="4" w:space="0"/>
           </w:tblBorders>
-          <w:tblCellMar>
-            <w:top w:w="0" w:type="dxa"/>
-            <w:left w:w="108" w:type="dxa"/>
-            <w:bottom w:w="0" w:type="dxa"/>
-            <w:right w:w="108" w:type="dxa"/>
-          </w:tblCellMar>
         </w:tblPrEx>
         <w:trPr>
           <w:jc w:val="center"/>
@@ -9568,7 +9723,6 @@
             <w:insideH w:val="dashed" w:color="244061" w:sz="4" w:space="0"/>
             <w:insideV w:val="dashed" w:color="244061" w:sz="4" w:space="0"/>
           </w:tblBorders>
-          <w:shd w:val="clear" w:color="auto" w:fill="auto"/>
           <w:tblCellMar>
             <w:top w:w="0" w:type="dxa"/>
             <w:left w:w="108" w:type="dxa"/>
@@ -9820,7 +9974,6 @@
             <w:insideH w:val="dashed" w:color="244061" w:sz="4" w:space="0"/>
             <w:insideV w:val="dashed" w:color="244061" w:sz="4" w:space="0"/>
           </w:tblBorders>
-          <w:shd w:val="clear" w:color="auto" w:fill="auto"/>
           <w:tblCellMar>
             <w:top w:w="0" w:type="dxa"/>
             <w:left w:w="108" w:type="dxa"/>
@@ -12030,8 +12183,8 @@
           <w:lang w:val="en-US" w:eastAsia="zh-CN"/>
         </w:rPr>
       </w:pPr>
-      <w:bookmarkStart w:id="26" w:name="_Toc527112385"/>
-      <w:bookmarkStart w:id="27" w:name="_Toc534637498"/>
+      <w:bookmarkStart w:id="26" w:name="_Toc534637498"/>
+      <w:bookmarkStart w:id="27" w:name="_Toc527112385"/>
       <w:bookmarkStart w:id="28" w:name="_Toc25428"/>
       <w:bookmarkStart w:id="29" w:name="_Toc526855037"/>
       <w:r>
@@ -12090,9 +12243,9 @@
         </w:rPr>
       </w:pPr>
       <w:bookmarkStart w:id="30" w:name="_Toc32443_WPSOffice_Level2"/>
-      <w:bookmarkStart w:id="31" w:name="_Toc4331_WPSOffice_Level2"/>
-      <w:bookmarkStart w:id="32" w:name="_Toc6468"/>
-      <w:bookmarkStart w:id="33" w:name="_Toc23606"/>
+      <w:bookmarkStart w:id="31" w:name="_Toc6468"/>
+      <w:bookmarkStart w:id="32" w:name="_Toc23606"/>
+      <w:bookmarkStart w:id="33" w:name="_Toc4331_WPSOffice_Level2"/>
       <w:bookmarkStart w:id="34" w:name="_Toc22255"/>
       <w:r>
         <w:rPr>
@@ -12253,9 +12406,9 @@
           </w14:textFill>
         </w:rPr>
       </w:pPr>
-      <w:bookmarkStart w:id="38" w:name="_Toc6931_WPSOffice_Level3"/>
-      <w:bookmarkStart w:id="39" w:name="_Toc18091_WPSOffice_Level3"/>
-      <w:bookmarkStart w:id="40" w:name="_Toc15289_WPSOffice_Level3"/>
+      <w:bookmarkStart w:id="38" w:name="_Toc15289_WPSOffice_Level3"/>
+      <w:bookmarkStart w:id="39" w:name="_Toc6931_WPSOffice_Level3"/>
+      <w:bookmarkStart w:id="40" w:name="_Toc18091_WPSOffice_Level3"/>
       <w:r>
         <w:rPr>
           <w:rFonts w:hint="eastAsia" w:ascii="Times New Roman" w:hAnsi="Times New Roman" w:eastAsia="微软雅黑" w:cs="Times New Roman"/>
@@ -18603,12 +18756,6 @@
             <w:insideH w:val="dashed" w:color="244061" w:sz="4" w:space="0"/>
             <w:insideV w:val="dashed" w:color="244061" w:sz="4" w:space="0"/>
           </w:tblBorders>
-          <w:tblCellMar>
-            <w:top w:w="0" w:type="dxa"/>
-            <w:left w:w="108" w:type="dxa"/>
-            <w:bottom w:w="0" w:type="dxa"/>
-            <w:right w:w="108" w:type="dxa"/>
-          </w:tblCellMar>
         </w:tblPrEx>
         <w:trPr>
           <w:trHeight w:val="417" w:hRule="atLeast"/>
@@ -19815,681 +19962,6 @@
           <w:lang w:eastAsia="zh-CN"/>
         </w:rPr>
         <w:t>潜在受益药物研究信息：</w:t>
-      </w:r>
-    </w:p>
-    <w:tbl>
-      <w:tblPr>
-        <w:tblStyle w:val="19"/>
-        <w:tblpPr w:leftFromText="180" w:rightFromText="180" w:vertAnchor="text" w:tblpXSpec="center" w:tblpY="1"/>
-        <w:tblOverlap w:val="never"/>
-        <w:tblW w:w="9870" w:type="dxa"/>
-        <w:jc w:val="center"/>
-        <w:tblBorders>
-          <w:top w:val="single" w:color="244061" w:sz="18" w:space="0"/>
-          <w:left w:val="none" w:color="auto" w:sz="0" w:space="0"/>
-          <w:bottom w:val="dashed" w:color="244061" w:sz="4" w:space="0"/>
-          <w:right w:val="none" w:color="auto" w:sz="0" w:space="0"/>
-          <w:insideH w:val="dashed" w:color="244061" w:sz="4" w:space="0"/>
-          <w:insideV w:val="dashed" w:color="244061" w:sz="4" w:space="0"/>
-        </w:tblBorders>
-        <w:shd w:val="clear" w:color="auto" w:fill="auto"/>
-        <w:tblLayout w:type="fixed"/>
-        <w:tblCellMar>
-          <w:top w:w="0" w:type="dxa"/>
-          <w:left w:w="108" w:type="dxa"/>
-          <w:bottom w:w="0" w:type="dxa"/>
-          <w:right w:w="108" w:type="dxa"/>
-        </w:tblCellMar>
-      </w:tblPr>
-      <w:tblGrid>
-        <w:gridCol w:w="1526"/>
-        <w:gridCol w:w="1417"/>
-        <w:gridCol w:w="1134"/>
-        <w:gridCol w:w="5793"/>
-      </w:tblGrid>
-      <w:tr>
-        <w:tblPrEx>
-          <w:tblBorders>
-            <w:top w:val="single" w:color="244061" w:sz="18" w:space="0"/>
-            <w:left w:val="none" w:color="auto" w:sz="0" w:space="0"/>
-            <w:bottom w:val="dashed" w:color="244061" w:sz="4" w:space="0"/>
-            <w:right w:val="none" w:color="auto" w:sz="0" w:space="0"/>
-            <w:insideH w:val="dashed" w:color="244061" w:sz="4" w:space="0"/>
-            <w:insideV w:val="dashed" w:color="244061" w:sz="4" w:space="0"/>
-          </w:tblBorders>
-          <w:shd w:val="clear" w:color="auto" w:fill="auto"/>
-          <w:tblCellMar>
-            <w:top w:w="0" w:type="dxa"/>
-            <w:left w:w="108" w:type="dxa"/>
-            <w:bottom w:w="0" w:type="dxa"/>
-            <w:right w:w="108" w:type="dxa"/>
-          </w:tblCellMar>
-        </w:tblPrEx>
-        <w:trPr>
-          <w:trHeight w:val="417" w:hRule="atLeast"/>
-          <w:jc w:val="center"/>
-        </w:trPr>
-        <w:tc>
-          <w:tcPr>
-            <w:tcW w:w="1526" w:type="dxa"/>
-            <w:shd w:val="clear" w:color="auto" w:fill="auto"/>
-            <w:vAlign w:val="center"/>
-          </w:tcPr>
-          <w:p>
-            <w:pPr>
-              <w:keepNext/>
-              <w:spacing w:before="26"/>
-              <w:ind w:firstLine="180" w:firstLineChars="100"/>
-              <w:rPr>
-                <w:rFonts w:ascii="Times New Roman" w:hAnsi="Times New Roman" w:eastAsia="微软雅黑" w:cs="Times New Roman"/>
-                <w:b/>
-                <w:color w:val="244061"/>
-                <w:sz w:val="18"/>
-                <w:szCs w:val="18"/>
-                <w:lang w:eastAsia="zh-CN"/>
-              </w:rPr>
-            </w:pPr>
-            <w:r>
-              <w:rPr>
-                <w:rFonts w:ascii="Times New Roman" w:hAnsi="Times New Roman" w:eastAsia="微软雅黑" w:cs="Times New Roman"/>
-                <w:b/>
-                <w:color w:val="244061"/>
-                <w:sz w:val="18"/>
-                <w:szCs w:val="18"/>
-                <w:lang w:eastAsia="zh-CN"/>
-              </w:rPr>
-              <w:t>药物名称</w:t>
-            </w:r>
-          </w:p>
-        </w:tc>
-        <w:tc>
-          <w:tcPr>
-            <w:tcW w:w="1417" w:type="dxa"/>
-            <w:shd w:val="clear" w:color="auto" w:fill="auto"/>
-            <w:vAlign w:val="center"/>
-          </w:tcPr>
-          <w:p>
-            <w:pPr>
-              <w:keepNext/>
-              <w:spacing w:before="26"/>
-              <w:jc w:val="center"/>
-              <w:rPr>
-                <w:rFonts w:ascii="Times New Roman" w:hAnsi="Times New Roman" w:eastAsia="微软雅黑" w:cs="Times New Roman"/>
-                <w:b/>
-                <w:color w:val="244061"/>
-                <w:sz w:val="18"/>
-                <w:szCs w:val="18"/>
-                <w:lang w:eastAsia="zh-CN"/>
-              </w:rPr>
-            </w:pPr>
-            <w:r>
-              <w:rPr>
-                <w:rFonts w:ascii="Times New Roman" w:hAnsi="Times New Roman" w:eastAsia="微软雅黑" w:cs="Times New Roman"/>
-                <w:b/>
-                <w:color w:val="244061"/>
-                <w:sz w:val="18"/>
-                <w:szCs w:val="18"/>
-                <w:lang w:eastAsia="zh-CN"/>
-              </w:rPr>
-              <w:t>相关疾病</w:t>
-            </w:r>
-          </w:p>
-        </w:tc>
-        <w:tc>
-          <w:tcPr>
-            <w:tcW w:w="1134" w:type="dxa"/>
-            <w:shd w:val="clear" w:color="auto" w:fill="auto"/>
-            <w:vAlign w:val="center"/>
-          </w:tcPr>
-          <w:p>
-            <w:pPr>
-              <w:keepNext/>
-              <w:spacing w:before="26"/>
-              <w:jc w:val="center"/>
-              <w:rPr>
-                <w:rFonts w:ascii="Times New Roman" w:hAnsi="Times New Roman" w:eastAsia="微软雅黑" w:cs="Times New Roman"/>
-                <w:b/>
-                <w:color w:val="244061"/>
-                <w:sz w:val="18"/>
-                <w:szCs w:val="18"/>
-                <w:lang w:eastAsia="zh-CN"/>
-              </w:rPr>
-            </w:pPr>
-            <w:r>
-              <w:rPr>
-                <w:rFonts w:ascii="Times New Roman" w:hAnsi="Times New Roman" w:eastAsia="微软雅黑" w:cs="Times New Roman"/>
-                <w:b/>
-                <w:color w:val="244061"/>
-                <w:sz w:val="18"/>
-                <w:szCs w:val="18"/>
-                <w:lang w:eastAsia="zh-CN"/>
-              </w:rPr>
-              <w:t>证据</w:t>
-            </w:r>
-            <w:r>
-              <w:rPr>
-                <w:rFonts w:hint="eastAsia" w:ascii="Times New Roman" w:hAnsi="Times New Roman" w:eastAsia="微软雅黑" w:cs="Times New Roman"/>
-                <w:b/>
-                <w:color w:val="244061"/>
-                <w:sz w:val="18"/>
-                <w:szCs w:val="18"/>
-                <w:lang w:eastAsia="zh-CN"/>
-              </w:rPr>
-              <w:t>等级</w:t>
-            </w:r>
-          </w:p>
-        </w:tc>
-        <w:tc>
-          <w:tcPr>
-            <w:tcW w:w="5793" w:type="dxa"/>
-            <w:shd w:val="clear" w:color="auto" w:fill="auto"/>
-            <w:vAlign w:val="center"/>
-          </w:tcPr>
-          <w:p>
-            <w:pPr>
-              <w:keepNext/>
-              <w:spacing w:before="26"/>
-              <w:jc w:val="center"/>
-              <w:rPr>
-                <w:rFonts w:ascii="Times New Roman" w:hAnsi="Times New Roman" w:eastAsia="微软雅黑" w:cs="Times New Roman"/>
-                <w:b/>
-                <w:color w:val="244061"/>
-                <w:sz w:val="18"/>
-                <w:szCs w:val="18"/>
-                <w:lang w:eastAsia="zh-CN"/>
-              </w:rPr>
-            </w:pPr>
-            <w:r>
-              <w:rPr>
-                <w:rFonts w:ascii="Times New Roman" w:hAnsi="Times New Roman" w:eastAsia="微软雅黑" w:cs="Times New Roman"/>
-                <w:b/>
-                <w:color w:val="244061"/>
-                <w:sz w:val="18"/>
-                <w:szCs w:val="18"/>
-                <w:lang w:eastAsia="zh-CN"/>
-              </w:rPr>
-              <w:t>循证医学信息</w:t>
-            </w:r>
-          </w:p>
-        </w:tc>
-      </w:tr>
-      <w:tr>
-        <w:tblPrEx>
-          <w:tblBorders>
-            <w:top w:val="single" w:color="244061" w:sz="18" w:space="0"/>
-            <w:left w:val="none" w:color="auto" w:sz="0" w:space="0"/>
-            <w:bottom w:val="dashed" w:color="244061" w:sz="4" w:space="0"/>
-            <w:right w:val="none" w:color="auto" w:sz="0" w:space="0"/>
-            <w:insideH w:val="dashed" w:color="244061" w:sz="4" w:space="0"/>
-            <w:insideV w:val="dashed" w:color="244061" w:sz="4" w:space="0"/>
-          </w:tblBorders>
-          <w:shd w:val="clear" w:color="auto" w:fill="auto"/>
-          <w:tblCellMar>
-            <w:top w:w="0" w:type="dxa"/>
-            <w:left w:w="108" w:type="dxa"/>
-            <w:bottom w:w="0" w:type="dxa"/>
-            <w:right w:w="108" w:type="dxa"/>
-          </w:tblCellMar>
-        </w:tblPrEx>
-        <w:trPr>
-          <w:trHeight w:val="494" w:hRule="atLeast"/>
-          <w:jc w:val="center"/>
-        </w:trPr>
-        <w:tc>
-          <w:tcPr>
-            <w:tcW w:w="9870" w:type="dxa"/>
-            <w:gridSpan w:val="4"/>
-            <w:shd w:val="clear" w:color="auto" w:fill="auto"/>
-            <w:vAlign w:val="center"/>
-          </w:tcPr>
-          <w:p>
-            <w:pPr>
-              <w:keepNext/>
-              <w:spacing w:before="26"/>
-              <w:jc w:val="center"/>
-              <w:rPr>
-                <w:rFonts w:ascii="Times New Roman" w:hAnsi="Times New Roman" w:eastAsia="微软雅黑" w:cs="Times New Roman"/>
-                <w:bCs/>
-                <w:color w:val="auto"/>
-                <w:sz w:val="18"/>
-                <w:szCs w:val="18"/>
-                <w:highlight w:val="yellow"/>
-                <w:lang w:eastAsia="zh-CN"/>
-              </w:rPr>
-            </w:pPr>
-            <w:r>
-              <w:rPr>
-                <w:rFonts w:hint="eastAsia" w:ascii="Times New Roman" w:hAnsi="Times New Roman" w:eastAsia="微软雅黑" w:cs="Times New Roman"/>
-                <w:b/>
-                <w:color w:val="auto"/>
-                <w:sz w:val="18"/>
-                <w:szCs w:val="18"/>
-                <w:lang w:eastAsia="zh-CN"/>
-              </w:rPr>
-              <w:t>{%tr for msicli in msianalysisOfImmuneTestResults.drugResearchList %}</w:t>
-            </w:r>
-          </w:p>
-        </w:tc>
-      </w:tr>
-      <w:tr>
-        <w:tblPrEx>
-          <w:tblBorders>
-            <w:top w:val="single" w:color="244061" w:sz="18" w:space="0"/>
-            <w:left w:val="none" w:color="auto" w:sz="0" w:space="0"/>
-            <w:bottom w:val="dashed" w:color="244061" w:sz="4" w:space="0"/>
-            <w:right w:val="none" w:color="auto" w:sz="0" w:space="0"/>
-            <w:insideH w:val="dashed" w:color="244061" w:sz="4" w:space="0"/>
-            <w:insideV w:val="dashed" w:color="244061" w:sz="4" w:space="0"/>
-          </w:tblBorders>
-          <w:tblCellMar>
-            <w:top w:w="0" w:type="dxa"/>
-            <w:left w:w="108" w:type="dxa"/>
-            <w:bottom w:w="0" w:type="dxa"/>
-            <w:right w:w="108" w:type="dxa"/>
-          </w:tblCellMar>
-        </w:tblPrEx>
-        <w:trPr>
-          <w:trHeight w:val="494" w:hRule="atLeast"/>
-          <w:jc w:val="center"/>
-        </w:trPr>
-        <w:tc>
-          <w:tcPr>
-            <w:tcW w:w="1526" w:type="dxa"/>
-            <w:shd w:val="clear" w:color="auto" w:fill="auto"/>
-            <w:vAlign w:val="center"/>
-          </w:tcPr>
-          <w:p>
-            <w:pPr>
-              <w:spacing w:before="1" w:line="249" w:lineRule="auto"/>
-              <w:ind w:right="131"/>
-              <w:jc w:val="center"/>
-              <w:rPr>
-                <w:rFonts w:hint="default" w:ascii="Times New Roman" w:hAnsi="Times New Roman" w:eastAsia="微软雅黑" w:cs="Times New Roman"/>
-                <w:b/>
-                <w:color w:val="auto"/>
-                <w:sz w:val="18"/>
-                <w:szCs w:val="18"/>
-                <w:highlight w:val="yellow"/>
-                <w:lang w:val="en-US"/>
-              </w:rPr>
-            </w:pPr>
-            <w:r>
-              <w:rPr>
-                <w:rFonts w:hint="eastAsia" w:ascii="Times New Roman" w:hAnsi="Times New Roman" w:eastAsia="微软雅黑" w:cs="Times New Roman"/>
-                <w:color w:val="auto"/>
-                <w:sz w:val="18"/>
-                <w:szCs w:val="18"/>
-                <w:lang w:eastAsia="zh-CN"/>
-              </w:rPr>
-              <w:t>{{</w:t>
-            </w:r>
-            <w:r>
-              <w:rPr>
-                <w:rFonts w:hint="eastAsia" w:ascii="Times New Roman" w:hAnsi="Times New Roman" w:eastAsia="微软雅黑" w:cs="Times New Roman"/>
-                <w:bCs/>
-                <w:color w:val="auto"/>
-                <w:sz w:val="18"/>
-                <w:szCs w:val="18"/>
-                <w:lang w:eastAsia="zh-CN"/>
-              </w:rPr>
-              <w:t xml:space="preserve"> msicli.drug_name_chinese|replace('#', '')</w:t>
-            </w:r>
-            <w:r>
-              <w:rPr>
-                <w:rFonts w:hint="eastAsia" w:ascii="Times New Roman" w:hAnsi="Times New Roman" w:eastAsia="微软雅黑" w:cs="Times New Roman"/>
-                <w:color w:val="auto"/>
-                <w:sz w:val="18"/>
-                <w:szCs w:val="18"/>
-                <w:lang w:eastAsia="zh-CN"/>
-              </w:rPr>
-              <w:t>}</w:t>
-            </w:r>
-            <w:r>
-              <w:rPr>
-                <w:rFonts w:hint="eastAsia" w:ascii="Times New Roman" w:hAnsi="Times New Roman" w:eastAsia="微软雅黑" w:cs="Times New Roman"/>
-                <w:color w:val="auto"/>
-                <w:sz w:val="18"/>
-                <w:szCs w:val="18"/>
-                <w:lang w:val="en-US" w:eastAsia="zh-CN"/>
-              </w:rPr>
-              <w:t>}</w:t>
-            </w:r>
-          </w:p>
-        </w:tc>
-        <w:tc>
-          <w:tcPr>
-            <w:tcW w:w="1417" w:type="dxa"/>
-            <w:shd w:val="clear" w:color="auto" w:fill="auto"/>
-            <w:vAlign w:val="center"/>
-          </w:tcPr>
-          <w:p>
-            <w:pPr>
-              <w:keepNext/>
-              <w:spacing w:before="26"/>
-              <w:jc w:val="center"/>
-              <w:rPr>
-                <w:rFonts w:ascii="Times New Roman" w:hAnsi="Times New Roman" w:eastAsia="微软雅黑" w:cs="Times New Roman"/>
-                <w:bCs/>
-                <w:color w:val="auto"/>
-                <w:sz w:val="18"/>
-                <w:szCs w:val="18"/>
-                <w:highlight w:val="yellow"/>
-                <w:lang w:eastAsia="zh-CN"/>
-              </w:rPr>
-            </w:pPr>
-            <w:r>
-              <w:rPr>
-                <w:rFonts w:hint="eastAsia" w:ascii="Times New Roman" w:hAnsi="Times New Roman" w:eastAsia="微软雅黑" w:cs="Times New Roman"/>
-                <w:color w:val="auto"/>
-                <w:sz w:val="18"/>
-                <w:szCs w:val="18"/>
-                <w:lang w:eastAsia="zh-CN"/>
-              </w:rPr>
-              <w:t>{{</w:t>
-            </w:r>
-            <w:r>
-              <w:rPr>
-                <w:rFonts w:hint="eastAsia" w:ascii="Times New Roman" w:hAnsi="Times New Roman" w:eastAsia="微软雅黑" w:cs="Times New Roman"/>
-                <w:bCs/>
-                <w:color w:val="auto"/>
-                <w:sz w:val="18"/>
-                <w:szCs w:val="18"/>
-                <w:lang w:eastAsia="zh-CN"/>
-              </w:rPr>
-              <w:t xml:space="preserve"> msicli</w:t>
-            </w:r>
-            <w:r>
-              <w:rPr>
-                <w:rFonts w:hint="eastAsia" w:ascii="Times New Roman" w:hAnsi="Times New Roman" w:eastAsia="微软雅黑" w:cs="Times New Roman"/>
-                <w:color w:val="auto"/>
-                <w:sz w:val="18"/>
-                <w:szCs w:val="18"/>
-                <w:lang w:eastAsia="zh-CN"/>
-              </w:rPr>
-              <w:t>.</w:t>
-            </w:r>
-            <w:r>
-              <w:rPr>
-                <w:rFonts w:hint="eastAsia" w:ascii="Times New Roman" w:hAnsi="Times New Roman" w:eastAsia="微软雅黑" w:cs="Times New Roman"/>
-                <w:bCs/>
-                <w:color w:val="auto"/>
-                <w:sz w:val="18"/>
-                <w:szCs w:val="18"/>
-                <w:lang w:eastAsia="zh-CN"/>
-              </w:rPr>
-              <w:t>disease_name_chinese</w:t>
-            </w:r>
-            <w:r>
-              <w:rPr>
-                <w:rFonts w:hint="eastAsia" w:ascii="Times New Roman" w:hAnsi="Times New Roman" w:eastAsia="微软雅黑" w:cs="Times New Roman"/>
-                <w:color w:val="auto"/>
-                <w:sz w:val="18"/>
-                <w:szCs w:val="18"/>
-                <w:lang w:eastAsia="zh-CN"/>
-              </w:rPr>
-              <w:t>}}</w:t>
-            </w:r>
-          </w:p>
-        </w:tc>
-        <w:tc>
-          <w:tcPr>
-            <w:tcW w:w="1134" w:type="dxa"/>
-            <w:shd w:val="clear" w:color="auto" w:fill="auto"/>
-            <w:vAlign w:val="center"/>
-          </w:tcPr>
-          <w:p>
-            <w:pPr>
-              <w:keepNext/>
-              <w:spacing w:before="26"/>
-              <w:jc w:val="center"/>
-              <w:rPr>
-                <w:rFonts w:ascii="Times New Roman" w:hAnsi="Times New Roman" w:eastAsia="微软雅黑" w:cs="Times New Roman"/>
-                <w:bCs/>
-                <w:color w:val="auto"/>
-                <w:sz w:val="18"/>
-                <w:szCs w:val="18"/>
-                <w:highlight w:val="yellow"/>
-                <w:lang w:eastAsia="zh-CN"/>
-              </w:rPr>
-            </w:pPr>
-            <w:r>
-              <w:rPr>
-                <w:rFonts w:hint="eastAsia" w:ascii="Times New Roman" w:hAnsi="Times New Roman" w:eastAsia="微软雅黑" w:cs="Times New Roman"/>
-                <w:color w:val="auto"/>
-                <w:sz w:val="18"/>
-                <w:szCs w:val="18"/>
-                <w:lang w:eastAsia="zh-CN"/>
-              </w:rPr>
-              <w:t>{{</w:t>
-            </w:r>
-            <w:r>
-              <w:rPr>
-                <w:rFonts w:hint="eastAsia" w:ascii="Times New Roman" w:hAnsi="Times New Roman" w:eastAsia="微软雅黑" w:cs="Times New Roman"/>
-                <w:bCs/>
-                <w:color w:val="auto"/>
-                <w:sz w:val="18"/>
-                <w:szCs w:val="18"/>
-                <w:lang w:eastAsia="zh-CN"/>
-              </w:rPr>
-              <w:t xml:space="preserve"> msicli.evidence_phase_chinese</w:t>
-            </w:r>
-            <w:r>
-              <w:rPr>
-                <w:rFonts w:hint="eastAsia" w:ascii="Times New Roman" w:hAnsi="Times New Roman" w:eastAsia="微软雅黑" w:cs="Times New Roman"/>
-                <w:color w:val="auto"/>
-                <w:sz w:val="18"/>
-                <w:szCs w:val="18"/>
-                <w:lang w:eastAsia="zh-CN"/>
-              </w:rPr>
-              <w:t>}}</w:t>
-            </w:r>
-          </w:p>
-        </w:tc>
-        <w:tc>
-          <w:tcPr>
-            <w:tcW w:w="5793" w:type="dxa"/>
-            <w:shd w:val="clear" w:color="auto" w:fill="auto"/>
-            <w:vAlign w:val="center"/>
-          </w:tcPr>
-          <w:p>
-            <w:pPr>
-              <w:keepNext/>
-              <w:spacing w:before="26"/>
-              <w:jc w:val="center"/>
-              <w:rPr>
-                <w:rFonts w:ascii="Times New Roman" w:hAnsi="Times New Roman" w:eastAsia="微软雅黑" w:cs="Times New Roman"/>
-                <w:bCs/>
-                <w:color w:val="auto"/>
-                <w:sz w:val="18"/>
-                <w:szCs w:val="18"/>
-                <w:highlight w:val="yellow"/>
-                <w:lang w:eastAsia="zh-CN"/>
-              </w:rPr>
-            </w:pPr>
-            <w:r>
-              <w:rPr>
-                <w:rFonts w:hint="eastAsia" w:ascii="Times New Roman" w:hAnsi="Times New Roman" w:eastAsia="微软雅黑" w:cs="Times New Roman"/>
-                <w:color w:val="auto"/>
-                <w:sz w:val="18"/>
-                <w:szCs w:val="18"/>
-                <w:lang w:eastAsia="zh-CN"/>
-              </w:rPr>
-              <w:t>{{</w:t>
-            </w:r>
-            <w:r>
-              <w:rPr>
-                <w:rFonts w:hint="eastAsia" w:ascii="Times New Roman" w:hAnsi="Times New Roman" w:eastAsia="微软雅黑" w:cs="Times New Roman"/>
-                <w:bCs/>
-                <w:color w:val="auto"/>
-                <w:sz w:val="18"/>
-                <w:szCs w:val="18"/>
-                <w:lang w:eastAsia="zh-CN"/>
-              </w:rPr>
-              <w:t xml:space="preserve"> msicli.annotation_chinese</w:t>
-            </w:r>
-            <w:r>
-              <w:rPr>
-                <w:rFonts w:hint="eastAsia" w:ascii="Times New Roman" w:hAnsi="Times New Roman" w:eastAsia="微软雅黑" w:cs="Times New Roman"/>
-                <w:color w:val="auto"/>
-                <w:sz w:val="18"/>
-                <w:szCs w:val="18"/>
-                <w:lang w:eastAsia="zh-CN"/>
-              </w:rPr>
-              <w:t>}}</w:t>
-            </w:r>
-          </w:p>
-        </w:tc>
-      </w:tr>
-      <w:tr>
-        <w:tblPrEx>
-          <w:tblBorders>
-            <w:top w:val="single" w:color="244061" w:sz="18" w:space="0"/>
-            <w:left w:val="none" w:color="auto" w:sz="0" w:space="0"/>
-            <w:bottom w:val="dashed" w:color="244061" w:sz="4" w:space="0"/>
-            <w:right w:val="none" w:color="auto" w:sz="0" w:space="0"/>
-            <w:insideH w:val="dashed" w:color="244061" w:sz="4" w:space="0"/>
-            <w:insideV w:val="dashed" w:color="244061" w:sz="4" w:space="0"/>
-          </w:tblBorders>
-          <w:tblCellMar>
-            <w:top w:w="0" w:type="dxa"/>
-            <w:left w:w="108" w:type="dxa"/>
-            <w:bottom w:w="0" w:type="dxa"/>
-            <w:right w:w="108" w:type="dxa"/>
-          </w:tblCellMar>
-        </w:tblPrEx>
-        <w:trPr>
-          <w:trHeight w:val="494" w:hRule="atLeast"/>
-          <w:jc w:val="center"/>
-        </w:trPr>
-        <w:tc>
-          <w:tcPr>
-            <w:tcW w:w="9870" w:type="dxa"/>
-            <w:gridSpan w:val="4"/>
-            <w:shd w:val="clear" w:color="auto" w:fill="auto"/>
-            <w:vAlign w:val="center"/>
-          </w:tcPr>
-          <w:p>
-            <w:pPr>
-              <w:keepNext/>
-              <w:spacing w:before="26"/>
-              <w:jc w:val="center"/>
-              <w:rPr>
-                <w:rFonts w:ascii="Times New Roman" w:hAnsi="Times New Roman" w:eastAsia="微软雅黑" w:cs="Times New Roman"/>
-                <w:bCs/>
-                <w:color w:val="auto"/>
-                <w:sz w:val="18"/>
-                <w:szCs w:val="18"/>
-                <w:lang w:eastAsia="zh-CN"/>
-              </w:rPr>
-            </w:pPr>
-            <w:r>
-              <w:rPr>
-                <w:rFonts w:hint="eastAsia" w:ascii="Times New Roman" w:hAnsi="Times New Roman" w:eastAsia="微软雅黑" w:cs="Times New Roman"/>
-                <w:b/>
-                <w:color w:val="auto"/>
-                <w:sz w:val="18"/>
-                <w:szCs w:val="18"/>
-                <w:lang w:eastAsia="zh-CN"/>
-              </w:rPr>
-              <w:t>{%tr endfor %}</w:t>
-            </w:r>
-          </w:p>
-        </w:tc>
-      </w:tr>
-    </w:tbl>
-    <w:p>
-      <w:pPr>
-        <w:spacing w:before="26"/>
-        <w:rPr>
-          <w:rFonts w:ascii="Times New Roman" w:hAnsi="Times New Roman" w:eastAsia="微软雅黑" w:cs="Times New Roman"/>
-          <w:b/>
-          <w:color w:val="auto"/>
-          <w:sz w:val="24"/>
-          <w:szCs w:val="24"/>
-          <w:lang w:eastAsia="zh-CN" w:bidi="ar"/>
-        </w:rPr>
-      </w:pPr>
-      <w:r>
-        <w:rPr>
-          <w:rFonts w:hint="eastAsia" w:ascii="Times New Roman" w:hAnsi="Times New Roman" w:eastAsia="微软雅黑" w:cs="Times New Roman"/>
-          <w:b/>
-          <w:color w:val="auto"/>
-          <w:sz w:val="24"/>
-          <w:szCs w:val="24"/>
-          <w:lang w:eastAsia="zh-CN" w:bidi="ar"/>
-        </w:rPr>
-        <w:t>{% endif %}</w:t>
-      </w:r>
-      <w:r>
-        <w:rPr>
-          <w:rFonts w:hint="eastAsia" w:ascii="Times New Roman" w:hAnsi="Times New Roman" w:eastAsia="微软雅黑" w:cs="Times New Roman"/>
-          <w:b/>
-          <w:color w:val="auto"/>
-          <w:sz w:val="24"/>
-          <w:szCs w:val="24"/>
-          <w:lang w:eastAsia="zh-CN"/>
-        </w:rPr>
-        <w:t>{% if msianalysisOfImmuneTestResults.</w:t>
-      </w:r>
-      <w:r>
-        <w:rPr>
-          <w:rFonts w:ascii="Times New Roman" w:hAnsi="Times New Roman" w:eastAsia="微软雅黑" w:cs="Times New Roman"/>
-          <w:b/>
-          <w:color w:val="auto"/>
-          <w:sz w:val="24"/>
-          <w:szCs w:val="24"/>
-          <w:lang w:eastAsia="zh-CN"/>
-        </w:rPr>
-        <w:t>potentialDrugList</w:t>
-      </w:r>
-      <w:r>
-        <w:rPr>
-          <w:rFonts w:hint="eastAsia" w:ascii="Times New Roman" w:hAnsi="Times New Roman" w:eastAsia="微软雅黑" w:cs="Times New Roman"/>
-          <w:b/>
-          <w:color w:val="auto"/>
-          <w:sz w:val="24"/>
-          <w:szCs w:val="24"/>
-          <w:lang w:eastAsia="zh-CN"/>
-        </w:rPr>
-        <w:t xml:space="preserve"> != [] %}</w:t>
-      </w:r>
-    </w:p>
-    <w:p>
-      <w:pPr>
-        <w:keepNext w:val="0"/>
-        <w:keepLines w:val="0"/>
-        <w:pageBreakBefore w:val="0"/>
-        <w:widowControl w:val="0"/>
-        <w:kinsoku/>
-        <w:wordWrap/>
-        <w:overflowPunct/>
-        <w:topLinePunct w:val="0"/>
-        <w:autoSpaceDE/>
-        <w:autoSpaceDN/>
-        <w:bidi w:val="0"/>
-        <w:adjustRightInd/>
-        <w:snapToGrid/>
-        <w:spacing w:before="26"/>
-        <w:ind w:left="414"/>
-        <w:textAlignment w:val="auto"/>
-        <w:rPr>
-          <w:rFonts w:ascii="Times New Roman" w:hAnsi="Times New Roman" w:eastAsia="微软雅黑" w:cs="Times New Roman"/>
-          <w:b/>
-          <w:color w:val="auto"/>
-          <w:sz w:val="24"/>
-          <w:szCs w:val="24"/>
-          <w:lang w:eastAsia="zh-CN" w:bidi="ar"/>
-        </w:rPr>
-      </w:pPr>
-      <w:r>
-        <w:rPr>
-          <w:rFonts w:hint="eastAsia" w:ascii="Times New Roman" w:hAnsi="Times New Roman" w:eastAsia="微软雅黑" w:cs="Times New Roman"/>
-          <w:b/>
-          <w:color w:val="auto"/>
-          <w:sz w:val="24"/>
-          <w:lang w:eastAsia="zh-CN"/>
-        </w:rPr>
-        <w:t>潜在耐药研究信息：</w:t>
       </w:r>
     </w:p>
     <w:tbl>
@@ -20739,29 +20211,7 @@
                 <w:szCs w:val="18"/>
                 <w:lang w:eastAsia="zh-CN"/>
               </w:rPr>
-              <w:t>{%tr for msicli in msianalysisOfImmuneTestResults.</w:t>
-            </w:r>
-            <w:r>
-              <w:rPr>
-                <w:rFonts w:ascii="Times New Roman" w:hAnsi="Times New Roman" w:eastAsia="微软雅黑" w:cs="Times New Roman"/>
-                <w:b/>
-                <w:color w:val="auto"/>
-                <w:sz w:val="18"/>
-                <w:szCs w:val="18"/>
-                <w:lang w:eastAsia="zh-CN"/>
-              </w:rPr>
-              <w:t>potentialDrugList</w:t>
-            </w:r>
-            <w:r>
-              <w:rPr>
-                <w:rFonts w:hint="eastAsia" w:ascii="Times New Roman" w:hAnsi="Times New Roman" w:eastAsia="微软雅黑" w:cs="Times New Roman"/>
-                <w:b/>
-                <w:color w:val="auto"/>
-                <w:sz w:val="18"/>
-                <w:szCs w:val="18"/>
-                <w:lang w:eastAsia="zh-CN"/>
-              </w:rPr>
-              <w:t xml:space="preserve"> %}</w:t>
+              <w:t>{%tr for msicli in msianalysisOfImmuneTestResults.drugResearchList %}</w:t>
             </w:r>
           </w:p>
         </w:tc>
@@ -20799,12 +20249,13 @@
               <w:ind w:right="131"/>
               <w:jc w:val="center"/>
               <w:rPr>
-                <w:rFonts w:ascii="Times New Roman" w:hAnsi="Times New Roman" w:eastAsia="微软雅黑" w:cs="Times New Roman"/>
+                <w:rFonts w:hint="default" w:ascii="Times New Roman" w:hAnsi="Times New Roman" w:eastAsia="微软雅黑" w:cs="Times New Roman"/>
                 <w:b/>
                 <w:color w:val="auto"/>
                 <w:sz w:val="18"/>
                 <w:szCs w:val="18"/>
                 <w:highlight w:val="yellow"/>
+                <w:lang w:val="en-US"/>
               </w:rPr>
             </w:pPr>
             <w:r>
@@ -21095,6 +20546,16 @@
       <w:pPr>
         <w:spacing w:before="26"/>
         <w:rPr>
+          <w:rFonts w:ascii="Times New Roman" w:hAnsi="Times New Roman" w:eastAsia="微软雅黑" w:cs="Times New Roman"/>
+          <w:b/>
+          <w:color w:val="auto"/>
+          <w:sz w:val="24"/>
+          <w:szCs w:val="24"/>
+          <w:lang w:eastAsia="zh-CN" w:bidi="ar"/>
+        </w:rPr>
+      </w:pPr>
+      <w:r>
+        <w:rPr>
           <w:rFonts w:hint="eastAsia" w:ascii="Times New Roman" w:hAnsi="Times New Roman" w:eastAsia="微软雅黑" w:cs="Times New Roman"/>
           <w:b/>
           <w:color w:val="auto"/>
@@ -21102,8 +20563,676 @@
           <w:szCs w:val="24"/>
           <w:lang w:eastAsia="zh-CN" w:bidi="ar"/>
         </w:rPr>
+        <w:t>{% endif %}</w:t>
+      </w:r>
+      <w:r>
+        <w:rPr>
+          <w:rFonts w:hint="eastAsia" w:ascii="Times New Roman" w:hAnsi="Times New Roman" w:eastAsia="微软雅黑" w:cs="Times New Roman"/>
+          <w:b/>
+          <w:color w:val="auto"/>
+          <w:sz w:val="24"/>
+          <w:szCs w:val="24"/>
+          <w:lang w:eastAsia="zh-CN"/>
+        </w:rPr>
+        <w:t>{% if msianalysisOfImmuneTestResults.</w:t>
+      </w:r>
+      <w:r>
+        <w:rPr>
+          <w:rFonts w:ascii="Times New Roman" w:hAnsi="Times New Roman" w:eastAsia="微软雅黑" w:cs="Times New Roman"/>
+          <w:b/>
+          <w:color w:val="auto"/>
+          <w:sz w:val="24"/>
+          <w:szCs w:val="24"/>
+          <w:lang w:eastAsia="zh-CN"/>
+        </w:rPr>
+        <w:t>potentialDrugList</w:t>
+      </w:r>
+      <w:r>
+        <w:rPr>
+          <w:rFonts w:hint="eastAsia" w:ascii="Times New Roman" w:hAnsi="Times New Roman" w:eastAsia="微软雅黑" w:cs="Times New Roman"/>
+          <w:b/>
+          <w:color w:val="auto"/>
+          <w:sz w:val="24"/>
+          <w:szCs w:val="24"/>
+          <w:lang w:eastAsia="zh-CN"/>
+        </w:rPr>
+        <w:t xml:space="preserve"> != [] %}</w:t>
+      </w:r>
+    </w:p>
+    <w:p>
+      <w:pPr>
+        <w:keepNext w:val="0"/>
+        <w:keepLines w:val="0"/>
+        <w:pageBreakBefore w:val="0"/>
+        <w:widowControl w:val="0"/>
+        <w:kinsoku/>
+        <w:wordWrap/>
+        <w:overflowPunct/>
+        <w:topLinePunct w:val="0"/>
+        <w:autoSpaceDE/>
+        <w:autoSpaceDN/>
+        <w:bidi w:val="0"/>
+        <w:adjustRightInd/>
+        <w:snapToGrid/>
+        <w:spacing w:before="26"/>
+        <w:ind w:left="414"/>
+        <w:textAlignment w:val="auto"/>
+        <w:rPr>
+          <w:rFonts w:ascii="Times New Roman" w:hAnsi="Times New Roman" w:eastAsia="微软雅黑" w:cs="Times New Roman"/>
+          <w:b/>
+          <w:color w:val="auto"/>
+          <w:sz w:val="24"/>
+          <w:szCs w:val="24"/>
+          <w:lang w:eastAsia="zh-CN" w:bidi="ar"/>
+        </w:rPr>
       </w:pPr>
       <w:r>
+        <w:rPr>
+          <w:rFonts w:hint="eastAsia" w:ascii="Times New Roman" w:hAnsi="Times New Roman" w:eastAsia="微软雅黑" w:cs="Times New Roman"/>
+          <w:b/>
+          <w:color w:val="auto"/>
+          <w:sz w:val="24"/>
+          <w:lang w:eastAsia="zh-CN"/>
+        </w:rPr>
+        <w:t>潜在耐药研究信息：</w:t>
+      </w:r>
+    </w:p>
+    <w:tbl>
+      <w:tblPr>
+        <w:tblStyle w:val="19"/>
+        <w:tblpPr w:leftFromText="180" w:rightFromText="180" w:vertAnchor="text" w:tblpXSpec="center" w:tblpY="1"/>
+        <w:tblOverlap w:val="never"/>
+        <w:tblW w:w="9870" w:type="dxa"/>
+        <w:jc w:val="center"/>
+        <w:tblBorders>
+          <w:top w:val="single" w:color="244061" w:sz="18" w:space="0"/>
+          <w:left w:val="none" w:color="auto" w:sz="0" w:space="0"/>
+          <w:bottom w:val="dashed" w:color="244061" w:sz="4" w:space="0"/>
+          <w:right w:val="none" w:color="auto" w:sz="0" w:space="0"/>
+          <w:insideH w:val="dashed" w:color="244061" w:sz="4" w:space="0"/>
+          <w:insideV w:val="dashed" w:color="244061" w:sz="4" w:space="0"/>
+        </w:tblBorders>
+        <w:shd w:val="clear" w:color="auto" w:fill="auto"/>
+        <w:tblLayout w:type="fixed"/>
+        <w:tblCellMar>
+          <w:top w:w="0" w:type="dxa"/>
+          <w:left w:w="108" w:type="dxa"/>
+          <w:bottom w:w="0" w:type="dxa"/>
+          <w:right w:w="108" w:type="dxa"/>
+        </w:tblCellMar>
+      </w:tblPr>
+      <w:tblGrid>
+        <w:gridCol w:w="1526"/>
+        <w:gridCol w:w="1417"/>
+        <w:gridCol w:w="1134"/>
+        <w:gridCol w:w="5793"/>
+      </w:tblGrid>
+      <w:tr>
+        <w:tblPrEx>
+          <w:tblBorders>
+            <w:top w:val="single" w:color="244061" w:sz="18" w:space="0"/>
+            <w:left w:val="none" w:color="auto" w:sz="0" w:space="0"/>
+            <w:bottom w:val="dashed" w:color="244061" w:sz="4" w:space="0"/>
+            <w:right w:val="none" w:color="auto" w:sz="0" w:space="0"/>
+            <w:insideH w:val="dashed" w:color="244061" w:sz="4" w:space="0"/>
+            <w:insideV w:val="dashed" w:color="244061" w:sz="4" w:space="0"/>
+          </w:tblBorders>
+        </w:tblPrEx>
+        <w:trPr>
+          <w:trHeight w:val="417" w:hRule="atLeast"/>
+          <w:jc w:val="center"/>
+        </w:trPr>
+        <w:tc>
+          <w:tcPr>
+            <w:tcW w:w="1526" w:type="dxa"/>
+            <w:shd w:val="clear" w:color="auto" w:fill="auto"/>
+            <w:vAlign w:val="center"/>
+          </w:tcPr>
+          <w:p>
+            <w:pPr>
+              <w:keepNext/>
+              <w:spacing w:before="26"/>
+              <w:ind w:firstLine="180" w:firstLineChars="100"/>
+              <w:rPr>
+                <w:rFonts w:ascii="Times New Roman" w:hAnsi="Times New Roman" w:eastAsia="微软雅黑" w:cs="Times New Roman"/>
+                <w:b/>
+                <w:color w:val="244061"/>
+                <w:sz w:val="18"/>
+                <w:szCs w:val="18"/>
+                <w:lang w:eastAsia="zh-CN"/>
+              </w:rPr>
+            </w:pPr>
+            <w:r>
+              <w:rPr>
+                <w:rFonts w:ascii="Times New Roman" w:hAnsi="Times New Roman" w:eastAsia="微软雅黑" w:cs="Times New Roman"/>
+                <w:b/>
+                <w:color w:val="244061"/>
+                <w:sz w:val="18"/>
+                <w:szCs w:val="18"/>
+                <w:lang w:eastAsia="zh-CN"/>
+              </w:rPr>
+              <w:t>药物名称</w:t>
+            </w:r>
+          </w:p>
+        </w:tc>
+        <w:tc>
+          <w:tcPr>
+            <w:tcW w:w="1417" w:type="dxa"/>
+            <w:shd w:val="clear" w:color="auto" w:fill="auto"/>
+            <w:vAlign w:val="center"/>
+          </w:tcPr>
+          <w:p>
+            <w:pPr>
+              <w:keepNext/>
+              <w:spacing w:before="26"/>
+              <w:jc w:val="center"/>
+              <w:rPr>
+                <w:rFonts w:ascii="Times New Roman" w:hAnsi="Times New Roman" w:eastAsia="微软雅黑" w:cs="Times New Roman"/>
+                <w:b/>
+                <w:color w:val="244061"/>
+                <w:sz w:val="18"/>
+                <w:szCs w:val="18"/>
+                <w:lang w:eastAsia="zh-CN"/>
+              </w:rPr>
+            </w:pPr>
+            <w:r>
+              <w:rPr>
+                <w:rFonts w:ascii="Times New Roman" w:hAnsi="Times New Roman" w:eastAsia="微软雅黑" w:cs="Times New Roman"/>
+                <w:b/>
+                <w:color w:val="244061"/>
+                <w:sz w:val="18"/>
+                <w:szCs w:val="18"/>
+                <w:lang w:eastAsia="zh-CN"/>
+              </w:rPr>
+              <w:t>相关疾病</w:t>
+            </w:r>
+          </w:p>
+        </w:tc>
+        <w:tc>
+          <w:tcPr>
+            <w:tcW w:w="1134" w:type="dxa"/>
+            <w:shd w:val="clear" w:color="auto" w:fill="auto"/>
+            <w:vAlign w:val="center"/>
+          </w:tcPr>
+          <w:p>
+            <w:pPr>
+              <w:keepNext/>
+              <w:spacing w:before="26"/>
+              <w:jc w:val="center"/>
+              <w:rPr>
+                <w:rFonts w:ascii="Times New Roman" w:hAnsi="Times New Roman" w:eastAsia="微软雅黑" w:cs="Times New Roman"/>
+                <w:b/>
+                <w:color w:val="244061"/>
+                <w:sz w:val="18"/>
+                <w:szCs w:val="18"/>
+                <w:lang w:eastAsia="zh-CN"/>
+              </w:rPr>
+            </w:pPr>
+            <w:r>
+              <w:rPr>
+                <w:rFonts w:ascii="Times New Roman" w:hAnsi="Times New Roman" w:eastAsia="微软雅黑" w:cs="Times New Roman"/>
+                <w:b/>
+                <w:color w:val="244061"/>
+                <w:sz w:val="18"/>
+                <w:szCs w:val="18"/>
+                <w:lang w:eastAsia="zh-CN"/>
+              </w:rPr>
+              <w:t>证据</w:t>
+            </w:r>
+            <w:r>
+              <w:rPr>
+                <w:rFonts w:hint="eastAsia" w:ascii="Times New Roman" w:hAnsi="Times New Roman" w:eastAsia="微软雅黑" w:cs="Times New Roman"/>
+                <w:b/>
+                <w:color w:val="244061"/>
+                <w:sz w:val="18"/>
+                <w:szCs w:val="18"/>
+                <w:lang w:eastAsia="zh-CN"/>
+              </w:rPr>
+              <w:t>等级</w:t>
+            </w:r>
+          </w:p>
+        </w:tc>
+        <w:tc>
+          <w:tcPr>
+            <w:tcW w:w="5793" w:type="dxa"/>
+            <w:shd w:val="clear" w:color="auto" w:fill="auto"/>
+            <w:vAlign w:val="center"/>
+          </w:tcPr>
+          <w:p>
+            <w:pPr>
+              <w:keepNext/>
+              <w:spacing w:before="26"/>
+              <w:jc w:val="center"/>
+              <w:rPr>
+                <w:rFonts w:ascii="Times New Roman" w:hAnsi="Times New Roman" w:eastAsia="微软雅黑" w:cs="Times New Roman"/>
+                <w:b/>
+                <w:color w:val="244061"/>
+                <w:sz w:val="18"/>
+                <w:szCs w:val="18"/>
+                <w:lang w:eastAsia="zh-CN"/>
+              </w:rPr>
+            </w:pPr>
+            <w:r>
+              <w:rPr>
+                <w:rFonts w:ascii="Times New Roman" w:hAnsi="Times New Roman" w:eastAsia="微软雅黑" w:cs="Times New Roman"/>
+                <w:b/>
+                <w:color w:val="244061"/>
+                <w:sz w:val="18"/>
+                <w:szCs w:val="18"/>
+                <w:lang w:eastAsia="zh-CN"/>
+              </w:rPr>
+              <w:t>循证医学信息</w:t>
+            </w:r>
+          </w:p>
+        </w:tc>
+      </w:tr>
+      <w:tr>
+        <w:tblPrEx>
+          <w:tblBorders>
+            <w:top w:val="single" w:color="244061" w:sz="18" w:space="0"/>
+            <w:left w:val="none" w:color="auto" w:sz="0" w:space="0"/>
+            <w:bottom w:val="dashed" w:color="244061" w:sz="4" w:space="0"/>
+            <w:right w:val="none" w:color="auto" w:sz="0" w:space="0"/>
+            <w:insideH w:val="dashed" w:color="244061" w:sz="4" w:space="0"/>
+            <w:insideV w:val="dashed" w:color="244061" w:sz="4" w:space="0"/>
+          </w:tblBorders>
+          <w:tblCellMar>
+            <w:top w:w="0" w:type="dxa"/>
+            <w:left w:w="108" w:type="dxa"/>
+            <w:bottom w:w="0" w:type="dxa"/>
+            <w:right w:w="108" w:type="dxa"/>
+          </w:tblCellMar>
+        </w:tblPrEx>
+        <w:trPr>
+          <w:trHeight w:val="494" w:hRule="atLeast"/>
+          <w:jc w:val="center"/>
+        </w:trPr>
+        <w:tc>
+          <w:tcPr>
+            <w:tcW w:w="9870" w:type="dxa"/>
+            <w:gridSpan w:val="4"/>
+            <w:shd w:val="clear" w:color="auto" w:fill="auto"/>
+            <w:vAlign w:val="center"/>
+          </w:tcPr>
+          <w:p>
+            <w:pPr>
+              <w:keepNext/>
+              <w:spacing w:before="26"/>
+              <w:jc w:val="center"/>
+              <w:rPr>
+                <w:rFonts w:ascii="Times New Roman" w:hAnsi="Times New Roman" w:eastAsia="微软雅黑" w:cs="Times New Roman"/>
+                <w:bCs/>
+                <w:color w:val="auto"/>
+                <w:sz w:val="18"/>
+                <w:szCs w:val="18"/>
+                <w:highlight w:val="yellow"/>
+                <w:lang w:eastAsia="zh-CN"/>
+              </w:rPr>
+            </w:pPr>
+            <w:r>
+              <w:rPr>
+                <w:rFonts w:hint="eastAsia" w:ascii="Times New Roman" w:hAnsi="Times New Roman" w:eastAsia="微软雅黑" w:cs="Times New Roman"/>
+                <w:b/>
+                <w:color w:val="auto"/>
+                <w:sz w:val="18"/>
+                <w:szCs w:val="18"/>
+                <w:lang w:eastAsia="zh-CN"/>
+              </w:rPr>
+              <w:t>{%tr for msicli in msianalysisOfImmuneTestResults.</w:t>
+            </w:r>
+            <w:r>
+              <w:rPr>
+                <w:rFonts w:ascii="Times New Roman" w:hAnsi="Times New Roman" w:eastAsia="微软雅黑" w:cs="Times New Roman"/>
+                <w:b/>
+                <w:color w:val="auto"/>
+                <w:sz w:val="18"/>
+                <w:szCs w:val="18"/>
+                <w:lang w:eastAsia="zh-CN"/>
+              </w:rPr>
+              <w:t>potentialDrugList</w:t>
+            </w:r>
+            <w:r>
+              <w:rPr>
+                <w:rFonts w:hint="eastAsia" w:ascii="Times New Roman" w:hAnsi="Times New Roman" w:eastAsia="微软雅黑" w:cs="Times New Roman"/>
+                <w:b/>
+                <w:color w:val="auto"/>
+                <w:sz w:val="18"/>
+                <w:szCs w:val="18"/>
+                <w:lang w:eastAsia="zh-CN"/>
+              </w:rPr>
+              <w:t xml:space="preserve"> %}</w:t>
+            </w:r>
+          </w:p>
+        </w:tc>
+      </w:tr>
+      <w:tr>
+        <w:tblPrEx>
+          <w:tblBorders>
+            <w:top w:val="single" w:color="244061" w:sz="18" w:space="0"/>
+            <w:left w:val="none" w:color="auto" w:sz="0" w:space="0"/>
+            <w:bottom w:val="dashed" w:color="244061" w:sz="4" w:space="0"/>
+            <w:right w:val="none" w:color="auto" w:sz="0" w:space="0"/>
+            <w:insideH w:val="dashed" w:color="244061" w:sz="4" w:space="0"/>
+            <w:insideV w:val="dashed" w:color="244061" w:sz="4" w:space="0"/>
+          </w:tblBorders>
+          <w:tblCellMar>
+            <w:top w:w="0" w:type="dxa"/>
+            <w:left w:w="108" w:type="dxa"/>
+            <w:bottom w:w="0" w:type="dxa"/>
+            <w:right w:w="108" w:type="dxa"/>
+          </w:tblCellMar>
+        </w:tblPrEx>
+        <w:trPr>
+          <w:trHeight w:val="494" w:hRule="atLeast"/>
+          <w:jc w:val="center"/>
+        </w:trPr>
+        <w:tc>
+          <w:tcPr>
+            <w:tcW w:w="1526" w:type="dxa"/>
+            <w:shd w:val="clear" w:color="auto" w:fill="auto"/>
+            <w:vAlign w:val="center"/>
+          </w:tcPr>
+          <w:p>
+            <w:pPr>
+              <w:spacing w:before="1" w:line="249" w:lineRule="auto"/>
+              <w:ind w:right="131"/>
+              <w:jc w:val="center"/>
+              <w:rPr>
+                <w:rFonts w:ascii="Times New Roman" w:hAnsi="Times New Roman" w:eastAsia="微软雅黑" w:cs="Times New Roman"/>
+                <w:b/>
+                <w:color w:val="auto"/>
+                <w:sz w:val="18"/>
+                <w:szCs w:val="18"/>
+                <w:highlight w:val="yellow"/>
+              </w:rPr>
+            </w:pPr>
+            <w:r>
+              <w:rPr>
+                <w:rFonts w:hint="eastAsia" w:ascii="Times New Roman" w:hAnsi="Times New Roman" w:eastAsia="微软雅黑" w:cs="Times New Roman"/>
+                <w:color w:val="auto"/>
+                <w:sz w:val="18"/>
+                <w:szCs w:val="18"/>
+                <w:lang w:eastAsia="zh-CN"/>
+              </w:rPr>
+              <w:t>{{</w:t>
+            </w:r>
+            <w:r>
+              <w:rPr>
+                <w:rFonts w:hint="eastAsia" w:ascii="Times New Roman" w:hAnsi="Times New Roman" w:eastAsia="微软雅黑" w:cs="Times New Roman"/>
+                <w:bCs/>
+                <w:color w:val="auto"/>
+                <w:sz w:val="18"/>
+                <w:szCs w:val="18"/>
+                <w:lang w:eastAsia="zh-CN"/>
+              </w:rPr>
+              <w:t xml:space="preserve"> msicli.drug_name_chinese|replace('#', '')</w:t>
+            </w:r>
+            <w:r>
+              <w:rPr>
+                <w:rFonts w:hint="eastAsia" w:ascii="Times New Roman" w:hAnsi="Times New Roman" w:eastAsia="微软雅黑" w:cs="Times New Roman"/>
+                <w:color w:val="auto"/>
+                <w:sz w:val="18"/>
+                <w:szCs w:val="18"/>
+                <w:lang w:eastAsia="zh-CN"/>
+              </w:rPr>
+              <w:t>}</w:t>
+            </w:r>
+            <w:r>
+              <w:rPr>
+                <w:rFonts w:hint="eastAsia" w:ascii="Times New Roman" w:hAnsi="Times New Roman" w:eastAsia="微软雅黑" w:cs="Times New Roman"/>
+                <w:color w:val="auto"/>
+                <w:sz w:val="18"/>
+                <w:szCs w:val="18"/>
+                <w:lang w:val="en-US" w:eastAsia="zh-CN"/>
+              </w:rPr>
+              <w:t>}</w:t>
+            </w:r>
+          </w:p>
+        </w:tc>
+        <w:tc>
+          <w:tcPr>
+            <w:tcW w:w="1417" w:type="dxa"/>
+            <w:shd w:val="clear" w:color="auto" w:fill="auto"/>
+            <w:vAlign w:val="center"/>
+          </w:tcPr>
+          <w:p>
+            <w:pPr>
+              <w:keepNext/>
+              <w:spacing w:before="26"/>
+              <w:jc w:val="center"/>
+              <w:rPr>
+                <w:rFonts w:ascii="Times New Roman" w:hAnsi="Times New Roman" w:eastAsia="微软雅黑" w:cs="Times New Roman"/>
+                <w:bCs/>
+                <w:color w:val="auto"/>
+                <w:sz w:val="18"/>
+                <w:szCs w:val="18"/>
+                <w:highlight w:val="yellow"/>
+                <w:lang w:eastAsia="zh-CN"/>
+              </w:rPr>
+            </w:pPr>
+            <w:r>
+              <w:rPr>
+                <w:rFonts w:hint="eastAsia" w:ascii="Times New Roman" w:hAnsi="Times New Roman" w:eastAsia="微软雅黑" w:cs="Times New Roman"/>
+                <w:color w:val="auto"/>
+                <w:sz w:val="18"/>
+                <w:szCs w:val="18"/>
+                <w:lang w:eastAsia="zh-CN"/>
+              </w:rPr>
+              <w:t>{{</w:t>
+            </w:r>
+            <w:r>
+              <w:rPr>
+                <w:rFonts w:hint="eastAsia" w:ascii="Times New Roman" w:hAnsi="Times New Roman" w:eastAsia="微软雅黑" w:cs="Times New Roman"/>
+                <w:bCs/>
+                <w:color w:val="auto"/>
+                <w:sz w:val="18"/>
+                <w:szCs w:val="18"/>
+                <w:lang w:eastAsia="zh-CN"/>
+              </w:rPr>
+              <w:t xml:space="preserve"> msicli</w:t>
+            </w:r>
+            <w:r>
+              <w:rPr>
+                <w:rFonts w:hint="eastAsia" w:ascii="Times New Roman" w:hAnsi="Times New Roman" w:eastAsia="微软雅黑" w:cs="Times New Roman"/>
+                <w:color w:val="auto"/>
+                <w:sz w:val="18"/>
+                <w:szCs w:val="18"/>
+                <w:lang w:eastAsia="zh-CN"/>
+              </w:rPr>
+              <w:t>.</w:t>
+            </w:r>
+            <w:r>
+              <w:rPr>
+                <w:rFonts w:hint="eastAsia" w:ascii="Times New Roman" w:hAnsi="Times New Roman" w:eastAsia="微软雅黑" w:cs="Times New Roman"/>
+                <w:bCs/>
+                <w:color w:val="auto"/>
+                <w:sz w:val="18"/>
+                <w:szCs w:val="18"/>
+                <w:lang w:eastAsia="zh-CN"/>
+              </w:rPr>
+              <w:t>disease_name_chinese</w:t>
+            </w:r>
+            <w:r>
+              <w:rPr>
+                <w:rFonts w:hint="eastAsia" w:ascii="Times New Roman" w:hAnsi="Times New Roman" w:eastAsia="微软雅黑" w:cs="Times New Roman"/>
+                <w:color w:val="auto"/>
+                <w:sz w:val="18"/>
+                <w:szCs w:val="18"/>
+                <w:lang w:eastAsia="zh-CN"/>
+              </w:rPr>
+              <w:t>}}</w:t>
+            </w:r>
+          </w:p>
+        </w:tc>
+        <w:tc>
+          <w:tcPr>
+            <w:tcW w:w="1134" w:type="dxa"/>
+            <w:shd w:val="clear" w:color="auto" w:fill="auto"/>
+            <w:vAlign w:val="center"/>
+          </w:tcPr>
+          <w:p>
+            <w:pPr>
+              <w:keepNext/>
+              <w:spacing w:before="26"/>
+              <w:jc w:val="center"/>
+              <w:rPr>
+                <w:rFonts w:ascii="Times New Roman" w:hAnsi="Times New Roman" w:eastAsia="微软雅黑" w:cs="Times New Roman"/>
+                <w:bCs/>
+                <w:color w:val="auto"/>
+                <w:sz w:val="18"/>
+                <w:szCs w:val="18"/>
+                <w:highlight w:val="yellow"/>
+                <w:lang w:eastAsia="zh-CN"/>
+              </w:rPr>
+            </w:pPr>
+            <w:r>
+              <w:rPr>
+                <w:rFonts w:hint="eastAsia" w:ascii="Times New Roman" w:hAnsi="Times New Roman" w:eastAsia="微软雅黑" w:cs="Times New Roman"/>
+                <w:color w:val="auto"/>
+                <w:sz w:val="18"/>
+                <w:szCs w:val="18"/>
+                <w:lang w:eastAsia="zh-CN"/>
+              </w:rPr>
+              <w:t>{{</w:t>
+            </w:r>
+            <w:r>
+              <w:rPr>
+                <w:rFonts w:hint="eastAsia" w:ascii="Times New Roman" w:hAnsi="Times New Roman" w:eastAsia="微软雅黑" w:cs="Times New Roman"/>
+                <w:bCs/>
+                <w:color w:val="auto"/>
+                <w:sz w:val="18"/>
+                <w:szCs w:val="18"/>
+                <w:lang w:eastAsia="zh-CN"/>
+              </w:rPr>
+              <w:t xml:space="preserve"> msicli.evidence_phase_chinese</w:t>
+            </w:r>
+            <w:r>
+              <w:rPr>
+                <w:rFonts w:hint="eastAsia" w:ascii="Times New Roman" w:hAnsi="Times New Roman" w:eastAsia="微软雅黑" w:cs="Times New Roman"/>
+                <w:color w:val="auto"/>
+                <w:sz w:val="18"/>
+                <w:szCs w:val="18"/>
+                <w:lang w:eastAsia="zh-CN"/>
+              </w:rPr>
+              <w:t>}}</w:t>
+            </w:r>
+          </w:p>
+        </w:tc>
+        <w:tc>
+          <w:tcPr>
+            <w:tcW w:w="5793" w:type="dxa"/>
+            <w:shd w:val="clear" w:color="auto" w:fill="auto"/>
+            <w:vAlign w:val="center"/>
+          </w:tcPr>
+          <w:p>
+            <w:pPr>
+              <w:keepNext/>
+              <w:spacing w:before="26"/>
+              <w:jc w:val="center"/>
+              <w:rPr>
+                <w:rFonts w:ascii="Times New Roman" w:hAnsi="Times New Roman" w:eastAsia="微软雅黑" w:cs="Times New Roman"/>
+                <w:bCs/>
+                <w:color w:val="auto"/>
+                <w:sz w:val="18"/>
+                <w:szCs w:val="18"/>
+                <w:highlight w:val="yellow"/>
+                <w:lang w:eastAsia="zh-CN"/>
+              </w:rPr>
+            </w:pPr>
+            <w:r>
+              <w:rPr>
+                <w:rFonts w:hint="eastAsia" w:ascii="Times New Roman" w:hAnsi="Times New Roman" w:eastAsia="微软雅黑" w:cs="Times New Roman"/>
+                <w:color w:val="auto"/>
+                <w:sz w:val="18"/>
+                <w:szCs w:val="18"/>
+                <w:lang w:eastAsia="zh-CN"/>
+              </w:rPr>
+              <w:t>{{</w:t>
+            </w:r>
+            <w:r>
+              <w:rPr>
+                <w:rFonts w:hint="eastAsia" w:ascii="Times New Roman" w:hAnsi="Times New Roman" w:eastAsia="微软雅黑" w:cs="Times New Roman"/>
+                <w:bCs/>
+                <w:color w:val="auto"/>
+                <w:sz w:val="18"/>
+                <w:szCs w:val="18"/>
+                <w:lang w:eastAsia="zh-CN"/>
+              </w:rPr>
+              <w:t xml:space="preserve"> msicli.annotation_chinese</w:t>
+            </w:r>
+            <w:r>
+              <w:rPr>
+                <w:rFonts w:hint="eastAsia" w:ascii="Times New Roman" w:hAnsi="Times New Roman" w:eastAsia="微软雅黑" w:cs="Times New Roman"/>
+                <w:color w:val="auto"/>
+                <w:sz w:val="18"/>
+                <w:szCs w:val="18"/>
+                <w:lang w:eastAsia="zh-CN"/>
+              </w:rPr>
+              <w:t>}}</w:t>
+            </w:r>
+          </w:p>
+        </w:tc>
+      </w:tr>
+      <w:tr>
+        <w:tblPrEx>
+          <w:tblBorders>
+            <w:top w:val="single" w:color="244061" w:sz="18" w:space="0"/>
+            <w:left w:val="none" w:color="auto" w:sz="0" w:space="0"/>
+            <w:bottom w:val="dashed" w:color="244061" w:sz="4" w:space="0"/>
+            <w:right w:val="none" w:color="auto" w:sz="0" w:space="0"/>
+            <w:insideH w:val="dashed" w:color="244061" w:sz="4" w:space="0"/>
+            <w:insideV w:val="dashed" w:color="244061" w:sz="4" w:space="0"/>
+          </w:tblBorders>
+          <w:tblCellMar>
+            <w:top w:w="0" w:type="dxa"/>
+            <w:left w:w="108" w:type="dxa"/>
+            <w:bottom w:w="0" w:type="dxa"/>
+            <w:right w:w="108" w:type="dxa"/>
+          </w:tblCellMar>
+        </w:tblPrEx>
+        <w:trPr>
+          <w:trHeight w:val="494" w:hRule="atLeast"/>
+          <w:jc w:val="center"/>
+        </w:trPr>
+        <w:tc>
+          <w:tcPr>
+            <w:tcW w:w="9870" w:type="dxa"/>
+            <w:gridSpan w:val="4"/>
+            <w:shd w:val="clear" w:color="auto" w:fill="auto"/>
+            <w:vAlign w:val="center"/>
+          </w:tcPr>
+          <w:p>
+            <w:pPr>
+              <w:keepNext/>
+              <w:spacing w:before="26"/>
+              <w:jc w:val="center"/>
+              <w:rPr>
+                <w:rFonts w:ascii="Times New Roman" w:hAnsi="Times New Roman" w:eastAsia="微软雅黑" w:cs="Times New Roman"/>
+                <w:bCs/>
+                <w:color w:val="auto"/>
+                <w:sz w:val="18"/>
+                <w:szCs w:val="18"/>
+                <w:lang w:eastAsia="zh-CN"/>
+              </w:rPr>
+            </w:pPr>
+            <w:r>
+              <w:rPr>
+                <w:rFonts w:hint="eastAsia" w:ascii="Times New Roman" w:hAnsi="Times New Roman" w:eastAsia="微软雅黑" w:cs="Times New Roman"/>
+                <w:b/>
+                <w:color w:val="auto"/>
+                <w:sz w:val="18"/>
+                <w:szCs w:val="18"/>
+                <w:lang w:eastAsia="zh-CN"/>
+              </w:rPr>
+              <w:t>{%tr endfor %}</w:t>
+            </w:r>
+          </w:p>
+        </w:tc>
+      </w:tr>
+    </w:tbl>
+    <w:p>
+      <w:pPr>
+        <w:spacing w:before="26"/>
         <w:rPr>
           <w:rFonts w:hint="eastAsia" w:ascii="Times New Roman" w:hAnsi="Times New Roman" w:eastAsia="微软雅黑" w:cs="Times New Roman"/>
           <w:b/>
@@ -21112,6 +21241,16 @@
           <w:szCs w:val="24"/>
           <w:lang w:eastAsia="zh-CN" w:bidi="ar"/>
         </w:rPr>
+      </w:pPr>
+      <w:r>
+        <w:rPr>
+          <w:rFonts w:hint="eastAsia" w:ascii="Times New Roman" w:hAnsi="Times New Roman" w:eastAsia="微软雅黑" w:cs="Times New Roman"/>
+          <w:b/>
+          <w:color w:val="auto"/>
+          <w:sz w:val="24"/>
+          <w:szCs w:val="24"/>
+          <w:lang w:eastAsia="zh-CN" w:bidi="ar"/>
+        </w:rPr>
         <w:t>{% endif %}</w:t>
       </w:r>
     </w:p>
@@ -21125,8 +21264,6 @@
           <w:lang w:eastAsia="zh-CN" w:bidi="ar"/>
         </w:rPr>
       </w:pPr>
-      <w:bookmarkStart w:id="52" w:name="_GoBack"/>
-      <w:bookmarkEnd w:id="52"/>
       <w:r>
         <w:rPr>
           <w:rFonts w:hint="eastAsia" w:ascii="Times New Roman" w:hAnsi="Times New Roman" w:eastAsia="微软雅黑" w:cs="Times New Roman"/>
@@ -23383,9 +23520,9 @@
           <w:lang w:val="en-US" w:eastAsia="zh-CN"/>
         </w:rPr>
       </w:pPr>
-      <w:bookmarkStart w:id="42" w:name="_Toc534637499"/>
-      <w:bookmarkStart w:id="43" w:name="_Toc526855038"/>
-      <w:bookmarkStart w:id="44" w:name="_Toc527112386"/>
+      <w:bookmarkStart w:id="42" w:name="_Toc527112386"/>
+      <w:bookmarkStart w:id="43" w:name="_Toc534637499"/>
+      <w:bookmarkStart w:id="44" w:name="_Toc526855038"/>
       <w:r>
         <w:rPr>
           <w:rFonts w:hint="eastAsia" w:ascii="微软雅黑" w:hAnsi="微软雅黑" w:eastAsia="微软雅黑" w:cs="微软雅黑"/>
@@ -25854,9 +25991,9 @@
       <w:bookmarkStart w:id="45" w:name="_Toc7549"/>
       <w:bookmarkStart w:id="46" w:name="_Toc22458"/>
       <w:bookmarkStart w:id="47" w:name="_Toc19099"/>
-      <w:bookmarkStart w:id="48" w:name="_Toc22484_WPSOffice_Level1"/>
-      <w:bookmarkStart w:id="49" w:name="_Toc30533"/>
-      <w:bookmarkStart w:id="50" w:name="_Toc28910_WPSOffice_Level1"/>
+      <w:bookmarkStart w:id="48" w:name="_Toc28910_WPSOffice_Level1"/>
+      <w:bookmarkStart w:id="49" w:name="_Toc22484_WPSOffice_Level1"/>
+      <w:bookmarkStart w:id="50" w:name="_Toc30533"/>
       <w:bookmarkStart w:id="51" w:name="_Toc16368_WPSOffice_Level1"/>
       <w:r>
         <w:rPr>

--- a/WebContent/docx/消化道肿瘤50基因检测-单样本-三峡.docx
+++ b/WebContent/docx/消化道肿瘤50基因检测-单样本-三峡.docx
@@ -214,7 +214,7 @@
           </w:tcPr>
           <w:p>
             <w:pPr>
-              <w:jc w:val="left"/>
+              <w:jc w:val="center"/>
               <w:rPr>
                 <w:rFonts w:ascii="Times New Roman" w:hAnsi="Times New Roman" w:eastAsia="微软雅黑" w:cs="Times New Roman"/>
                 <w:b/>
@@ -227,7 +227,7 @@
             </w:pPr>
             <w:r>
               <w:rPr>
-                <w:rFonts w:ascii="黑体" w:hAnsi="黑体" w:eastAsia="黑体" w:cs="黑体"/>
+                <w:rFonts w:hint="eastAsia" w:ascii="微软雅黑" w:hAnsi="微软雅黑" w:eastAsia="微软雅黑" w:cs="微软雅黑"/>
                 <w:b/>
                 <w:bCs/>
                 <w:color w:val="254061" w:themeColor="accent1" w:themeShade="80"/>
@@ -238,7 +238,7 @@
             </w:r>
             <w:r>
               <w:rPr>
-                <w:rFonts w:hint="eastAsia" w:ascii="黑体" w:hAnsi="黑体" w:eastAsia="黑体" w:cs="黑体"/>
+                <w:rFonts w:hint="eastAsia" w:ascii="微软雅黑" w:hAnsi="微软雅黑" w:eastAsia="微软雅黑" w:cs="微软雅黑"/>
                 <w:b/>
                 <w:bCs/>
                 <w:color w:val="254061" w:themeColor="accent1" w:themeShade="80"/>
@@ -250,7 +250,7 @@
             </w:r>
             <w:r>
               <w:rPr>
-                <w:rFonts w:ascii="黑体" w:hAnsi="黑体" w:eastAsia="黑体" w:cs="黑体"/>
+                <w:rFonts w:hint="eastAsia" w:ascii="微软雅黑" w:hAnsi="微软雅黑" w:eastAsia="微软雅黑" w:cs="微软雅黑"/>
                 <w:b/>
                 <w:bCs/>
                 <w:color w:val="254061" w:themeColor="accent1" w:themeShade="80"/>
@@ -338,7 +338,7 @@
               <w:bidi w:val="0"/>
               <w:adjustRightInd/>
               <w:snapToGrid/>
-              <w:jc w:val="both"/>
+              <w:jc w:val="center"/>
               <w:textAlignment w:val="auto"/>
               <w:rPr>
                 <w:rFonts w:ascii="Times New Roman" w:hAnsi="Times New Roman" w:eastAsia="微软雅黑" w:cs="Times New Roman"/>
@@ -352,7 +352,7 @@
             </w:pPr>
             <w:r>
               <w:rPr>
-                <w:rFonts w:hint="eastAsia" w:ascii="黑体" w:hAnsi="黑体" w:eastAsia="黑体" w:cs="黑体"/>
+                <w:rFonts w:hint="eastAsia" w:ascii="微软雅黑" w:hAnsi="微软雅黑" w:eastAsia="微软雅黑" w:cs="微软雅黑"/>
                 <w:b/>
                 <w:bCs/>
                 <w:color w:val="254061" w:themeColor="accent1" w:themeShade="80"/>
@@ -360,41 +360,7 @@
                 <w:szCs w:val="32"/>
                 <w:lang w:val="en-US" w:eastAsia="zh-CN"/>
               </w:rPr>
-              <w:t>消化道肿瘤50基因检测</w:t>
-            </w:r>
-            <w:r>
-              <w:rPr>
-                <w:rFonts w:ascii="黑体" w:hAnsi="黑体" w:eastAsia="黑体" w:cs="黑体"/>
-                <w:b/>
-                <w:bCs/>
-                <w:color w:val="254061" w:themeColor="accent1" w:themeShade="80"/>
-                <w:sz w:val="32"/>
-                <w:szCs w:val="32"/>
-              </w:rPr>
-              <w:t>报告</w:t>
-            </w:r>
-            <w:r>
-              <w:rPr>
-                <w:rFonts w:hint="eastAsia" w:ascii="黑体" w:hAnsi="黑体" w:eastAsia="黑体" w:cs="黑体"/>
-                <w:b/>
-                <w:bCs/>
-                <w:color w:val="254061" w:themeColor="accent1" w:themeShade="80"/>
-                <w:sz w:val="32"/>
-                <w:szCs w:val="32"/>
-              </w:rPr>
-              <w:t>{% if PDInfo != undefined %}</w:t>
-            </w:r>
-            <w:r>
-              <w:rPr>
-                <w:rFonts w:hint="eastAsia" w:ascii="黑体" w:hAnsi="黑体" w:eastAsia="黑体" w:cs="黑体"/>
-                <w:b/>
-                <w:bCs/>
-                <w:color w:val="254061" w:themeColor="accent1" w:themeShade="80"/>
-                <w:sz w:val="32"/>
-                <w:szCs w:val="32"/>
-                <w:lang w:val="en-US" w:eastAsia="zh-CN"/>
-              </w:rPr>
-              <w:t>（含PD-L1）{% endif %}</w:t>
+              <w:t>分子检测报告单</w:t>
             </w:r>
           </w:p>
         </w:tc>
@@ -412,26 +378,15 @@
           <w:szCs w:val="24"/>
         </w:rPr>
       </w:pPr>
-    </w:p>
-    <w:p>
-      <w:pPr>
-        <w:jc w:val="both"/>
-        <w:rPr>
-          <w:rFonts w:hint="eastAsia" w:ascii="微软雅黑" w:hAnsi="微软雅黑" w:eastAsia="微软雅黑" w:cs="微软雅黑"/>
-          <w:b/>
-          <w:bCs/>
-          <w:color w:val="1F497D"/>
-          <w:sz w:val="24"/>
-          <w:szCs w:val="24"/>
-        </w:rPr>
-      </w:pPr>
+      <w:bookmarkStart w:id="52" w:name="_GoBack"/>
+      <w:bookmarkEnd w:id="52"/>
     </w:p>
     <w:tbl>
       <w:tblPr>
         <w:tblStyle w:val="19"/>
-        <w:tblW w:w="9672" w:type="dxa"/>
+        <w:tblW w:w="0" w:type="auto"/>
         <w:jc w:val="center"/>
-        <w:tblLayout w:type="fixed"/>
+        <w:tblLayout w:type="autofit"/>
         <w:tblCellMar>
           <w:top w:w="0" w:type="dxa"/>
           <w:left w:w="0" w:type="dxa"/>
@@ -440,37 +395,28 @@
         </w:tblCellMar>
       </w:tblPr>
       <w:tblGrid>
-        <w:gridCol w:w="1182"/>
-        <w:gridCol w:w="951"/>
-        <w:gridCol w:w="764"/>
-        <w:gridCol w:w="704"/>
-        <w:gridCol w:w="779"/>
-        <w:gridCol w:w="779"/>
-        <w:gridCol w:w="1334"/>
-        <w:gridCol w:w="1091"/>
-        <w:gridCol w:w="2088"/>
+        <w:gridCol w:w="1177"/>
+        <w:gridCol w:w="1039"/>
+        <w:gridCol w:w="1040"/>
+        <w:gridCol w:w="1037"/>
+        <w:gridCol w:w="1039"/>
+        <w:gridCol w:w="1039"/>
+        <w:gridCol w:w="1030"/>
+        <w:gridCol w:w="2271"/>
       </w:tblGrid>
       <w:tr>
-        <w:tblPrEx>
-          <w:tblCellMar>
-            <w:top w:w="0" w:type="dxa"/>
-            <w:left w:w="0" w:type="dxa"/>
-            <w:bottom w:w="0" w:type="dxa"/>
-            <w:right w:w="0" w:type="dxa"/>
-          </w:tblCellMar>
-        </w:tblPrEx>
         <w:trPr>
-          <w:trHeight w:val="402" w:hRule="atLeast"/>
+          <w:trHeight w:val="430" w:hRule="atLeast"/>
           <w:jc w:val="center"/>
         </w:trPr>
         <w:tc>
           <w:tcPr>
-            <w:tcW w:w="1182" w:type="dxa"/>
+            <w:tcW w:w="1323" w:type="dxa"/>
             <w:tcBorders>
-              <w:top w:val="single" w:color="000000" w:sz="8" w:space="0"/>
+              <w:top w:val="single" w:color="auto" w:sz="4" w:space="0"/>
               <w:left w:val="nil"/>
-              <w:bottom w:val="single" w:color="000000" w:sz="8" w:space="0"/>
-              <w:right w:val="single" w:color="000000" w:sz="8" w:space="0"/>
+              <w:bottom w:val="single" w:color="auto" w:sz="4" w:space="0"/>
+              <w:right w:val="single" w:color="auto" w:sz="4" w:space="0"/>
             </w:tcBorders>
             <w:noWrap/>
             <w:tcMar>
@@ -482,24 +428,39 @@
           </w:tcPr>
           <w:p>
             <w:pPr>
+              <w:keepNext w:val="0"/>
+              <w:keepLines w:val="0"/>
+              <w:pageBreakBefore w:val="0"/>
               <w:widowControl/>
+              <w:kinsoku/>
+              <w:wordWrap/>
+              <w:overflowPunct/>
+              <w:topLinePunct w:val="0"/>
+              <w:autoSpaceDE/>
+              <w:autoSpaceDN/>
+              <w:bidi w:val="0"/>
+              <w:adjustRightInd/>
+              <w:snapToGrid/>
+              <w:spacing w:beforeAutospacing="0" w:afterAutospacing="0" w:line="240" w:lineRule="auto"/>
               <w:jc w:val="center"/>
               <w:textAlignment w:val="center"/>
               <w:rPr>
+                <w:rFonts w:hint="eastAsia" w:ascii="微软雅黑" w:hAnsi="微软雅黑" w:eastAsia="微软雅黑" w:cs="微软雅黑"/>
                 <w:b/>
                 <w:color w:val="000000"/>
                 <w:sz w:val="21"/>
                 <w:szCs w:val="21"/>
-                <w:lang w:bidi="ar"/>
-              </w:rPr>
-            </w:pPr>
-            <w:r>
-              <w:rPr>
+                <w:lang w:val="en-US" w:eastAsia="zh-CN" w:bidi="ar"/>
+              </w:rPr>
+            </w:pPr>
+            <w:r>
+              <w:rPr>
+                <w:rFonts w:hint="eastAsia" w:ascii="微软雅黑" w:hAnsi="微软雅黑" w:eastAsia="微软雅黑" w:cs="微软雅黑"/>
                 <w:b/>
                 <w:color w:val="000000"/>
                 <w:sz w:val="21"/>
                 <w:szCs w:val="21"/>
-                <w:lang w:bidi="ar"/>
+                <w:lang w:val="en-US" w:eastAsia="zh-CN" w:bidi="ar"/>
               </w:rPr>
               <w:t>姓名</w:t>
             </w:r>
@@ -507,12 +468,12 @@
         </w:tc>
         <w:tc>
           <w:tcPr>
-            <w:tcW w:w="951" w:type="dxa"/>
+            <w:tcW w:w="1191" w:type="dxa"/>
             <w:tcBorders>
-              <w:top w:val="single" w:color="000000" w:sz="8" w:space="0"/>
-              <w:left w:val="single" w:color="000000" w:sz="8" w:space="0"/>
-              <w:bottom w:val="single" w:color="000000" w:sz="8" w:space="0"/>
-              <w:right w:val="single" w:color="000000" w:sz="8" w:space="0"/>
+              <w:top w:val="single" w:color="auto" w:sz="4" w:space="0"/>
+              <w:left w:val="single" w:color="auto" w:sz="4" w:space="0"/>
+              <w:bottom w:val="single" w:color="auto" w:sz="4" w:space="0"/>
+              <w:right w:val="single" w:color="auto" w:sz="4" w:space="0"/>
             </w:tcBorders>
             <w:noWrap/>
             <w:tcMar>
@@ -524,38 +485,53 @@
           </w:tcPr>
           <w:p>
             <w:pPr>
+              <w:keepNext w:val="0"/>
+              <w:keepLines w:val="0"/>
+              <w:pageBreakBefore w:val="0"/>
               <w:widowControl/>
+              <w:kinsoku/>
+              <w:wordWrap/>
+              <w:overflowPunct/>
+              <w:topLinePunct w:val="0"/>
+              <w:autoSpaceDE/>
+              <w:autoSpaceDN/>
+              <w:bidi w:val="0"/>
+              <w:adjustRightInd/>
+              <w:snapToGrid/>
+              <w:spacing w:beforeAutospacing="0" w:afterAutospacing="0" w:line="240" w:lineRule="auto"/>
               <w:jc w:val="center"/>
               <w:textAlignment w:val="center"/>
               <w:rPr>
+                <w:rFonts w:hint="eastAsia" w:ascii="微软雅黑" w:hAnsi="微软雅黑" w:eastAsia="微软雅黑" w:cs="微软雅黑"/>
                 <w:b/>
                 <w:color w:val="000000"/>
                 <w:sz w:val="21"/>
                 <w:szCs w:val="21"/>
+                <w:lang w:eastAsia="zh-CN" w:bidi="ar"/>
+              </w:rPr>
+            </w:pPr>
+            <w:r>
+              <w:rPr>
+                <w:rFonts w:hint="eastAsia" w:ascii="微软雅黑" w:hAnsi="微软雅黑" w:eastAsia="微软雅黑" w:cs="微软雅黑"/>
+                <w:b w:val="0"/>
+                <w:bCs/>
+                <w:color w:val="000000"/>
+                <w:sz w:val="21"/>
+                <w:szCs w:val="21"/>
                 <w:lang w:bidi="ar"/>
               </w:rPr>
-            </w:pPr>
-            <w:r>
-              <w:rPr>
-                <w:rFonts w:hint="eastAsia"/>
-                <w:b/>
-                <w:color w:val="000000"/>
-                <w:sz w:val="21"/>
-                <w:szCs w:val="21"/>
-                <w:lang w:bidi="ar"/>
-              </w:rPr>
               <w:t>{{ client }}</w:t>
             </w:r>
           </w:p>
         </w:tc>
         <w:tc>
           <w:tcPr>
-            <w:tcW w:w="764" w:type="dxa"/>
+            <w:tcW w:w="1193" w:type="dxa"/>
             <w:tcBorders>
-              <w:top w:val="single" w:color="000000" w:sz="8" w:space="0"/>
-              <w:left w:val="single" w:color="000000" w:sz="8" w:space="0"/>
-              <w:bottom w:val="single" w:color="000000" w:sz="8" w:space="0"/>
-              <w:right w:val="single" w:color="000000" w:sz="8" w:space="0"/>
+              <w:top w:val="single" w:color="auto" w:sz="4" w:space="0"/>
+              <w:left w:val="single" w:color="auto" w:sz="4" w:space="0"/>
+              <w:bottom w:val="single" w:color="auto" w:sz="4" w:space="0"/>
+              <w:right w:val="single" w:color="auto" w:sz="4" w:space="0"/>
             </w:tcBorders>
             <w:noWrap/>
             <w:tcMar>
@@ -567,10 +543,24 @@
           </w:tcPr>
           <w:p>
             <w:pPr>
+              <w:keepNext w:val="0"/>
+              <w:keepLines w:val="0"/>
+              <w:pageBreakBefore w:val="0"/>
               <w:widowControl/>
+              <w:kinsoku/>
+              <w:wordWrap/>
+              <w:overflowPunct/>
+              <w:topLinePunct w:val="0"/>
+              <w:autoSpaceDE/>
+              <w:autoSpaceDN/>
+              <w:bidi w:val="0"/>
+              <w:adjustRightInd/>
+              <w:snapToGrid/>
+              <w:spacing w:beforeAutospacing="0" w:afterAutospacing="0" w:line="240" w:lineRule="auto"/>
               <w:jc w:val="center"/>
               <w:textAlignment w:val="center"/>
               <w:rPr>
+                <w:rFonts w:hint="eastAsia" w:ascii="微软雅黑" w:hAnsi="微软雅黑" w:eastAsia="微软雅黑" w:cs="微软雅黑"/>
                 <w:b/>
                 <w:color w:val="000000"/>
                 <w:sz w:val="21"/>
@@ -580,6 +570,7 @@
             </w:pPr>
             <w:r>
               <w:rPr>
+                <w:rFonts w:hint="eastAsia" w:ascii="微软雅黑" w:hAnsi="微软雅黑" w:eastAsia="微软雅黑" w:cs="微软雅黑"/>
                 <w:b/>
                 <w:color w:val="000000"/>
                 <w:sz w:val="21"/>
@@ -592,12 +583,12 @@
         </w:tc>
         <w:tc>
           <w:tcPr>
-            <w:tcW w:w="704" w:type="dxa"/>
+            <w:tcW w:w="1189" w:type="dxa"/>
             <w:tcBorders>
-              <w:top w:val="single" w:color="000000" w:sz="8" w:space="0"/>
-              <w:left w:val="single" w:color="000000" w:sz="8" w:space="0"/>
-              <w:bottom w:val="single" w:color="000000" w:sz="8" w:space="0"/>
-              <w:right w:val="single" w:color="000000" w:sz="8" w:space="0"/>
+              <w:top w:val="single" w:color="auto" w:sz="4" w:space="0"/>
+              <w:left w:val="single" w:color="auto" w:sz="4" w:space="0"/>
+              <w:bottom w:val="single" w:color="auto" w:sz="4" w:space="0"/>
+              <w:right w:val="single" w:color="auto" w:sz="4" w:space="0"/>
             </w:tcBorders>
             <w:noWrap/>
             <w:tcMar>
@@ -609,10 +600,24 @@
           </w:tcPr>
           <w:p>
             <w:pPr>
+              <w:keepNext w:val="0"/>
+              <w:keepLines w:val="0"/>
+              <w:pageBreakBefore w:val="0"/>
               <w:widowControl/>
+              <w:kinsoku/>
+              <w:wordWrap/>
+              <w:overflowPunct/>
+              <w:topLinePunct w:val="0"/>
+              <w:autoSpaceDE/>
+              <w:autoSpaceDN/>
+              <w:bidi w:val="0"/>
+              <w:adjustRightInd/>
+              <w:snapToGrid/>
+              <w:spacing w:beforeAutospacing="0" w:afterAutospacing="0" w:line="240" w:lineRule="auto"/>
               <w:jc w:val="center"/>
               <w:textAlignment w:val="center"/>
               <w:rPr>
+                <w:rFonts w:hint="eastAsia" w:ascii="微软雅黑" w:hAnsi="微软雅黑" w:eastAsia="微软雅黑" w:cs="微软雅黑"/>
                 <w:b/>
                 <w:color w:val="000000"/>
                 <w:sz w:val="21"/>
@@ -622,9 +627,9 @@
             </w:pPr>
             <w:r>
               <w:rPr>
-                <w:rFonts w:hint="eastAsia" w:ascii="宋体" w:hAnsi="宋体" w:eastAsia="宋体" w:cs="宋体"/>
-                <w:b/>
-                <w:bCs w:val="0"/>
+                <w:rFonts w:hint="eastAsia" w:ascii="微软雅黑" w:hAnsi="微软雅黑" w:eastAsia="微软雅黑" w:cs="微软雅黑"/>
+                <w:b w:val="0"/>
+                <w:bCs/>
                 <w:color w:val="000000"/>
                 <w:sz w:val="21"/>
                 <w:szCs w:val="21"/>
@@ -636,12 +641,12 @@
         </w:tc>
         <w:tc>
           <w:tcPr>
-            <w:tcW w:w="779" w:type="dxa"/>
+            <w:tcW w:w="1191" w:type="dxa"/>
             <w:tcBorders>
-              <w:top w:val="single" w:color="000000" w:sz="8" w:space="0"/>
-              <w:left w:val="single" w:color="000000" w:sz="8" w:space="0"/>
-              <w:bottom w:val="single" w:color="000000" w:sz="8" w:space="0"/>
-              <w:right w:val="single" w:color="000000" w:sz="8" w:space="0"/>
+              <w:top w:val="single" w:color="auto" w:sz="4" w:space="0"/>
+              <w:left w:val="single" w:color="auto" w:sz="4" w:space="0"/>
+              <w:bottom w:val="single" w:color="auto" w:sz="4" w:space="0"/>
+              <w:right w:val="single" w:color="auto" w:sz="4" w:space="0"/>
             </w:tcBorders>
             <w:noWrap/>
             <w:tcMar>
@@ -653,23 +658,40 @@
           </w:tcPr>
           <w:p>
             <w:pPr>
+              <w:keepNext w:val="0"/>
+              <w:keepLines w:val="0"/>
+              <w:pageBreakBefore w:val="0"/>
               <w:widowControl/>
+              <w:kinsoku/>
+              <w:wordWrap/>
+              <w:overflowPunct/>
+              <w:topLinePunct w:val="0"/>
+              <w:autoSpaceDE/>
+              <w:autoSpaceDN/>
+              <w:bidi w:val="0"/>
+              <w:adjustRightInd/>
+              <w:snapToGrid/>
+              <w:spacing w:beforeAutospacing="0" w:afterAutospacing="0" w:line="240" w:lineRule="auto"/>
               <w:jc w:val="center"/>
               <w:textAlignment w:val="center"/>
               <w:rPr>
+                <w:rFonts w:hint="eastAsia" w:ascii="微软雅黑" w:hAnsi="微软雅黑" w:eastAsia="微软雅黑" w:cs="微软雅黑"/>
                 <w:b/>
                 <w:color w:val="000000"/>
                 <w:sz w:val="21"/>
                 <w:szCs w:val="21"/>
+                <w:highlight w:val="none"/>
                 <w:lang w:bidi="ar"/>
               </w:rPr>
             </w:pPr>
             <w:r>
               <w:rPr>
+                <w:rFonts w:hint="eastAsia" w:ascii="微软雅黑" w:hAnsi="微软雅黑" w:eastAsia="微软雅黑" w:cs="微软雅黑"/>
                 <w:b/>
                 <w:color w:val="000000"/>
                 <w:sz w:val="21"/>
                 <w:szCs w:val="21"/>
+                <w:highlight w:val="none"/>
                 <w:lang w:bidi="ar"/>
               </w:rPr>
               <w:t>年龄</w:t>
@@ -678,12 +700,12 @@
         </w:tc>
         <w:tc>
           <w:tcPr>
-            <w:tcW w:w="779" w:type="dxa"/>
+            <w:tcW w:w="1191" w:type="dxa"/>
             <w:tcBorders>
-              <w:top w:val="single" w:color="000000" w:sz="8" w:space="0"/>
-              <w:left w:val="single" w:color="000000" w:sz="8" w:space="0"/>
-              <w:bottom w:val="single" w:color="000000" w:sz="8" w:space="0"/>
-              <w:right w:val="single" w:color="000000" w:sz="8" w:space="0"/>
+              <w:top w:val="single" w:color="auto" w:sz="4" w:space="0"/>
+              <w:left w:val="single" w:color="auto" w:sz="4" w:space="0"/>
+              <w:bottom w:val="single" w:color="auto" w:sz="4" w:space="0"/>
+              <w:right w:val="single" w:color="auto" w:sz="4" w:space="0"/>
             </w:tcBorders>
             <w:noWrap/>
             <w:tcMar>
@@ -695,37 +717,54 @@
           </w:tcPr>
           <w:p>
             <w:pPr>
+              <w:keepNext w:val="0"/>
+              <w:keepLines w:val="0"/>
+              <w:pageBreakBefore w:val="0"/>
               <w:widowControl/>
+              <w:kinsoku/>
+              <w:wordWrap/>
+              <w:overflowPunct/>
+              <w:topLinePunct w:val="0"/>
+              <w:autoSpaceDE/>
+              <w:autoSpaceDN/>
+              <w:bidi w:val="0"/>
+              <w:adjustRightInd/>
+              <w:snapToGrid/>
+              <w:spacing w:beforeAutospacing="0" w:afterAutospacing="0" w:line="240" w:lineRule="auto"/>
               <w:jc w:val="center"/>
               <w:textAlignment w:val="center"/>
               <w:rPr>
+                <w:rFonts w:hint="eastAsia" w:ascii="微软雅黑" w:hAnsi="微软雅黑" w:eastAsia="微软雅黑" w:cs="微软雅黑"/>
                 <w:b/>
                 <w:color w:val="000000"/>
                 <w:sz w:val="21"/>
                 <w:szCs w:val="21"/>
+                <w:highlight w:val="none"/>
                 <w:lang w:bidi="ar"/>
               </w:rPr>
             </w:pPr>
             <w:r>
               <w:rPr>
-                <w:rFonts w:hint="default" w:ascii="Times New Roman" w:hAnsi="Times New Roman" w:eastAsia="宋体" w:cs="Times New Roman"/>
-                <w:b/>
-                <w:bCs w:val="0"/>
+                <w:rFonts w:hint="eastAsia" w:ascii="微软雅黑" w:hAnsi="微软雅黑" w:eastAsia="微软雅黑" w:cs="微软雅黑"/>
+                <w:b w:val="0"/>
+                <w:bCs/>
                 <w:color w:val="000000"/>
                 <w:sz w:val="21"/>
                 <w:szCs w:val="21"/>
+                <w:highlight w:val="none"/>
                 <w:lang w:eastAsia="zh-CN"/>
               </w:rPr>
               <w:t>{{ age }}</w:t>
             </w:r>
             <w:r>
               <w:rPr>
-                <w:rFonts w:hint="default" w:ascii="Times New Roman" w:hAnsi="Times New Roman" w:eastAsia="宋体" w:cs="Times New Roman"/>
-                <w:b/>
-                <w:bCs w:val="0"/>
+                <w:rFonts w:hint="eastAsia" w:ascii="微软雅黑" w:hAnsi="微软雅黑" w:eastAsia="微软雅黑" w:cs="微软雅黑"/>
+                <w:b w:val="0"/>
+                <w:bCs/>
                 <w:color w:val="000000"/>
                 <w:sz w:val="21"/>
                 <w:szCs w:val="21"/>
+                <w:highlight w:val="none"/>
                 <w:lang w:bidi="ar"/>
               </w:rPr>
               <w:t>岁</w:t>
@@ -734,12 +773,12 @@
         </w:tc>
         <w:tc>
           <w:tcPr>
-            <w:tcW w:w="1334" w:type="dxa"/>
+            <w:tcW w:w="1181" w:type="dxa"/>
             <w:tcBorders>
-              <w:top w:val="single" w:color="000000" w:sz="8" w:space="0"/>
-              <w:left w:val="single" w:color="000000" w:sz="8" w:space="0"/>
-              <w:bottom w:val="single" w:color="000000" w:sz="8" w:space="0"/>
-              <w:right w:val="single" w:color="000000" w:sz="8" w:space="0"/>
+              <w:top w:val="single" w:color="auto" w:sz="4" w:space="0"/>
+              <w:left w:val="single" w:color="auto" w:sz="4" w:space="0"/>
+              <w:bottom w:val="single" w:color="auto" w:sz="4" w:space="0"/>
+              <w:right w:val="single" w:color="auto" w:sz="4" w:space="0"/>
             </w:tcBorders>
             <w:noWrap/>
             <w:tcMar>
@@ -751,37 +790,53 @@
           </w:tcPr>
           <w:p>
             <w:pPr>
+              <w:keepNext w:val="0"/>
+              <w:keepLines w:val="0"/>
+              <w:pageBreakBefore w:val="0"/>
               <w:widowControl/>
+              <w:kinsoku/>
+              <w:wordWrap/>
+              <w:overflowPunct/>
+              <w:topLinePunct w:val="0"/>
+              <w:autoSpaceDE/>
+              <w:autoSpaceDN/>
+              <w:bidi w:val="0"/>
+              <w:adjustRightInd/>
+              <w:snapToGrid/>
+              <w:spacing w:beforeAutospacing="0" w:afterAutospacing="0" w:line="240" w:lineRule="auto"/>
               <w:jc w:val="center"/>
               <w:textAlignment w:val="center"/>
               <w:rPr>
+                <w:rFonts w:hint="eastAsia" w:ascii="微软雅黑" w:hAnsi="微软雅黑" w:eastAsia="微软雅黑" w:cs="微软雅黑"/>
                 <w:b/>
                 <w:color w:val="000000"/>
                 <w:sz w:val="21"/>
                 <w:szCs w:val="21"/>
-                <w:lang w:bidi="ar"/>
-              </w:rPr>
-            </w:pPr>
-            <w:r>
-              <w:rPr>
+                <w:highlight w:val="none"/>
+                <w:lang w:val="en-US" w:eastAsia="zh-CN" w:bidi="ar"/>
+              </w:rPr>
+            </w:pPr>
+            <w:r>
+              <w:rPr>
+                <w:rFonts w:hint="eastAsia" w:ascii="微软雅黑" w:hAnsi="微软雅黑" w:eastAsia="微软雅黑" w:cs="微软雅黑"/>
                 <w:b/>
                 <w:color w:val="000000"/>
                 <w:sz w:val="21"/>
                 <w:szCs w:val="21"/>
-                <w:lang w:bidi="ar"/>
-              </w:rPr>
-              <w:t>送检医院</w:t>
-            </w:r>
-          </w:p>
-        </w:tc>
-        <w:tc>
-          <w:tcPr>
-            <w:tcW w:w="3179" w:type="dxa"/>
-            <w:gridSpan w:val="2"/>
+                <w:highlight w:val="none"/>
+                <w:lang w:val="en-US" w:eastAsia="zh-CN" w:bidi="ar"/>
+              </w:rPr>
+              <w:t>检测号</w:t>
+            </w:r>
+          </w:p>
+        </w:tc>
+        <w:tc>
+          <w:tcPr>
+            <w:tcW w:w="1497" w:type="dxa"/>
             <w:tcBorders>
-              <w:top w:val="single" w:color="000000" w:sz="8" w:space="0"/>
-              <w:left w:val="single" w:color="000000" w:sz="8" w:space="0"/>
-              <w:bottom w:val="single" w:color="000000" w:sz="8" w:space="0"/>
+              <w:top w:val="single" w:color="auto" w:sz="4" w:space="0"/>
+              <w:left w:val="single" w:color="auto" w:sz="4" w:space="0"/>
+              <w:bottom w:val="single" w:color="auto" w:sz="4" w:space="0"/>
               <w:right w:val="nil"/>
             </w:tcBorders>
             <w:noWrap/>
@@ -794,11 +849,24 @@
           </w:tcPr>
           <w:p>
             <w:pPr>
+              <w:keepNext w:val="0"/>
+              <w:keepLines w:val="0"/>
+              <w:pageBreakBefore w:val="0"/>
               <w:widowControl/>
+              <w:kinsoku/>
+              <w:wordWrap/>
+              <w:overflowPunct/>
+              <w:topLinePunct w:val="0"/>
+              <w:autoSpaceDE/>
+              <w:autoSpaceDN/>
+              <w:bidi w:val="0"/>
+              <w:adjustRightInd/>
+              <w:snapToGrid/>
+              <w:spacing w:beforeAutospacing="0" w:afterAutospacing="0" w:line="240" w:lineRule="auto"/>
               <w:jc w:val="center"/>
               <w:textAlignment w:val="center"/>
               <w:rPr>
-                <w:rFonts w:ascii="Times New Roman" w:hAnsi="Times New Roman" w:cs="Times New Roman"/>
+                <w:rFonts w:hint="eastAsia" w:ascii="微软雅黑" w:hAnsi="微软雅黑" w:eastAsia="微软雅黑" w:cs="微软雅黑"/>
                 <w:b/>
                 <w:bCs/>
                 <w:kern w:val="2"/>
@@ -806,12 +874,15 @@
             </w:pPr>
             <w:r>
               <w:rPr>
-                <w:rFonts w:hint="eastAsia" w:ascii="宋体" w:hAnsi="宋体" w:eastAsia="宋体" w:cs="宋体"/>
-                <w:b/>
+                <w:rFonts w:hint="eastAsia" w:ascii="微软雅黑" w:hAnsi="微软雅黑" w:eastAsia="微软雅黑" w:cs="微软雅黑"/>
+                <w:b w:val="0"/>
                 <w:bCs/>
-                <w:kern w:val="2"/>
-              </w:rPr>
-              <w:t>{{ hospital }}</w:t>
+                <w:color w:val="000000"/>
+                <w:sz w:val="21"/>
+                <w:szCs w:val="21"/>
+                <w:lang w:bidi="ar"/>
+              </w:rPr>
+              <w:t>{{ template_subbarcode }}</w:t>
             </w:r>
           </w:p>
         </w:tc>
@@ -826,17 +897,17 @@
           </w:tblCellMar>
         </w:tblPrEx>
         <w:trPr>
-          <w:trHeight w:val="402" w:hRule="atLeast"/>
+          <w:trHeight w:val="397" w:hRule="atLeast"/>
           <w:jc w:val="center"/>
         </w:trPr>
         <w:tc>
           <w:tcPr>
-            <w:tcW w:w="1182" w:type="dxa"/>
+            <w:tcW w:w="1323" w:type="dxa"/>
             <w:tcBorders>
-              <w:top w:val="nil"/>
+              <w:top w:val="single" w:color="auto" w:sz="4" w:space="0"/>
               <w:left w:val="nil"/>
-              <w:bottom w:val="single" w:color="000000" w:sz="8" w:space="0"/>
-              <w:right w:val="single" w:color="000000" w:sz="8" w:space="0"/>
+              <w:bottom w:val="single" w:color="auto" w:sz="4" w:space="0"/>
+              <w:right w:val="single" w:color="auto" w:sz="4" w:space="0"/>
             </w:tcBorders>
             <w:noWrap/>
             <w:tcMar>
@@ -848,37 +919,53 @@
           </w:tcPr>
           <w:p>
             <w:pPr>
+              <w:keepNext w:val="0"/>
+              <w:keepLines w:val="0"/>
+              <w:pageBreakBefore w:val="0"/>
               <w:widowControl/>
+              <w:kinsoku/>
+              <w:wordWrap/>
+              <w:overflowPunct/>
+              <w:topLinePunct w:val="0"/>
+              <w:autoSpaceDE/>
+              <w:autoSpaceDN/>
+              <w:bidi w:val="0"/>
+              <w:adjustRightInd/>
+              <w:snapToGrid/>
+              <w:spacing w:beforeAutospacing="0" w:afterAutospacing="0" w:line="240" w:lineRule="auto"/>
               <w:jc w:val="center"/>
               <w:textAlignment w:val="center"/>
               <w:rPr>
+                <w:rFonts w:hint="eastAsia" w:ascii="微软雅黑" w:hAnsi="微软雅黑" w:eastAsia="微软雅黑" w:cs="微软雅黑"/>
                 <w:b/>
                 <w:color w:val="000000"/>
                 <w:sz w:val="21"/>
                 <w:szCs w:val="21"/>
-                <w:lang w:bidi="ar"/>
-              </w:rPr>
-            </w:pPr>
-            <w:r>
-              <w:rPr>
+                <w:lang w:val="en-US" w:eastAsia="zh-CN" w:bidi="ar"/>
+              </w:rPr>
+            </w:pPr>
+            <w:r>
+              <w:rPr>
+                <w:rFonts w:hint="eastAsia" w:ascii="微软雅黑" w:hAnsi="微软雅黑" w:eastAsia="微软雅黑" w:cs="微软雅黑"/>
                 <w:b/>
                 <w:color w:val="000000"/>
                 <w:sz w:val="21"/>
                 <w:szCs w:val="21"/>
-                <w:lang w:bidi="ar"/>
-              </w:rPr>
-              <w:t>住院号</w:t>
-            </w:r>
-          </w:p>
-        </w:tc>
-        <w:tc>
-          <w:tcPr>
-            <w:tcW w:w="951" w:type="dxa"/>
+                <w:lang w:val="en-US" w:eastAsia="zh-CN" w:bidi="ar"/>
+              </w:rPr>
+              <w:t>科室</w:t>
+            </w:r>
+          </w:p>
+        </w:tc>
+        <w:tc>
+          <w:tcPr>
+            <w:tcW w:w="3573" w:type="dxa"/>
+            <w:gridSpan w:val="3"/>
             <w:tcBorders>
-              <w:top w:val="nil"/>
-              <w:left w:val="single" w:color="000000" w:sz="8" w:space="0"/>
-              <w:bottom w:val="single" w:color="000000" w:sz="8" w:space="0"/>
-              <w:right w:val="single" w:color="000000" w:sz="8" w:space="0"/>
+              <w:top w:val="single" w:color="auto" w:sz="4" w:space="0"/>
+              <w:left w:val="single" w:color="auto" w:sz="4" w:space="0"/>
+              <w:bottom w:val="single" w:color="auto" w:sz="4" w:space="0"/>
+              <w:right w:val="single" w:color="auto" w:sz="4" w:space="0"/>
             </w:tcBorders>
             <w:noWrap/>
             <w:tcMar>
@@ -890,11 +977,25 @@
           </w:tcPr>
           <w:p>
             <w:pPr>
+              <w:keepNext w:val="0"/>
+              <w:keepLines w:val="0"/>
+              <w:pageBreakBefore w:val="0"/>
               <w:widowControl/>
-              <w:jc w:val="center"/>
-              <w:textAlignment w:val="center"/>
-              <w:rPr>
-                <w:b/>
+              <w:kinsoku/>
+              <w:wordWrap/>
+              <w:overflowPunct/>
+              <w:topLinePunct w:val="0"/>
+              <w:autoSpaceDE/>
+              <w:autoSpaceDN/>
+              <w:bidi w:val="0"/>
+              <w:adjustRightInd/>
+              <w:snapToGrid/>
+              <w:spacing w:beforeAutospacing="0" w:afterAutospacing="0" w:line="240" w:lineRule="auto"/>
+              <w:jc w:val="center"/>
+              <w:rPr>
+                <w:rFonts w:hint="eastAsia" w:ascii="微软雅黑" w:hAnsi="微软雅黑" w:eastAsia="微软雅黑" w:cs="微软雅黑"/>
+                <w:b w:val="0"/>
+                <w:bCs/>
                 <w:color w:val="000000"/>
                 <w:sz w:val="21"/>
                 <w:szCs w:val="21"/>
@@ -903,25 +1004,26 @@
             </w:pPr>
             <w:r>
               <w:rPr>
-                <w:rFonts w:hint="eastAsia"/>
-                <w:b/>
+                <w:rFonts w:hint="eastAsia" w:ascii="微软雅黑" w:hAnsi="微软雅黑" w:eastAsia="微软雅黑" w:cs="微软雅黑"/>
+                <w:b w:val="0"/>
+                <w:bCs/>
                 <w:color w:val="000000"/>
                 <w:sz w:val="21"/>
                 <w:szCs w:val="21"/>
                 <w:lang w:bidi="ar"/>
               </w:rPr>
-              <w:t>{{ room }}</w:t>
-            </w:r>
-          </w:p>
-        </w:tc>
-        <w:tc>
-          <w:tcPr>
-            <w:tcW w:w="764" w:type="dxa"/>
+              <w:t>{{ locationname }}</w:t>
+            </w:r>
+          </w:p>
+        </w:tc>
+        <w:tc>
+          <w:tcPr>
+            <w:tcW w:w="1191" w:type="dxa"/>
             <w:tcBorders>
-              <w:top w:val="nil"/>
-              <w:left w:val="single" w:color="000000" w:sz="8" w:space="0"/>
-              <w:bottom w:val="single" w:color="000000" w:sz="8" w:space="0"/>
-              <w:right w:val="single" w:color="000000" w:sz="8" w:space="0"/>
+              <w:top w:val="single" w:color="auto" w:sz="4" w:space="0"/>
+              <w:left w:val="single" w:color="auto" w:sz="4" w:space="0"/>
+              <w:bottom w:val="single" w:color="auto" w:sz="4" w:space="0"/>
+              <w:right w:val="single" w:color="auto" w:sz="4" w:space="0"/>
             </w:tcBorders>
             <w:noWrap/>
             <w:tcMar>
@@ -933,38 +1035,52 @@
           </w:tcPr>
           <w:p>
             <w:pPr>
+              <w:keepNext w:val="0"/>
+              <w:keepLines w:val="0"/>
+              <w:pageBreakBefore w:val="0"/>
               <w:widowControl/>
+              <w:kinsoku/>
+              <w:wordWrap/>
+              <w:overflowPunct/>
+              <w:topLinePunct w:val="0"/>
+              <w:autoSpaceDE/>
+              <w:autoSpaceDN/>
+              <w:bidi w:val="0"/>
+              <w:adjustRightInd/>
+              <w:snapToGrid/>
+              <w:spacing w:beforeAutospacing="0" w:afterAutospacing="0" w:line="240" w:lineRule="auto"/>
               <w:jc w:val="center"/>
               <w:textAlignment w:val="center"/>
               <w:rPr>
+                <w:rFonts w:hint="eastAsia" w:ascii="微软雅黑" w:hAnsi="微软雅黑" w:eastAsia="微软雅黑" w:cs="微软雅黑"/>
                 <w:b/>
                 <w:color w:val="000000"/>
                 <w:sz w:val="21"/>
                 <w:szCs w:val="21"/>
-                <w:lang w:bidi="ar"/>
-              </w:rPr>
-            </w:pPr>
-            <w:r>
-              <w:rPr>
+                <w:lang w:val="en-US" w:eastAsia="zh-CN" w:bidi="ar"/>
+              </w:rPr>
+            </w:pPr>
+            <w:r>
+              <w:rPr>
+                <w:rFonts w:hint="eastAsia" w:ascii="微软雅黑" w:hAnsi="微软雅黑" w:eastAsia="微软雅黑" w:cs="微软雅黑"/>
                 <w:b/>
                 <w:color w:val="000000"/>
                 <w:sz w:val="21"/>
                 <w:szCs w:val="21"/>
-                <w:lang w:bidi="ar"/>
-              </w:rPr>
-              <w:t>床号</w:t>
-            </w:r>
-          </w:p>
-        </w:tc>
-        <w:tc>
-          <w:tcPr>
-            <w:tcW w:w="1483" w:type="dxa"/>
-            <w:gridSpan w:val="2"/>
+                <w:lang w:val="en-US" w:eastAsia="zh-CN" w:bidi="ar"/>
+              </w:rPr>
+              <w:t>住院号</w:t>
+            </w:r>
+          </w:p>
+        </w:tc>
+        <w:tc>
+          <w:tcPr>
+            <w:tcW w:w="1191" w:type="dxa"/>
             <w:tcBorders>
-              <w:top w:val="nil"/>
-              <w:left w:val="single" w:color="000000" w:sz="8" w:space="0"/>
-              <w:bottom w:val="single" w:color="000000" w:sz="8" w:space="0"/>
-              <w:right w:val="single" w:color="000000" w:sz="8" w:space="0"/>
+              <w:top w:val="single" w:color="auto" w:sz="4" w:space="0"/>
+              <w:left w:val="single" w:color="auto" w:sz="4" w:space="0"/>
+              <w:bottom w:val="single" w:color="auto" w:sz="4" w:space="0"/>
+              <w:right w:val="single" w:color="auto" w:sz="4" w:space="0"/>
             </w:tcBorders>
             <w:noWrap/>
             <w:tcMar>
@@ -976,59 +1092,52 @@
           </w:tcPr>
           <w:p>
             <w:pPr>
-              <w:jc w:val="center"/>
-              <w:rPr>
-                <w:rFonts w:hint="eastAsia" w:eastAsia="宋体"/>
+              <w:keepNext w:val="0"/>
+              <w:keepLines w:val="0"/>
+              <w:pageBreakBefore w:val="0"/>
+              <w:widowControl/>
+              <w:kinsoku/>
+              <w:wordWrap/>
+              <w:overflowPunct/>
+              <w:topLinePunct w:val="0"/>
+              <w:autoSpaceDE/>
+              <w:autoSpaceDN/>
+              <w:bidi w:val="0"/>
+              <w:adjustRightInd/>
+              <w:snapToGrid/>
+              <w:spacing w:beforeAutospacing="0" w:afterAutospacing="0" w:line="240" w:lineRule="auto"/>
+              <w:jc w:val="center"/>
+              <w:rPr>
+                <w:rFonts w:hint="eastAsia" w:ascii="微软雅黑" w:hAnsi="微软雅黑" w:eastAsia="微软雅黑" w:cs="微软雅黑"/>
                 <w:b/>
                 <w:color w:val="000000"/>
                 <w:sz w:val="21"/>
                 <w:szCs w:val="21"/>
-                <w:lang w:eastAsia="zh-CN" w:bidi="ar"/>
-              </w:rPr>
-            </w:pPr>
-            <w:r>
-              <w:rPr>
-                <w:rFonts w:hint="eastAsia"/>
-                <w:b/>
+                <w:lang w:bidi="ar"/>
+              </w:rPr>
+            </w:pPr>
+            <w:r>
+              <w:rPr>
+                <w:rFonts w:hint="eastAsia" w:ascii="微软雅黑" w:hAnsi="微软雅黑" w:eastAsia="微软雅黑" w:cs="微软雅黑"/>
+                <w:b w:val="0"/>
+                <w:bCs/>
                 <w:color w:val="000000"/>
                 <w:sz w:val="21"/>
                 <w:szCs w:val="21"/>
-                <w:lang w:eastAsia="zh-CN" w:bidi="ar"/>
-              </w:rPr>
-              <w:t xml:space="preserve">{{ </w:t>
-            </w:r>
-            <w:r>
-              <w:rPr>
-                <w:rFonts w:hint="eastAsia"/>
-                <w:b/>
-                <w:color w:val="000000"/>
-                <w:sz w:val="21"/>
-                <w:szCs w:val="21"/>
-                <w:lang w:val="en-US" w:eastAsia="zh-CN" w:bidi="ar"/>
-              </w:rPr>
-              <w:t xml:space="preserve">bed </w:t>
-            </w:r>
-            <w:r>
-              <w:rPr>
-                <w:rFonts w:hint="eastAsia"/>
-                <w:b/>
-                <w:color w:val="000000"/>
-                <w:sz w:val="21"/>
-                <w:szCs w:val="21"/>
-                <w:lang w:eastAsia="zh-CN" w:bidi="ar"/>
-              </w:rPr>
-              <w:t>}}</w:t>
-            </w:r>
-          </w:p>
-        </w:tc>
-        <w:tc>
-          <w:tcPr>
-            <w:tcW w:w="779" w:type="dxa"/>
+                <w:lang w:bidi="ar"/>
+              </w:rPr>
+              <w:t>{{ room }}</w:t>
+            </w:r>
+          </w:p>
+        </w:tc>
+        <w:tc>
+          <w:tcPr>
+            <w:tcW w:w="1181" w:type="dxa"/>
             <w:tcBorders>
-              <w:top w:val="nil"/>
-              <w:left w:val="single" w:color="000000" w:sz="8" w:space="0"/>
-              <w:bottom w:val="single" w:color="000000" w:sz="8" w:space="0"/>
-              <w:right w:val="single" w:color="000000" w:sz="8" w:space="0"/>
+              <w:top w:val="single" w:color="auto" w:sz="4" w:space="0"/>
+              <w:left w:val="single" w:color="auto" w:sz="4" w:space="0"/>
+              <w:bottom w:val="single" w:color="auto" w:sz="4" w:space="0"/>
+              <w:right w:val="single" w:color="auto" w:sz="4" w:space="0"/>
             </w:tcBorders>
             <w:noWrap/>
             <w:tcMar>
@@ -1040,10 +1149,24 @@
           </w:tcPr>
           <w:p>
             <w:pPr>
+              <w:keepNext w:val="0"/>
+              <w:keepLines w:val="0"/>
+              <w:pageBreakBefore w:val="0"/>
               <w:widowControl/>
+              <w:kinsoku/>
+              <w:wordWrap/>
+              <w:overflowPunct/>
+              <w:topLinePunct w:val="0"/>
+              <w:autoSpaceDE/>
+              <w:autoSpaceDN/>
+              <w:bidi w:val="0"/>
+              <w:adjustRightInd/>
+              <w:snapToGrid/>
+              <w:spacing w:beforeAutospacing="0" w:afterAutospacing="0" w:line="240" w:lineRule="auto"/>
               <w:jc w:val="center"/>
               <w:textAlignment w:val="center"/>
               <w:rPr>
+                <w:rFonts w:hint="eastAsia" w:ascii="微软雅黑" w:hAnsi="微软雅黑" w:eastAsia="微软雅黑" w:cs="微软雅黑"/>
                 <w:b/>
                 <w:color w:val="000000"/>
                 <w:sz w:val="21"/>
@@ -1053,23 +1176,24 @@
             </w:pPr>
             <w:r>
               <w:rPr>
+                <w:rFonts w:hint="eastAsia" w:ascii="微软雅黑" w:hAnsi="微软雅黑" w:eastAsia="微软雅黑" w:cs="微软雅黑"/>
                 <w:b/>
                 <w:color w:val="000000"/>
                 <w:sz w:val="21"/>
                 <w:szCs w:val="21"/>
-                <w:lang w:bidi="ar"/>
-              </w:rPr>
-              <w:t>科室</w:t>
-            </w:r>
-          </w:p>
-        </w:tc>
-        <w:tc>
-          <w:tcPr>
-            <w:tcW w:w="1334" w:type="dxa"/>
+                <w:lang w:val="en-US" w:eastAsia="zh-CN" w:bidi="ar"/>
+              </w:rPr>
+              <w:t>床号</w:t>
+            </w:r>
+          </w:p>
+        </w:tc>
+        <w:tc>
+          <w:tcPr>
+            <w:tcW w:w="1497" w:type="dxa"/>
             <w:tcBorders>
-              <w:top w:val="nil"/>
-              <w:left w:val="single" w:color="000000" w:sz="8" w:space="0"/>
-              <w:bottom w:val="single" w:color="000000" w:sz="8" w:space="0"/>
+              <w:top w:val="single" w:color="auto" w:sz="4" w:space="0"/>
+              <w:left w:val="single" w:color="auto" w:sz="4" w:space="0"/>
+              <w:bottom w:val="single" w:color="auto" w:sz="4" w:space="0"/>
               <w:right w:val="nil"/>
             </w:tcBorders>
             <w:noWrap/>
@@ -1082,11 +1206,26 @@
           </w:tcPr>
           <w:p>
             <w:pPr>
+              <w:keepNext w:val="0"/>
+              <w:keepLines w:val="0"/>
+              <w:pageBreakBefore w:val="0"/>
               <w:widowControl/>
+              <w:kinsoku/>
+              <w:wordWrap/>
+              <w:overflowPunct/>
+              <w:topLinePunct w:val="0"/>
+              <w:autoSpaceDE/>
+              <w:autoSpaceDN/>
+              <w:bidi w:val="0"/>
+              <w:adjustRightInd/>
+              <w:snapToGrid/>
+              <w:spacing w:beforeAutospacing="0" w:afterAutospacing="0" w:line="240" w:lineRule="auto"/>
               <w:jc w:val="center"/>
               <w:textAlignment w:val="center"/>
               <w:rPr>
-                <w:b/>
+                <w:rFonts w:hint="eastAsia" w:ascii="微软雅黑" w:hAnsi="微软雅黑" w:eastAsia="微软雅黑" w:cs="微软雅黑"/>
+                <w:b w:val="0"/>
+                <w:bCs/>
                 <w:color w:val="000000"/>
                 <w:sz w:val="21"/>
                 <w:szCs w:val="21"/>
@@ -1095,102 +1234,15 @@
             </w:pPr>
             <w:r>
               <w:rPr>
-                <w:rFonts w:hint="eastAsia"/>
-                <w:b/>
+                <w:rFonts w:hint="eastAsia" w:ascii="微软雅黑" w:hAnsi="微软雅黑" w:eastAsia="微软雅黑" w:cs="微软雅黑"/>
+                <w:b w:val="0"/>
+                <w:bCs/>
                 <w:color w:val="000000"/>
                 <w:sz w:val="21"/>
                 <w:szCs w:val="21"/>
                 <w:lang w:bidi="ar"/>
               </w:rPr>
-              <w:t>{{ locationname }}</w:t>
-            </w:r>
-          </w:p>
-        </w:tc>
-        <w:tc>
-          <w:tcPr>
-            <w:tcW w:w="1091" w:type="dxa"/>
-            <w:tcBorders>
-              <w:top w:val="nil"/>
-              <w:left w:val="single" w:color="000000" w:sz="8" w:space="0"/>
-              <w:bottom w:val="single" w:color="000000" w:sz="8" w:space="0"/>
-              <w:right w:val="nil"/>
-            </w:tcBorders>
-            <w:noWrap/>
-            <w:tcMar>
-              <w:top w:w="15" w:type="dxa"/>
-              <w:left w:w="15" w:type="dxa"/>
-              <w:right w:w="15" w:type="dxa"/>
-            </w:tcMar>
-            <w:vAlign w:val="center"/>
-          </w:tcPr>
-          <w:p>
-            <w:pPr>
-              <w:widowControl/>
-              <w:jc w:val="center"/>
-              <w:textAlignment w:val="center"/>
-              <w:rPr>
-                <w:rFonts w:hint="eastAsia"/>
-                <w:b/>
-                <w:color w:val="000000"/>
-                <w:sz w:val="21"/>
-                <w:szCs w:val="21"/>
-                <w:lang w:bidi="ar"/>
-              </w:rPr>
-            </w:pPr>
-            <w:r>
-              <w:rPr>
-                <w:rFonts w:hint="eastAsia"/>
-                <w:b/>
-                <w:color w:val="000000"/>
-                <w:sz w:val="21"/>
-                <w:szCs w:val="21"/>
-                <w:lang w:bidi="ar"/>
-              </w:rPr>
-              <w:t>临床诊断</w:t>
-            </w:r>
-          </w:p>
-        </w:tc>
-        <w:tc>
-          <w:tcPr>
-            <w:tcW w:w="2088" w:type="dxa"/>
-            <w:tcBorders>
-              <w:top w:val="nil"/>
-              <w:left w:val="single" w:color="000000" w:sz="8" w:space="0"/>
-              <w:bottom w:val="single" w:color="000000" w:sz="8" w:space="0"/>
-              <w:right w:val="nil"/>
-            </w:tcBorders>
-            <w:noWrap/>
-            <w:tcMar>
-              <w:top w:w="15" w:type="dxa"/>
-              <w:left w:w="15" w:type="dxa"/>
-              <w:right w:w="15" w:type="dxa"/>
-            </w:tcMar>
-            <w:vAlign w:val="center"/>
-          </w:tcPr>
-          <w:p>
-            <w:pPr>
-              <w:widowControl/>
-              <w:jc w:val="center"/>
-              <w:textAlignment w:val="center"/>
-              <w:rPr>
-                <w:rFonts w:hint="eastAsia"/>
-                <w:b/>
-                <w:color w:val="000000"/>
-                <w:sz w:val="21"/>
-                <w:szCs w:val="21"/>
-                <w:lang w:bidi="ar"/>
-              </w:rPr>
-            </w:pPr>
-            <w:r>
-              <w:rPr>
-                <w:rFonts w:hint="eastAsia"/>
-                <w:b/>
-                <w:color w:val="000000"/>
-                <w:sz w:val="21"/>
-                <w:szCs w:val="21"/>
-                <w:lang w:bidi="ar"/>
-              </w:rPr>
-              <w:t>{{ diseaseName }}</w:t>
+              <w:t>{{ bed }}</w:t>
             </w:r>
           </w:p>
         </w:tc>
@@ -1205,17 +1257,17 @@
           </w:tblCellMar>
         </w:tblPrEx>
         <w:trPr>
-          <w:trHeight w:val="402" w:hRule="atLeast"/>
+          <w:trHeight w:val="397" w:hRule="atLeast"/>
           <w:jc w:val="center"/>
         </w:trPr>
         <w:tc>
           <w:tcPr>
-            <w:tcW w:w="1182" w:type="dxa"/>
+            <w:tcW w:w="1323" w:type="dxa"/>
             <w:tcBorders>
-              <w:top w:val="nil"/>
+              <w:top w:val="single" w:color="auto" w:sz="4" w:space="0"/>
               <w:left w:val="nil"/>
-              <w:bottom w:val="single" w:color="000000" w:sz="8" w:space="0"/>
-              <w:right w:val="single" w:color="000000" w:sz="8" w:space="0"/>
+              <w:bottom w:val="single" w:color="auto" w:sz="4" w:space="0"/>
+              <w:right w:val="single" w:color="auto" w:sz="4" w:space="0"/>
             </w:tcBorders>
             <w:noWrap/>
             <w:tcMar>
@@ -1227,38 +1279,53 @@
           </w:tcPr>
           <w:p>
             <w:pPr>
+              <w:keepNext w:val="0"/>
+              <w:keepLines w:val="0"/>
+              <w:pageBreakBefore w:val="0"/>
               <w:widowControl/>
+              <w:kinsoku/>
+              <w:wordWrap/>
+              <w:overflowPunct/>
+              <w:topLinePunct w:val="0"/>
+              <w:autoSpaceDE/>
+              <w:autoSpaceDN/>
+              <w:bidi w:val="0"/>
+              <w:adjustRightInd/>
+              <w:snapToGrid/>
+              <w:spacing w:beforeAutospacing="0" w:afterAutospacing="0" w:line="240" w:lineRule="auto"/>
               <w:jc w:val="center"/>
               <w:textAlignment w:val="center"/>
               <w:rPr>
+                <w:rFonts w:hint="eastAsia" w:ascii="微软雅黑" w:hAnsi="微软雅黑" w:eastAsia="微软雅黑" w:cs="微软雅黑"/>
                 <w:b/>
                 <w:color w:val="000000"/>
                 <w:sz w:val="21"/>
                 <w:szCs w:val="21"/>
-                <w:lang w:bidi="ar"/>
-              </w:rPr>
-            </w:pPr>
-            <w:r>
-              <w:rPr>
+                <w:lang w:val="en-US" w:eastAsia="zh-CN" w:bidi="ar"/>
+              </w:rPr>
+            </w:pPr>
+            <w:r>
+              <w:rPr>
+                <w:rFonts w:hint="eastAsia" w:ascii="微软雅黑" w:hAnsi="微软雅黑" w:eastAsia="微软雅黑" w:cs="微软雅黑"/>
                 <w:b/>
                 <w:color w:val="000000"/>
                 <w:sz w:val="21"/>
                 <w:szCs w:val="21"/>
-                <w:lang w:bidi="ar"/>
-              </w:rPr>
-              <w:t>分子病理号</w:t>
-            </w:r>
-          </w:p>
-        </w:tc>
-        <w:tc>
-          <w:tcPr>
-            <w:tcW w:w="1715" w:type="dxa"/>
-            <w:gridSpan w:val="2"/>
+                <w:lang w:val="en-US" w:eastAsia="zh-CN" w:bidi="ar"/>
+              </w:rPr>
+              <w:t>临床诊断</w:t>
+            </w:r>
+          </w:p>
+        </w:tc>
+        <w:tc>
+          <w:tcPr>
+            <w:tcW w:w="3573" w:type="dxa"/>
+            <w:gridSpan w:val="3"/>
             <w:tcBorders>
-              <w:top w:val="nil"/>
-              <w:left w:val="single" w:color="000000" w:sz="8" w:space="0"/>
-              <w:bottom w:val="single" w:color="000000" w:sz="8" w:space="0"/>
-              <w:right w:val="single" w:color="000000" w:sz="8" w:space="0"/>
+              <w:top w:val="single" w:color="auto" w:sz="4" w:space="0"/>
+              <w:left w:val="single" w:color="auto" w:sz="4" w:space="0"/>
+              <w:bottom w:val="single" w:color="auto" w:sz="4" w:space="0"/>
+              <w:right w:val="single" w:color="auto" w:sz="4" w:space="0"/>
             </w:tcBorders>
             <w:noWrap/>
             <w:tcMar>
@@ -1270,29 +1337,53 @@
           </w:tcPr>
           <w:p>
             <w:pPr>
+              <w:keepNext w:val="0"/>
+              <w:keepLines w:val="0"/>
+              <w:pageBreakBefore w:val="0"/>
               <w:widowControl/>
-              <w:jc w:val="center"/>
-              <w:textAlignment w:val="center"/>
-              <w:rPr>
-                <w:rFonts w:hint="eastAsia" w:eastAsia="宋体"/>
-                <w:b/>
+              <w:kinsoku/>
+              <w:wordWrap/>
+              <w:overflowPunct/>
+              <w:topLinePunct w:val="0"/>
+              <w:autoSpaceDE/>
+              <w:autoSpaceDN/>
+              <w:bidi w:val="0"/>
+              <w:adjustRightInd/>
+              <w:snapToGrid/>
+              <w:spacing w:beforeAutospacing="0" w:afterAutospacing="0" w:line="240" w:lineRule="auto"/>
+              <w:jc w:val="center"/>
+              <w:rPr>
+                <w:rFonts w:hint="eastAsia" w:ascii="微软雅黑" w:hAnsi="微软雅黑" w:eastAsia="微软雅黑" w:cs="微软雅黑"/>
+                <w:b w:val="0"/>
+                <w:bCs/>
                 <w:color w:val="000000"/>
                 <w:sz w:val="21"/>
                 <w:szCs w:val="21"/>
                 <w:lang w:eastAsia="zh-CN" w:bidi="ar"/>
               </w:rPr>
             </w:pPr>
-          </w:p>
-        </w:tc>
-        <w:tc>
-          <w:tcPr>
-            <w:tcW w:w="1483" w:type="dxa"/>
-            <w:gridSpan w:val="2"/>
+            <w:r>
+              <w:rPr>
+                <w:rFonts w:hint="eastAsia" w:ascii="微软雅黑" w:hAnsi="微软雅黑" w:eastAsia="微软雅黑" w:cs="微软雅黑"/>
+                <w:b w:val="0"/>
+                <w:bCs/>
+                <w:color w:val="000000"/>
+                <w:sz w:val="21"/>
+                <w:szCs w:val="21"/>
+                <w:lang w:bidi="ar"/>
+              </w:rPr>
+              <w:t>{{ diseaseName }}</w:t>
+            </w:r>
+          </w:p>
+        </w:tc>
+        <w:tc>
+          <w:tcPr>
+            <w:tcW w:w="1191" w:type="dxa"/>
             <w:tcBorders>
-              <w:top w:val="nil"/>
-              <w:left w:val="single" w:color="000000" w:sz="8" w:space="0"/>
-              <w:bottom w:val="single" w:color="000000" w:sz="8" w:space="0"/>
-              <w:right w:val="single" w:color="000000" w:sz="8" w:space="0"/>
+              <w:top w:val="single" w:color="auto" w:sz="4" w:space="0"/>
+              <w:left w:val="single" w:color="auto" w:sz="4" w:space="0"/>
+              <w:bottom w:val="single" w:color="auto" w:sz="4" w:space="0"/>
+              <w:right w:val="single" w:color="auto" w:sz="4" w:space="0"/>
             </w:tcBorders>
             <w:noWrap/>
             <w:tcMar>
@@ -1304,38 +1395,54 @@
           </w:tcPr>
           <w:p>
             <w:pPr>
+              <w:keepNext w:val="0"/>
+              <w:keepLines w:val="0"/>
+              <w:pageBreakBefore w:val="0"/>
               <w:widowControl/>
+              <w:kinsoku/>
+              <w:wordWrap/>
+              <w:overflowPunct/>
+              <w:topLinePunct w:val="0"/>
+              <w:autoSpaceDE/>
+              <w:autoSpaceDN/>
+              <w:bidi w:val="0"/>
+              <w:adjustRightInd/>
+              <w:snapToGrid/>
+              <w:spacing w:beforeAutospacing="0" w:afterAutospacing="0" w:line="240" w:lineRule="auto"/>
               <w:jc w:val="center"/>
               <w:textAlignment w:val="center"/>
               <w:rPr>
+                <w:rFonts w:hint="eastAsia" w:ascii="微软雅黑" w:hAnsi="微软雅黑" w:eastAsia="微软雅黑" w:cs="微软雅黑"/>
                 <w:b/>
                 <w:color w:val="000000"/>
                 <w:sz w:val="21"/>
                 <w:szCs w:val="21"/>
-                <w:lang w:bidi="ar"/>
-              </w:rPr>
-            </w:pPr>
-            <w:r>
-              <w:rPr>
+                <w:highlight w:val="none"/>
+                <w:lang w:val="en-US" w:eastAsia="zh-CN" w:bidi="ar"/>
+              </w:rPr>
+            </w:pPr>
+            <w:r>
+              <w:rPr>
+                <w:rFonts w:hint="eastAsia" w:ascii="微软雅黑" w:hAnsi="微软雅黑" w:eastAsia="微软雅黑" w:cs="微软雅黑"/>
                 <w:b/>
                 <w:color w:val="000000"/>
                 <w:sz w:val="21"/>
                 <w:szCs w:val="21"/>
-                <w:lang w:bidi="ar"/>
-              </w:rPr>
-              <w:t>病理号</w:t>
-            </w:r>
-          </w:p>
-        </w:tc>
-        <w:tc>
-          <w:tcPr>
-            <w:tcW w:w="2113" w:type="dxa"/>
-            <w:gridSpan w:val="2"/>
+                <w:highlight w:val="none"/>
+                <w:lang w:val="en-US" w:eastAsia="zh-CN" w:bidi="ar"/>
+              </w:rPr>
+              <w:t>送检医师</w:t>
+            </w:r>
+          </w:p>
+        </w:tc>
+        <w:tc>
+          <w:tcPr>
+            <w:tcW w:w="1191" w:type="dxa"/>
             <w:tcBorders>
-              <w:top w:val="nil"/>
-              <w:left w:val="single" w:color="000000" w:sz="8" w:space="0"/>
-              <w:bottom w:val="single" w:color="000000" w:sz="8" w:space="0"/>
-              <w:right w:val="single" w:color="000000" w:sz="8" w:space="0"/>
+              <w:top w:val="single" w:color="auto" w:sz="4" w:space="0"/>
+              <w:left w:val="single" w:color="auto" w:sz="4" w:space="0"/>
+              <w:bottom w:val="single" w:color="auto" w:sz="4" w:space="0"/>
+              <w:right w:val="single" w:color="auto" w:sz="4" w:space="0"/>
             </w:tcBorders>
             <w:noWrap/>
             <w:tcMar>
@@ -1347,38 +1454,42 @@
           </w:tcPr>
           <w:p>
             <w:pPr>
+              <w:keepNext w:val="0"/>
+              <w:keepLines w:val="0"/>
+              <w:pageBreakBefore w:val="0"/>
               <w:widowControl/>
+              <w:kinsoku/>
+              <w:wordWrap/>
+              <w:overflowPunct/>
+              <w:topLinePunct w:val="0"/>
+              <w:autoSpaceDE/>
+              <w:autoSpaceDN/>
+              <w:bidi w:val="0"/>
+              <w:adjustRightInd/>
+              <w:snapToGrid/>
+              <w:spacing w:beforeAutospacing="0" w:afterAutospacing="0" w:line="240" w:lineRule="auto"/>
               <w:jc w:val="center"/>
               <w:textAlignment w:val="center"/>
               <w:rPr>
+                <w:rFonts w:hint="eastAsia" w:ascii="微软雅黑" w:hAnsi="微软雅黑" w:eastAsia="微软雅黑" w:cs="微软雅黑"/>
                 <w:b/>
                 <w:color w:val="000000"/>
                 <w:sz w:val="21"/>
                 <w:szCs w:val="21"/>
-                <w:lang w:bidi="ar"/>
-              </w:rPr>
-            </w:pPr>
-            <w:r>
-              <w:rPr>
-                <w:rFonts w:hint="eastAsia"/>
-                <w:b/>
-                <w:color w:val="000000"/>
-                <w:sz w:val="21"/>
-                <w:szCs w:val="21"/>
-                <w:lang w:bidi="ar"/>
-              </w:rPr>
-              <w:t>{{ template_subbarcode }}</w:t>
-            </w:r>
-          </w:p>
-        </w:tc>
-        <w:tc>
-          <w:tcPr>
-            <w:tcW w:w="1091" w:type="dxa"/>
+                <w:highlight w:val="none"/>
+                <w:lang w:eastAsia="zh-CN" w:bidi="ar"/>
+              </w:rPr>
+            </w:pPr>
+          </w:p>
+        </w:tc>
+        <w:tc>
+          <w:tcPr>
+            <w:tcW w:w="1181" w:type="dxa"/>
             <w:tcBorders>
-              <w:top w:val="nil"/>
-              <w:left w:val="single" w:color="000000" w:sz="8" w:space="0"/>
-              <w:bottom w:val="single" w:color="000000" w:sz="8" w:space="0"/>
-              <w:right w:val="single" w:color="000000" w:sz="8" w:space="0"/>
+              <w:top w:val="single" w:color="auto" w:sz="4" w:space="0"/>
+              <w:left w:val="single" w:color="auto" w:sz="4" w:space="0"/>
+              <w:bottom w:val="single" w:color="auto" w:sz="4" w:space="0"/>
+              <w:right w:val="single" w:color="auto" w:sz="4" w:space="0"/>
             </w:tcBorders>
             <w:noWrap/>
             <w:tcMar>
@@ -1390,24 +1501,41 @@
           </w:tcPr>
           <w:p>
             <w:pPr>
+              <w:keepNext w:val="0"/>
+              <w:keepLines w:val="0"/>
+              <w:pageBreakBefore w:val="0"/>
               <w:widowControl/>
+              <w:kinsoku/>
+              <w:wordWrap/>
+              <w:overflowPunct/>
+              <w:topLinePunct w:val="0"/>
+              <w:autoSpaceDE/>
+              <w:autoSpaceDN/>
+              <w:bidi w:val="0"/>
+              <w:adjustRightInd/>
+              <w:snapToGrid/>
+              <w:spacing w:beforeAutospacing="0" w:afterAutospacing="0" w:line="240" w:lineRule="auto"/>
               <w:jc w:val="center"/>
               <w:textAlignment w:val="center"/>
               <w:rPr>
+                <w:rFonts w:hint="eastAsia" w:ascii="微软雅黑" w:hAnsi="微软雅黑" w:eastAsia="微软雅黑" w:cs="微软雅黑"/>
                 <w:b/>
                 <w:color w:val="000000"/>
                 <w:sz w:val="21"/>
                 <w:szCs w:val="21"/>
+                <w:highlight w:val="none"/>
                 <w:lang w:bidi="ar"/>
               </w:rPr>
             </w:pPr>
             <w:r>
               <w:rPr>
+                <w:rFonts w:hint="eastAsia" w:ascii="微软雅黑" w:hAnsi="微软雅黑" w:eastAsia="微软雅黑" w:cs="微软雅黑"/>
                 <w:b/>
                 <w:color w:val="000000"/>
                 <w:sz w:val="21"/>
                 <w:szCs w:val="21"/>
-                <w:lang w:bidi="ar"/>
+                <w:highlight w:val="none"/>
+                <w:lang w:val="en-US" w:eastAsia="zh-CN" w:bidi="ar"/>
               </w:rPr>
               <w:t>送检日期</w:t>
             </w:r>
@@ -1415,11 +1543,11 @@
         </w:tc>
         <w:tc>
           <w:tcPr>
-            <w:tcW w:w="2088" w:type="dxa"/>
+            <w:tcW w:w="1497" w:type="dxa"/>
             <w:tcBorders>
-              <w:top w:val="nil"/>
-              <w:left w:val="single" w:color="000000" w:sz="8" w:space="0"/>
-              <w:bottom w:val="single" w:color="000000" w:sz="8" w:space="0"/>
+              <w:top w:val="single" w:color="auto" w:sz="4" w:space="0"/>
+              <w:left w:val="single" w:color="auto" w:sz="4" w:space="0"/>
+              <w:bottom w:val="single" w:color="auto" w:sz="4" w:space="0"/>
               <w:right w:val="nil"/>
             </w:tcBorders>
             <w:noWrap/>
@@ -1432,170 +1560,43 @@
           </w:tcPr>
           <w:p>
             <w:pPr>
+              <w:keepNext w:val="0"/>
+              <w:keepLines w:val="0"/>
+              <w:pageBreakBefore w:val="0"/>
               <w:widowControl/>
+              <w:kinsoku/>
+              <w:wordWrap/>
+              <w:overflowPunct/>
+              <w:topLinePunct w:val="0"/>
+              <w:autoSpaceDE/>
+              <w:autoSpaceDN/>
+              <w:bidi w:val="0"/>
+              <w:adjustRightInd/>
+              <w:snapToGrid/>
+              <w:spacing w:beforeAutospacing="0" w:afterAutospacing="0" w:line="240" w:lineRule="auto"/>
               <w:jc w:val="center"/>
               <w:textAlignment w:val="center"/>
               <w:rPr>
-                <w:b/>
+                <w:rFonts w:hint="eastAsia" w:ascii="微软雅黑" w:hAnsi="微软雅黑" w:eastAsia="微软雅黑" w:cs="微软雅黑"/>
+                <w:b w:val="0"/>
+                <w:bCs/>
                 <w:color w:val="000000"/>
                 <w:sz w:val="21"/>
                 <w:szCs w:val="21"/>
+                <w:lang w:eastAsia="zh-CN" w:bidi="ar"/>
+              </w:rPr>
+            </w:pPr>
+            <w:r>
+              <w:rPr>
+                <w:rFonts w:hint="eastAsia" w:ascii="微软雅黑" w:hAnsi="微软雅黑" w:eastAsia="微软雅黑" w:cs="微软雅黑"/>
+                <w:b w:val="0"/>
+                <w:bCs/>
+                <w:color w:val="000000"/>
+                <w:sz w:val="21"/>
+                <w:szCs w:val="21"/>
                 <w:lang w:bidi="ar"/>
               </w:rPr>
-            </w:pPr>
-            <w:r>
-              <w:rPr>
-                <w:rFonts w:hint="eastAsia"/>
-                <w:b/>
-                <w:color w:val="000000"/>
-                <w:sz w:val="21"/>
-                <w:szCs w:val="21"/>
-                <w:lang w:bidi="ar"/>
-              </w:rPr>
               <w:t>{{ commission_date }}</w:t>
-            </w:r>
-          </w:p>
-        </w:tc>
-      </w:tr>
-    </w:tbl>
-    <w:p>
-      <w:pPr>
-        <w:rPr>
-          <w:rFonts w:hint="eastAsia" w:ascii="微软雅黑" w:hAnsi="微软雅黑" w:eastAsia="微软雅黑" w:cs="微软雅黑"/>
-        </w:rPr>
-      </w:pPr>
-    </w:p>
-    <w:p>
-      <w:pPr>
-        <w:rPr>
-          <w:rFonts w:hint="eastAsia" w:ascii="微软雅黑" w:hAnsi="微软雅黑" w:eastAsia="微软雅黑" w:cs="微软雅黑"/>
-        </w:rPr>
-      </w:pPr>
-    </w:p>
-    <w:p>
-      <w:pPr>
-        <w:rPr>
-          <w:rFonts w:hint="eastAsia" w:ascii="微软雅黑" w:hAnsi="微软雅黑" w:eastAsia="微软雅黑" w:cs="微软雅黑"/>
-        </w:rPr>
-      </w:pPr>
-    </w:p>
-    <w:p>
-      <w:pPr>
-        <w:rPr>
-          <w:rFonts w:hint="eastAsia" w:ascii="微软雅黑" w:hAnsi="微软雅黑" w:eastAsia="微软雅黑" w:cs="微软雅黑"/>
-        </w:rPr>
-      </w:pPr>
-    </w:p>
-    <w:p>
-      <w:pPr>
-        <w:rPr>
-          <w:rFonts w:hint="eastAsia" w:ascii="微软雅黑" w:hAnsi="微软雅黑" w:eastAsia="微软雅黑" w:cs="微软雅黑"/>
-        </w:rPr>
-      </w:pPr>
-    </w:p>
-    <w:p>
-      <w:pPr>
-        <w:rPr>
-          <w:rFonts w:hint="eastAsia" w:ascii="微软雅黑" w:hAnsi="微软雅黑" w:eastAsia="微软雅黑" w:cs="微软雅黑"/>
-        </w:rPr>
-      </w:pPr>
-    </w:p>
-    <w:tbl>
-      <w:tblPr>
-        <w:tblStyle w:val="19"/>
-        <w:tblW w:w="9690" w:type="dxa"/>
-        <w:jc w:val="center"/>
-        <w:tblBorders>
-          <w:top w:val="single" w:color="auto" w:sz="4" w:space="0"/>
-          <w:left w:val="none" w:color="auto" w:sz="0" w:space="0"/>
-          <w:bottom w:val="single" w:color="auto" w:sz="4" w:space="0"/>
-          <w:right w:val="none" w:color="auto" w:sz="0" w:space="0"/>
-          <w:insideH w:val="single" w:color="auto" w:sz="4" w:space="0"/>
-          <w:insideV w:val="single" w:color="auto" w:sz="4" w:space="0"/>
-        </w:tblBorders>
-        <w:tblLayout w:type="fixed"/>
-        <w:tblCellMar>
-          <w:top w:w="0" w:type="dxa"/>
-          <w:left w:w="108" w:type="dxa"/>
-          <w:bottom w:w="0" w:type="dxa"/>
-          <w:right w:w="108" w:type="dxa"/>
-        </w:tblCellMar>
-      </w:tblPr>
-      <w:tblGrid>
-        <w:gridCol w:w="1242"/>
-        <w:gridCol w:w="8448"/>
-      </w:tblGrid>
-      <w:tr>
-        <w:tblPrEx>
-          <w:tblBorders>
-            <w:top w:val="single" w:color="auto" w:sz="4" w:space="0"/>
-            <w:left w:val="none" w:color="auto" w:sz="0" w:space="0"/>
-            <w:bottom w:val="single" w:color="auto" w:sz="4" w:space="0"/>
-            <w:right w:val="none" w:color="auto" w:sz="0" w:space="0"/>
-            <w:insideH w:val="single" w:color="auto" w:sz="4" w:space="0"/>
-            <w:insideV w:val="single" w:color="auto" w:sz="4" w:space="0"/>
-          </w:tblBorders>
-          <w:tblCellMar>
-            <w:top w:w="0" w:type="dxa"/>
-            <w:left w:w="108" w:type="dxa"/>
-            <w:bottom w:w="0" w:type="dxa"/>
-            <w:right w:w="108" w:type="dxa"/>
-          </w:tblCellMar>
-        </w:tblPrEx>
-        <w:trPr>
-          <w:trHeight w:val="413" w:hRule="atLeast"/>
-          <w:jc w:val="center"/>
-        </w:trPr>
-        <w:tc>
-          <w:tcPr>
-            <w:tcW w:w="1242" w:type="dxa"/>
-            <w:vAlign w:val="top"/>
-          </w:tcPr>
-          <w:p>
-            <w:pPr>
-              <w:pStyle w:val="17"/>
-              <w:jc w:val="both"/>
-              <w:rPr>
-                <w:rFonts w:asciiTheme="minorEastAsia" w:hAnsiTheme="minorEastAsia" w:eastAsiaTheme="minorEastAsia"/>
-                <w:b/>
-                <w:sz w:val="21"/>
-                <w:szCs w:val="21"/>
-              </w:rPr>
-            </w:pPr>
-            <w:r>
-              <w:rPr>
-                <w:rFonts w:hint="eastAsia" w:asciiTheme="minorEastAsia" w:hAnsiTheme="minorEastAsia" w:eastAsiaTheme="minorEastAsia"/>
-                <w:b/>
-                <w:sz w:val="21"/>
-                <w:szCs w:val="21"/>
-              </w:rPr>
-              <w:t>检测项目</w:t>
-            </w:r>
-          </w:p>
-        </w:tc>
-        <w:tc>
-          <w:tcPr>
-            <w:tcW w:w="8448" w:type="dxa"/>
-            <w:vAlign w:val="center"/>
-          </w:tcPr>
-          <w:p>
-            <w:pPr>
-              <w:pStyle w:val="17"/>
-              <w:rPr>
-                <w:rFonts w:hint="default" w:asciiTheme="minorEastAsia" w:hAnsiTheme="minorEastAsia" w:eastAsiaTheme="minorEastAsia"/>
-                <w:sz w:val="21"/>
-                <w:szCs w:val="21"/>
-                <w:lang w:val="en-US" w:eastAsia="zh-CN"/>
-              </w:rPr>
-            </w:pPr>
-            <w:r>
-              <w:rPr>
-                <w:rFonts w:hint="eastAsia" w:asciiTheme="minorEastAsia" w:hAnsiTheme="minorEastAsia" w:eastAsiaTheme="minorEastAsia"/>
-                <w:sz w:val="21"/>
-                <w:szCs w:val="21"/>
-                <w:lang w:val="en-US" w:eastAsia="zh-CN"/>
-              </w:rPr>
-              <w:t>消化道肿瘤50基因检测{% if PDInfo != undefined %}（含PD-L1）{% endif %}</w:t>
             </w:r>
           </w:p>
         </w:tc>
@@ -1618,46 +1619,92 @@
           </w:tblCellMar>
         </w:tblPrEx>
         <w:trPr>
-          <w:trHeight w:val="413" w:hRule="atLeast"/>
+          <w:trHeight w:val="397" w:hRule="atLeast"/>
           <w:jc w:val="center"/>
         </w:trPr>
         <w:tc>
           <w:tcPr>
-            <w:tcW w:w="1242" w:type="dxa"/>
-            <w:vAlign w:val="top"/>
+            <w:tcW w:w="1323" w:type="dxa"/>
+            <w:tcBorders>
+              <w:top w:val="single" w:color="auto" w:sz="4" w:space="0"/>
+              <w:left w:val="nil"/>
+              <w:bottom w:val="single" w:color="auto" w:sz="4" w:space="0"/>
+              <w:right w:val="single" w:color="auto" w:sz="4" w:space="0"/>
+            </w:tcBorders>
+            <w:vAlign w:val="center"/>
           </w:tcPr>
           <w:p>
             <w:pPr>
               <w:pStyle w:val="17"/>
-              <w:jc w:val="both"/>
-              <w:rPr>
-                <w:rFonts w:asciiTheme="minorEastAsia" w:hAnsiTheme="minorEastAsia" w:eastAsiaTheme="minorEastAsia"/>
-                <w:b/>
-                <w:sz w:val="21"/>
-                <w:szCs w:val="21"/>
-              </w:rPr>
-            </w:pPr>
-            <w:r>
-              <w:rPr>
-                <w:rFonts w:hint="eastAsia" w:asciiTheme="minorEastAsia" w:hAnsiTheme="minorEastAsia" w:eastAsiaTheme="minorEastAsia"/>
-                <w:b/>
-                <w:sz w:val="21"/>
-                <w:szCs w:val="21"/>
-              </w:rPr>
-              <w:t>标本类型</w:t>
-            </w:r>
-          </w:p>
-        </w:tc>
-        <w:tc>
-          <w:tcPr>
-            <w:tcW w:w="8448" w:type="dxa"/>
+              <w:keepNext w:val="0"/>
+              <w:keepLines w:val="0"/>
+              <w:pageBreakBefore w:val="0"/>
+              <w:widowControl/>
+              <w:kinsoku/>
+              <w:wordWrap/>
+              <w:overflowPunct/>
+              <w:topLinePunct w:val="0"/>
+              <w:autoSpaceDE/>
+              <w:autoSpaceDN/>
+              <w:bidi w:val="0"/>
+              <w:adjustRightInd/>
+              <w:snapToGrid/>
+              <w:spacing w:before="0" w:beforeAutospacing="0" w:after="0" w:afterAutospacing="0" w:line="240" w:lineRule="auto"/>
+              <w:jc w:val="center"/>
+              <w:rPr>
+                <w:rFonts w:hint="eastAsia" w:ascii="微软雅黑" w:hAnsi="微软雅黑" w:eastAsia="微软雅黑" w:cs="微软雅黑"/>
+                <w:b/>
+                <w:color w:val="000000"/>
+                <w:sz w:val="21"/>
+                <w:szCs w:val="21"/>
+                <w:lang w:val="en-US" w:eastAsia="zh-CN" w:bidi="ar"/>
+              </w:rPr>
+            </w:pPr>
+            <w:r>
+              <w:rPr>
+                <w:rFonts w:hint="eastAsia" w:ascii="微软雅黑" w:hAnsi="微软雅黑" w:eastAsia="微软雅黑" w:cs="微软雅黑"/>
+                <w:b/>
+                <w:color w:val="000000"/>
+                <w:sz w:val="21"/>
+                <w:szCs w:val="21"/>
+                <w:lang w:val="en-US" w:eastAsia="zh-CN" w:bidi="ar"/>
+              </w:rPr>
+              <w:t>检测项目</w:t>
+            </w:r>
+          </w:p>
+        </w:tc>
+        <w:tc>
+          <w:tcPr>
+            <w:tcW w:w="8415" w:type="dxa"/>
+            <w:gridSpan w:val="7"/>
+            <w:tcBorders>
+              <w:top w:val="single" w:color="auto" w:sz="4" w:space="0"/>
+              <w:left w:val="single" w:color="auto" w:sz="4" w:space="0"/>
+              <w:bottom w:val="single" w:color="auto" w:sz="4" w:space="0"/>
+              <w:right w:val="nil"/>
+            </w:tcBorders>
             <w:vAlign w:val="center"/>
           </w:tcPr>
           <w:p>
             <w:pPr>
               <w:pStyle w:val="17"/>
-              <w:rPr>
-                <w:rFonts w:hint="eastAsia" w:asciiTheme="minorEastAsia" w:hAnsiTheme="minorEastAsia" w:eastAsiaTheme="minorEastAsia"/>
+              <w:keepNext w:val="0"/>
+              <w:keepLines w:val="0"/>
+              <w:pageBreakBefore w:val="0"/>
+              <w:widowControl/>
+              <w:kinsoku/>
+              <w:wordWrap/>
+              <w:overflowPunct/>
+              <w:topLinePunct w:val="0"/>
+              <w:autoSpaceDE/>
+              <w:autoSpaceDN/>
+              <w:bidi w:val="0"/>
+              <w:adjustRightInd/>
+              <w:snapToGrid/>
+              <w:spacing w:before="0" w:beforeAutospacing="0" w:after="0" w:afterAutospacing="0" w:line="240" w:lineRule="auto"/>
+              <w:jc w:val="left"/>
+              <w:rPr>
+                <w:rFonts w:hint="eastAsia" w:ascii="微软雅黑" w:hAnsi="微软雅黑" w:eastAsia="微软雅黑" w:cs="微软雅黑"/>
                 <w:sz w:val="21"/>
                 <w:szCs w:val="21"/>
                 <w:lang w:val="en-US" w:eastAsia="zh-CN"/>
@@ -1665,109 +1712,55 @@
             </w:pPr>
             <w:r>
               <w:rPr>
-                <w:rFonts w:hint="eastAsia" w:asciiTheme="minorEastAsia" w:hAnsiTheme="minorEastAsia" w:eastAsiaTheme="minorEastAsia"/>
-                <w:sz w:val="21"/>
-                <w:szCs w:val="21"/>
-              </w:rPr>
-              <w:t>{{ sample_type }}</w:t>
-            </w:r>
-            <w:r>
-              <w:rPr>
-                <w:rFonts w:hint="eastAsia" w:asciiTheme="minorEastAsia" w:hAnsiTheme="minorEastAsia" w:eastAsiaTheme="minorEastAsia"/>
+                <w:rFonts w:hint="eastAsia" w:ascii="微软雅黑" w:hAnsi="微软雅黑" w:eastAsia="微软雅黑" w:cs="微软雅黑"/>
                 <w:sz w:val="21"/>
                 <w:szCs w:val="21"/>
                 <w:lang w:val="en-US" w:eastAsia="zh-CN"/>
               </w:rPr>
-              <w:t>，</w:t>
-            </w:r>
-            <w:r>
-              <w:rPr>
-                <w:rFonts w:ascii="宋体" w:hAnsi="宋体" w:eastAsia="宋体" w:cs="宋体"/>
-                <w:sz w:val="21"/>
-                <w:szCs w:val="21"/>
-              </w:rPr>
-              <w:t>肿瘤细胞含量</w:t>
-            </w:r>
-            <w:r>
-              <w:rPr>
-                <w:rFonts w:hint="eastAsia" w:ascii="宋体" w:hAnsi="宋体" w:eastAsia="宋体" w:cs="宋体"/>
-                <w:sz w:val="21"/>
-                <w:szCs w:val="21"/>
-                <w:lang w:eastAsia="zh-CN"/>
-              </w:rPr>
-              <w:t xml:space="preserve">：{% if summaryOfRresults.type == </w:t>
-            </w:r>
-            <w:r>
-              <w:rPr>
-                <w:rFonts w:ascii="宋体" w:hAnsi="宋体" w:eastAsia="宋体" w:cs="宋体"/>
-                <w:sz w:val="21"/>
-                <w:szCs w:val="21"/>
-                <w:lang w:eastAsia="zh-CN"/>
-              </w:rPr>
-              <w:t>“tissue”</w:t>
-            </w:r>
-            <w:r>
-              <w:rPr>
-                <w:rFonts w:hint="eastAsia" w:ascii="宋体" w:hAnsi="宋体" w:eastAsia="宋体" w:cs="宋体"/>
-                <w:sz w:val="21"/>
-                <w:szCs w:val="21"/>
-                <w:lang w:eastAsia="zh-CN"/>
-              </w:rPr>
-              <w:t xml:space="preserve"> %}≥</w:t>
-            </w:r>
-            <w:r>
-              <w:rPr>
-                <w:rFonts w:hint="eastAsia" w:ascii="宋体" w:hAnsi="宋体" w:eastAsia="宋体" w:cs="宋体"/>
+              <w:t>泛实体瘤多</w:t>
+            </w:r>
+            <w:r>
+              <w:rPr>
+                <w:rFonts w:hint="eastAsia" w:ascii="微软雅黑" w:hAnsi="微软雅黑" w:eastAsia="微软雅黑" w:cs="微软雅黑"/>
+                <w:color w:val="auto"/>
                 <w:sz w:val="21"/>
                 <w:szCs w:val="21"/>
                 <w:lang w:val="en-US" w:eastAsia="zh-CN"/>
               </w:rPr>
-              <w:t>1</w:t>
-            </w:r>
-            <w:r>
-              <w:rPr>
-                <w:rFonts w:ascii="宋体" w:hAnsi="宋体" w:eastAsia="宋体" w:cs="宋体"/>
-                <w:sz w:val="21"/>
-                <w:szCs w:val="21"/>
-                <w:lang w:eastAsia="zh-CN"/>
-              </w:rPr>
-              <w:t>0</w:t>
-            </w:r>
-            <w:r>
-              <w:rPr>
-                <w:rFonts w:hint="eastAsia" w:cs="宋体"/>
+              <w:t>基因</w:t>
+            </w:r>
+            <w:r>
+              <w:rPr>
+                <w:rFonts w:hint="eastAsia" w:ascii="微软雅黑" w:hAnsi="微软雅黑" w:eastAsia="微软雅黑" w:cs="微软雅黑"/>
+                <w:i w:val="0"/>
+                <w:iCs w:val="0"/>
+                <w:caps w:val="0"/>
+                <w:color w:val="auto"/>
+                <w:spacing w:val="0"/>
+                <w:sz w:val="19"/>
+                <w:szCs w:val="19"/>
+                <w:shd w:val="clear" w:fill="FFFFFF"/>
+              </w:rPr>
+              <w:t>panel</w:t>
+            </w:r>
+            <w:r>
+              <w:rPr>
+                <w:rFonts w:hint="eastAsia" w:ascii="微软雅黑" w:hAnsi="微软雅黑" w:eastAsia="微软雅黑" w:cs="微软雅黑"/>
+                <w:color w:val="auto"/>
                 <w:sz w:val="21"/>
                 <w:szCs w:val="21"/>
                 <w:lang w:val="en-US" w:eastAsia="zh-CN"/>
               </w:rPr>
-              <w:t>%</w:t>
-            </w:r>
-            <w:r>
-              <w:rPr>
-                <w:rFonts w:hint="eastAsia" w:ascii="宋体" w:hAnsi="宋体" w:eastAsia="宋体" w:cs="宋体"/>
-                <w:sz w:val="21"/>
-                <w:szCs w:val="21"/>
-                <w:lang w:eastAsia="zh-CN"/>
-              </w:rPr>
-              <w:t>{% else %}</w:t>
-            </w:r>
-            <w:r>
-              <w:rPr>
-                <w:rFonts w:hint="eastAsia" w:cs="宋体"/>
+              <w:t>检</w:t>
+            </w:r>
+            <w:r>
+              <w:rPr>
+                <w:rFonts w:hint="eastAsia" w:ascii="微软雅黑" w:hAnsi="微软雅黑" w:eastAsia="微软雅黑" w:cs="微软雅黑"/>
                 <w:sz w:val="21"/>
                 <w:szCs w:val="21"/>
                 <w:lang w:val="en-US" w:eastAsia="zh-CN"/>
               </w:rPr>
-              <w:t>-</w:t>
-            </w:r>
-            <w:r>
-              <w:rPr>
-                <w:rFonts w:hint="eastAsia" w:ascii="宋体" w:hAnsi="宋体" w:eastAsia="宋体" w:cs="宋体"/>
-                <w:sz w:val="21"/>
-                <w:szCs w:val="21"/>
-                <w:lang w:eastAsia="zh-CN"/>
-              </w:rPr>
-              <w:t>{% endif %}</w:t>
+              <w:t>测</w:t>
             </w:r>
           </w:p>
         </w:tc>
@@ -1790,57 +1783,213 @@
           </w:tblCellMar>
         </w:tblPrEx>
         <w:trPr>
-          <w:trHeight w:val="405" w:hRule="atLeast"/>
+          <w:trHeight w:val="397" w:hRule="atLeast"/>
           <w:jc w:val="center"/>
         </w:trPr>
         <w:tc>
           <w:tcPr>
-            <w:tcW w:w="1242" w:type="dxa"/>
-            <w:vAlign w:val="top"/>
+            <w:tcW w:w="1323" w:type="dxa"/>
+            <w:tcBorders>
+              <w:top w:val="single" w:color="auto" w:sz="4" w:space="0"/>
+              <w:left w:val="nil"/>
+              <w:bottom w:val="single" w:color="auto" w:sz="4" w:space="0"/>
+              <w:right w:val="single" w:color="auto" w:sz="4" w:space="0"/>
+            </w:tcBorders>
+            <w:vAlign w:val="center"/>
           </w:tcPr>
           <w:p>
             <w:pPr>
               <w:pStyle w:val="17"/>
-              <w:jc w:val="both"/>
-              <w:rPr>
-                <w:rFonts w:hint="eastAsia" w:asciiTheme="minorEastAsia" w:hAnsiTheme="minorEastAsia" w:eastAsiaTheme="minorEastAsia"/>
-                <w:b/>
-                <w:sz w:val="21"/>
-                <w:szCs w:val="21"/>
-                <w:lang w:eastAsia="zh-CN"/>
-              </w:rPr>
-            </w:pPr>
-            <w:r>
-              <w:rPr>
-                <w:rFonts w:hint="eastAsia" w:asciiTheme="minorEastAsia" w:hAnsiTheme="minorEastAsia" w:eastAsiaTheme="minorEastAsia"/>
-                <w:b/>
-                <w:sz w:val="21"/>
-                <w:szCs w:val="21"/>
-              </w:rPr>
-              <w:t>检测</w:t>
-            </w:r>
-            <w:r>
-              <w:rPr>
-                <w:rFonts w:hint="eastAsia" w:asciiTheme="minorEastAsia" w:hAnsiTheme="minorEastAsia" w:eastAsiaTheme="minorEastAsia"/>
-                <w:b/>
+              <w:keepNext w:val="0"/>
+              <w:keepLines w:val="0"/>
+              <w:pageBreakBefore w:val="0"/>
+              <w:widowControl/>
+              <w:kinsoku/>
+              <w:wordWrap/>
+              <w:overflowPunct/>
+              <w:topLinePunct w:val="0"/>
+              <w:autoSpaceDE/>
+              <w:autoSpaceDN/>
+              <w:bidi w:val="0"/>
+              <w:adjustRightInd/>
+              <w:snapToGrid/>
+              <w:spacing w:before="0" w:beforeAutospacing="0" w:after="0" w:afterAutospacing="0" w:line="240" w:lineRule="auto"/>
+              <w:jc w:val="center"/>
+              <w:rPr>
+                <w:rFonts w:hint="eastAsia" w:ascii="微软雅黑" w:hAnsi="微软雅黑" w:eastAsia="微软雅黑" w:cs="微软雅黑"/>
+                <w:b/>
+                <w:color w:val="000000"/>
+                <w:sz w:val="21"/>
+                <w:szCs w:val="21"/>
+                <w:lang w:val="en-US" w:eastAsia="zh-CN" w:bidi="ar"/>
+              </w:rPr>
+            </w:pPr>
+            <w:r>
+              <w:rPr>
+                <w:rFonts w:hint="eastAsia" w:ascii="微软雅黑" w:hAnsi="微软雅黑" w:eastAsia="微软雅黑" w:cs="微软雅黑"/>
+                <w:b/>
+                <w:color w:val="000000"/>
+                <w:sz w:val="21"/>
+                <w:szCs w:val="21"/>
+                <w:lang w:val="en-US" w:eastAsia="zh-CN" w:bidi="ar"/>
+              </w:rPr>
+              <w:t>标本类型</w:t>
+            </w:r>
+          </w:p>
+        </w:tc>
+        <w:tc>
+          <w:tcPr>
+            <w:tcW w:w="8415" w:type="dxa"/>
+            <w:gridSpan w:val="7"/>
+            <w:tcBorders>
+              <w:top w:val="single" w:color="auto" w:sz="4" w:space="0"/>
+              <w:left w:val="single" w:color="auto" w:sz="4" w:space="0"/>
+              <w:bottom w:val="single" w:color="auto" w:sz="4" w:space="0"/>
+              <w:right w:val="nil"/>
+            </w:tcBorders>
+            <w:vAlign w:val="center"/>
+          </w:tcPr>
+          <w:p>
+            <w:pPr>
+              <w:pStyle w:val="17"/>
+              <w:keepNext w:val="0"/>
+              <w:keepLines w:val="0"/>
+              <w:pageBreakBefore w:val="0"/>
+              <w:widowControl/>
+              <w:kinsoku/>
+              <w:wordWrap/>
+              <w:overflowPunct/>
+              <w:topLinePunct w:val="0"/>
+              <w:autoSpaceDE/>
+              <w:autoSpaceDN/>
+              <w:bidi w:val="0"/>
+              <w:adjustRightInd/>
+              <w:snapToGrid/>
+              <w:spacing w:before="0" w:beforeAutospacing="0" w:after="0" w:afterAutospacing="0" w:line="240" w:lineRule="auto"/>
+              <w:jc w:val="left"/>
+              <w:rPr>
+                <w:rFonts w:hint="eastAsia" w:ascii="微软雅黑" w:hAnsi="微软雅黑" w:eastAsia="微软雅黑" w:cs="微软雅黑"/>
                 <w:sz w:val="21"/>
                 <w:szCs w:val="21"/>
                 <w:lang w:val="en-US" w:eastAsia="zh-CN"/>
               </w:rPr>
-              <w:t>方法</w:t>
-            </w:r>
-          </w:p>
-        </w:tc>
-        <w:tc>
-          <w:tcPr>
-            <w:tcW w:w="8448" w:type="dxa"/>
+            </w:pPr>
+            <w:r>
+              <w:rPr>
+                <w:rFonts w:hint="eastAsia" w:ascii="微软雅黑" w:hAnsi="微软雅黑" w:eastAsia="微软雅黑" w:cs="微软雅黑"/>
+                <w:sz w:val="21"/>
+                <w:szCs w:val="21"/>
+                <w:lang w:val="en-US" w:eastAsia="zh-CN"/>
+              </w:rPr>
+              <w:t>{{ sample_type }}，肿瘤细胞含量：{% if summaryOfRresults.type == “tissue” %}≥10%{% else %}-{% endif %}</w:t>
+            </w:r>
+          </w:p>
+        </w:tc>
+      </w:tr>
+      <w:tr>
+        <w:tblPrEx>
+          <w:tblBorders>
+            <w:top w:val="single" w:color="auto" w:sz="4" w:space="0"/>
+            <w:left w:val="none" w:color="auto" w:sz="0" w:space="0"/>
+            <w:bottom w:val="single" w:color="auto" w:sz="4" w:space="0"/>
+            <w:right w:val="none" w:color="auto" w:sz="0" w:space="0"/>
+            <w:insideH w:val="single" w:color="auto" w:sz="4" w:space="0"/>
+            <w:insideV w:val="single" w:color="auto" w:sz="4" w:space="0"/>
+          </w:tblBorders>
+          <w:tblCellMar>
+            <w:top w:w="0" w:type="dxa"/>
+            <w:left w:w="108" w:type="dxa"/>
+            <w:bottom w:w="0" w:type="dxa"/>
+            <w:right w:w="108" w:type="dxa"/>
+          </w:tblCellMar>
+        </w:tblPrEx>
+        <w:trPr>
+          <w:trHeight w:val="397" w:hRule="atLeast"/>
+          <w:jc w:val="center"/>
+        </w:trPr>
+        <w:tc>
+          <w:tcPr>
+            <w:tcW w:w="1323" w:type="dxa"/>
+            <w:tcBorders>
+              <w:top w:val="single" w:color="auto" w:sz="4" w:space="0"/>
+              <w:left w:val="nil"/>
+              <w:bottom w:val="single" w:color="auto" w:sz="4" w:space="0"/>
+              <w:right w:val="single" w:color="auto" w:sz="4" w:space="0"/>
+            </w:tcBorders>
             <w:vAlign w:val="center"/>
           </w:tcPr>
           <w:p>
             <w:pPr>
               <w:pStyle w:val="17"/>
-              <w:rPr>
-                <w:rFonts w:hint="default" w:asciiTheme="minorEastAsia" w:hAnsiTheme="minorEastAsia" w:eastAsiaTheme="minorEastAsia"/>
+              <w:keepNext w:val="0"/>
+              <w:keepLines w:val="0"/>
+              <w:pageBreakBefore w:val="0"/>
+              <w:widowControl/>
+              <w:kinsoku/>
+              <w:wordWrap/>
+              <w:overflowPunct/>
+              <w:topLinePunct w:val="0"/>
+              <w:autoSpaceDE/>
+              <w:autoSpaceDN/>
+              <w:bidi w:val="0"/>
+              <w:adjustRightInd/>
+              <w:snapToGrid/>
+              <w:spacing w:before="0" w:beforeAutospacing="0" w:after="0" w:afterAutospacing="0" w:line="240" w:lineRule="auto"/>
+              <w:jc w:val="center"/>
+              <w:rPr>
+                <w:rFonts w:hint="eastAsia" w:ascii="微软雅黑" w:hAnsi="微软雅黑" w:eastAsia="微软雅黑" w:cs="微软雅黑"/>
+                <w:b/>
+                <w:color w:val="000000"/>
+                <w:sz w:val="21"/>
+                <w:szCs w:val="21"/>
+                <w:lang w:val="en-US" w:eastAsia="zh-CN" w:bidi="ar"/>
+              </w:rPr>
+            </w:pPr>
+            <w:r>
+              <w:rPr>
+                <w:rFonts w:hint="eastAsia" w:ascii="微软雅黑" w:hAnsi="微软雅黑" w:eastAsia="微软雅黑" w:cs="微软雅黑"/>
+                <w:b/>
+                <w:color w:val="000000"/>
+                <w:sz w:val="21"/>
+                <w:szCs w:val="21"/>
+                <w:lang w:val="en-US" w:eastAsia="zh-CN" w:bidi="ar"/>
+              </w:rPr>
+              <w:t>检测方法</w:t>
+            </w:r>
+          </w:p>
+        </w:tc>
+        <w:tc>
+          <w:tcPr>
+            <w:tcW w:w="8415" w:type="dxa"/>
+            <w:gridSpan w:val="7"/>
+            <w:tcBorders>
+              <w:top w:val="single" w:color="auto" w:sz="4" w:space="0"/>
+              <w:left w:val="single" w:color="auto" w:sz="4" w:space="0"/>
+              <w:bottom w:val="single" w:color="auto" w:sz="4" w:space="0"/>
+              <w:right w:val="nil"/>
+            </w:tcBorders>
+            <w:vAlign w:val="center"/>
+          </w:tcPr>
+          <w:p>
+            <w:pPr>
+              <w:pStyle w:val="17"/>
+              <w:keepNext w:val="0"/>
+              <w:keepLines w:val="0"/>
+              <w:pageBreakBefore w:val="0"/>
+              <w:widowControl/>
+              <w:kinsoku/>
+              <w:wordWrap/>
+              <w:overflowPunct/>
+              <w:topLinePunct w:val="0"/>
+              <w:autoSpaceDE/>
+              <w:autoSpaceDN/>
+              <w:bidi w:val="0"/>
+              <w:adjustRightInd/>
+              <w:snapToGrid/>
+              <w:spacing w:before="0" w:beforeAutospacing="0" w:after="0" w:afterAutospacing="0" w:line="240" w:lineRule="auto"/>
+              <w:jc w:val="left"/>
+              <w:rPr>
+                <w:rFonts w:hint="eastAsia" w:ascii="微软雅黑" w:hAnsi="微软雅黑" w:eastAsia="微软雅黑" w:cs="微软雅黑"/>
                 <w:color w:val="000000" w:themeColor="text1"/>
                 <w:sz w:val="21"/>
                 <w:szCs w:val="21"/>
@@ -1854,7 +2003,7 @@
             </w:pPr>
             <w:r>
               <w:rPr>
-                <w:rFonts w:hint="eastAsia" w:asciiTheme="minorEastAsia" w:hAnsiTheme="minorEastAsia" w:eastAsiaTheme="minorEastAsia"/>
+                <w:rFonts w:hint="eastAsia" w:ascii="微软雅黑" w:hAnsi="微软雅黑" w:eastAsia="微软雅黑" w:cs="微软雅黑"/>
                 <w:color w:val="000000" w:themeColor="text1"/>
                 <w:sz w:val="21"/>
                 <w:szCs w:val="21"/>
@@ -1893,26 +2042,49 @@
         </w:trPr>
         <w:tc>
           <w:tcPr>
-            <w:tcW w:w="1242" w:type="dxa"/>
-            <w:vAlign w:val="top"/>
+            <w:tcW w:w="1323" w:type="dxa"/>
+            <w:tcBorders>
+              <w:top w:val="single" w:color="auto" w:sz="4" w:space="0"/>
+              <w:left w:val="nil"/>
+              <w:right w:val="single" w:color="auto" w:sz="4" w:space="0"/>
+            </w:tcBorders>
+            <w:vAlign w:val="center"/>
           </w:tcPr>
           <w:p>
             <w:pPr>
               <w:pStyle w:val="17"/>
-              <w:jc w:val="both"/>
-              <w:rPr>
-                <w:rFonts w:asciiTheme="minorEastAsia" w:hAnsiTheme="minorEastAsia" w:eastAsiaTheme="minorEastAsia"/>
-                <w:b/>
-                <w:sz w:val="21"/>
-                <w:szCs w:val="21"/>
-              </w:rPr>
-            </w:pPr>
-            <w:r>
-              <w:rPr>
-                <w:rFonts w:hint="eastAsia" w:asciiTheme="minorEastAsia" w:hAnsiTheme="minorEastAsia" w:eastAsiaTheme="minorEastAsia"/>
-                <w:b/>
-                <w:sz w:val="21"/>
-                <w:szCs w:val="21"/>
+              <w:keepNext w:val="0"/>
+              <w:keepLines w:val="0"/>
+              <w:pageBreakBefore w:val="0"/>
+              <w:widowControl/>
+              <w:kinsoku/>
+              <w:wordWrap/>
+              <w:overflowPunct/>
+              <w:topLinePunct w:val="0"/>
+              <w:autoSpaceDE/>
+              <w:autoSpaceDN/>
+              <w:bidi w:val="0"/>
+              <w:adjustRightInd/>
+              <w:snapToGrid/>
+              <w:spacing w:before="0" w:beforeAutospacing="0" w:after="0" w:afterAutospacing="0" w:line="240" w:lineRule="auto"/>
+              <w:jc w:val="center"/>
+              <w:rPr>
+                <w:rFonts w:hint="eastAsia" w:ascii="微软雅黑" w:hAnsi="微软雅黑" w:eastAsia="微软雅黑" w:cs="微软雅黑"/>
+                <w:b/>
+                <w:color w:val="000000"/>
+                <w:sz w:val="21"/>
+                <w:szCs w:val="21"/>
+                <w:lang w:val="en-US" w:eastAsia="zh-CN" w:bidi="ar"/>
+              </w:rPr>
+            </w:pPr>
+            <w:r>
+              <w:rPr>
+                <w:rFonts w:hint="eastAsia" w:ascii="微软雅黑" w:hAnsi="微软雅黑" w:eastAsia="微软雅黑" w:cs="微软雅黑"/>
+                <w:b/>
+                <w:color w:val="000000"/>
+                <w:sz w:val="21"/>
+                <w:szCs w:val="21"/>
+                <w:lang w:val="en-US" w:eastAsia="zh-CN" w:bidi="ar"/>
               </w:rPr>
               <w:t>检测内容</w:t>
             </w:r>
@@ -1920,18 +2092,38 @@
         </w:tc>
         <w:tc>
           <w:tcPr>
-            <w:tcW w:w="8448" w:type="dxa"/>
+            <w:tcW w:w="8415" w:type="dxa"/>
+            <w:gridSpan w:val="7"/>
+            <w:tcBorders>
+              <w:top w:val="single" w:color="auto" w:sz="4" w:space="0"/>
+              <w:left w:val="single" w:color="auto" w:sz="4" w:space="0"/>
+              <w:right w:val="nil"/>
+            </w:tcBorders>
+            <w:vAlign w:val="center"/>
           </w:tcPr>
           <w:p>
             <w:pPr>
               <w:pStyle w:val="17"/>
-              <w:spacing w:line="260" w:lineRule="exact"/>
-              <w:rPr>
-                <w:rFonts w:asciiTheme="minorEastAsia" w:hAnsiTheme="minorEastAsia" w:eastAsiaTheme="minorEastAsia"/>
+              <w:keepNext w:val="0"/>
+              <w:keepLines w:val="0"/>
+              <w:pageBreakBefore w:val="0"/>
+              <w:widowControl/>
+              <w:kinsoku/>
+              <w:wordWrap/>
+              <w:overflowPunct/>
+              <w:topLinePunct w:val="0"/>
+              <w:autoSpaceDE/>
+              <w:autoSpaceDN/>
+              <w:bidi w:val="0"/>
+              <w:adjustRightInd/>
+              <w:snapToGrid/>
+              <w:spacing w:before="0" w:beforeAutospacing="0" w:after="0" w:afterAutospacing="0" w:line="240" w:lineRule="auto"/>
+              <w:jc w:val="left"/>
+              <w:rPr>
+                <w:rFonts w:hint="eastAsia" w:ascii="微软雅黑" w:hAnsi="微软雅黑" w:eastAsia="微软雅黑" w:cs="微软雅黑"/>
                 <w:color w:val="000000" w:themeColor="text1"/>
                 <w:sz w:val="21"/>
                 <w:szCs w:val="21"/>
-                <w:lang w:eastAsia="zh-CN"/>
                 <w14:textFill>
                   <w14:solidFill>
                     <w14:schemeClr w14:val="tx1"/>
@@ -1941,313 +2133,55 @@
             </w:pPr>
             <w:r>
               <w:rPr>
-                <w:rFonts w:hint="eastAsia" w:asciiTheme="minorEastAsia" w:hAnsiTheme="minorEastAsia" w:eastAsiaTheme="minorEastAsia"/>
+                <w:rFonts w:hint="eastAsia" w:ascii="微软雅黑" w:hAnsi="微软雅黑" w:eastAsia="微软雅黑" w:cs="微软雅黑"/>
                 <w:color w:val="000000" w:themeColor="text1"/>
                 <w:sz w:val="21"/>
                 <w:szCs w:val="21"/>
-                <w:lang w:eastAsia="zh-CN"/>
                 <w14:textFill>
                   <w14:solidFill>
                     <w14:schemeClr w14:val="tx1"/>
                   </w14:solidFill>
                 </w14:textFill>
               </w:rPr>
-              <w:t>本</w:t>
-            </w:r>
-            <w:r>
-              <w:rPr>
-                <w:rFonts w:hint="eastAsia" w:asciiTheme="minorEastAsia" w:hAnsiTheme="minorEastAsia" w:eastAsiaTheme="minorEastAsia"/>
+              <w:t>本项目基于NGS技术，对50个消化道肿瘤易感基因进行高通量测序。检测突变形式为点突变（SNV）、小片段插入缺失（INDEL）、拷贝数变异（CNV）以及融合（FUSION）。{% if PDInfo != undefined %}同时，本项目也通过免疫组化检测PD-L1表达情况。{% endif %}</w:t>
+            </w:r>
+          </w:p>
+          <w:p>
+            <w:pPr>
+              <w:pStyle w:val="17"/>
+              <w:keepNext w:val="0"/>
+              <w:keepLines w:val="0"/>
+              <w:pageBreakBefore w:val="0"/>
+              <w:widowControl/>
+              <w:kinsoku/>
+              <w:wordWrap/>
+              <w:overflowPunct/>
+              <w:topLinePunct w:val="0"/>
+              <w:autoSpaceDE/>
+              <w:autoSpaceDN/>
+              <w:bidi w:val="0"/>
+              <w:adjustRightInd/>
+              <w:snapToGrid/>
+              <w:spacing w:before="0" w:beforeAutospacing="0" w:after="0" w:afterAutospacing="0" w:line="240" w:lineRule="auto"/>
+              <w:jc w:val="left"/>
+              <w:rPr>
+                <w:rFonts w:hint="eastAsia" w:ascii="微软雅黑" w:hAnsi="微软雅黑" w:eastAsia="微软雅黑" w:cs="微软雅黑"/>
                 <w:color w:val="000000" w:themeColor="text1"/>
                 <w:sz w:val="21"/>
                 <w:szCs w:val="21"/>
-                <w:lang w:val="en-US" w:eastAsia="zh-CN"/>
                 <w14:textFill>
                   <w14:solidFill>
                     <w14:schemeClr w14:val="tx1"/>
                   </w14:solidFill>
                 </w14:textFill>
               </w:rPr>
-              <w:t>项目</w:t>
-            </w:r>
-            <w:r>
-              <w:rPr>
-                <w:rFonts w:hint="eastAsia" w:asciiTheme="minorEastAsia" w:hAnsiTheme="minorEastAsia" w:eastAsiaTheme="minorEastAsia"/>
+            </w:pPr>
+            <w:r>
+              <w:rPr>
+                <w:rFonts w:hint="eastAsia" w:ascii="微软雅黑" w:hAnsi="微软雅黑" w:eastAsia="微软雅黑" w:cs="微软雅黑"/>
                 <w:color w:val="000000" w:themeColor="text1"/>
                 <w:sz w:val="21"/>
                 <w:szCs w:val="21"/>
-                <w:lang w:eastAsia="zh-CN"/>
-                <w14:textFill>
-                  <w14:solidFill>
-                    <w14:schemeClr w14:val="tx1"/>
-                  </w14:solidFill>
-                </w14:textFill>
-              </w:rPr>
-              <w:t>基于NGS技术，对50个消化道肿瘤易感基因进行高通量测序。</w:t>
-            </w:r>
-            <w:r>
-              <w:rPr>
-                <w:rFonts w:asciiTheme="minorEastAsia" w:hAnsiTheme="minorEastAsia" w:eastAsiaTheme="minorEastAsia"/>
-                <w:color w:val="000000" w:themeColor="text1"/>
-                <w:sz w:val="21"/>
-                <w:szCs w:val="21"/>
-                <w:lang w:eastAsia="zh-CN"/>
-                <w14:textFill>
-                  <w14:solidFill>
-                    <w14:schemeClr w14:val="tx1"/>
-                  </w14:solidFill>
-                </w14:textFill>
-              </w:rPr>
-              <w:t>检测突变形式为点突变</w:t>
-            </w:r>
-            <w:r>
-              <w:rPr>
-                <w:rFonts w:hint="eastAsia" w:asciiTheme="minorEastAsia" w:hAnsiTheme="minorEastAsia" w:eastAsiaTheme="minorEastAsia"/>
-                <w:color w:val="000000" w:themeColor="text1"/>
-                <w:sz w:val="21"/>
-                <w:szCs w:val="21"/>
-                <w:lang w:eastAsia="zh-CN"/>
-                <w14:textFill>
-                  <w14:solidFill>
-                    <w14:schemeClr w14:val="tx1"/>
-                  </w14:solidFill>
-                </w14:textFill>
-              </w:rPr>
-              <w:t>（SNV）</w:t>
-            </w:r>
-            <w:r>
-              <w:rPr>
-                <w:rFonts w:asciiTheme="minorEastAsia" w:hAnsiTheme="minorEastAsia" w:eastAsiaTheme="minorEastAsia"/>
-                <w:color w:val="000000" w:themeColor="text1"/>
-                <w:sz w:val="21"/>
-                <w:szCs w:val="21"/>
-                <w:lang w:eastAsia="zh-CN"/>
-                <w14:textFill>
-                  <w14:solidFill>
-                    <w14:schemeClr w14:val="tx1"/>
-                  </w14:solidFill>
-                </w14:textFill>
-              </w:rPr>
-              <w:t>、小片段插入缺失</w:t>
-            </w:r>
-            <w:r>
-              <w:rPr>
-                <w:rFonts w:hint="eastAsia" w:asciiTheme="minorEastAsia" w:hAnsiTheme="minorEastAsia" w:eastAsiaTheme="minorEastAsia"/>
-                <w:color w:val="000000" w:themeColor="text1"/>
-                <w:sz w:val="21"/>
-                <w:szCs w:val="21"/>
-                <w:lang w:eastAsia="zh-CN"/>
-                <w14:textFill>
-                  <w14:solidFill>
-                    <w14:schemeClr w14:val="tx1"/>
-                  </w14:solidFill>
-                </w14:textFill>
-              </w:rPr>
-              <w:t>（INDEL）</w:t>
-            </w:r>
-            <w:r>
-              <w:rPr>
-                <w:rFonts w:asciiTheme="minorEastAsia" w:hAnsiTheme="minorEastAsia" w:eastAsiaTheme="minorEastAsia"/>
-                <w:color w:val="000000" w:themeColor="text1"/>
-                <w:sz w:val="21"/>
-                <w:szCs w:val="21"/>
-                <w:lang w:eastAsia="zh-CN"/>
-                <w14:textFill>
-                  <w14:solidFill>
-                    <w14:schemeClr w14:val="tx1"/>
-                  </w14:solidFill>
-                </w14:textFill>
-              </w:rPr>
-              <w:t>、拷贝数变异</w:t>
-            </w:r>
-            <w:r>
-              <w:rPr>
-                <w:rFonts w:hint="eastAsia" w:asciiTheme="minorEastAsia" w:hAnsiTheme="minorEastAsia" w:eastAsiaTheme="minorEastAsia"/>
-                <w:color w:val="000000" w:themeColor="text1"/>
-                <w:sz w:val="21"/>
-                <w:szCs w:val="21"/>
-                <w:lang w:eastAsia="zh-CN"/>
-                <w14:textFill>
-                  <w14:solidFill>
-                    <w14:schemeClr w14:val="tx1"/>
-                  </w14:solidFill>
-                </w14:textFill>
-              </w:rPr>
-              <w:t>（CNV）</w:t>
-            </w:r>
-            <w:r>
-              <w:rPr>
-                <w:rFonts w:asciiTheme="minorEastAsia" w:hAnsiTheme="minorEastAsia" w:eastAsiaTheme="minorEastAsia"/>
-                <w:color w:val="000000" w:themeColor="text1"/>
-                <w:sz w:val="21"/>
-                <w:szCs w:val="21"/>
-                <w:lang w:eastAsia="zh-CN"/>
-                <w14:textFill>
-                  <w14:solidFill>
-                    <w14:schemeClr w14:val="tx1"/>
-                  </w14:solidFill>
-                </w14:textFill>
-              </w:rPr>
-              <w:t>以及融合</w:t>
-            </w:r>
-            <w:r>
-              <w:rPr>
-                <w:rFonts w:hint="eastAsia" w:asciiTheme="minorEastAsia" w:hAnsiTheme="minorEastAsia" w:eastAsiaTheme="minorEastAsia"/>
-                <w:color w:val="000000" w:themeColor="text1"/>
-                <w:sz w:val="21"/>
-                <w:szCs w:val="21"/>
-                <w:lang w:eastAsia="zh-CN"/>
-                <w14:textFill>
-                  <w14:solidFill>
-                    <w14:schemeClr w14:val="tx1"/>
-                  </w14:solidFill>
-                </w14:textFill>
-              </w:rPr>
-              <w:t>（FUSION）</w:t>
-            </w:r>
-            <w:r>
-              <w:rPr>
-                <w:rFonts w:asciiTheme="minorEastAsia" w:hAnsiTheme="minorEastAsia" w:eastAsiaTheme="minorEastAsia"/>
-                <w:color w:val="000000" w:themeColor="text1"/>
-                <w:sz w:val="21"/>
-                <w:szCs w:val="21"/>
-                <w:lang w:eastAsia="zh-CN"/>
-                <w14:textFill>
-                  <w14:solidFill>
-                    <w14:schemeClr w14:val="tx1"/>
-                  </w14:solidFill>
-                </w14:textFill>
-              </w:rPr>
-              <w:t>。</w:t>
-            </w:r>
-            <w:r>
-              <w:rPr>
-                <w:rFonts w:hint="eastAsia" w:asciiTheme="minorEastAsia" w:hAnsiTheme="minorEastAsia" w:eastAsiaTheme="minorEastAsia"/>
-                <w:color w:val="000000" w:themeColor="text1"/>
-                <w:sz w:val="21"/>
-                <w:szCs w:val="21"/>
-                <w:lang w:eastAsia="zh-CN"/>
-                <w14:textFill>
-                  <w14:solidFill>
-                    <w14:schemeClr w14:val="tx1"/>
-                  </w14:solidFill>
-                </w14:textFill>
-              </w:rPr>
-              <w:t>{% if PDInfo != undefined %}</w:t>
-            </w:r>
-            <w:r>
-              <w:rPr>
-                <w:rFonts w:hint="eastAsia" w:asciiTheme="minorEastAsia" w:hAnsiTheme="minorEastAsia" w:eastAsiaTheme="minorEastAsia"/>
-                <w:color w:val="000000" w:themeColor="text1"/>
-                <w:sz w:val="21"/>
-                <w:szCs w:val="21"/>
-                <w:lang w:val="en-US" w:eastAsia="zh-CN"/>
-                <w14:textFill>
-                  <w14:solidFill>
-                    <w14:schemeClr w14:val="tx1"/>
-                  </w14:solidFill>
-                </w14:textFill>
-              </w:rPr>
-              <w:t>同时，</w:t>
-            </w:r>
-            <w:r>
-              <w:rPr>
-                <w:rFonts w:hint="eastAsia" w:asciiTheme="minorEastAsia" w:hAnsiTheme="minorEastAsia" w:eastAsiaTheme="minorEastAsia"/>
-                <w:color w:val="000000" w:themeColor="text1"/>
-                <w:sz w:val="21"/>
-                <w:szCs w:val="21"/>
-                <w:lang w:eastAsia="zh-CN"/>
-                <w14:textFill>
-                  <w14:solidFill>
-                    <w14:schemeClr w14:val="tx1"/>
-                  </w14:solidFill>
-                </w14:textFill>
-              </w:rPr>
-              <w:t>本</w:t>
-            </w:r>
-            <w:r>
-              <w:rPr>
-                <w:rFonts w:hint="eastAsia" w:asciiTheme="minorEastAsia" w:hAnsiTheme="minorEastAsia" w:eastAsiaTheme="minorEastAsia"/>
-                <w:color w:val="000000" w:themeColor="text1"/>
-                <w:sz w:val="21"/>
-                <w:szCs w:val="21"/>
-                <w:lang w:val="en-US" w:eastAsia="zh-CN"/>
-                <w14:textFill>
-                  <w14:solidFill>
-                    <w14:schemeClr w14:val="tx1"/>
-                  </w14:solidFill>
-                </w14:textFill>
-              </w:rPr>
-              <w:t>项目也</w:t>
-            </w:r>
-            <w:r>
-              <w:rPr>
-                <w:rFonts w:hint="eastAsia" w:asciiTheme="minorEastAsia" w:hAnsiTheme="minorEastAsia" w:eastAsiaTheme="minorEastAsia"/>
-                <w:color w:val="000000" w:themeColor="text1"/>
-                <w:sz w:val="21"/>
-                <w:szCs w:val="21"/>
-                <w:lang w:eastAsia="zh-CN"/>
-                <w14:textFill>
-                  <w14:solidFill>
-                    <w14:schemeClr w14:val="tx1"/>
-                  </w14:solidFill>
-                </w14:textFill>
-              </w:rPr>
-              <w:t>通过免疫组化检测PD-L1表达</w:t>
-            </w:r>
-            <w:r>
-              <w:rPr>
-                <w:rFonts w:hint="eastAsia" w:asciiTheme="minorEastAsia" w:hAnsiTheme="minorEastAsia" w:eastAsiaTheme="minorEastAsia"/>
-                <w:color w:val="000000" w:themeColor="text1"/>
-                <w:sz w:val="21"/>
-                <w:szCs w:val="21"/>
-                <w:lang w:val="en-US" w:eastAsia="zh-CN"/>
-                <w14:textFill>
-                  <w14:solidFill>
-                    <w14:schemeClr w14:val="tx1"/>
-                  </w14:solidFill>
-                </w14:textFill>
-              </w:rPr>
-              <w:t>情况</w:t>
-            </w:r>
-            <w:r>
-              <w:rPr>
-                <w:rFonts w:hint="eastAsia" w:asciiTheme="minorEastAsia" w:hAnsiTheme="minorEastAsia" w:eastAsiaTheme="minorEastAsia"/>
-                <w:color w:val="000000" w:themeColor="text1"/>
-                <w:sz w:val="21"/>
-                <w:szCs w:val="21"/>
-                <w:lang w:eastAsia="zh-CN"/>
-                <w14:textFill>
-                  <w14:solidFill>
-                    <w14:schemeClr w14:val="tx1"/>
-                  </w14:solidFill>
-                </w14:textFill>
-              </w:rPr>
-              <w:t>。{% endif %}</w:t>
-            </w:r>
-          </w:p>
-          <w:p>
-            <w:pPr>
-              <w:pStyle w:val="17"/>
-              <w:spacing w:line="260" w:lineRule="exact"/>
-              <w:rPr>
-                <w:rFonts w:asciiTheme="minorEastAsia" w:hAnsiTheme="minorEastAsia" w:eastAsiaTheme="minorEastAsia"/>
-                <w:color w:val="000000" w:themeColor="text1"/>
-                <w:sz w:val="21"/>
-                <w:szCs w:val="21"/>
-                <w14:textFill>
-                  <w14:solidFill>
-                    <w14:schemeClr w14:val="tx1"/>
-                  </w14:solidFill>
-                </w14:textFill>
-              </w:rPr>
-            </w:pPr>
-            <w:r>
-              <w:rPr>
-                <w:rFonts w:asciiTheme="minorEastAsia" w:hAnsiTheme="minorEastAsia" w:eastAsiaTheme="minorEastAsia"/>
-                <w:color w:val="000000" w:themeColor="text1"/>
-                <w:sz w:val="21"/>
-                <w:szCs w:val="21"/>
-                <w:lang w:eastAsia="zh-CN"/>
                 <w14:textFill>
                   <w14:solidFill>
                     <w14:schemeClr w14:val="tx1"/>
@@ -2297,9 +2231,9 @@
           <w:shd w:val="clear" w:color="auto" w:fill="17365D"/>
         </w:rPr>
       </w:pPr>
-      <w:bookmarkStart w:id="0" w:name="_Toc526855031"/>
-      <w:bookmarkStart w:id="1" w:name="_Toc527112379"/>
-      <w:bookmarkStart w:id="2" w:name="_Toc534637492"/>
+      <w:bookmarkStart w:id="0" w:name="_Toc534637492"/>
+      <w:bookmarkStart w:id="1" w:name="_Toc526855031"/>
+      <w:bookmarkStart w:id="2" w:name="_Toc527112379"/>
       <w:r>
         <w:rPr>
           <w:rFonts w:hint="eastAsia" w:ascii="微软雅黑" w:hAnsi="微软雅黑" w:eastAsia="微软雅黑" w:cs="微软雅黑"/>
@@ -2378,7 +2312,6 @@
             <w:insideH w:val="single" w:color="244061" w:sz="6" w:space="0"/>
             <w:insideV w:val="single" w:color="244061" w:sz="6" w:space="0"/>
           </w:tblBorders>
-          <w:shd w:val="clear" w:color="auto" w:fill="auto"/>
           <w:tblCellMar>
             <w:top w:w="0" w:type="dxa"/>
             <w:left w:w="0" w:type="dxa"/>
@@ -2861,7 +2794,6 @@
             <w:insideH w:val="single" w:color="244061" w:sz="6" w:space="0"/>
             <w:insideV w:val="single" w:color="244061" w:sz="6" w:space="0"/>
           </w:tblBorders>
-          <w:shd w:val="clear" w:color="auto" w:fill="auto"/>
           <w:tblCellMar>
             <w:top w:w="0" w:type="dxa"/>
             <w:left w:w="0" w:type="dxa"/>
@@ -3768,11 +3700,11 @@
                 <w:lang w:val="en-US" w:eastAsia="zh-CN"/>
               </w:rPr>
             </w:pPr>
-            <w:bookmarkStart w:id="4" w:name="_Toc2819"/>
-            <w:bookmarkStart w:id="5" w:name="_Toc19898_WPSOffice_Level1"/>
-            <w:bookmarkStart w:id="6" w:name="_Toc20136_WPSOffice_Level1"/>
-            <w:bookmarkStart w:id="7" w:name="_Toc2781"/>
-            <w:bookmarkStart w:id="8" w:name="_Toc499"/>
+            <w:bookmarkStart w:id="4" w:name="_Toc499"/>
+            <w:bookmarkStart w:id="5" w:name="_Toc2781"/>
+            <w:bookmarkStart w:id="6" w:name="_Toc2819"/>
+            <w:bookmarkStart w:id="7" w:name="_Toc19898_WPSOffice_Level1"/>
+            <w:bookmarkStart w:id="8" w:name="_Toc20136_WPSOffice_Level1"/>
             <w:bookmarkStart w:id="9" w:name="_Toc22132"/>
             <w:r>
               <w:rPr>
@@ -3880,8 +3812,6 @@
           <w:lang w:val="en-US" w:eastAsia="zh-CN" w:bidi="ar-SA"/>
         </w:rPr>
       </w:pPr>
-      <w:bookmarkStart w:id="52" w:name="_GoBack"/>
-      <w:bookmarkEnd w:id="52"/>
       <w:r>
         <w:rPr>
           <w:rFonts w:hint="eastAsia" w:ascii="Times New Roman" w:hAnsi="Times New Roman" w:eastAsia="微软雅黑" w:cs="黑体"/>
@@ -3944,11 +3874,11 @@
         </w:rPr>
       </w:pPr>
       <w:bookmarkStart w:id="10" w:name="_Toc3049"/>
-      <w:bookmarkStart w:id="11" w:name="_Toc11015_WPSOffice_Level2"/>
-      <w:bookmarkStart w:id="12" w:name="_Toc18062_WPSOffice_Level2"/>
-      <w:bookmarkStart w:id="13" w:name="_Toc9088"/>
-      <w:bookmarkStart w:id="14" w:name="_Toc10877"/>
-      <w:bookmarkStart w:id="15" w:name="_Toc23375"/>
+      <w:bookmarkStart w:id="11" w:name="_Toc18062_WPSOffice_Level2"/>
+      <w:bookmarkStart w:id="12" w:name="_Toc10877"/>
+      <w:bookmarkStart w:id="13" w:name="_Toc23375"/>
+      <w:bookmarkStart w:id="14" w:name="_Toc11015_WPSOffice_Level2"/>
+      <w:bookmarkStart w:id="15" w:name="_Toc9088"/>
       <w:r>
         <w:rPr>
           <w:rFonts w:hint="eastAsia" w:ascii="微软雅黑" w:hAnsi="微软雅黑" w:eastAsia="微软雅黑" w:cs="微软雅黑"/>
@@ -8363,11 +8293,11 @@
         </w:rPr>
       </w:pPr>
       <w:bookmarkStart w:id="16" w:name="_Toc22552"/>
-      <w:bookmarkStart w:id="17" w:name="_Toc6221_WPSOffice_Level2"/>
-      <w:bookmarkStart w:id="18" w:name="_Toc7551_WPSOffice_Level2"/>
+      <w:bookmarkStart w:id="17" w:name="_Toc20320"/>
+      <w:bookmarkStart w:id="18" w:name="_Toc6221_WPSOffice_Level2"/>
       <w:bookmarkStart w:id="19" w:name="_Toc4339"/>
-      <w:bookmarkStart w:id="20" w:name="_Toc25737"/>
-      <w:bookmarkStart w:id="21" w:name="_Toc20320"/>
+      <w:bookmarkStart w:id="20" w:name="_Toc7551_WPSOffice_Level2"/>
+      <w:bookmarkStart w:id="21" w:name="_Toc25737"/>
       <w:r>
         <w:rPr>
           <w:rFonts w:hint="eastAsia" w:ascii="微软雅黑" w:hAnsi="微软雅黑" w:eastAsia="微软雅黑" w:cs="微软雅黑"/>
@@ -9033,9 +8963,9 @@
           <w:lang w:val="en-US" w:eastAsia="zh-CN"/>
         </w:rPr>
       </w:pPr>
-      <w:bookmarkStart w:id="22" w:name="_Toc9387"/>
-      <w:bookmarkStart w:id="23" w:name="_Toc20034"/>
-      <w:bookmarkStart w:id="24" w:name="_Toc10223"/>
+      <w:bookmarkStart w:id="22" w:name="_Toc10223"/>
+      <w:bookmarkStart w:id="23" w:name="_Toc9387"/>
+      <w:bookmarkStart w:id="24" w:name="_Toc20034"/>
       <w:bookmarkStart w:id="25" w:name="_Toc106719764"/>
       <w:r>
         <w:rPr>
@@ -9137,6 +9067,12 @@
             <w:insideH w:val="dashed" w:color="244061" w:sz="4" w:space="0"/>
             <w:insideV w:val="dashed" w:color="244061" w:sz="4" w:space="0"/>
           </w:tblBorders>
+          <w:tblCellMar>
+            <w:top w:w="0" w:type="dxa"/>
+            <w:left w:w="108" w:type="dxa"/>
+            <w:bottom w:w="0" w:type="dxa"/>
+            <w:right w:w="108" w:type="dxa"/>
+          </w:tblCellMar>
         </w:tblPrEx>
         <w:trPr>
           <w:jc w:val="center"/>
@@ -9723,6 +9659,7 @@
             <w:insideH w:val="dashed" w:color="244061" w:sz="4" w:space="0"/>
             <w:insideV w:val="dashed" w:color="244061" w:sz="4" w:space="0"/>
           </w:tblBorders>
+          <w:shd w:val="clear" w:color="auto" w:fill="auto"/>
           <w:tblCellMar>
             <w:top w:w="0" w:type="dxa"/>
             <w:left w:w="108" w:type="dxa"/>
@@ -9974,6 +9911,7 @@
             <w:insideH w:val="dashed" w:color="244061" w:sz="4" w:space="0"/>
             <w:insideV w:val="dashed" w:color="244061" w:sz="4" w:space="0"/>
           </w:tblBorders>
+          <w:shd w:val="clear" w:color="auto" w:fill="auto"/>
           <w:tblCellMar>
             <w:top w:w="0" w:type="dxa"/>
             <w:left w:w="108" w:type="dxa"/>
@@ -11499,12 +11437,6 @@
             <w:insideH w:val="dashed" w:color="244061" w:sz="4" w:space="0"/>
             <w:insideV w:val="dashed" w:color="244061" w:sz="4" w:space="0"/>
           </w:tblBorders>
-          <w:tblCellMar>
-            <w:top w:w="0" w:type="dxa"/>
-            <w:left w:w="0" w:type="dxa"/>
-            <w:bottom w:w="0" w:type="dxa"/>
-            <w:right w:w="0" w:type="dxa"/>
-          </w:tblCellMar>
         </w:tblPrEx>
         <w:trPr>
           <w:trHeight w:val="435" w:hRule="atLeast"/>
@@ -12183,9 +12115,9 @@
           <w:lang w:val="en-US" w:eastAsia="zh-CN"/>
         </w:rPr>
       </w:pPr>
-      <w:bookmarkStart w:id="26" w:name="_Toc534637498"/>
-      <w:bookmarkStart w:id="27" w:name="_Toc527112385"/>
-      <w:bookmarkStart w:id="28" w:name="_Toc25428"/>
+      <w:bookmarkStart w:id="26" w:name="_Toc25428"/>
+      <w:bookmarkStart w:id="27" w:name="_Toc534637498"/>
+      <w:bookmarkStart w:id="28" w:name="_Toc527112385"/>
       <w:bookmarkStart w:id="29" w:name="_Toc526855037"/>
       <w:r>
         <w:rPr>
@@ -12242,11 +12174,11 @@
           <w:lang w:val="en-US" w:eastAsia="zh-CN"/>
         </w:rPr>
       </w:pPr>
-      <w:bookmarkStart w:id="30" w:name="_Toc32443_WPSOffice_Level2"/>
-      <w:bookmarkStart w:id="31" w:name="_Toc6468"/>
-      <w:bookmarkStart w:id="32" w:name="_Toc23606"/>
-      <w:bookmarkStart w:id="33" w:name="_Toc4331_WPSOffice_Level2"/>
-      <w:bookmarkStart w:id="34" w:name="_Toc22255"/>
+      <w:bookmarkStart w:id="30" w:name="_Toc4331_WPSOffice_Level2"/>
+      <w:bookmarkStart w:id="31" w:name="_Toc22255"/>
+      <w:bookmarkStart w:id="32" w:name="_Toc32443_WPSOffice_Level2"/>
+      <w:bookmarkStart w:id="33" w:name="_Toc6468"/>
+      <w:bookmarkStart w:id="34" w:name="_Toc23606"/>
       <w:r>
         <w:rPr>
           <w:rFonts w:hint="eastAsia" w:ascii="微软雅黑" w:hAnsi="微软雅黑" w:eastAsia="微软雅黑" w:cs="微软雅黑"/>
@@ -12285,8 +12217,8 @@
         </w:rPr>
       </w:pPr>
       <w:bookmarkStart w:id="35" w:name="_Toc9080"/>
-      <w:bookmarkStart w:id="36" w:name="_Toc11393"/>
-      <w:bookmarkStart w:id="37" w:name="_Toc9494"/>
+      <w:bookmarkStart w:id="36" w:name="_Toc9494"/>
+      <w:bookmarkStart w:id="37" w:name="_Toc11393"/>
       <w:r>
         <w:rPr>
           <w:rFonts w:hint="eastAsia" w:ascii="Times New Roman" w:hAnsi="Times New Roman" w:eastAsia="微软雅黑" w:cs="Times New Roman"/>
@@ -18756,6 +18688,12 @@
             <w:insideH w:val="dashed" w:color="244061" w:sz="4" w:space="0"/>
             <w:insideV w:val="dashed" w:color="244061" w:sz="4" w:space="0"/>
           </w:tblBorders>
+          <w:tblCellMar>
+            <w:top w:w="0" w:type="dxa"/>
+            <w:left w:w="108" w:type="dxa"/>
+            <w:bottom w:w="0" w:type="dxa"/>
+            <w:right w:w="108" w:type="dxa"/>
+          </w:tblCellMar>
         </w:tblPrEx>
         <w:trPr>
           <w:trHeight w:val="417" w:hRule="atLeast"/>
@@ -20226,6 +20164,7 @@
             <w:insideH w:val="dashed" w:color="244061" w:sz="4" w:space="0"/>
             <w:insideV w:val="dashed" w:color="244061" w:sz="4" w:space="0"/>
           </w:tblBorders>
+          <w:shd w:val="clear" w:color="auto" w:fill="auto"/>
           <w:tblCellMar>
             <w:top w:w="0" w:type="dxa"/>
             <w:left w:w="108" w:type="dxa"/>
@@ -20677,6 +20616,13 @@
             <w:insideH w:val="dashed" w:color="244061" w:sz="4" w:space="0"/>
             <w:insideV w:val="dashed" w:color="244061" w:sz="4" w:space="0"/>
           </w:tblBorders>
+          <w:shd w:val="clear" w:color="auto" w:fill="auto"/>
+          <w:tblCellMar>
+            <w:top w:w="0" w:type="dxa"/>
+            <w:left w:w="108" w:type="dxa"/>
+            <w:bottom w:w="0" w:type="dxa"/>
+            <w:right w:w="108" w:type="dxa"/>
+          </w:tblCellMar>
         </w:tblPrEx>
         <w:trPr>
           <w:trHeight w:val="417" w:hRule="atLeast"/>
@@ -20836,6 +20782,7 @@
             <w:insideH w:val="dashed" w:color="244061" w:sz="4" w:space="0"/>
             <w:insideV w:val="dashed" w:color="244061" w:sz="4" w:space="0"/>
           </w:tblBorders>
+          <w:shd w:val="clear" w:color="auto" w:fill="auto"/>
           <w:tblCellMar>
             <w:top w:w="0" w:type="dxa"/>
             <w:left w:w="108" w:type="dxa"/>
@@ -20915,6 +20862,7 @@
             <w:insideH w:val="dashed" w:color="244061" w:sz="4" w:space="0"/>
             <w:insideV w:val="dashed" w:color="244061" w:sz="4" w:space="0"/>
           </w:tblBorders>
+          <w:shd w:val="clear" w:color="auto" w:fill="auto"/>
           <w:tblCellMar>
             <w:top w:w="0" w:type="dxa"/>
             <w:left w:w="108" w:type="dxa"/>
@@ -21183,6 +21131,7 @@
             <w:insideH w:val="dashed" w:color="244061" w:sz="4" w:space="0"/>
             <w:insideV w:val="dashed" w:color="244061" w:sz="4" w:space="0"/>
           </w:tblBorders>
+          <w:shd w:val="clear" w:color="auto" w:fill="auto"/>
           <w:tblCellMar>
             <w:top w:w="0" w:type="dxa"/>
             <w:left w:w="108" w:type="dxa"/>
@@ -23520,9 +23469,9 @@
           <w:lang w:val="en-US" w:eastAsia="zh-CN"/>
         </w:rPr>
       </w:pPr>
-      <w:bookmarkStart w:id="42" w:name="_Toc527112386"/>
-      <w:bookmarkStart w:id="43" w:name="_Toc534637499"/>
-      <w:bookmarkStart w:id="44" w:name="_Toc526855038"/>
+      <w:bookmarkStart w:id="42" w:name="_Toc534637499"/>
+      <w:bookmarkStart w:id="43" w:name="_Toc526855038"/>
+      <w:bookmarkStart w:id="44" w:name="_Toc527112386"/>
       <w:r>
         <w:rPr>
           <w:rFonts w:hint="eastAsia" w:ascii="微软雅黑" w:hAnsi="微软雅黑" w:eastAsia="微软雅黑" w:cs="微软雅黑"/>
@@ -25990,9 +25939,9 @@
       </w:pPr>
       <w:bookmarkStart w:id="45" w:name="_Toc7549"/>
       <w:bookmarkStart w:id="46" w:name="_Toc22458"/>
-      <w:bookmarkStart w:id="47" w:name="_Toc19099"/>
-      <w:bookmarkStart w:id="48" w:name="_Toc28910_WPSOffice_Level1"/>
-      <w:bookmarkStart w:id="49" w:name="_Toc22484_WPSOffice_Level1"/>
+      <w:bookmarkStart w:id="47" w:name="_Toc22484_WPSOffice_Level1"/>
+      <w:bookmarkStart w:id="48" w:name="_Toc19099"/>
+      <w:bookmarkStart w:id="49" w:name="_Toc28910_WPSOffice_Level1"/>
       <w:bookmarkStart w:id="50" w:name="_Toc30533"/>
       <w:bookmarkStart w:id="51" w:name="_Toc16368_WPSOffice_Level1"/>
       <w:r>

--- a/WebContent/docx/消化道肿瘤50基因检测-单样本-三峡.docx
+++ b/WebContent/docx/消化道肿瘤50基因检测-单样本-三峡.docx
@@ -378,8 +378,6 @@
           <w:szCs w:val="24"/>
         </w:rPr>
       </w:pPr>
-      <w:bookmarkStart w:id="52" w:name="_GoBack"/>
-      <w:bookmarkEnd w:id="52"/>
     </w:p>
     <w:tbl>
       <w:tblPr>
@@ -395,16 +393,24 @@
         </w:tblCellMar>
       </w:tblPr>
       <w:tblGrid>
-        <w:gridCol w:w="1177"/>
-        <w:gridCol w:w="1039"/>
-        <w:gridCol w:w="1040"/>
-        <w:gridCol w:w="1037"/>
-        <w:gridCol w:w="1039"/>
-        <w:gridCol w:w="1039"/>
-        <w:gridCol w:w="1030"/>
-        <w:gridCol w:w="2271"/>
+        <w:gridCol w:w="1216"/>
+        <w:gridCol w:w="1079"/>
+        <w:gridCol w:w="1081"/>
+        <w:gridCol w:w="1077"/>
+        <w:gridCol w:w="1079"/>
+        <w:gridCol w:w="1079"/>
+        <w:gridCol w:w="1070"/>
+        <w:gridCol w:w="1991"/>
       </w:tblGrid>
       <w:tr>
+        <w:tblPrEx>
+          <w:tblCellMar>
+            <w:top w:w="0" w:type="dxa"/>
+            <w:left w:w="0" w:type="dxa"/>
+            <w:bottom w:w="0" w:type="dxa"/>
+            <w:right w:w="0" w:type="dxa"/>
+          </w:tblCellMar>
+        </w:tblPrEx>
         <w:trPr>
           <w:trHeight w:val="430" w:hRule="atLeast"/>
           <w:jc w:val="center"/>
@@ -882,7 +888,31 @@
                 <w:szCs w:val="21"/>
                 <w:lang w:bidi="ar"/>
               </w:rPr>
-              <w:t>{{ template_subbarcode }}</w:t>
+              <w:t xml:space="preserve">{{ </w:t>
+            </w:r>
+            <w:r>
+              <w:rPr>
+                <w:rFonts w:hint="eastAsia" w:ascii="微软雅黑" w:hAnsi="微软雅黑" w:eastAsia="微软雅黑" w:cs="微软雅黑"/>
+                <w:b w:val="0"/>
+                <w:bCs/>
+                <w:color w:val="000000"/>
+                <w:sz w:val="21"/>
+                <w:szCs w:val="21"/>
+                <w:lang w:val="en-US" w:eastAsia="zh-CN" w:bidi="ar"/>
+              </w:rPr>
+              <w:t>sample.patient_id</w:t>
+            </w:r>
+            <w:r>
+              <w:rPr>
+                <w:rFonts w:hint="eastAsia" w:ascii="微软雅黑" w:hAnsi="微软雅黑" w:eastAsia="微软雅黑" w:cs="微软雅黑"/>
+                <w:b w:val="0"/>
+                <w:bCs/>
+                <w:color w:val="000000"/>
+                <w:sz w:val="21"/>
+                <w:szCs w:val="21"/>
+                <w:lang w:bidi="ar"/>
+              </w:rPr>
+              <w:t xml:space="preserve"> }}</w:t>
             </w:r>
           </w:p>
         </w:tc>
@@ -2231,9 +2261,9 @@
           <w:shd w:val="clear" w:color="auto" w:fill="17365D"/>
         </w:rPr>
       </w:pPr>
-      <w:bookmarkStart w:id="0" w:name="_Toc534637492"/>
-      <w:bookmarkStart w:id="1" w:name="_Toc526855031"/>
-      <w:bookmarkStart w:id="2" w:name="_Toc527112379"/>
+      <w:bookmarkStart w:id="0" w:name="_Toc527112379"/>
+      <w:bookmarkStart w:id="1" w:name="_Toc534637492"/>
+      <w:bookmarkStart w:id="2" w:name="_Toc526855031"/>
       <w:r>
         <w:rPr>
           <w:rFonts w:hint="eastAsia" w:ascii="微软雅黑" w:hAnsi="微软雅黑" w:eastAsia="微软雅黑" w:cs="微软雅黑"/>
@@ -2312,6 +2342,7 @@
             <w:insideH w:val="single" w:color="244061" w:sz="6" w:space="0"/>
             <w:insideV w:val="single" w:color="244061" w:sz="6" w:space="0"/>
           </w:tblBorders>
+          <w:shd w:val="clear" w:color="auto" w:fill="auto"/>
           <w:tblCellMar>
             <w:top w:w="0" w:type="dxa"/>
             <w:left w:w="0" w:type="dxa"/>
@@ -2794,6 +2825,7 @@
             <w:insideH w:val="single" w:color="244061" w:sz="6" w:space="0"/>
             <w:insideV w:val="single" w:color="244061" w:sz="6" w:space="0"/>
           </w:tblBorders>
+          <w:shd w:val="clear" w:color="auto" w:fill="auto"/>
           <w:tblCellMar>
             <w:top w:w="0" w:type="dxa"/>
             <w:left w:w="0" w:type="dxa"/>
@@ -3700,11 +3732,11 @@
                 <w:lang w:val="en-US" w:eastAsia="zh-CN"/>
               </w:rPr>
             </w:pPr>
-            <w:bookmarkStart w:id="4" w:name="_Toc499"/>
-            <w:bookmarkStart w:id="5" w:name="_Toc2781"/>
-            <w:bookmarkStart w:id="6" w:name="_Toc2819"/>
-            <w:bookmarkStart w:id="7" w:name="_Toc19898_WPSOffice_Level1"/>
-            <w:bookmarkStart w:id="8" w:name="_Toc20136_WPSOffice_Level1"/>
+            <w:bookmarkStart w:id="4" w:name="_Toc20136_WPSOffice_Level1"/>
+            <w:bookmarkStart w:id="5" w:name="_Toc499"/>
+            <w:bookmarkStart w:id="6" w:name="_Toc19898_WPSOffice_Level1"/>
+            <w:bookmarkStart w:id="7" w:name="_Toc2819"/>
+            <w:bookmarkStart w:id="8" w:name="_Toc2781"/>
             <w:bookmarkStart w:id="9" w:name="_Toc22132"/>
             <w:r>
               <w:rPr>
@@ -3873,12 +3905,12 @@
           <w:lang w:val="en-US" w:eastAsia="zh-CN"/>
         </w:rPr>
       </w:pPr>
-      <w:bookmarkStart w:id="10" w:name="_Toc3049"/>
-      <w:bookmarkStart w:id="11" w:name="_Toc18062_WPSOffice_Level2"/>
-      <w:bookmarkStart w:id="12" w:name="_Toc10877"/>
-      <w:bookmarkStart w:id="13" w:name="_Toc23375"/>
-      <w:bookmarkStart w:id="14" w:name="_Toc11015_WPSOffice_Level2"/>
-      <w:bookmarkStart w:id="15" w:name="_Toc9088"/>
+      <w:bookmarkStart w:id="10" w:name="_Toc9088"/>
+      <w:bookmarkStart w:id="11" w:name="_Toc23375"/>
+      <w:bookmarkStart w:id="12" w:name="_Toc11015_WPSOffice_Level2"/>
+      <w:bookmarkStart w:id="13" w:name="_Toc3049"/>
+      <w:bookmarkStart w:id="14" w:name="_Toc18062_WPSOffice_Level2"/>
+      <w:bookmarkStart w:id="15" w:name="_Toc10877"/>
       <w:r>
         <w:rPr>
           <w:rFonts w:hint="eastAsia" w:ascii="微软雅黑" w:hAnsi="微软雅黑" w:eastAsia="微软雅黑" w:cs="微软雅黑"/>
@@ -3934,7 +3966,25 @@
             </w14:solidFill>
           </w14:textFill>
         </w:rPr>
-        <w:t>本次样本共检出{{ summaryOfRresults.thisGeneticmarkerVwListSize }}个变异位点，其中{{summaryOfRresults.somaticDrugCount}}个与靶向药物相关。{%if BodyDrugDrugDetectionStr or unknownVarAnalysisStr %}具体信息详见“基因检测结果解析”。{% endif %}</w:t>
+        <w:t>本次样本共检出{{ summaryOfRresults.thisGeneticmarkerVwListSize }}个变异位点，其中{{summaryOfRresults.somaticDrugCount}}个与靶向药物相关。{%if BodyDrugDrugDetectionStr or unknownVarAnalysisStr %}具体信息详见“检测结果详细解析</w:t>
+      </w:r>
+      <w:bookmarkStart w:id="52" w:name="_GoBack"/>
+      <w:bookmarkEnd w:id="52"/>
+      <w:r>
+        <w:rPr>
+          <w:rFonts w:hint="eastAsia" w:ascii="Times New Roman" w:hAnsi="Times New Roman" w:eastAsia="微软雅黑" w:cs="Times New Roman"/>
+          <w:b/>
+          <w:color w:val="000000" w:themeColor="text1"/>
+          <w:sz w:val="21"/>
+          <w:szCs w:val="21"/>
+          <w:lang w:eastAsia="zh-CN"/>
+          <w14:textFill>
+            <w14:solidFill>
+              <w14:schemeClr w14:val="tx1"/>
+            </w14:solidFill>
+          </w14:textFill>
+        </w:rPr>
+        <w:t>”。{% endif %}</w:t>
       </w:r>
     </w:p>
     <w:tbl>
@@ -8292,12 +8342,12 @@
           <w:lang w:val="en-US" w:eastAsia="zh-CN"/>
         </w:rPr>
       </w:pPr>
-      <w:bookmarkStart w:id="16" w:name="_Toc22552"/>
-      <w:bookmarkStart w:id="17" w:name="_Toc20320"/>
+      <w:bookmarkStart w:id="16" w:name="_Toc20320"/>
+      <w:bookmarkStart w:id="17" w:name="_Toc4339"/>
       <w:bookmarkStart w:id="18" w:name="_Toc6221_WPSOffice_Level2"/>
-      <w:bookmarkStart w:id="19" w:name="_Toc4339"/>
-      <w:bookmarkStart w:id="20" w:name="_Toc7551_WPSOffice_Level2"/>
-      <w:bookmarkStart w:id="21" w:name="_Toc25737"/>
+      <w:bookmarkStart w:id="19" w:name="_Toc22552"/>
+      <w:bookmarkStart w:id="20" w:name="_Toc25737"/>
+      <w:bookmarkStart w:id="21" w:name="_Toc7551_WPSOffice_Level2"/>
       <w:r>
         <w:rPr>
           <w:rFonts w:hint="eastAsia" w:ascii="微软雅黑" w:hAnsi="微软雅黑" w:eastAsia="微软雅黑" w:cs="微软雅黑"/>
@@ -8963,9 +9013,9 @@
           <w:lang w:val="en-US" w:eastAsia="zh-CN"/>
         </w:rPr>
       </w:pPr>
-      <w:bookmarkStart w:id="22" w:name="_Toc10223"/>
-      <w:bookmarkStart w:id="23" w:name="_Toc9387"/>
-      <w:bookmarkStart w:id="24" w:name="_Toc20034"/>
+      <w:bookmarkStart w:id="22" w:name="_Toc9387"/>
+      <w:bookmarkStart w:id="23" w:name="_Toc20034"/>
+      <w:bookmarkStart w:id="24" w:name="_Toc10223"/>
       <w:bookmarkStart w:id="25" w:name="_Toc106719764"/>
       <w:r>
         <w:rPr>
@@ -11437,6 +11487,12 @@
             <w:insideH w:val="dashed" w:color="244061" w:sz="4" w:space="0"/>
             <w:insideV w:val="dashed" w:color="244061" w:sz="4" w:space="0"/>
           </w:tblBorders>
+          <w:tblCellMar>
+            <w:top w:w="0" w:type="dxa"/>
+            <w:left w:w="0" w:type="dxa"/>
+            <w:bottom w:w="0" w:type="dxa"/>
+            <w:right w:w="0" w:type="dxa"/>
+          </w:tblCellMar>
         </w:tblPrEx>
         <w:trPr>
           <w:trHeight w:val="435" w:hRule="atLeast"/>
@@ -12115,10 +12171,10 @@
           <w:lang w:val="en-US" w:eastAsia="zh-CN"/>
         </w:rPr>
       </w:pPr>
-      <w:bookmarkStart w:id="26" w:name="_Toc25428"/>
-      <w:bookmarkStart w:id="27" w:name="_Toc534637498"/>
-      <w:bookmarkStart w:id="28" w:name="_Toc527112385"/>
-      <w:bookmarkStart w:id="29" w:name="_Toc526855037"/>
+      <w:bookmarkStart w:id="26" w:name="_Toc527112385"/>
+      <w:bookmarkStart w:id="27" w:name="_Toc526855037"/>
+      <w:bookmarkStart w:id="28" w:name="_Toc25428"/>
+      <w:bookmarkStart w:id="29" w:name="_Toc534637498"/>
       <w:r>
         <w:rPr>
           <w:rFonts w:hint="eastAsia" w:ascii="微软雅黑" w:hAnsi="微软雅黑" w:eastAsia="微软雅黑" w:cs="微软雅黑"/>
@@ -12174,11 +12230,11 @@
           <w:lang w:val="en-US" w:eastAsia="zh-CN"/>
         </w:rPr>
       </w:pPr>
-      <w:bookmarkStart w:id="30" w:name="_Toc4331_WPSOffice_Level2"/>
-      <w:bookmarkStart w:id="31" w:name="_Toc22255"/>
-      <w:bookmarkStart w:id="32" w:name="_Toc32443_WPSOffice_Level2"/>
-      <w:bookmarkStart w:id="33" w:name="_Toc6468"/>
-      <w:bookmarkStart w:id="34" w:name="_Toc23606"/>
+      <w:bookmarkStart w:id="30" w:name="_Toc6468"/>
+      <w:bookmarkStart w:id="31" w:name="_Toc23606"/>
+      <w:bookmarkStart w:id="32" w:name="_Toc22255"/>
+      <w:bookmarkStart w:id="33" w:name="_Toc4331_WPSOffice_Level2"/>
+      <w:bookmarkStart w:id="34" w:name="_Toc32443_WPSOffice_Level2"/>
       <w:r>
         <w:rPr>
           <w:rFonts w:hint="eastAsia" w:ascii="微软雅黑" w:hAnsi="微软雅黑" w:eastAsia="微软雅黑" w:cs="微软雅黑"/>
@@ -12339,8 +12395,8 @@
         </w:rPr>
       </w:pPr>
       <w:bookmarkStart w:id="38" w:name="_Toc15289_WPSOffice_Level3"/>
-      <w:bookmarkStart w:id="39" w:name="_Toc6931_WPSOffice_Level3"/>
-      <w:bookmarkStart w:id="40" w:name="_Toc18091_WPSOffice_Level3"/>
+      <w:bookmarkStart w:id="39" w:name="_Toc18091_WPSOffice_Level3"/>
+      <w:bookmarkStart w:id="40" w:name="_Toc6931_WPSOffice_Level3"/>
       <w:r>
         <w:rPr>
           <w:rFonts w:hint="eastAsia" w:ascii="Times New Roman" w:hAnsi="Times New Roman" w:eastAsia="微软雅黑" w:cs="Times New Roman"/>
@@ -20107,6 +20163,7 @@
             <w:insideH w:val="dashed" w:color="244061" w:sz="4" w:space="0"/>
             <w:insideV w:val="dashed" w:color="244061" w:sz="4" w:space="0"/>
           </w:tblBorders>
+          <w:shd w:val="clear" w:color="auto" w:fill="auto"/>
           <w:tblCellMar>
             <w:top w:w="0" w:type="dxa"/>
             <w:left w:w="108" w:type="dxa"/>
@@ -20434,6 +20491,7 @@
             <w:insideH w:val="dashed" w:color="244061" w:sz="4" w:space="0"/>
             <w:insideV w:val="dashed" w:color="244061" w:sz="4" w:space="0"/>
           </w:tblBorders>
+          <w:shd w:val="clear" w:color="auto" w:fill="auto"/>
           <w:tblCellMar>
             <w:top w:w="0" w:type="dxa"/>
             <w:left w:w="108" w:type="dxa"/>
@@ -23469,9 +23527,9 @@
           <w:lang w:val="en-US" w:eastAsia="zh-CN"/>
         </w:rPr>
       </w:pPr>
-      <w:bookmarkStart w:id="42" w:name="_Toc534637499"/>
+      <w:bookmarkStart w:id="42" w:name="_Toc527112386"/>
       <w:bookmarkStart w:id="43" w:name="_Toc526855038"/>
-      <w:bookmarkStart w:id="44" w:name="_Toc527112386"/>
+      <w:bookmarkStart w:id="44" w:name="_Toc534637499"/>
       <w:r>
         <w:rPr>
           <w:rFonts w:hint="eastAsia" w:ascii="微软雅黑" w:hAnsi="微软雅黑" w:eastAsia="微软雅黑" w:cs="微软雅黑"/>
@@ -25938,12 +25996,12 @@
         </w:rPr>
       </w:pPr>
       <w:bookmarkStart w:id="45" w:name="_Toc7549"/>
-      <w:bookmarkStart w:id="46" w:name="_Toc22458"/>
-      <w:bookmarkStart w:id="47" w:name="_Toc22484_WPSOffice_Level1"/>
-      <w:bookmarkStart w:id="48" w:name="_Toc19099"/>
+      <w:bookmarkStart w:id="46" w:name="_Toc19099"/>
+      <w:bookmarkStart w:id="47" w:name="_Toc16368_WPSOffice_Level1"/>
+      <w:bookmarkStart w:id="48" w:name="_Toc22458"/>
       <w:bookmarkStart w:id="49" w:name="_Toc28910_WPSOffice_Level1"/>
       <w:bookmarkStart w:id="50" w:name="_Toc30533"/>
-      <w:bookmarkStart w:id="51" w:name="_Toc16368_WPSOffice_Level1"/>
+      <w:bookmarkStart w:id="51" w:name="_Toc22484_WPSOffice_Level1"/>
       <w:r>
         <w:rPr>
           <w:rFonts w:hint="eastAsia" w:ascii="微软雅黑" w:hAnsi="微软雅黑" w:eastAsia="微软雅黑" w:cs="微软雅黑"/>

--- a/WebContent/docx/消化道肿瘤50基因检测-单样本-三峡.docx
+++ b/WebContent/docx/消化道肿瘤50基因检测-单样本-三峡.docx
@@ -2261,8 +2261,8 @@
           <w:shd w:val="clear" w:color="auto" w:fill="17365D"/>
         </w:rPr>
       </w:pPr>
-      <w:bookmarkStart w:id="0" w:name="_Toc527112379"/>
-      <w:bookmarkStart w:id="1" w:name="_Toc534637492"/>
+      <w:bookmarkStart w:id="0" w:name="_Toc534637492"/>
+      <w:bookmarkStart w:id="1" w:name="_Toc527112379"/>
       <w:bookmarkStart w:id="2" w:name="_Toc526855031"/>
       <w:r>
         <w:rPr>
@@ -2442,7 +2442,6 @@
             <w:insideH w:val="single" w:color="244061" w:sz="6" w:space="0"/>
             <w:insideV w:val="single" w:color="244061" w:sz="6" w:space="0"/>
           </w:tblBorders>
-          <w:shd w:val="clear" w:color="auto" w:fill="auto"/>
           <w:tblCellMar>
             <w:top w:w="0" w:type="dxa"/>
             <w:left w:w="0" w:type="dxa"/>
@@ -2741,7 +2740,6 @@
             <w:insideH w:val="single" w:color="244061" w:sz="6" w:space="0"/>
             <w:insideV w:val="single" w:color="244061" w:sz="6" w:space="0"/>
           </w:tblBorders>
-          <w:shd w:val="clear" w:color="auto" w:fill="auto"/>
           <w:tblCellMar>
             <w:top w:w="0" w:type="dxa"/>
             <w:left w:w="0" w:type="dxa"/>
@@ -3119,7 +3117,6 @@
             <w:insideH w:val="single" w:color="244061" w:sz="6" w:space="0"/>
             <w:insideV w:val="single" w:color="244061" w:sz="6" w:space="0"/>
           </w:tblBorders>
-          <w:shd w:val="clear" w:color="auto" w:fill="auto"/>
           <w:tblCellMar>
             <w:top w:w="0" w:type="dxa"/>
             <w:left w:w="0" w:type="dxa"/>
@@ -3263,7 +3260,6 @@
             <w:insideH w:val="single" w:color="244061" w:sz="6" w:space="0"/>
             <w:insideV w:val="single" w:color="244061" w:sz="6" w:space="0"/>
           </w:tblBorders>
-          <w:shd w:val="clear" w:color="auto" w:fill="auto"/>
           <w:tblCellMar>
             <w:top w:w="0" w:type="dxa"/>
             <w:left w:w="0" w:type="dxa"/>
@@ -3402,7 +3398,6 @@
             <w:insideH w:val="single" w:color="244061" w:sz="6" w:space="0"/>
             <w:insideV w:val="single" w:color="244061" w:sz="6" w:space="0"/>
           </w:tblBorders>
-          <w:shd w:val="clear" w:color="auto" w:fill="auto"/>
           <w:tblCellMar>
             <w:top w:w="0" w:type="dxa"/>
             <w:left w:w="0" w:type="dxa"/>
@@ -3704,12 +3699,6 @@
             <w:insideH w:val="none" w:color="auto" w:sz="0" w:space="0"/>
             <w:insideV w:val="none" w:color="auto" w:sz="0" w:space="0"/>
           </w:tblBorders>
-          <w:tblCellMar>
-            <w:top w:w="0" w:type="dxa"/>
-            <w:left w:w="108" w:type="dxa"/>
-            <w:bottom w:w="0" w:type="dxa"/>
-            <w:right w:w="108" w:type="dxa"/>
-          </w:tblCellMar>
         </w:tblPrEx>
         <w:trPr>
           <w:jc w:val="center"/>
@@ -3732,11 +3721,11 @@
                 <w:lang w:val="en-US" w:eastAsia="zh-CN"/>
               </w:rPr>
             </w:pPr>
-            <w:bookmarkStart w:id="4" w:name="_Toc20136_WPSOffice_Level1"/>
-            <w:bookmarkStart w:id="5" w:name="_Toc499"/>
-            <w:bookmarkStart w:id="6" w:name="_Toc19898_WPSOffice_Level1"/>
-            <w:bookmarkStart w:id="7" w:name="_Toc2819"/>
-            <w:bookmarkStart w:id="8" w:name="_Toc2781"/>
+            <w:bookmarkStart w:id="4" w:name="_Toc2781"/>
+            <w:bookmarkStart w:id="5" w:name="_Toc20136_WPSOffice_Level1"/>
+            <w:bookmarkStart w:id="6" w:name="_Toc2819"/>
+            <w:bookmarkStart w:id="7" w:name="_Toc499"/>
+            <w:bookmarkStart w:id="8" w:name="_Toc19898_WPSOffice_Level1"/>
             <w:bookmarkStart w:id="9" w:name="_Toc22132"/>
             <w:r>
               <w:rPr>
@@ -3905,12 +3894,12 @@
           <w:lang w:val="en-US" w:eastAsia="zh-CN"/>
         </w:rPr>
       </w:pPr>
-      <w:bookmarkStart w:id="10" w:name="_Toc9088"/>
-      <w:bookmarkStart w:id="11" w:name="_Toc23375"/>
+      <w:bookmarkStart w:id="10" w:name="_Toc18062_WPSOffice_Level2"/>
+      <w:bookmarkStart w:id="11" w:name="_Toc10877"/>
       <w:bookmarkStart w:id="12" w:name="_Toc11015_WPSOffice_Level2"/>
-      <w:bookmarkStart w:id="13" w:name="_Toc3049"/>
-      <w:bookmarkStart w:id="14" w:name="_Toc18062_WPSOffice_Level2"/>
-      <w:bookmarkStart w:id="15" w:name="_Toc10877"/>
+      <w:bookmarkStart w:id="13" w:name="_Toc23375"/>
+      <w:bookmarkStart w:id="14" w:name="_Toc9088"/>
+      <w:bookmarkStart w:id="15" w:name="_Toc3049"/>
       <w:r>
         <w:rPr>
           <w:rFonts w:hint="eastAsia" w:ascii="微软雅黑" w:hAnsi="微软雅黑" w:eastAsia="微软雅黑" w:cs="微软雅黑"/>
@@ -3966,25 +3955,7 @@
             </w14:solidFill>
           </w14:textFill>
         </w:rPr>
-        <w:t>本次样本共检出{{ summaryOfRresults.thisGeneticmarkerVwListSize }}个变异位点，其中{{summaryOfRresults.somaticDrugCount}}个与靶向药物相关。{%if BodyDrugDrugDetectionStr or unknownVarAnalysisStr %}具体信息详见“检测结果详细解析</w:t>
-      </w:r>
-      <w:bookmarkStart w:id="52" w:name="_GoBack"/>
-      <w:bookmarkEnd w:id="52"/>
-      <w:r>
-        <w:rPr>
-          <w:rFonts w:hint="eastAsia" w:ascii="Times New Roman" w:hAnsi="Times New Roman" w:eastAsia="微软雅黑" w:cs="Times New Roman"/>
-          <w:b/>
-          <w:color w:val="000000" w:themeColor="text1"/>
-          <w:sz w:val="21"/>
-          <w:szCs w:val="21"/>
-          <w:lang w:eastAsia="zh-CN"/>
-          <w14:textFill>
-            <w14:solidFill>
-              <w14:schemeClr w14:val="tx1"/>
-            </w14:solidFill>
-          </w14:textFill>
-        </w:rPr>
-        <w:t>”。{% endif %}</w:t>
+        <w:t>本次样本共检出{{ summaryOfRresults.thisGeneticmarkerVwListSize }}个变异位点，其中{{summaryOfRresults.somaticDrugCount}}个与靶向药物相关。{%if BodyDrugDrugDetectionStr or unknownVarAnalysisStr %}具体信息详见“检测结果详细解析”。{% endif %}</w:t>
       </w:r>
     </w:p>
     <w:tbl>
@@ -4091,13 +4062,24 @@
             </w:pPr>
             <w:r>
               <w:rPr>
-                <w:rFonts w:ascii="Times New Roman" w:hAnsi="Times New Roman" w:eastAsia="微软雅黑" w:cs="Times New Roman"/>
+                <w:rFonts w:hint="eastAsia" w:ascii="Times New Roman" w:hAnsi="Times New Roman" w:eastAsia="微软雅黑" w:cs="Times New Roman"/>
                 <w:b/>
                 <w:color w:val="244061"/>
                 <w:sz w:val="21"/>
                 <w:szCs w:val="21"/>
-              </w:rPr>
-              <w:t>突变基因</w:t>
+                <w:lang w:val="en-US" w:eastAsia="zh-CN"/>
+              </w:rPr>
+              <w:t>检测</w:t>
+            </w:r>
+            <w:r>
+              <w:rPr>
+                <w:rFonts w:ascii="Times New Roman" w:hAnsi="Times New Roman" w:eastAsia="微软雅黑" w:cs="Times New Roman"/>
+                <w:b/>
+                <w:color w:val="244061"/>
+                <w:sz w:val="21"/>
+                <w:szCs w:val="21"/>
+              </w:rPr>
+              <w:t>基因</w:t>
             </w:r>
           </w:p>
         </w:tc>
@@ -6250,60 +6232,80 @@
         </w:tc>
         <w:tc>
           <w:tcPr>
-            <w:tcW w:w="535" w:type="pct"/>
+            <w:tcW w:w="1031" w:type="dxa"/>
             <w:shd w:val="clear" w:color="auto" w:fill="auto"/>
             <w:vAlign w:val="center"/>
           </w:tcPr>
           <w:p>
             <w:pPr>
-              <w:ind w:left="162" w:right="163"/>
-              <w:jc w:val="center"/>
-              <w:rPr>
-                <w:rFonts w:ascii="Times New Roman" w:hAnsi="Times New Roman" w:eastAsia="微软雅黑" w:cs="Times New Roman"/>
-                <w:b/>
-                <w:sz w:val="21"/>
-                <w:szCs w:val="21"/>
-                <w:lang w:eastAsia="zh-CN"/>
-              </w:rPr>
-            </w:pPr>
-            <w:r>
-              <w:rPr>
-                <w:rFonts w:hint="eastAsia" w:ascii="Times New Roman" w:hAnsi="Times New Roman" w:eastAsia="微软雅黑" w:cs="Times New Roman"/>
-                <w:b/>
+              <w:ind w:left="162" w:leftChars="0" w:right="163" w:rightChars="0"/>
+              <w:jc w:val="center"/>
+              <w:rPr>
+                <w:rFonts w:ascii="Times New Roman" w:hAnsi="Times New Roman" w:eastAsia="微软雅黑" w:cs="Times New Roman"/>
+                <w:b/>
+                <w:sz w:val="21"/>
+                <w:szCs w:val="21"/>
+                <w:lang w:eastAsia="zh-CN"/>
+              </w:rPr>
+            </w:pPr>
+            <w:r>
+              <w:rPr>
+                <w:rFonts w:hint="default" w:ascii="Times New Roman" w:hAnsi="Times New Roman" w:eastAsia="微软雅黑" w:cs="Times New Roman"/>
+                <w:b/>
+                <w:sz w:val="21"/>
+                <w:szCs w:val="21"/>
+                <w:lang w:eastAsia="zh-CN"/>
+              </w:rPr>
+              <w:t>{{ tip.comutation</w:t>
+            </w:r>
+            <w:r>
+              <w:rPr>
+                <w:rFonts w:hint="eastAsia" w:ascii="Times New Roman" w:hAnsi="Times New Roman" w:eastAsia="微软雅黑" w:cs="Times New Roman"/>
+                <w:b/>
+                <w:sz w:val="21"/>
+                <w:szCs w:val="21"/>
+                <w:lang w:val="en-US" w:eastAsia="zh-CN"/>
+              </w:rPr>
+              <w:t>1</w:t>
+            </w:r>
+            <w:r>
+              <w:rPr>
+                <w:rFonts w:hint="default" w:ascii="Times New Roman" w:hAnsi="Times New Roman" w:eastAsia="微软雅黑" w:cs="Times New Roman"/>
+                <w:b/>
+                <w:sz w:val="21"/>
+                <w:szCs w:val="21"/>
+                <w:lang w:eastAsia="zh-CN"/>
+              </w:rPr>
+              <w:t xml:space="preserve"> }}</w:t>
+            </w:r>
+          </w:p>
+        </w:tc>
+        <w:tc>
+          <w:tcPr>
+            <w:tcW w:w="1463" w:type="dxa"/>
+            <w:shd w:val="clear" w:color="auto" w:fill="auto"/>
+            <w:vAlign w:val="center"/>
+          </w:tcPr>
+          <w:p>
+            <w:pPr>
+              <w:spacing w:before="2"/>
+              <w:ind w:left="116" w:leftChars="0" w:right="116" w:rightChars="0"/>
+              <w:jc w:val="center"/>
+              <w:rPr>
+                <w:rFonts w:ascii="Times New Roman" w:hAnsi="Times New Roman" w:eastAsia="微软雅黑" w:cs="Times New Roman"/>
+                <w:sz w:val="21"/>
+                <w:szCs w:val="21"/>
+                <w:lang w:eastAsia="zh-CN"/>
+              </w:rPr>
+            </w:pPr>
+            <w:r>
+              <w:rPr>
+                <w:rFonts w:hint="default" w:ascii="Times New Roman" w:hAnsi="Times New Roman" w:eastAsia="微软雅黑" w:cs="Times New Roman"/>
                 <w:sz w:val="21"/>
                 <w:szCs w:val="21"/>
                 <w:lang w:eastAsia="zh-CN"/>
               </w:rPr>
               <w:t>{{ tip.comutation }}</w:t>
-            </w:r>
-          </w:p>
-        </w:tc>
-        <w:tc>
-          <w:tcPr>
-            <w:tcW w:w="759" w:type="pct"/>
-            <w:shd w:val="clear" w:color="auto" w:fill="auto"/>
-            <w:vAlign w:val="center"/>
-          </w:tcPr>
-          <w:p>
-            <w:pPr>
-              <w:spacing w:before="2"/>
-              <w:ind w:left="116" w:right="116"/>
-              <w:jc w:val="center"/>
-              <w:rPr>
-                <w:rFonts w:ascii="Times New Roman" w:hAnsi="Times New Roman" w:eastAsia="微软雅黑" w:cs="Times New Roman"/>
-                <w:sz w:val="21"/>
-                <w:szCs w:val="21"/>
-                <w:lang w:eastAsia="zh-CN"/>
-              </w:rPr>
-            </w:pPr>
-            <w:r>
-              <w:rPr>
-                <w:rFonts w:hint="eastAsia" w:ascii="Times New Roman" w:hAnsi="Times New Roman" w:eastAsia="微软雅黑" w:cs="Times New Roman"/>
-                <w:sz w:val="21"/>
-                <w:szCs w:val="21"/>
-                <w:lang w:val="en-US" w:eastAsia="zh-CN"/>
-              </w:rPr>
-              <w:t>-</w:t>
             </w:r>
           </w:p>
         </w:tc>
@@ -8343,11 +8345,11 @@
         </w:rPr>
       </w:pPr>
       <w:bookmarkStart w:id="16" w:name="_Toc20320"/>
-      <w:bookmarkStart w:id="17" w:name="_Toc4339"/>
-      <w:bookmarkStart w:id="18" w:name="_Toc6221_WPSOffice_Level2"/>
-      <w:bookmarkStart w:id="19" w:name="_Toc22552"/>
-      <w:bookmarkStart w:id="20" w:name="_Toc25737"/>
-      <w:bookmarkStart w:id="21" w:name="_Toc7551_WPSOffice_Level2"/>
+      <w:bookmarkStart w:id="17" w:name="_Toc7551_WPSOffice_Level2"/>
+      <w:bookmarkStart w:id="18" w:name="_Toc22552"/>
+      <w:bookmarkStart w:id="19" w:name="_Toc25737"/>
+      <w:bookmarkStart w:id="20" w:name="_Toc4339"/>
+      <w:bookmarkStart w:id="21" w:name="_Toc6221_WPSOffice_Level2"/>
       <w:r>
         <w:rPr>
           <w:rFonts w:hint="eastAsia" w:ascii="微软雅黑" w:hAnsi="微软雅黑" w:eastAsia="微软雅黑" w:cs="微软雅黑"/>
@@ -9013,10 +9015,10 @@
           <w:lang w:val="en-US" w:eastAsia="zh-CN"/>
         </w:rPr>
       </w:pPr>
-      <w:bookmarkStart w:id="22" w:name="_Toc9387"/>
-      <w:bookmarkStart w:id="23" w:name="_Toc20034"/>
-      <w:bookmarkStart w:id="24" w:name="_Toc10223"/>
-      <w:bookmarkStart w:id="25" w:name="_Toc106719764"/>
+      <w:bookmarkStart w:id="22" w:name="_Toc10223"/>
+      <w:bookmarkStart w:id="23" w:name="_Toc9387"/>
+      <w:bookmarkStart w:id="24" w:name="_Toc106719764"/>
+      <w:bookmarkStart w:id="25" w:name="_Toc20034"/>
       <w:r>
         <w:rPr>
           <w:rFonts w:hint="eastAsia" w:ascii="微软雅黑" w:hAnsi="微软雅黑" w:eastAsia="微软雅黑" w:cs="微软雅黑"/>
@@ -9539,7 +9541,6 @@
             <w:insideH w:val="dashed" w:color="244061" w:sz="4" w:space="0"/>
             <w:insideV w:val="dashed" w:color="244061" w:sz="4" w:space="0"/>
           </w:tblBorders>
-          <w:shd w:val="clear" w:color="auto" w:fill="auto"/>
           <w:tblCellMar>
             <w:top w:w="0" w:type="dxa"/>
             <w:left w:w="108" w:type="dxa"/>
@@ -12171,10 +12172,10 @@
           <w:lang w:val="en-US" w:eastAsia="zh-CN"/>
         </w:rPr>
       </w:pPr>
-      <w:bookmarkStart w:id="26" w:name="_Toc527112385"/>
-      <w:bookmarkStart w:id="27" w:name="_Toc526855037"/>
-      <w:bookmarkStart w:id="28" w:name="_Toc25428"/>
-      <w:bookmarkStart w:id="29" w:name="_Toc534637498"/>
+      <w:bookmarkStart w:id="26" w:name="_Toc25428"/>
+      <w:bookmarkStart w:id="27" w:name="_Toc534637498"/>
+      <w:bookmarkStart w:id="28" w:name="_Toc527112385"/>
+      <w:bookmarkStart w:id="29" w:name="_Toc526855037"/>
       <w:r>
         <w:rPr>
           <w:rFonts w:hint="eastAsia" w:ascii="微软雅黑" w:hAnsi="微软雅黑" w:eastAsia="微软雅黑" w:cs="微软雅黑"/>
@@ -12230,11 +12231,11 @@
           <w:lang w:val="en-US" w:eastAsia="zh-CN"/>
         </w:rPr>
       </w:pPr>
-      <w:bookmarkStart w:id="30" w:name="_Toc6468"/>
-      <w:bookmarkStart w:id="31" w:name="_Toc23606"/>
-      <w:bookmarkStart w:id="32" w:name="_Toc22255"/>
-      <w:bookmarkStart w:id="33" w:name="_Toc4331_WPSOffice_Level2"/>
-      <w:bookmarkStart w:id="34" w:name="_Toc32443_WPSOffice_Level2"/>
+      <w:bookmarkStart w:id="30" w:name="_Toc22255"/>
+      <w:bookmarkStart w:id="31" w:name="_Toc32443_WPSOffice_Level2"/>
+      <w:bookmarkStart w:id="32" w:name="_Toc23606"/>
+      <w:bookmarkStart w:id="33" w:name="_Toc6468"/>
+      <w:bookmarkStart w:id="34" w:name="_Toc4331_WPSOffice_Level2"/>
       <w:r>
         <w:rPr>
           <w:rFonts w:hint="eastAsia" w:ascii="微软雅黑" w:hAnsi="微软雅黑" w:eastAsia="微软雅黑" w:cs="微软雅黑"/>
@@ -12394,9 +12395,9 @@
           </w14:textFill>
         </w:rPr>
       </w:pPr>
-      <w:bookmarkStart w:id="38" w:name="_Toc15289_WPSOffice_Level3"/>
-      <w:bookmarkStart w:id="39" w:name="_Toc18091_WPSOffice_Level3"/>
-      <w:bookmarkStart w:id="40" w:name="_Toc6931_WPSOffice_Level3"/>
+      <w:bookmarkStart w:id="38" w:name="_Toc6931_WPSOffice_Level3"/>
+      <w:bookmarkStart w:id="39" w:name="_Toc15289_WPSOffice_Level3"/>
+      <w:bookmarkStart w:id="40" w:name="_Toc18091_WPSOffice_Level3"/>
       <w:r>
         <w:rPr>
           <w:rFonts w:hint="eastAsia" w:ascii="Times New Roman" w:hAnsi="Times New Roman" w:eastAsia="微软雅黑" w:cs="Times New Roman"/>
@@ -12450,12 +12451,6 @@
             <w:insideH w:val="dotted" w:color="45A3A7" w:sz="4" w:space="0"/>
             <w:insideV w:val="dotted" w:color="45A3A7" w:sz="4" w:space="0"/>
           </w:tblBorders>
-          <w:tblCellMar>
-            <w:top w:w="0" w:type="dxa"/>
-            <w:left w:w="108" w:type="dxa"/>
-            <w:bottom w:w="0" w:type="dxa"/>
-            <w:right w:w="108" w:type="dxa"/>
-          </w:tblCellMar>
         </w:tblPrEx>
         <w:trPr>
           <w:trHeight w:val="417" w:hRule="atLeast"/>
@@ -16070,7 +16065,31 @@
           <w:szCs w:val="24"/>
           <w:lang w:eastAsia="zh-CN"/>
         </w:rPr>
-        <w:t>{{ tdd.comutation }}</w:t>
+        <w:t>{{ tdd.comutation</w:t>
+      </w:r>
+      <w:r>
+        <w:rPr>
+          <w:rFonts w:hint="eastAsia" w:ascii="Times New Roman" w:hAnsi="Times New Roman" w:eastAsia="微软雅黑" w:cs="Times New Roman"/>
+          <w:b/>
+          <w:color w:val="auto"/>
+          <w:sz w:val="24"/>
+          <w:szCs w:val="24"/>
+          <w:lang w:val="en-US" w:eastAsia="zh-CN"/>
+        </w:rPr>
+        <w:t>1</w:t>
+      </w:r>
+      <w:bookmarkStart w:id="52" w:name="_GoBack"/>
+      <w:bookmarkEnd w:id="52"/>
+      <w:r>
+        <w:rPr>
+          <w:rFonts w:hint="eastAsia" w:ascii="Times New Roman" w:hAnsi="Times New Roman" w:eastAsia="微软雅黑" w:cs="Times New Roman"/>
+          <w:b/>
+          <w:color w:val="auto"/>
+          <w:sz w:val="24"/>
+          <w:szCs w:val="24"/>
+          <w:lang w:eastAsia="zh-CN"/>
+        </w:rPr>
+        <w:t xml:space="preserve"> }}</w:t>
       </w:r>
     </w:p>
     <w:tbl>
@@ -16194,7 +16213,7 @@
                 <w:szCs w:val="18"/>
                 <w:lang w:val="en-US" w:eastAsia="zh-CN"/>
               </w:rPr>
-              <w:t>-</w:t>
+              <w:t>{{tdd.comutation}}</w:t>
             </w:r>
           </w:p>
         </w:tc>
@@ -19956,682 +19975,6 @@
           <w:lang w:eastAsia="zh-CN"/>
         </w:rPr>
         <w:t>潜在受益药物研究信息：</w:t>
-      </w:r>
-    </w:p>
-    <w:tbl>
-      <w:tblPr>
-        <w:tblStyle w:val="19"/>
-        <w:tblpPr w:leftFromText="180" w:rightFromText="180" w:vertAnchor="text" w:tblpXSpec="center" w:tblpY="1"/>
-        <w:tblOverlap w:val="never"/>
-        <w:tblW w:w="9870" w:type="dxa"/>
-        <w:jc w:val="center"/>
-        <w:tblBorders>
-          <w:top w:val="single" w:color="244061" w:sz="18" w:space="0"/>
-          <w:left w:val="none" w:color="auto" w:sz="0" w:space="0"/>
-          <w:bottom w:val="dashed" w:color="244061" w:sz="4" w:space="0"/>
-          <w:right w:val="none" w:color="auto" w:sz="0" w:space="0"/>
-          <w:insideH w:val="dashed" w:color="244061" w:sz="4" w:space="0"/>
-          <w:insideV w:val="dashed" w:color="244061" w:sz="4" w:space="0"/>
-        </w:tblBorders>
-        <w:shd w:val="clear" w:color="auto" w:fill="auto"/>
-        <w:tblLayout w:type="fixed"/>
-        <w:tblCellMar>
-          <w:top w:w="0" w:type="dxa"/>
-          <w:left w:w="108" w:type="dxa"/>
-          <w:bottom w:w="0" w:type="dxa"/>
-          <w:right w:w="108" w:type="dxa"/>
-        </w:tblCellMar>
-      </w:tblPr>
-      <w:tblGrid>
-        <w:gridCol w:w="1526"/>
-        <w:gridCol w:w="1417"/>
-        <w:gridCol w:w="1134"/>
-        <w:gridCol w:w="5793"/>
-      </w:tblGrid>
-      <w:tr>
-        <w:tblPrEx>
-          <w:tblBorders>
-            <w:top w:val="single" w:color="244061" w:sz="18" w:space="0"/>
-            <w:left w:val="none" w:color="auto" w:sz="0" w:space="0"/>
-            <w:bottom w:val="dashed" w:color="244061" w:sz="4" w:space="0"/>
-            <w:right w:val="none" w:color="auto" w:sz="0" w:space="0"/>
-            <w:insideH w:val="dashed" w:color="244061" w:sz="4" w:space="0"/>
-            <w:insideV w:val="dashed" w:color="244061" w:sz="4" w:space="0"/>
-          </w:tblBorders>
-          <w:tblCellMar>
-            <w:top w:w="0" w:type="dxa"/>
-            <w:left w:w="108" w:type="dxa"/>
-            <w:bottom w:w="0" w:type="dxa"/>
-            <w:right w:w="108" w:type="dxa"/>
-          </w:tblCellMar>
-        </w:tblPrEx>
-        <w:trPr>
-          <w:trHeight w:val="417" w:hRule="atLeast"/>
-          <w:jc w:val="center"/>
-        </w:trPr>
-        <w:tc>
-          <w:tcPr>
-            <w:tcW w:w="1526" w:type="dxa"/>
-            <w:shd w:val="clear" w:color="auto" w:fill="auto"/>
-            <w:vAlign w:val="center"/>
-          </w:tcPr>
-          <w:p>
-            <w:pPr>
-              <w:keepNext/>
-              <w:spacing w:before="26"/>
-              <w:ind w:firstLine="180" w:firstLineChars="100"/>
-              <w:rPr>
-                <w:rFonts w:ascii="Times New Roman" w:hAnsi="Times New Roman" w:eastAsia="微软雅黑" w:cs="Times New Roman"/>
-                <w:b/>
-                <w:color w:val="244061"/>
-                <w:sz w:val="18"/>
-                <w:szCs w:val="18"/>
-                <w:lang w:eastAsia="zh-CN"/>
-              </w:rPr>
-            </w:pPr>
-            <w:r>
-              <w:rPr>
-                <w:rFonts w:ascii="Times New Roman" w:hAnsi="Times New Roman" w:eastAsia="微软雅黑" w:cs="Times New Roman"/>
-                <w:b/>
-                <w:color w:val="244061"/>
-                <w:sz w:val="18"/>
-                <w:szCs w:val="18"/>
-                <w:lang w:eastAsia="zh-CN"/>
-              </w:rPr>
-              <w:t>药物名称</w:t>
-            </w:r>
-          </w:p>
-        </w:tc>
-        <w:tc>
-          <w:tcPr>
-            <w:tcW w:w="1417" w:type="dxa"/>
-            <w:shd w:val="clear" w:color="auto" w:fill="auto"/>
-            <w:vAlign w:val="center"/>
-          </w:tcPr>
-          <w:p>
-            <w:pPr>
-              <w:keepNext/>
-              <w:spacing w:before="26"/>
-              <w:jc w:val="center"/>
-              <w:rPr>
-                <w:rFonts w:ascii="Times New Roman" w:hAnsi="Times New Roman" w:eastAsia="微软雅黑" w:cs="Times New Roman"/>
-                <w:b/>
-                <w:color w:val="244061"/>
-                <w:sz w:val="18"/>
-                <w:szCs w:val="18"/>
-                <w:lang w:eastAsia="zh-CN"/>
-              </w:rPr>
-            </w:pPr>
-            <w:r>
-              <w:rPr>
-                <w:rFonts w:ascii="Times New Roman" w:hAnsi="Times New Roman" w:eastAsia="微软雅黑" w:cs="Times New Roman"/>
-                <w:b/>
-                <w:color w:val="244061"/>
-                <w:sz w:val="18"/>
-                <w:szCs w:val="18"/>
-                <w:lang w:eastAsia="zh-CN"/>
-              </w:rPr>
-              <w:t>相关疾病</w:t>
-            </w:r>
-          </w:p>
-        </w:tc>
-        <w:tc>
-          <w:tcPr>
-            <w:tcW w:w="1134" w:type="dxa"/>
-            <w:shd w:val="clear" w:color="auto" w:fill="auto"/>
-            <w:vAlign w:val="center"/>
-          </w:tcPr>
-          <w:p>
-            <w:pPr>
-              <w:keepNext/>
-              <w:spacing w:before="26"/>
-              <w:jc w:val="center"/>
-              <w:rPr>
-                <w:rFonts w:ascii="Times New Roman" w:hAnsi="Times New Roman" w:eastAsia="微软雅黑" w:cs="Times New Roman"/>
-                <w:b/>
-                <w:color w:val="244061"/>
-                <w:sz w:val="18"/>
-                <w:szCs w:val="18"/>
-                <w:lang w:eastAsia="zh-CN"/>
-              </w:rPr>
-            </w:pPr>
-            <w:r>
-              <w:rPr>
-                <w:rFonts w:ascii="Times New Roman" w:hAnsi="Times New Roman" w:eastAsia="微软雅黑" w:cs="Times New Roman"/>
-                <w:b/>
-                <w:color w:val="244061"/>
-                <w:sz w:val="18"/>
-                <w:szCs w:val="18"/>
-                <w:lang w:eastAsia="zh-CN"/>
-              </w:rPr>
-              <w:t>证据</w:t>
-            </w:r>
-            <w:r>
-              <w:rPr>
-                <w:rFonts w:hint="eastAsia" w:ascii="Times New Roman" w:hAnsi="Times New Roman" w:eastAsia="微软雅黑" w:cs="Times New Roman"/>
-                <w:b/>
-                <w:color w:val="244061"/>
-                <w:sz w:val="18"/>
-                <w:szCs w:val="18"/>
-                <w:lang w:eastAsia="zh-CN"/>
-              </w:rPr>
-              <w:t>等级</w:t>
-            </w:r>
-          </w:p>
-        </w:tc>
-        <w:tc>
-          <w:tcPr>
-            <w:tcW w:w="5793" w:type="dxa"/>
-            <w:shd w:val="clear" w:color="auto" w:fill="auto"/>
-            <w:vAlign w:val="center"/>
-          </w:tcPr>
-          <w:p>
-            <w:pPr>
-              <w:keepNext/>
-              <w:spacing w:before="26"/>
-              <w:jc w:val="center"/>
-              <w:rPr>
-                <w:rFonts w:ascii="Times New Roman" w:hAnsi="Times New Roman" w:eastAsia="微软雅黑" w:cs="Times New Roman"/>
-                <w:b/>
-                <w:color w:val="244061"/>
-                <w:sz w:val="18"/>
-                <w:szCs w:val="18"/>
-                <w:lang w:eastAsia="zh-CN"/>
-              </w:rPr>
-            </w:pPr>
-            <w:r>
-              <w:rPr>
-                <w:rFonts w:ascii="Times New Roman" w:hAnsi="Times New Roman" w:eastAsia="微软雅黑" w:cs="Times New Roman"/>
-                <w:b/>
-                <w:color w:val="244061"/>
-                <w:sz w:val="18"/>
-                <w:szCs w:val="18"/>
-                <w:lang w:eastAsia="zh-CN"/>
-              </w:rPr>
-              <w:t>循证医学信息</w:t>
-            </w:r>
-          </w:p>
-        </w:tc>
-      </w:tr>
-      <w:tr>
-        <w:tblPrEx>
-          <w:tblBorders>
-            <w:top w:val="single" w:color="244061" w:sz="18" w:space="0"/>
-            <w:left w:val="none" w:color="auto" w:sz="0" w:space="0"/>
-            <w:bottom w:val="dashed" w:color="244061" w:sz="4" w:space="0"/>
-            <w:right w:val="none" w:color="auto" w:sz="0" w:space="0"/>
-            <w:insideH w:val="dashed" w:color="244061" w:sz="4" w:space="0"/>
-            <w:insideV w:val="dashed" w:color="244061" w:sz="4" w:space="0"/>
-          </w:tblBorders>
-          <w:shd w:val="clear" w:color="auto" w:fill="auto"/>
-          <w:tblCellMar>
-            <w:top w:w="0" w:type="dxa"/>
-            <w:left w:w="108" w:type="dxa"/>
-            <w:bottom w:w="0" w:type="dxa"/>
-            <w:right w:w="108" w:type="dxa"/>
-          </w:tblCellMar>
-        </w:tblPrEx>
-        <w:trPr>
-          <w:trHeight w:val="494" w:hRule="atLeast"/>
-          <w:jc w:val="center"/>
-        </w:trPr>
-        <w:tc>
-          <w:tcPr>
-            <w:tcW w:w="9870" w:type="dxa"/>
-            <w:gridSpan w:val="4"/>
-            <w:shd w:val="clear" w:color="auto" w:fill="auto"/>
-            <w:vAlign w:val="center"/>
-          </w:tcPr>
-          <w:p>
-            <w:pPr>
-              <w:keepNext/>
-              <w:spacing w:before="26"/>
-              <w:jc w:val="center"/>
-              <w:rPr>
-                <w:rFonts w:ascii="Times New Roman" w:hAnsi="Times New Roman" w:eastAsia="微软雅黑" w:cs="Times New Roman"/>
-                <w:bCs/>
-                <w:color w:val="auto"/>
-                <w:sz w:val="18"/>
-                <w:szCs w:val="18"/>
-                <w:highlight w:val="yellow"/>
-                <w:lang w:eastAsia="zh-CN"/>
-              </w:rPr>
-            </w:pPr>
-            <w:r>
-              <w:rPr>
-                <w:rFonts w:hint="eastAsia" w:ascii="Times New Roman" w:hAnsi="Times New Roman" w:eastAsia="微软雅黑" w:cs="Times New Roman"/>
-                <w:b/>
-                <w:color w:val="auto"/>
-                <w:sz w:val="18"/>
-                <w:szCs w:val="18"/>
-                <w:lang w:eastAsia="zh-CN"/>
-              </w:rPr>
-              <w:t>{%tr for msicli in msianalysisOfImmuneTestResults.drugResearchList %}</w:t>
-            </w:r>
-          </w:p>
-        </w:tc>
-      </w:tr>
-      <w:tr>
-        <w:tblPrEx>
-          <w:tblBorders>
-            <w:top w:val="single" w:color="244061" w:sz="18" w:space="0"/>
-            <w:left w:val="none" w:color="auto" w:sz="0" w:space="0"/>
-            <w:bottom w:val="dashed" w:color="244061" w:sz="4" w:space="0"/>
-            <w:right w:val="none" w:color="auto" w:sz="0" w:space="0"/>
-            <w:insideH w:val="dashed" w:color="244061" w:sz="4" w:space="0"/>
-            <w:insideV w:val="dashed" w:color="244061" w:sz="4" w:space="0"/>
-          </w:tblBorders>
-          <w:shd w:val="clear" w:color="auto" w:fill="auto"/>
-          <w:tblCellMar>
-            <w:top w:w="0" w:type="dxa"/>
-            <w:left w:w="108" w:type="dxa"/>
-            <w:bottom w:w="0" w:type="dxa"/>
-            <w:right w:w="108" w:type="dxa"/>
-          </w:tblCellMar>
-        </w:tblPrEx>
-        <w:trPr>
-          <w:trHeight w:val="494" w:hRule="atLeast"/>
-          <w:jc w:val="center"/>
-        </w:trPr>
-        <w:tc>
-          <w:tcPr>
-            <w:tcW w:w="1526" w:type="dxa"/>
-            <w:shd w:val="clear" w:color="auto" w:fill="auto"/>
-            <w:vAlign w:val="center"/>
-          </w:tcPr>
-          <w:p>
-            <w:pPr>
-              <w:spacing w:before="1" w:line="249" w:lineRule="auto"/>
-              <w:ind w:right="131"/>
-              <w:jc w:val="center"/>
-              <w:rPr>
-                <w:rFonts w:hint="default" w:ascii="Times New Roman" w:hAnsi="Times New Roman" w:eastAsia="微软雅黑" w:cs="Times New Roman"/>
-                <w:b/>
-                <w:color w:val="auto"/>
-                <w:sz w:val="18"/>
-                <w:szCs w:val="18"/>
-                <w:highlight w:val="yellow"/>
-                <w:lang w:val="en-US"/>
-              </w:rPr>
-            </w:pPr>
-            <w:r>
-              <w:rPr>
-                <w:rFonts w:hint="eastAsia" w:ascii="Times New Roman" w:hAnsi="Times New Roman" w:eastAsia="微软雅黑" w:cs="Times New Roman"/>
-                <w:color w:val="auto"/>
-                <w:sz w:val="18"/>
-                <w:szCs w:val="18"/>
-                <w:lang w:eastAsia="zh-CN"/>
-              </w:rPr>
-              <w:t>{{</w:t>
-            </w:r>
-            <w:r>
-              <w:rPr>
-                <w:rFonts w:hint="eastAsia" w:ascii="Times New Roman" w:hAnsi="Times New Roman" w:eastAsia="微软雅黑" w:cs="Times New Roman"/>
-                <w:bCs/>
-                <w:color w:val="auto"/>
-                <w:sz w:val="18"/>
-                <w:szCs w:val="18"/>
-                <w:lang w:eastAsia="zh-CN"/>
-              </w:rPr>
-              <w:t xml:space="preserve"> msicli.drug_name_chinese|replace('#', '')</w:t>
-            </w:r>
-            <w:r>
-              <w:rPr>
-                <w:rFonts w:hint="eastAsia" w:ascii="Times New Roman" w:hAnsi="Times New Roman" w:eastAsia="微软雅黑" w:cs="Times New Roman"/>
-                <w:color w:val="auto"/>
-                <w:sz w:val="18"/>
-                <w:szCs w:val="18"/>
-                <w:lang w:eastAsia="zh-CN"/>
-              </w:rPr>
-              <w:t>}</w:t>
-            </w:r>
-            <w:r>
-              <w:rPr>
-                <w:rFonts w:hint="eastAsia" w:ascii="Times New Roman" w:hAnsi="Times New Roman" w:eastAsia="微软雅黑" w:cs="Times New Roman"/>
-                <w:color w:val="auto"/>
-                <w:sz w:val="18"/>
-                <w:szCs w:val="18"/>
-                <w:lang w:val="en-US" w:eastAsia="zh-CN"/>
-              </w:rPr>
-              <w:t>}</w:t>
-            </w:r>
-          </w:p>
-        </w:tc>
-        <w:tc>
-          <w:tcPr>
-            <w:tcW w:w="1417" w:type="dxa"/>
-            <w:shd w:val="clear" w:color="auto" w:fill="auto"/>
-            <w:vAlign w:val="center"/>
-          </w:tcPr>
-          <w:p>
-            <w:pPr>
-              <w:keepNext/>
-              <w:spacing w:before="26"/>
-              <w:jc w:val="center"/>
-              <w:rPr>
-                <w:rFonts w:ascii="Times New Roman" w:hAnsi="Times New Roman" w:eastAsia="微软雅黑" w:cs="Times New Roman"/>
-                <w:bCs/>
-                <w:color w:val="auto"/>
-                <w:sz w:val="18"/>
-                <w:szCs w:val="18"/>
-                <w:highlight w:val="yellow"/>
-                <w:lang w:eastAsia="zh-CN"/>
-              </w:rPr>
-            </w:pPr>
-            <w:r>
-              <w:rPr>
-                <w:rFonts w:hint="eastAsia" w:ascii="Times New Roman" w:hAnsi="Times New Roman" w:eastAsia="微软雅黑" w:cs="Times New Roman"/>
-                <w:color w:val="auto"/>
-                <w:sz w:val="18"/>
-                <w:szCs w:val="18"/>
-                <w:lang w:eastAsia="zh-CN"/>
-              </w:rPr>
-              <w:t>{{</w:t>
-            </w:r>
-            <w:r>
-              <w:rPr>
-                <w:rFonts w:hint="eastAsia" w:ascii="Times New Roman" w:hAnsi="Times New Roman" w:eastAsia="微软雅黑" w:cs="Times New Roman"/>
-                <w:bCs/>
-                <w:color w:val="auto"/>
-                <w:sz w:val="18"/>
-                <w:szCs w:val="18"/>
-                <w:lang w:eastAsia="zh-CN"/>
-              </w:rPr>
-              <w:t xml:space="preserve"> msicli</w:t>
-            </w:r>
-            <w:r>
-              <w:rPr>
-                <w:rFonts w:hint="eastAsia" w:ascii="Times New Roman" w:hAnsi="Times New Roman" w:eastAsia="微软雅黑" w:cs="Times New Roman"/>
-                <w:color w:val="auto"/>
-                <w:sz w:val="18"/>
-                <w:szCs w:val="18"/>
-                <w:lang w:eastAsia="zh-CN"/>
-              </w:rPr>
-              <w:t>.</w:t>
-            </w:r>
-            <w:r>
-              <w:rPr>
-                <w:rFonts w:hint="eastAsia" w:ascii="Times New Roman" w:hAnsi="Times New Roman" w:eastAsia="微软雅黑" w:cs="Times New Roman"/>
-                <w:bCs/>
-                <w:color w:val="auto"/>
-                <w:sz w:val="18"/>
-                <w:szCs w:val="18"/>
-                <w:lang w:eastAsia="zh-CN"/>
-              </w:rPr>
-              <w:t>disease_name_chinese</w:t>
-            </w:r>
-            <w:r>
-              <w:rPr>
-                <w:rFonts w:hint="eastAsia" w:ascii="Times New Roman" w:hAnsi="Times New Roman" w:eastAsia="微软雅黑" w:cs="Times New Roman"/>
-                <w:color w:val="auto"/>
-                <w:sz w:val="18"/>
-                <w:szCs w:val="18"/>
-                <w:lang w:eastAsia="zh-CN"/>
-              </w:rPr>
-              <w:t>}}</w:t>
-            </w:r>
-          </w:p>
-        </w:tc>
-        <w:tc>
-          <w:tcPr>
-            <w:tcW w:w="1134" w:type="dxa"/>
-            <w:shd w:val="clear" w:color="auto" w:fill="auto"/>
-            <w:vAlign w:val="center"/>
-          </w:tcPr>
-          <w:p>
-            <w:pPr>
-              <w:keepNext/>
-              <w:spacing w:before="26"/>
-              <w:jc w:val="center"/>
-              <w:rPr>
-                <w:rFonts w:ascii="Times New Roman" w:hAnsi="Times New Roman" w:eastAsia="微软雅黑" w:cs="Times New Roman"/>
-                <w:bCs/>
-                <w:color w:val="auto"/>
-                <w:sz w:val="18"/>
-                <w:szCs w:val="18"/>
-                <w:highlight w:val="yellow"/>
-                <w:lang w:eastAsia="zh-CN"/>
-              </w:rPr>
-            </w:pPr>
-            <w:r>
-              <w:rPr>
-                <w:rFonts w:hint="eastAsia" w:ascii="Times New Roman" w:hAnsi="Times New Roman" w:eastAsia="微软雅黑" w:cs="Times New Roman"/>
-                <w:color w:val="auto"/>
-                <w:sz w:val="18"/>
-                <w:szCs w:val="18"/>
-                <w:lang w:eastAsia="zh-CN"/>
-              </w:rPr>
-              <w:t>{{</w:t>
-            </w:r>
-            <w:r>
-              <w:rPr>
-                <w:rFonts w:hint="eastAsia" w:ascii="Times New Roman" w:hAnsi="Times New Roman" w:eastAsia="微软雅黑" w:cs="Times New Roman"/>
-                <w:bCs/>
-                <w:color w:val="auto"/>
-                <w:sz w:val="18"/>
-                <w:szCs w:val="18"/>
-                <w:lang w:eastAsia="zh-CN"/>
-              </w:rPr>
-              <w:t xml:space="preserve"> msicli.evidence_phase_chinese</w:t>
-            </w:r>
-            <w:r>
-              <w:rPr>
-                <w:rFonts w:hint="eastAsia" w:ascii="Times New Roman" w:hAnsi="Times New Roman" w:eastAsia="微软雅黑" w:cs="Times New Roman"/>
-                <w:color w:val="auto"/>
-                <w:sz w:val="18"/>
-                <w:szCs w:val="18"/>
-                <w:lang w:eastAsia="zh-CN"/>
-              </w:rPr>
-              <w:t>}}</w:t>
-            </w:r>
-          </w:p>
-        </w:tc>
-        <w:tc>
-          <w:tcPr>
-            <w:tcW w:w="5793" w:type="dxa"/>
-            <w:shd w:val="clear" w:color="auto" w:fill="auto"/>
-            <w:vAlign w:val="center"/>
-          </w:tcPr>
-          <w:p>
-            <w:pPr>
-              <w:keepNext/>
-              <w:spacing w:before="26"/>
-              <w:jc w:val="center"/>
-              <w:rPr>
-                <w:rFonts w:ascii="Times New Roman" w:hAnsi="Times New Roman" w:eastAsia="微软雅黑" w:cs="Times New Roman"/>
-                <w:bCs/>
-                <w:color w:val="auto"/>
-                <w:sz w:val="18"/>
-                <w:szCs w:val="18"/>
-                <w:highlight w:val="yellow"/>
-                <w:lang w:eastAsia="zh-CN"/>
-              </w:rPr>
-            </w:pPr>
-            <w:r>
-              <w:rPr>
-                <w:rFonts w:hint="eastAsia" w:ascii="Times New Roman" w:hAnsi="Times New Roman" w:eastAsia="微软雅黑" w:cs="Times New Roman"/>
-                <w:color w:val="auto"/>
-                <w:sz w:val="18"/>
-                <w:szCs w:val="18"/>
-                <w:lang w:eastAsia="zh-CN"/>
-              </w:rPr>
-              <w:t>{{</w:t>
-            </w:r>
-            <w:r>
-              <w:rPr>
-                <w:rFonts w:hint="eastAsia" w:ascii="Times New Roman" w:hAnsi="Times New Roman" w:eastAsia="微软雅黑" w:cs="Times New Roman"/>
-                <w:bCs/>
-                <w:color w:val="auto"/>
-                <w:sz w:val="18"/>
-                <w:szCs w:val="18"/>
-                <w:lang w:eastAsia="zh-CN"/>
-              </w:rPr>
-              <w:t xml:space="preserve"> msicli.annotation_chinese</w:t>
-            </w:r>
-            <w:r>
-              <w:rPr>
-                <w:rFonts w:hint="eastAsia" w:ascii="Times New Roman" w:hAnsi="Times New Roman" w:eastAsia="微软雅黑" w:cs="Times New Roman"/>
-                <w:color w:val="auto"/>
-                <w:sz w:val="18"/>
-                <w:szCs w:val="18"/>
-                <w:lang w:eastAsia="zh-CN"/>
-              </w:rPr>
-              <w:t>}}</w:t>
-            </w:r>
-          </w:p>
-        </w:tc>
-      </w:tr>
-      <w:tr>
-        <w:tblPrEx>
-          <w:tblBorders>
-            <w:top w:val="single" w:color="244061" w:sz="18" w:space="0"/>
-            <w:left w:val="none" w:color="auto" w:sz="0" w:space="0"/>
-            <w:bottom w:val="dashed" w:color="244061" w:sz="4" w:space="0"/>
-            <w:right w:val="none" w:color="auto" w:sz="0" w:space="0"/>
-            <w:insideH w:val="dashed" w:color="244061" w:sz="4" w:space="0"/>
-            <w:insideV w:val="dashed" w:color="244061" w:sz="4" w:space="0"/>
-          </w:tblBorders>
-          <w:shd w:val="clear" w:color="auto" w:fill="auto"/>
-          <w:tblCellMar>
-            <w:top w:w="0" w:type="dxa"/>
-            <w:left w:w="108" w:type="dxa"/>
-            <w:bottom w:w="0" w:type="dxa"/>
-            <w:right w:w="108" w:type="dxa"/>
-          </w:tblCellMar>
-        </w:tblPrEx>
-        <w:trPr>
-          <w:trHeight w:val="494" w:hRule="atLeast"/>
-          <w:jc w:val="center"/>
-        </w:trPr>
-        <w:tc>
-          <w:tcPr>
-            <w:tcW w:w="9870" w:type="dxa"/>
-            <w:gridSpan w:val="4"/>
-            <w:shd w:val="clear" w:color="auto" w:fill="auto"/>
-            <w:vAlign w:val="center"/>
-          </w:tcPr>
-          <w:p>
-            <w:pPr>
-              <w:keepNext/>
-              <w:spacing w:before="26"/>
-              <w:jc w:val="center"/>
-              <w:rPr>
-                <w:rFonts w:ascii="Times New Roman" w:hAnsi="Times New Roman" w:eastAsia="微软雅黑" w:cs="Times New Roman"/>
-                <w:bCs/>
-                <w:color w:val="auto"/>
-                <w:sz w:val="18"/>
-                <w:szCs w:val="18"/>
-                <w:lang w:eastAsia="zh-CN"/>
-              </w:rPr>
-            </w:pPr>
-            <w:r>
-              <w:rPr>
-                <w:rFonts w:hint="eastAsia" w:ascii="Times New Roman" w:hAnsi="Times New Roman" w:eastAsia="微软雅黑" w:cs="Times New Roman"/>
-                <w:b/>
-                <w:color w:val="auto"/>
-                <w:sz w:val="18"/>
-                <w:szCs w:val="18"/>
-                <w:lang w:eastAsia="zh-CN"/>
-              </w:rPr>
-              <w:t>{%tr endfor %}</w:t>
-            </w:r>
-          </w:p>
-        </w:tc>
-      </w:tr>
-    </w:tbl>
-    <w:p>
-      <w:pPr>
-        <w:spacing w:before="26"/>
-        <w:rPr>
-          <w:rFonts w:ascii="Times New Roman" w:hAnsi="Times New Roman" w:eastAsia="微软雅黑" w:cs="Times New Roman"/>
-          <w:b/>
-          <w:color w:val="auto"/>
-          <w:sz w:val="24"/>
-          <w:szCs w:val="24"/>
-          <w:lang w:eastAsia="zh-CN" w:bidi="ar"/>
-        </w:rPr>
-      </w:pPr>
-      <w:r>
-        <w:rPr>
-          <w:rFonts w:hint="eastAsia" w:ascii="Times New Roman" w:hAnsi="Times New Roman" w:eastAsia="微软雅黑" w:cs="Times New Roman"/>
-          <w:b/>
-          <w:color w:val="auto"/>
-          <w:sz w:val="24"/>
-          <w:szCs w:val="24"/>
-          <w:lang w:eastAsia="zh-CN" w:bidi="ar"/>
-        </w:rPr>
-        <w:t>{% endif %}</w:t>
-      </w:r>
-      <w:r>
-        <w:rPr>
-          <w:rFonts w:hint="eastAsia" w:ascii="Times New Roman" w:hAnsi="Times New Roman" w:eastAsia="微软雅黑" w:cs="Times New Roman"/>
-          <w:b/>
-          <w:color w:val="auto"/>
-          <w:sz w:val="24"/>
-          <w:szCs w:val="24"/>
-          <w:lang w:eastAsia="zh-CN"/>
-        </w:rPr>
-        <w:t>{% if msianalysisOfImmuneTestResults.</w:t>
-      </w:r>
-      <w:r>
-        <w:rPr>
-          <w:rFonts w:ascii="Times New Roman" w:hAnsi="Times New Roman" w:eastAsia="微软雅黑" w:cs="Times New Roman"/>
-          <w:b/>
-          <w:color w:val="auto"/>
-          <w:sz w:val="24"/>
-          <w:szCs w:val="24"/>
-          <w:lang w:eastAsia="zh-CN"/>
-        </w:rPr>
-        <w:t>potentialDrugList</w:t>
-      </w:r>
-      <w:r>
-        <w:rPr>
-          <w:rFonts w:hint="eastAsia" w:ascii="Times New Roman" w:hAnsi="Times New Roman" w:eastAsia="微软雅黑" w:cs="Times New Roman"/>
-          <w:b/>
-          <w:color w:val="auto"/>
-          <w:sz w:val="24"/>
-          <w:szCs w:val="24"/>
-          <w:lang w:eastAsia="zh-CN"/>
-        </w:rPr>
-        <w:t xml:space="preserve"> != [] %}</w:t>
-      </w:r>
-    </w:p>
-    <w:p>
-      <w:pPr>
-        <w:keepNext w:val="0"/>
-        <w:keepLines w:val="0"/>
-        <w:pageBreakBefore w:val="0"/>
-        <w:widowControl w:val="0"/>
-        <w:kinsoku/>
-        <w:wordWrap/>
-        <w:overflowPunct/>
-        <w:topLinePunct w:val="0"/>
-        <w:autoSpaceDE/>
-        <w:autoSpaceDN/>
-        <w:bidi w:val="0"/>
-        <w:adjustRightInd/>
-        <w:snapToGrid/>
-        <w:spacing w:before="26"/>
-        <w:ind w:left="414"/>
-        <w:textAlignment w:val="auto"/>
-        <w:rPr>
-          <w:rFonts w:ascii="Times New Roman" w:hAnsi="Times New Roman" w:eastAsia="微软雅黑" w:cs="Times New Roman"/>
-          <w:b/>
-          <w:color w:val="auto"/>
-          <w:sz w:val="24"/>
-          <w:szCs w:val="24"/>
-          <w:lang w:eastAsia="zh-CN" w:bidi="ar"/>
-        </w:rPr>
-      </w:pPr>
-      <w:r>
-        <w:rPr>
-          <w:rFonts w:hint="eastAsia" w:ascii="Times New Roman" w:hAnsi="Times New Roman" w:eastAsia="微软雅黑" w:cs="Times New Roman"/>
-          <w:b/>
-          <w:color w:val="auto"/>
-          <w:sz w:val="24"/>
-          <w:lang w:eastAsia="zh-CN"/>
-        </w:rPr>
-        <w:t>潜在耐药研究信息：</w:t>
       </w:r>
     </w:p>
     <w:tbl>
@@ -20883,29 +20226,7 @@
                 <w:szCs w:val="18"/>
                 <w:lang w:eastAsia="zh-CN"/>
               </w:rPr>
-              <w:t>{%tr for msicli in msianalysisOfImmuneTestResults.</w:t>
-            </w:r>
-            <w:r>
-              <w:rPr>
-                <w:rFonts w:ascii="Times New Roman" w:hAnsi="Times New Roman" w:eastAsia="微软雅黑" w:cs="Times New Roman"/>
-                <w:b/>
-                <w:color w:val="auto"/>
-                <w:sz w:val="18"/>
-                <w:szCs w:val="18"/>
-                <w:lang w:eastAsia="zh-CN"/>
-              </w:rPr>
-              <w:t>potentialDrugList</w:t>
-            </w:r>
-            <w:r>
-              <w:rPr>
-                <w:rFonts w:hint="eastAsia" w:ascii="Times New Roman" w:hAnsi="Times New Roman" w:eastAsia="微软雅黑" w:cs="Times New Roman"/>
-                <w:b/>
-                <w:color w:val="auto"/>
-                <w:sz w:val="18"/>
-                <w:szCs w:val="18"/>
-                <w:lang w:eastAsia="zh-CN"/>
-              </w:rPr>
-              <w:t xml:space="preserve"> %}</w:t>
+              <w:t>{%tr for msicli in msianalysisOfImmuneTestResults.drugResearchList %}</w:t>
             </w:r>
           </w:p>
         </w:tc>
@@ -20921,6 +20242,702 @@
             <w:insideV w:val="dashed" w:color="244061" w:sz="4" w:space="0"/>
           </w:tblBorders>
           <w:shd w:val="clear" w:color="auto" w:fill="auto"/>
+          <w:tblCellMar>
+            <w:top w:w="0" w:type="dxa"/>
+            <w:left w:w="108" w:type="dxa"/>
+            <w:bottom w:w="0" w:type="dxa"/>
+            <w:right w:w="108" w:type="dxa"/>
+          </w:tblCellMar>
+        </w:tblPrEx>
+        <w:trPr>
+          <w:trHeight w:val="494" w:hRule="atLeast"/>
+          <w:jc w:val="center"/>
+        </w:trPr>
+        <w:tc>
+          <w:tcPr>
+            <w:tcW w:w="1526" w:type="dxa"/>
+            <w:shd w:val="clear" w:color="auto" w:fill="auto"/>
+            <w:vAlign w:val="center"/>
+          </w:tcPr>
+          <w:p>
+            <w:pPr>
+              <w:spacing w:before="1" w:line="249" w:lineRule="auto"/>
+              <w:ind w:right="131"/>
+              <w:jc w:val="center"/>
+              <w:rPr>
+                <w:rFonts w:hint="default" w:ascii="Times New Roman" w:hAnsi="Times New Roman" w:eastAsia="微软雅黑" w:cs="Times New Roman"/>
+                <w:b/>
+                <w:color w:val="auto"/>
+                <w:sz w:val="18"/>
+                <w:szCs w:val="18"/>
+                <w:highlight w:val="yellow"/>
+                <w:lang w:val="en-US"/>
+              </w:rPr>
+            </w:pPr>
+            <w:r>
+              <w:rPr>
+                <w:rFonts w:hint="eastAsia" w:ascii="Times New Roman" w:hAnsi="Times New Roman" w:eastAsia="微软雅黑" w:cs="Times New Roman"/>
+                <w:color w:val="auto"/>
+                <w:sz w:val="18"/>
+                <w:szCs w:val="18"/>
+                <w:lang w:eastAsia="zh-CN"/>
+              </w:rPr>
+              <w:t>{{</w:t>
+            </w:r>
+            <w:r>
+              <w:rPr>
+                <w:rFonts w:hint="eastAsia" w:ascii="Times New Roman" w:hAnsi="Times New Roman" w:eastAsia="微软雅黑" w:cs="Times New Roman"/>
+                <w:bCs/>
+                <w:color w:val="auto"/>
+                <w:sz w:val="18"/>
+                <w:szCs w:val="18"/>
+                <w:lang w:eastAsia="zh-CN"/>
+              </w:rPr>
+              <w:t xml:space="preserve"> msicli.drug_name_chinese|replace('#', '')</w:t>
+            </w:r>
+            <w:r>
+              <w:rPr>
+                <w:rFonts w:hint="eastAsia" w:ascii="Times New Roman" w:hAnsi="Times New Roman" w:eastAsia="微软雅黑" w:cs="Times New Roman"/>
+                <w:color w:val="auto"/>
+                <w:sz w:val="18"/>
+                <w:szCs w:val="18"/>
+                <w:lang w:eastAsia="zh-CN"/>
+              </w:rPr>
+              <w:t>}</w:t>
+            </w:r>
+            <w:r>
+              <w:rPr>
+                <w:rFonts w:hint="eastAsia" w:ascii="Times New Roman" w:hAnsi="Times New Roman" w:eastAsia="微软雅黑" w:cs="Times New Roman"/>
+                <w:color w:val="auto"/>
+                <w:sz w:val="18"/>
+                <w:szCs w:val="18"/>
+                <w:lang w:val="en-US" w:eastAsia="zh-CN"/>
+              </w:rPr>
+              <w:t>}</w:t>
+            </w:r>
+          </w:p>
+        </w:tc>
+        <w:tc>
+          <w:tcPr>
+            <w:tcW w:w="1417" w:type="dxa"/>
+            <w:shd w:val="clear" w:color="auto" w:fill="auto"/>
+            <w:vAlign w:val="center"/>
+          </w:tcPr>
+          <w:p>
+            <w:pPr>
+              <w:keepNext/>
+              <w:spacing w:before="26"/>
+              <w:jc w:val="center"/>
+              <w:rPr>
+                <w:rFonts w:ascii="Times New Roman" w:hAnsi="Times New Roman" w:eastAsia="微软雅黑" w:cs="Times New Roman"/>
+                <w:bCs/>
+                <w:color w:val="auto"/>
+                <w:sz w:val="18"/>
+                <w:szCs w:val="18"/>
+                <w:highlight w:val="yellow"/>
+                <w:lang w:eastAsia="zh-CN"/>
+              </w:rPr>
+            </w:pPr>
+            <w:r>
+              <w:rPr>
+                <w:rFonts w:hint="eastAsia" w:ascii="Times New Roman" w:hAnsi="Times New Roman" w:eastAsia="微软雅黑" w:cs="Times New Roman"/>
+                <w:color w:val="auto"/>
+                <w:sz w:val="18"/>
+                <w:szCs w:val="18"/>
+                <w:lang w:eastAsia="zh-CN"/>
+              </w:rPr>
+              <w:t>{{</w:t>
+            </w:r>
+            <w:r>
+              <w:rPr>
+                <w:rFonts w:hint="eastAsia" w:ascii="Times New Roman" w:hAnsi="Times New Roman" w:eastAsia="微软雅黑" w:cs="Times New Roman"/>
+                <w:bCs/>
+                <w:color w:val="auto"/>
+                <w:sz w:val="18"/>
+                <w:szCs w:val="18"/>
+                <w:lang w:eastAsia="zh-CN"/>
+              </w:rPr>
+              <w:t xml:space="preserve"> msicli</w:t>
+            </w:r>
+            <w:r>
+              <w:rPr>
+                <w:rFonts w:hint="eastAsia" w:ascii="Times New Roman" w:hAnsi="Times New Roman" w:eastAsia="微软雅黑" w:cs="Times New Roman"/>
+                <w:color w:val="auto"/>
+                <w:sz w:val="18"/>
+                <w:szCs w:val="18"/>
+                <w:lang w:eastAsia="zh-CN"/>
+              </w:rPr>
+              <w:t>.</w:t>
+            </w:r>
+            <w:r>
+              <w:rPr>
+                <w:rFonts w:hint="eastAsia" w:ascii="Times New Roman" w:hAnsi="Times New Roman" w:eastAsia="微软雅黑" w:cs="Times New Roman"/>
+                <w:bCs/>
+                <w:color w:val="auto"/>
+                <w:sz w:val="18"/>
+                <w:szCs w:val="18"/>
+                <w:lang w:eastAsia="zh-CN"/>
+              </w:rPr>
+              <w:t>disease_name_chinese</w:t>
+            </w:r>
+            <w:r>
+              <w:rPr>
+                <w:rFonts w:hint="eastAsia" w:ascii="Times New Roman" w:hAnsi="Times New Roman" w:eastAsia="微软雅黑" w:cs="Times New Roman"/>
+                <w:color w:val="auto"/>
+                <w:sz w:val="18"/>
+                <w:szCs w:val="18"/>
+                <w:lang w:eastAsia="zh-CN"/>
+              </w:rPr>
+              <w:t>}}</w:t>
+            </w:r>
+          </w:p>
+        </w:tc>
+        <w:tc>
+          <w:tcPr>
+            <w:tcW w:w="1134" w:type="dxa"/>
+            <w:shd w:val="clear" w:color="auto" w:fill="auto"/>
+            <w:vAlign w:val="center"/>
+          </w:tcPr>
+          <w:p>
+            <w:pPr>
+              <w:keepNext/>
+              <w:spacing w:before="26"/>
+              <w:jc w:val="center"/>
+              <w:rPr>
+                <w:rFonts w:ascii="Times New Roman" w:hAnsi="Times New Roman" w:eastAsia="微软雅黑" w:cs="Times New Roman"/>
+                <w:bCs/>
+                <w:color w:val="auto"/>
+                <w:sz w:val="18"/>
+                <w:szCs w:val="18"/>
+                <w:highlight w:val="yellow"/>
+                <w:lang w:eastAsia="zh-CN"/>
+              </w:rPr>
+            </w:pPr>
+            <w:r>
+              <w:rPr>
+                <w:rFonts w:hint="eastAsia" w:ascii="Times New Roman" w:hAnsi="Times New Roman" w:eastAsia="微软雅黑" w:cs="Times New Roman"/>
+                <w:color w:val="auto"/>
+                <w:sz w:val="18"/>
+                <w:szCs w:val="18"/>
+                <w:lang w:eastAsia="zh-CN"/>
+              </w:rPr>
+              <w:t>{{</w:t>
+            </w:r>
+            <w:r>
+              <w:rPr>
+                <w:rFonts w:hint="eastAsia" w:ascii="Times New Roman" w:hAnsi="Times New Roman" w:eastAsia="微软雅黑" w:cs="Times New Roman"/>
+                <w:bCs/>
+                <w:color w:val="auto"/>
+                <w:sz w:val="18"/>
+                <w:szCs w:val="18"/>
+                <w:lang w:eastAsia="zh-CN"/>
+              </w:rPr>
+              <w:t xml:space="preserve"> msicli.evidence_phase_chinese</w:t>
+            </w:r>
+            <w:r>
+              <w:rPr>
+                <w:rFonts w:hint="eastAsia" w:ascii="Times New Roman" w:hAnsi="Times New Roman" w:eastAsia="微软雅黑" w:cs="Times New Roman"/>
+                <w:color w:val="auto"/>
+                <w:sz w:val="18"/>
+                <w:szCs w:val="18"/>
+                <w:lang w:eastAsia="zh-CN"/>
+              </w:rPr>
+              <w:t>}}</w:t>
+            </w:r>
+          </w:p>
+        </w:tc>
+        <w:tc>
+          <w:tcPr>
+            <w:tcW w:w="5793" w:type="dxa"/>
+            <w:shd w:val="clear" w:color="auto" w:fill="auto"/>
+            <w:vAlign w:val="center"/>
+          </w:tcPr>
+          <w:p>
+            <w:pPr>
+              <w:keepNext/>
+              <w:spacing w:before="26"/>
+              <w:jc w:val="center"/>
+              <w:rPr>
+                <w:rFonts w:ascii="Times New Roman" w:hAnsi="Times New Roman" w:eastAsia="微软雅黑" w:cs="Times New Roman"/>
+                <w:bCs/>
+                <w:color w:val="auto"/>
+                <w:sz w:val="18"/>
+                <w:szCs w:val="18"/>
+                <w:highlight w:val="yellow"/>
+                <w:lang w:eastAsia="zh-CN"/>
+              </w:rPr>
+            </w:pPr>
+            <w:r>
+              <w:rPr>
+                <w:rFonts w:hint="eastAsia" w:ascii="Times New Roman" w:hAnsi="Times New Roman" w:eastAsia="微软雅黑" w:cs="Times New Roman"/>
+                <w:color w:val="auto"/>
+                <w:sz w:val="18"/>
+                <w:szCs w:val="18"/>
+                <w:lang w:eastAsia="zh-CN"/>
+              </w:rPr>
+              <w:t>{{</w:t>
+            </w:r>
+            <w:r>
+              <w:rPr>
+                <w:rFonts w:hint="eastAsia" w:ascii="Times New Roman" w:hAnsi="Times New Roman" w:eastAsia="微软雅黑" w:cs="Times New Roman"/>
+                <w:bCs/>
+                <w:color w:val="auto"/>
+                <w:sz w:val="18"/>
+                <w:szCs w:val="18"/>
+                <w:lang w:eastAsia="zh-CN"/>
+              </w:rPr>
+              <w:t xml:space="preserve"> msicli.annotation_chinese</w:t>
+            </w:r>
+            <w:r>
+              <w:rPr>
+                <w:rFonts w:hint="eastAsia" w:ascii="Times New Roman" w:hAnsi="Times New Roman" w:eastAsia="微软雅黑" w:cs="Times New Roman"/>
+                <w:color w:val="auto"/>
+                <w:sz w:val="18"/>
+                <w:szCs w:val="18"/>
+                <w:lang w:eastAsia="zh-CN"/>
+              </w:rPr>
+              <w:t>}}</w:t>
+            </w:r>
+          </w:p>
+        </w:tc>
+      </w:tr>
+      <w:tr>
+        <w:tblPrEx>
+          <w:tblBorders>
+            <w:top w:val="single" w:color="244061" w:sz="18" w:space="0"/>
+            <w:left w:val="none" w:color="auto" w:sz="0" w:space="0"/>
+            <w:bottom w:val="dashed" w:color="244061" w:sz="4" w:space="0"/>
+            <w:right w:val="none" w:color="auto" w:sz="0" w:space="0"/>
+            <w:insideH w:val="dashed" w:color="244061" w:sz="4" w:space="0"/>
+            <w:insideV w:val="dashed" w:color="244061" w:sz="4" w:space="0"/>
+          </w:tblBorders>
+          <w:shd w:val="clear" w:color="auto" w:fill="auto"/>
+          <w:tblCellMar>
+            <w:top w:w="0" w:type="dxa"/>
+            <w:left w:w="108" w:type="dxa"/>
+            <w:bottom w:w="0" w:type="dxa"/>
+            <w:right w:w="108" w:type="dxa"/>
+          </w:tblCellMar>
+        </w:tblPrEx>
+        <w:trPr>
+          <w:trHeight w:val="494" w:hRule="atLeast"/>
+          <w:jc w:val="center"/>
+        </w:trPr>
+        <w:tc>
+          <w:tcPr>
+            <w:tcW w:w="9870" w:type="dxa"/>
+            <w:gridSpan w:val="4"/>
+            <w:shd w:val="clear" w:color="auto" w:fill="auto"/>
+            <w:vAlign w:val="center"/>
+          </w:tcPr>
+          <w:p>
+            <w:pPr>
+              <w:keepNext/>
+              <w:spacing w:before="26"/>
+              <w:jc w:val="center"/>
+              <w:rPr>
+                <w:rFonts w:ascii="Times New Roman" w:hAnsi="Times New Roman" w:eastAsia="微软雅黑" w:cs="Times New Roman"/>
+                <w:bCs/>
+                <w:color w:val="auto"/>
+                <w:sz w:val="18"/>
+                <w:szCs w:val="18"/>
+                <w:lang w:eastAsia="zh-CN"/>
+              </w:rPr>
+            </w:pPr>
+            <w:r>
+              <w:rPr>
+                <w:rFonts w:hint="eastAsia" w:ascii="Times New Roman" w:hAnsi="Times New Roman" w:eastAsia="微软雅黑" w:cs="Times New Roman"/>
+                <w:b/>
+                <w:color w:val="auto"/>
+                <w:sz w:val="18"/>
+                <w:szCs w:val="18"/>
+                <w:lang w:eastAsia="zh-CN"/>
+              </w:rPr>
+              <w:t>{%tr endfor %}</w:t>
+            </w:r>
+          </w:p>
+        </w:tc>
+      </w:tr>
+    </w:tbl>
+    <w:p>
+      <w:pPr>
+        <w:spacing w:before="26"/>
+        <w:rPr>
+          <w:rFonts w:ascii="Times New Roman" w:hAnsi="Times New Roman" w:eastAsia="微软雅黑" w:cs="Times New Roman"/>
+          <w:b/>
+          <w:color w:val="auto"/>
+          <w:sz w:val="24"/>
+          <w:szCs w:val="24"/>
+          <w:lang w:eastAsia="zh-CN" w:bidi="ar"/>
+        </w:rPr>
+      </w:pPr>
+      <w:r>
+        <w:rPr>
+          <w:rFonts w:hint="eastAsia" w:ascii="Times New Roman" w:hAnsi="Times New Roman" w:eastAsia="微软雅黑" w:cs="Times New Roman"/>
+          <w:b/>
+          <w:color w:val="auto"/>
+          <w:sz w:val="24"/>
+          <w:szCs w:val="24"/>
+          <w:lang w:eastAsia="zh-CN" w:bidi="ar"/>
+        </w:rPr>
+        <w:t>{% endif %}</w:t>
+      </w:r>
+      <w:r>
+        <w:rPr>
+          <w:rFonts w:hint="eastAsia" w:ascii="Times New Roman" w:hAnsi="Times New Roman" w:eastAsia="微软雅黑" w:cs="Times New Roman"/>
+          <w:b/>
+          <w:color w:val="auto"/>
+          <w:sz w:val="24"/>
+          <w:szCs w:val="24"/>
+          <w:lang w:eastAsia="zh-CN"/>
+        </w:rPr>
+        <w:t>{% if msianalysisOfImmuneTestResults.</w:t>
+      </w:r>
+      <w:r>
+        <w:rPr>
+          <w:rFonts w:ascii="Times New Roman" w:hAnsi="Times New Roman" w:eastAsia="微软雅黑" w:cs="Times New Roman"/>
+          <w:b/>
+          <w:color w:val="auto"/>
+          <w:sz w:val="24"/>
+          <w:szCs w:val="24"/>
+          <w:lang w:eastAsia="zh-CN"/>
+        </w:rPr>
+        <w:t>potentialDrugList</w:t>
+      </w:r>
+      <w:r>
+        <w:rPr>
+          <w:rFonts w:hint="eastAsia" w:ascii="Times New Roman" w:hAnsi="Times New Roman" w:eastAsia="微软雅黑" w:cs="Times New Roman"/>
+          <w:b/>
+          <w:color w:val="auto"/>
+          <w:sz w:val="24"/>
+          <w:szCs w:val="24"/>
+          <w:lang w:eastAsia="zh-CN"/>
+        </w:rPr>
+        <w:t xml:space="preserve"> != [] %}</w:t>
+      </w:r>
+    </w:p>
+    <w:p>
+      <w:pPr>
+        <w:keepNext w:val="0"/>
+        <w:keepLines w:val="0"/>
+        <w:pageBreakBefore w:val="0"/>
+        <w:widowControl w:val="0"/>
+        <w:kinsoku/>
+        <w:wordWrap/>
+        <w:overflowPunct/>
+        <w:topLinePunct w:val="0"/>
+        <w:autoSpaceDE/>
+        <w:autoSpaceDN/>
+        <w:bidi w:val="0"/>
+        <w:adjustRightInd/>
+        <w:snapToGrid/>
+        <w:spacing w:before="26"/>
+        <w:ind w:left="414"/>
+        <w:textAlignment w:val="auto"/>
+        <w:rPr>
+          <w:rFonts w:ascii="Times New Roman" w:hAnsi="Times New Roman" w:eastAsia="微软雅黑" w:cs="Times New Roman"/>
+          <w:b/>
+          <w:color w:val="auto"/>
+          <w:sz w:val="24"/>
+          <w:szCs w:val="24"/>
+          <w:lang w:eastAsia="zh-CN" w:bidi="ar"/>
+        </w:rPr>
+      </w:pPr>
+      <w:r>
+        <w:rPr>
+          <w:rFonts w:hint="eastAsia" w:ascii="Times New Roman" w:hAnsi="Times New Roman" w:eastAsia="微软雅黑" w:cs="Times New Roman"/>
+          <w:b/>
+          <w:color w:val="auto"/>
+          <w:sz w:val="24"/>
+          <w:lang w:eastAsia="zh-CN"/>
+        </w:rPr>
+        <w:t>潜在耐药研究信息：</w:t>
+      </w:r>
+    </w:p>
+    <w:tbl>
+      <w:tblPr>
+        <w:tblStyle w:val="19"/>
+        <w:tblpPr w:leftFromText="180" w:rightFromText="180" w:vertAnchor="text" w:tblpXSpec="center" w:tblpY="1"/>
+        <w:tblOverlap w:val="never"/>
+        <w:tblW w:w="9870" w:type="dxa"/>
+        <w:jc w:val="center"/>
+        <w:tblBorders>
+          <w:top w:val="single" w:color="244061" w:sz="18" w:space="0"/>
+          <w:left w:val="none" w:color="auto" w:sz="0" w:space="0"/>
+          <w:bottom w:val="dashed" w:color="244061" w:sz="4" w:space="0"/>
+          <w:right w:val="none" w:color="auto" w:sz="0" w:space="0"/>
+          <w:insideH w:val="dashed" w:color="244061" w:sz="4" w:space="0"/>
+          <w:insideV w:val="dashed" w:color="244061" w:sz="4" w:space="0"/>
+        </w:tblBorders>
+        <w:shd w:val="clear" w:color="auto" w:fill="auto"/>
+        <w:tblLayout w:type="fixed"/>
+        <w:tblCellMar>
+          <w:top w:w="0" w:type="dxa"/>
+          <w:left w:w="108" w:type="dxa"/>
+          <w:bottom w:w="0" w:type="dxa"/>
+          <w:right w:w="108" w:type="dxa"/>
+        </w:tblCellMar>
+      </w:tblPr>
+      <w:tblGrid>
+        <w:gridCol w:w="1526"/>
+        <w:gridCol w:w="1417"/>
+        <w:gridCol w:w="1134"/>
+        <w:gridCol w:w="5793"/>
+      </w:tblGrid>
+      <w:tr>
+        <w:tblPrEx>
+          <w:tblBorders>
+            <w:top w:val="single" w:color="244061" w:sz="18" w:space="0"/>
+            <w:left w:val="none" w:color="auto" w:sz="0" w:space="0"/>
+            <w:bottom w:val="dashed" w:color="244061" w:sz="4" w:space="0"/>
+            <w:right w:val="none" w:color="auto" w:sz="0" w:space="0"/>
+            <w:insideH w:val="dashed" w:color="244061" w:sz="4" w:space="0"/>
+            <w:insideV w:val="dashed" w:color="244061" w:sz="4" w:space="0"/>
+          </w:tblBorders>
+          <w:tblCellMar>
+            <w:top w:w="0" w:type="dxa"/>
+            <w:left w:w="108" w:type="dxa"/>
+            <w:bottom w:w="0" w:type="dxa"/>
+            <w:right w:w="108" w:type="dxa"/>
+          </w:tblCellMar>
+        </w:tblPrEx>
+        <w:trPr>
+          <w:trHeight w:val="417" w:hRule="atLeast"/>
+          <w:jc w:val="center"/>
+        </w:trPr>
+        <w:tc>
+          <w:tcPr>
+            <w:tcW w:w="1526" w:type="dxa"/>
+            <w:shd w:val="clear" w:color="auto" w:fill="auto"/>
+            <w:vAlign w:val="center"/>
+          </w:tcPr>
+          <w:p>
+            <w:pPr>
+              <w:keepNext/>
+              <w:spacing w:before="26"/>
+              <w:ind w:firstLine="180" w:firstLineChars="100"/>
+              <w:rPr>
+                <w:rFonts w:ascii="Times New Roman" w:hAnsi="Times New Roman" w:eastAsia="微软雅黑" w:cs="Times New Roman"/>
+                <w:b/>
+                <w:color w:val="244061"/>
+                <w:sz w:val="18"/>
+                <w:szCs w:val="18"/>
+                <w:lang w:eastAsia="zh-CN"/>
+              </w:rPr>
+            </w:pPr>
+            <w:r>
+              <w:rPr>
+                <w:rFonts w:ascii="Times New Roman" w:hAnsi="Times New Roman" w:eastAsia="微软雅黑" w:cs="Times New Roman"/>
+                <w:b/>
+                <w:color w:val="244061"/>
+                <w:sz w:val="18"/>
+                <w:szCs w:val="18"/>
+                <w:lang w:eastAsia="zh-CN"/>
+              </w:rPr>
+              <w:t>药物名称</w:t>
+            </w:r>
+          </w:p>
+        </w:tc>
+        <w:tc>
+          <w:tcPr>
+            <w:tcW w:w="1417" w:type="dxa"/>
+            <w:shd w:val="clear" w:color="auto" w:fill="auto"/>
+            <w:vAlign w:val="center"/>
+          </w:tcPr>
+          <w:p>
+            <w:pPr>
+              <w:keepNext/>
+              <w:spacing w:before="26"/>
+              <w:jc w:val="center"/>
+              <w:rPr>
+                <w:rFonts w:ascii="Times New Roman" w:hAnsi="Times New Roman" w:eastAsia="微软雅黑" w:cs="Times New Roman"/>
+                <w:b/>
+                <w:color w:val="244061"/>
+                <w:sz w:val="18"/>
+                <w:szCs w:val="18"/>
+                <w:lang w:eastAsia="zh-CN"/>
+              </w:rPr>
+            </w:pPr>
+            <w:r>
+              <w:rPr>
+                <w:rFonts w:ascii="Times New Roman" w:hAnsi="Times New Roman" w:eastAsia="微软雅黑" w:cs="Times New Roman"/>
+                <w:b/>
+                <w:color w:val="244061"/>
+                <w:sz w:val="18"/>
+                <w:szCs w:val="18"/>
+                <w:lang w:eastAsia="zh-CN"/>
+              </w:rPr>
+              <w:t>相关疾病</w:t>
+            </w:r>
+          </w:p>
+        </w:tc>
+        <w:tc>
+          <w:tcPr>
+            <w:tcW w:w="1134" w:type="dxa"/>
+            <w:shd w:val="clear" w:color="auto" w:fill="auto"/>
+            <w:vAlign w:val="center"/>
+          </w:tcPr>
+          <w:p>
+            <w:pPr>
+              <w:keepNext/>
+              <w:spacing w:before="26"/>
+              <w:jc w:val="center"/>
+              <w:rPr>
+                <w:rFonts w:ascii="Times New Roman" w:hAnsi="Times New Roman" w:eastAsia="微软雅黑" w:cs="Times New Roman"/>
+                <w:b/>
+                <w:color w:val="244061"/>
+                <w:sz w:val="18"/>
+                <w:szCs w:val="18"/>
+                <w:lang w:eastAsia="zh-CN"/>
+              </w:rPr>
+            </w:pPr>
+            <w:r>
+              <w:rPr>
+                <w:rFonts w:ascii="Times New Roman" w:hAnsi="Times New Roman" w:eastAsia="微软雅黑" w:cs="Times New Roman"/>
+                <w:b/>
+                <w:color w:val="244061"/>
+                <w:sz w:val="18"/>
+                <w:szCs w:val="18"/>
+                <w:lang w:eastAsia="zh-CN"/>
+              </w:rPr>
+              <w:t>证据</w:t>
+            </w:r>
+            <w:r>
+              <w:rPr>
+                <w:rFonts w:hint="eastAsia" w:ascii="Times New Roman" w:hAnsi="Times New Roman" w:eastAsia="微软雅黑" w:cs="Times New Roman"/>
+                <w:b/>
+                <w:color w:val="244061"/>
+                <w:sz w:val="18"/>
+                <w:szCs w:val="18"/>
+                <w:lang w:eastAsia="zh-CN"/>
+              </w:rPr>
+              <w:t>等级</w:t>
+            </w:r>
+          </w:p>
+        </w:tc>
+        <w:tc>
+          <w:tcPr>
+            <w:tcW w:w="5793" w:type="dxa"/>
+            <w:shd w:val="clear" w:color="auto" w:fill="auto"/>
+            <w:vAlign w:val="center"/>
+          </w:tcPr>
+          <w:p>
+            <w:pPr>
+              <w:keepNext/>
+              <w:spacing w:before="26"/>
+              <w:jc w:val="center"/>
+              <w:rPr>
+                <w:rFonts w:ascii="Times New Roman" w:hAnsi="Times New Roman" w:eastAsia="微软雅黑" w:cs="Times New Roman"/>
+                <w:b/>
+                <w:color w:val="244061"/>
+                <w:sz w:val="18"/>
+                <w:szCs w:val="18"/>
+                <w:lang w:eastAsia="zh-CN"/>
+              </w:rPr>
+            </w:pPr>
+            <w:r>
+              <w:rPr>
+                <w:rFonts w:ascii="Times New Roman" w:hAnsi="Times New Roman" w:eastAsia="微软雅黑" w:cs="Times New Roman"/>
+                <w:b/>
+                <w:color w:val="244061"/>
+                <w:sz w:val="18"/>
+                <w:szCs w:val="18"/>
+                <w:lang w:eastAsia="zh-CN"/>
+              </w:rPr>
+              <w:t>循证医学信息</w:t>
+            </w:r>
+          </w:p>
+        </w:tc>
+      </w:tr>
+      <w:tr>
+        <w:tblPrEx>
+          <w:tblBorders>
+            <w:top w:val="single" w:color="244061" w:sz="18" w:space="0"/>
+            <w:left w:val="none" w:color="auto" w:sz="0" w:space="0"/>
+            <w:bottom w:val="dashed" w:color="244061" w:sz="4" w:space="0"/>
+            <w:right w:val="none" w:color="auto" w:sz="0" w:space="0"/>
+            <w:insideH w:val="dashed" w:color="244061" w:sz="4" w:space="0"/>
+            <w:insideV w:val="dashed" w:color="244061" w:sz="4" w:space="0"/>
+          </w:tblBorders>
+          <w:tblCellMar>
+            <w:top w:w="0" w:type="dxa"/>
+            <w:left w:w="108" w:type="dxa"/>
+            <w:bottom w:w="0" w:type="dxa"/>
+            <w:right w:w="108" w:type="dxa"/>
+          </w:tblCellMar>
+        </w:tblPrEx>
+        <w:trPr>
+          <w:trHeight w:val="494" w:hRule="atLeast"/>
+          <w:jc w:val="center"/>
+        </w:trPr>
+        <w:tc>
+          <w:tcPr>
+            <w:tcW w:w="9870" w:type="dxa"/>
+            <w:gridSpan w:val="4"/>
+            <w:shd w:val="clear" w:color="auto" w:fill="auto"/>
+            <w:vAlign w:val="center"/>
+          </w:tcPr>
+          <w:p>
+            <w:pPr>
+              <w:keepNext/>
+              <w:spacing w:before="26"/>
+              <w:jc w:val="center"/>
+              <w:rPr>
+                <w:rFonts w:ascii="Times New Roman" w:hAnsi="Times New Roman" w:eastAsia="微软雅黑" w:cs="Times New Roman"/>
+                <w:bCs/>
+                <w:color w:val="auto"/>
+                <w:sz w:val="18"/>
+                <w:szCs w:val="18"/>
+                <w:highlight w:val="yellow"/>
+                <w:lang w:eastAsia="zh-CN"/>
+              </w:rPr>
+            </w:pPr>
+            <w:r>
+              <w:rPr>
+                <w:rFonts w:hint="eastAsia" w:ascii="Times New Roman" w:hAnsi="Times New Roman" w:eastAsia="微软雅黑" w:cs="Times New Roman"/>
+                <w:b/>
+                <w:color w:val="auto"/>
+                <w:sz w:val="18"/>
+                <w:szCs w:val="18"/>
+                <w:lang w:eastAsia="zh-CN"/>
+              </w:rPr>
+              <w:t>{%tr for msicli in msianalysisOfImmuneTestResults.</w:t>
+            </w:r>
+            <w:r>
+              <w:rPr>
+                <w:rFonts w:ascii="Times New Roman" w:hAnsi="Times New Roman" w:eastAsia="微软雅黑" w:cs="Times New Roman"/>
+                <w:b/>
+                <w:color w:val="auto"/>
+                <w:sz w:val="18"/>
+                <w:szCs w:val="18"/>
+                <w:lang w:eastAsia="zh-CN"/>
+              </w:rPr>
+              <w:t>potentialDrugList</w:t>
+            </w:r>
+            <w:r>
+              <w:rPr>
+                <w:rFonts w:hint="eastAsia" w:ascii="Times New Roman" w:hAnsi="Times New Roman" w:eastAsia="微软雅黑" w:cs="Times New Roman"/>
+                <w:b/>
+                <w:color w:val="auto"/>
+                <w:sz w:val="18"/>
+                <w:szCs w:val="18"/>
+                <w:lang w:eastAsia="zh-CN"/>
+              </w:rPr>
+              <w:t xml:space="preserve"> %}</w:t>
+            </w:r>
+          </w:p>
+        </w:tc>
+      </w:tr>
+      <w:tr>
+        <w:tblPrEx>
+          <w:tblBorders>
+            <w:top w:val="single" w:color="244061" w:sz="18" w:space="0"/>
+            <w:left w:val="none" w:color="auto" w:sz="0" w:space="0"/>
+            <w:bottom w:val="dashed" w:color="244061" w:sz="4" w:space="0"/>
+            <w:right w:val="none" w:color="auto" w:sz="0" w:space="0"/>
+            <w:insideH w:val="dashed" w:color="244061" w:sz="4" w:space="0"/>
+            <w:insideV w:val="dashed" w:color="244061" w:sz="4" w:space="0"/>
+          </w:tblBorders>
           <w:tblCellMar>
             <w:top w:w="0" w:type="dxa"/>
             <w:left w:w="108" w:type="dxa"/>
@@ -23527,9 +23544,9 @@
           <w:lang w:val="en-US" w:eastAsia="zh-CN"/>
         </w:rPr>
       </w:pPr>
-      <w:bookmarkStart w:id="42" w:name="_Toc527112386"/>
-      <w:bookmarkStart w:id="43" w:name="_Toc526855038"/>
-      <w:bookmarkStart w:id="44" w:name="_Toc534637499"/>
+      <w:bookmarkStart w:id="42" w:name="_Toc526855038"/>
+      <w:bookmarkStart w:id="43" w:name="_Toc534637499"/>
+      <w:bookmarkStart w:id="44" w:name="_Toc527112386"/>
       <w:r>
         <w:rPr>
           <w:rFonts w:hint="eastAsia" w:ascii="微软雅黑" w:hAnsi="微软雅黑" w:eastAsia="微软雅黑" w:cs="微软雅黑"/>
@@ -25996,9 +26013,9 @@
         </w:rPr>
       </w:pPr>
       <w:bookmarkStart w:id="45" w:name="_Toc7549"/>
-      <w:bookmarkStart w:id="46" w:name="_Toc19099"/>
-      <w:bookmarkStart w:id="47" w:name="_Toc16368_WPSOffice_Level1"/>
-      <w:bookmarkStart w:id="48" w:name="_Toc22458"/>
+      <w:bookmarkStart w:id="46" w:name="_Toc16368_WPSOffice_Level1"/>
+      <w:bookmarkStart w:id="47" w:name="_Toc22458"/>
+      <w:bookmarkStart w:id="48" w:name="_Toc19099"/>
       <w:bookmarkStart w:id="49" w:name="_Toc28910_WPSOffice_Level1"/>
       <w:bookmarkStart w:id="50" w:name="_Toc30533"/>
       <w:bookmarkStart w:id="51" w:name="_Toc22484_WPSOffice_Level1"/>

--- a/WebContent/docx/消化道肿瘤50基因检测-单样本-三峡.docx
+++ b/WebContent/docx/消化道肿瘤50基因检测-单样本-三峡.docx
@@ -2261,8 +2261,8 @@
           <w:shd w:val="clear" w:color="auto" w:fill="17365D"/>
         </w:rPr>
       </w:pPr>
-      <w:bookmarkStart w:id="0" w:name="_Toc534637492"/>
-      <w:bookmarkStart w:id="1" w:name="_Toc527112379"/>
+      <w:bookmarkStart w:id="0" w:name="_Toc527112379"/>
+      <w:bookmarkStart w:id="1" w:name="_Toc534637492"/>
       <w:bookmarkStart w:id="2" w:name="_Toc526855031"/>
       <w:r>
         <w:rPr>
@@ -2740,6 +2740,7 @@
             <w:insideH w:val="single" w:color="244061" w:sz="6" w:space="0"/>
             <w:insideV w:val="single" w:color="244061" w:sz="6" w:space="0"/>
           </w:tblBorders>
+          <w:shd w:val="clear" w:color="auto" w:fill="auto"/>
           <w:tblCellMar>
             <w:top w:w="0" w:type="dxa"/>
             <w:left w:w="0" w:type="dxa"/>
@@ -3260,6 +3261,7 @@
             <w:insideH w:val="single" w:color="244061" w:sz="6" w:space="0"/>
             <w:insideV w:val="single" w:color="244061" w:sz="6" w:space="0"/>
           </w:tblBorders>
+          <w:shd w:val="clear" w:color="auto" w:fill="auto"/>
           <w:tblCellMar>
             <w:top w:w="0" w:type="dxa"/>
             <w:left w:w="0" w:type="dxa"/>
@@ -3384,64 +3386,6 @@
                 <w:lang w:eastAsia="zh-CN"/>
               </w:rPr>
               <w:t>部分</w:t>
-            </w:r>
-          </w:p>
-        </w:tc>
-      </w:tr>
-      <w:tr>
-        <w:tblPrEx>
-          <w:tblBorders>
-            <w:top w:val="single" w:color="244061" w:sz="18" w:space="0"/>
-            <w:left w:val="none" w:color="auto" w:sz="0" w:space="0"/>
-            <w:bottom w:val="single" w:color="244061" w:sz="6" w:space="0"/>
-            <w:right w:val="none" w:color="auto" w:sz="0" w:space="0"/>
-            <w:insideH w:val="single" w:color="244061" w:sz="6" w:space="0"/>
-            <w:insideV w:val="single" w:color="244061" w:sz="6" w:space="0"/>
-          </w:tblBorders>
-          <w:tblCellMar>
-            <w:top w:w="0" w:type="dxa"/>
-            <w:left w:w="0" w:type="dxa"/>
-            <w:bottom w:w="0" w:type="dxa"/>
-            <w:right w:w="0" w:type="dxa"/>
-          </w:tblCellMar>
-        </w:tblPrEx>
-        <w:trPr>
-          <w:trHeight w:val="397" w:hRule="atLeast"/>
-        </w:trPr>
-        <w:tc>
-          <w:tcPr>
-            <w:tcW w:w="9852" w:type="dxa"/>
-            <w:gridSpan w:val="3"/>
-            <w:tcBorders>
-              <w:tl2br w:val="nil"/>
-              <w:tr2bl w:val="nil"/>
-            </w:tcBorders>
-            <w:shd w:val="clear" w:color="auto" w:fill="auto"/>
-            <w:vAlign w:val="center"/>
-          </w:tcPr>
-          <w:p>
-            <w:pPr>
-              <w:pStyle w:val="33"/>
-              <w:spacing w:before="77"/>
-              <w:ind w:left="119" w:right="119"/>
-              <w:rPr>
-                <w:rFonts w:ascii="Times New Roman" w:hAnsi="Times New Roman" w:eastAsia="微软雅黑" w:cs="Times New Roman"/>
-                <w:b w:val="0"/>
-                <w:bCs/>
-                <w:sz w:val="21"/>
-                <w:szCs w:val="21"/>
-                <w:lang w:eastAsia="zh-CN"/>
-              </w:rPr>
-            </w:pPr>
-            <w:r>
-              <w:rPr>
-                <w:rFonts w:hint="eastAsia" w:ascii="Times New Roman" w:hAnsi="Times New Roman" w:eastAsia="微软雅黑" w:cs="黑体"/>
-                <w:b w:val="0"/>
-                <w:bCs/>
-                <w:sz w:val="21"/>
-                <w:lang w:eastAsia="zh-CN"/>
-              </w:rPr>
-              <w:t>{%tr endif %}</w:t>
             </w:r>
           </w:p>
         </w:tc>
@@ -3457,6 +3401,64 @@
             <w:insideV w:val="single" w:color="244061" w:sz="6" w:space="0"/>
           </w:tblBorders>
           <w:shd w:val="clear" w:color="auto" w:fill="auto"/>
+          <w:tblCellMar>
+            <w:top w:w="0" w:type="dxa"/>
+            <w:left w:w="0" w:type="dxa"/>
+            <w:bottom w:w="0" w:type="dxa"/>
+            <w:right w:w="0" w:type="dxa"/>
+          </w:tblCellMar>
+        </w:tblPrEx>
+        <w:trPr>
+          <w:trHeight w:val="397" w:hRule="atLeast"/>
+        </w:trPr>
+        <w:tc>
+          <w:tcPr>
+            <w:tcW w:w="9852" w:type="dxa"/>
+            <w:gridSpan w:val="3"/>
+            <w:tcBorders>
+              <w:tl2br w:val="nil"/>
+              <w:tr2bl w:val="nil"/>
+            </w:tcBorders>
+            <w:shd w:val="clear" w:color="auto" w:fill="auto"/>
+            <w:vAlign w:val="center"/>
+          </w:tcPr>
+          <w:p>
+            <w:pPr>
+              <w:pStyle w:val="33"/>
+              <w:spacing w:before="77"/>
+              <w:ind w:left="119" w:right="119"/>
+              <w:rPr>
+                <w:rFonts w:ascii="Times New Roman" w:hAnsi="Times New Roman" w:eastAsia="微软雅黑" w:cs="Times New Roman"/>
+                <w:b w:val="0"/>
+                <w:bCs/>
+                <w:sz w:val="21"/>
+                <w:szCs w:val="21"/>
+                <w:lang w:eastAsia="zh-CN"/>
+              </w:rPr>
+            </w:pPr>
+            <w:r>
+              <w:rPr>
+                <w:rFonts w:hint="eastAsia" w:ascii="Times New Roman" w:hAnsi="Times New Roman" w:eastAsia="微软雅黑" w:cs="黑体"/>
+                <w:b w:val="0"/>
+                <w:bCs/>
+                <w:sz w:val="21"/>
+                <w:lang w:eastAsia="zh-CN"/>
+              </w:rPr>
+              <w:t>{%tr endif %}</w:t>
+            </w:r>
+          </w:p>
+        </w:tc>
+      </w:tr>
+      <w:tr>
+        <w:tblPrEx>
+          <w:tblBorders>
+            <w:top w:val="single" w:color="244061" w:sz="18" w:space="0"/>
+            <w:left w:val="none" w:color="auto" w:sz="0" w:space="0"/>
+            <w:bottom w:val="single" w:color="244061" w:sz="6" w:space="0"/>
+            <w:right w:val="none" w:color="auto" w:sz="0" w:space="0"/>
+            <w:insideH w:val="single" w:color="244061" w:sz="6" w:space="0"/>
+            <w:insideV w:val="single" w:color="244061" w:sz="6" w:space="0"/>
+          </w:tblBorders>
           <w:tblCellMar>
             <w:top w:w="0" w:type="dxa"/>
             <w:left w:w="0" w:type="dxa"/>
@@ -3699,6 +3701,12 @@
             <w:insideH w:val="none" w:color="auto" w:sz="0" w:space="0"/>
             <w:insideV w:val="none" w:color="auto" w:sz="0" w:space="0"/>
           </w:tblBorders>
+          <w:tblCellMar>
+            <w:top w:w="0" w:type="dxa"/>
+            <w:left w:w="108" w:type="dxa"/>
+            <w:bottom w:w="0" w:type="dxa"/>
+            <w:right w:w="108" w:type="dxa"/>
+          </w:tblCellMar>
         </w:tblPrEx>
         <w:trPr>
           <w:jc w:val="center"/>
@@ -3722,11 +3730,11 @@
               </w:rPr>
             </w:pPr>
             <w:bookmarkStart w:id="4" w:name="_Toc2781"/>
-            <w:bookmarkStart w:id="5" w:name="_Toc20136_WPSOffice_Level1"/>
-            <w:bookmarkStart w:id="6" w:name="_Toc2819"/>
-            <w:bookmarkStart w:id="7" w:name="_Toc499"/>
-            <w:bookmarkStart w:id="8" w:name="_Toc19898_WPSOffice_Level1"/>
-            <w:bookmarkStart w:id="9" w:name="_Toc22132"/>
+            <w:bookmarkStart w:id="5" w:name="_Toc2819"/>
+            <w:bookmarkStart w:id="6" w:name="_Toc499"/>
+            <w:bookmarkStart w:id="7" w:name="_Toc19898_WPSOffice_Level1"/>
+            <w:bookmarkStart w:id="8" w:name="_Toc22132"/>
+            <w:bookmarkStart w:id="9" w:name="_Toc20136_WPSOffice_Level1"/>
             <w:r>
               <w:rPr>
                 <w:rFonts w:hint="eastAsia" w:ascii="微软雅黑" w:hAnsi="微软雅黑" w:eastAsia="微软雅黑" w:cs="微软雅黑"/>
@@ -3894,11 +3902,11 @@
           <w:lang w:val="en-US" w:eastAsia="zh-CN"/>
         </w:rPr>
       </w:pPr>
-      <w:bookmarkStart w:id="10" w:name="_Toc18062_WPSOffice_Level2"/>
-      <w:bookmarkStart w:id="11" w:name="_Toc10877"/>
-      <w:bookmarkStart w:id="12" w:name="_Toc11015_WPSOffice_Level2"/>
-      <w:bookmarkStart w:id="13" w:name="_Toc23375"/>
-      <w:bookmarkStart w:id="14" w:name="_Toc9088"/>
+      <w:bookmarkStart w:id="10" w:name="_Toc10877"/>
+      <w:bookmarkStart w:id="11" w:name="_Toc11015_WPSOffice_Level2"/>
+      <w:bookmarkStart w:id="12" w:name="_Toc23375"/>
+      <w:bookmarkStart w:id="13" w:name="_Toc9088"/>
+      <w:bookmarkStart w:id="14" w:name="_Toc18062_WPSOffice_Level2"/>
       <w:bookmarkStart w:id="15" w:name="_Toc3049"/>
       <w:r>
         <w:rPr>
@@ -3998,12 +4006,6 @@
             <w:insideH w:val="dashed" w:color="244061" w:sz="4" w:space="0"/>
             <w:insideV w:val="dashed" w:color="244061" w:sz="4" w:space="0"/>
           </w:tblBorders>
-          <w:tblCellMar>
-            <w:top w:w="0" w:type="dxa"/>
-            <w:left w:w="0" w:type="dxa"/>
-            <w:bottom w:w="0" w:type="dxa"/>
-            <w:right w:w="0" w:type="dxa"/>
-          </w:tblCellMar>
         </w:tblPrEx>
         <w:trPr>
           <w:trHeight w:val="510" w:hRule="atLeast"/>
@@ -4575,7 +4577,27 @@
                 <w:szCs w:val="21"/>
                 <w:lang w:eastAsia="zh-CN"/>
               </w:rPr>
-              <w:t>{{ tip.ExonicFunc }}</w:t>
+              <w:t>{{ tip.ExonicFunc</w:t>
+            </w:r>
+            <w:r>
+              <w:rPr>
+                <w:rFonts w:hint="eastAsia" w:ascii="Times New Roman" w:hAnsi="Times New Roman" w:eastAsia="微软雅黑" w:cs="Times New Roman"/>
+                <w:sz w:val="21"/>
+                <w:szCs w:val="21"/>
+                <w:lang w:val="en-US" w:eastAsia="zh-CN"/>
+              </w:rPr>
+              <w:t>3</w:t>
+            </w:r>
+            <w:bookmarkStart w:id="52" w:name="_GoBack"/>
+            <w:bookmarkEnd w:id="52"/>
+            <w:r>
+              <w:rPr>
+                <w:rFonts w:hint="eastAsia" w:ascii="Times New Roman" w:hAnsi="Times New Roman" w:eastAsia="微软雅黑" w:cs="Times New Roman"/>
+                <w:sz w:val="21"/>
+                <w:szCs w:val="21"/>
+                <w:lang w:eastAsia="zh-CN"/>
+              </w:rPr>
+              <w:t xml:space="preserve"> }}</w:t>
             </w:r>
           </w:p>
         </w:tc>
@@ -6067,12 +6089,6 @@
             <w:insideH w:val="dashed" w:color="244061" w:sz="4" w:space="0"/>
             <w:insideV w:val="dashed" w:color="244061" w:sz="4" w:space="0"/>
           </w:tblBorders>
-          <w:tblCellMar>
-            <w:top w:w="0" w:type="dxa"/>
-            <w:left w:w="0" w:type="dxa"/>
-            <w:bottom w:w="0" w:type="dxa"/>
-            <w:right w:w="0" w:type="dxa"/>
-          </w:tblCellMar>
         </w:tblPrEx>
         <w:trPr>
           <w:trHeight w:val="790" w:hRule="atLeast"/>
@@ -8344,11 +8360,11 @@
           <w:lang w:val="en-US" w:eastAsia="zh-CN"/>
         </w:rPr>
       </w:pPr>
-      <w:bookmarkStart w:id="16" w:name="_Toc20320"/>
-      <w:bookmarkStart w:id="17" w:name="_Toc7551_WPSOffice_Level2"/>
+      <w:bookmarkStart w:id="16" w:name="_Toc4339"/>
+      <w:bookmarkStart w:id="17" w:name="_Toc20320"/>
       <w:bookmarkStart w:id="18" w:name="_Toc22552"/>
-      <w:bookmarkStart w:id="19" w:name="_Toc25737"/>
-      <w:bookmarkStart w:id="20" w:name="_Toc4339"/>
+      <w:bookmarkStart w:id="19" w:name="_Toc7551_WPSOffice_Level2"/>
+      <w:bookmarkStart w:id="20" w:name="_Toc25737"/>
       <w:bookmarkStart w:id="21" w:name="_Toc6221_WPSOffice_Level2"/>
       <w:r>
         <w:rPr>
@@ -9015,9 +9031,9 @@
           <w:lang w:val="en-US" w:eastAsia="zh-CN"/>
         </w:rPr>
       </w:pPr>
-      <w:bookmarkStart w:id="22" w:name="_Toc10223"/>
-      <w:bookmarkStart w:id="23" w:name="_Toc9387"/>
-      <w:bookmarkStart w:id="24" w:name="_Toc106719764"/>
+      <w:bookmarkStart w:id="22" w:name="_Toc9387"/>
+      <w:bookmarkStart w:id="23" w:name="_Toc106719764"/>
+      <w:bookmarkStart w:id="24" w:name="_Toc10223"/>
       <w:bookmarkStart w:id="25" w:name="_Toc20034"/>
       <w:r>
         <w:rPr>
@@ -9541,6 +9557,7 @@
             <w:insideH w:val="dashed" w:color="244061" w:sz="4" w:space="0"/>
             <w:insideV w:val="dashed" w:color="244061" w:sz="4" w:space="0"/>
           </w:tblBorders>
+          <w:shd w:val="clear" w:color="auto" w:fill="auto"/>
           <w:tblCellMar>
             <w:top w:w="0" w:type="dxa"/>
             <w:left w:w="108" w:type="dxa"/>
@@ -9962,7 +9979,6 @@
             <w:insideH w:val="dashed" w:color="244061" w:sz="4" w:space="0"/>
             <w:insideV w:val="dashed" w:color="244061" w:sz="4" w:space="0"/>
           </w:tblBorders>
-          <w:shd w:val="clear" w:color="auto" w:fill="auto"/>
           <w:tblCellMar>
             <w:top w:w="0" w:type="dxa"/>
             <w:left w:w="108" w:type="dxa"/>
@@ -12172,8 +12188,8 @@
           <w:lang w:val="en-US" w:eastAsia="zh-CN"/>
         </w:rPr>
       </w:pPr>
-      <w:bookmarkStart w:id="26" w:name="_Toc25428"/>
-      <w:bookmarkStart w:id="27" w:name="_Toc534637498"/>
+      <w:bookmarkStart w:id="26" w:name="_Toc534637498"/>
+      <w:bookmarkStart w:id="27" w:name="_Toc25428"/>
       <w:bookmarkStart w:id="28" w:name="_Toc527112385"/>
       <w:bookmarkStart w:id="29" w:name="_Toc526855037"/>
       <w:r>
@@ -12232,9 +12248,9 @@
         </w:rPr>
       </w:pPr>
       <w:bookmarkStart w:id="30" w:name="_Toc22255"/>
-      <w:bookmarkStart w:id="31" w:name="_Toc32443_WPSOffice_Level2"/>
-      <w:bookmarkStart w:id="32" w:name="_Toc23606"/>
-      <w:bookmarkStart w:id="33" w:name="_Toc6468"/>
+      <w:bookmarkStart w:id="31" w:name="_Toc6468"/>
+      <w:bookmarkStart w:id="32" w:name="_Toc32443_WPSOffice_Level2"/>
+      <w:bookmarkStart w:id="33" w:name="_Toc23606"/>
       <w:bookmarkStart w:id="34" w:name="_Toc4331_WPSOffice_Level2"/>
       <w:r>
         <w:rPr>
@@ -12273,9 +12289,9 @@
           <w:lang w:val="en-US" w:eastAsia="zh-CN"/>
         </w:rPr>
       </w:pPr>
-      <w:bookmarkStart w:id="35" w:name="_Toc9080"/>
-      <w:bookmarkStart w:id="36" w:name="_Toc9494"/>
-      <w:bookmarkStart w:id="37" w:name="_Toc11393"/>
+      <w:bookmarkStart w:id="35" w:name="_Toc9494"/>
+      <w:bookmarkStart w:id="36" w:name="_Toc11393"/>
+      <w:bookmarkStart w:id="37" w:name="_Toc9080"/>
       <w:r>
         <w:rPr>
           <w:rFonts w:hint="eastAsia" w:ascii="Times New Roman" w:hAnsi="Times New Roman" w:eastAsia="微软雅黑" w:cs="Times New Roman"/>
@@ -12395,8 +12411,8 @@
           </w14:textFill>
         </w:rPr>
       </w:pPr>
-      <w:bookmarkStart w:id="38" w:name="_Toc6931_WPSOffice_Level3"/>
-      <w:bookmarkStart w:id="39" w:name="_Toc15289_WPSOffice_Level3"/>
+      <w:bookmarkStart w:id="38" w:name="_Toc15289_WPSOffice_Level3"/>
+      <w:bookmarkStart w:id="39" w:name="_Toc6931_WPSOffice_Level3"/>
       <w:bookmarkStart w:id="40" w:name="_Toc18091_WPSOffice_Level3"/>
       <w:r>
         <w:rPr>
@@ -12451,6 +12467,12 @@
             <w:insideH w:val="dotted" w:color="45A3A7" w:sz="4" w:space="0"/>
             <w:insideV w:val="dotted" w:color="45A3A7" w:sz="4" w:space="0"/>
           </w:tblBorders>
+          <w:tblCellMar>
+            <w:top w:w="0" w:type="dxa"/>
+            <w:left w:w="108" w:type="dxa"/>
+            <w:bottom w:w="0" w:type="dxa"/>
+            <w:right w:w="108" w:type="dxa"/>
+          </w:tblCellMar>
         </w:tblPrEx>
         <w:trPr>
           <w:trHeight w:val="417" w:hRule="atLeast"/>
@@ -16078,8 +16100,6 @@
         </w:rPr>
         <w:t>1</w:t>
       </w:r>
-      <w:bookmarkStart w:id="52" w:name="_GoBack"/>
-      <w:bookmarkEnd w:id="52"/>
       <w:r>
         <w:rPr>
           <w:rFonts w:hint="eastAsia" w:ascii="Times New Roman" w:hAnsi="Times New Roman" w:eastAsia="微软雅黑" w:cs="Times New Roman"/>
@@ -20859,6 +20879,7 @@
             <w:insideH w:val="dashed" w:color="244061" w:sz="4" w:space="0"/>
             <w:insideV w:val="dashed" w:color="244061" w:sz="4" w:space="0"/>
           </w:tblBorders>
+          <w:shd w:val="clear" w:color="auto" w:fill="auto"/>
           <w:tblCellMar>
             <w:top w:w="0" w:type="dxa"/>
             <w:left w:w="108" w:type="dxa"/>
@@ -23544,8 +23565,8 @@
           <w:lang w:val="en-US" w:eastAsia="zh-CN"/>
         </w:rPr>
       </w:pPr>
-      <w:bookmarkStart w:id="42" w:name="_Toc526855038"/>
-      <w:bookmarkStart w:id="43" w:name="_Toc534637499"/>
+      <w:bookmarkStart w:id="42" w:name="_Toc534637499"/>
+      <w:bookmarkStart w:id="43" w:name="_Toc526855038"/>
       <w:bookmarkStart w:id="44" w:name="_Toc527112386"/>
       <w:r>
         <w:rPr>
